--- a/ZÁRÓDOLGOZAT.docx
+++ b/ZÁRÓDOLGOZAT.docx
@@ -776,7 +776,7 @@
           <w:r>
             <w:fldChar w:fldCharType="separate"/>
           </w:r>
-          <w:hyperlink w:anchor="_Toc222758465" w:history="1">
+          <w:hyperlink w:anchor="_Toc222773954" w:history="1">
             <w:r>
               <w:rPr>
                 <w:rStyle w:val="Hiperhivatkozs"/>
@@ -804,7 +804,7 @@
                 <w:noProof/>
                 <w:webHidden/>
               </w:rPr>
-              <w:instrText xml:space="preserve"> PAGEREF _Toc222758465 \h </w:instrText>
+              <w:instrText xml:space="preserve"> PAGEREF _Toc222773954 \h </w:instrText>
             </w:r>
             <w:r>
               <w:rPr>
@@ -824,7 +824,7 @@
                 <w:noProof/>
                 <w:webHidden/>
               </w:rPr>
-              <w:t>4</w:t>
+              <w:t>5</w:t>
             </w:r>
             <w:r>
               <w:rPr>
@@ -847,7 +847,7 @@
               <w:lang w:val="hu-HU" w:eastAsia="hu-HU"/>
             </w:rPr>
           </w:pPr>
-          <w:hyperlink w:anchor="_Toc222758466" w:history="1">
+          <w:hyperlink w:anchor="_Toc222773955" w:history="1">
             <w:r>
               <w:rPr>
                 <w:rStyle w:val="Hiperhivatkozs"/>
@@ -875,7 +875,7 @@
                 <w:noProof/>
                 <w:webHidden/>
               </w:rPr>
-              <w:instrText xml:space="preserve"> PAGEREF _Toc222758466 \h </w:instrText>
+              <w:instrText xml:space="preserve"> PAGEREF _Toc222773955 \h </w:instrText>
             </w:r>
             <w:r>
               <w:rPr>
@@ -895,7 +895,7 @@
                 <w:noProof/>
                 <w:webHidden/>
               </w:rPr>
-              <w:t>5</w:t>
+              <w:t>6</w:t>
             </w:r>
             <w:r>
               <w:rPr>
@@ -918,14 +918,289 @@
               <w:lang w:val="hu-HU" w:eastAsia="hu-HU"/>
             </w:rPr>
           </w:pPr>
-          <w:hyperlink w:anchor="_Toc222758467" w:history="1">
+          <w:hyperlink w:anchor="_Toc222773956" w:history="1">
             <w:r>
               <w:rPr>
                 <w:rStyle w:val="Hiperhivatkozs"/>
                 <w:noProof/>
+              </w:rPr>
+              <w:t>Frontend</w:t>
+            </w:r>
+            <w:r>
+              <w:rPr>
+                <w:noProof/>
+                <w:webHidden/>
+              </w:rPr>
+              <w:tab/>
+            </w:r>
+            <w:r>
+              <w:rPr>
+                <w:noProof/>
+                <w:webHidden/>
+              </w:rPr>
+              <w:fldChar w:fldCharType="begin"/>
+            </w:r>
+            <w:r>
+              <w:rPr>
+                <w:noProof/>
+                <w:webHidden/>
+              </w:rPr>
+              <w:instrText xml:space="preserve"> PAGEREF _Toc222773956 \h </w:instrText>
+            </w:r>
+            <w:r>
+              <w:rPr>
+                <w:noProof/>
+                <w:webHidden/>
+              </w:rPr>
+            </w:r>
+            <w:r>
+              <w:rPr>
+                <w:noProof/>
+                <w:webHidden/>
+              </w:rPr>
+              <w:fldChar w:fldCharType="separate"/>
+            </w:r>
+            <w:r>
+              <w:rPr>
+                <w:noProof/>
+                <w:webHidden/>
+              </w:rPr>
+              <w:t>6</w:t>
+            </w:r>
+            <w:r>
+              <w:rPr>
+                <w:noProof/>
+                <w:webHidden/>
+              </w:rPr>
+              <w:fldChar w:fldCharType="end"/>
+            </w:r>
+          </w:hyperlink>
+        </w:p>
+        <w:p>
+          <w:pPr>
+            <w:pStyle w:val="TJ3"/>
+            <w:tabs>
+              <w:tab w:val="right" w:leader="dot" w:pos="9062"/>
+            </w:tabs>
+            <w:rPr>
+              <w:noProof/>
+            </w:rPr>
+          </w:pPr>
+          <w:hyperlink w:anchor="_Toc222773957" w:history="1">
+            <w:r>
+              <w:rPr>
+                <w:rStyle w:val="Hiperhivatkozs"/>
+                <w:noProof/>
+                <w:lang w:val="hu"/>
+              </w:rPr>
+              <w:t>HTML (HyperText Markup Language)</w:t>
+            </w:r>
+            <w:r>
+              <w:rPr>
+                <w:noProof/>
+                <w:webHidden/>
+              </w:rPr>
+              <w:tab/>
+            </w:r>
+            <w:r>
+              <w:rPr>
+                <w:noProof/>
+                <w:webHidden/>
+              </w:rPr>
+              <w:fldChar w:fldCharType="begin"/>
+            </w:r>
+            <w:r>
+              <w:rPr>
+                <w:noProof/>
+                <w:webHidden/>
+              </w:rPr>
+              <w:instrText xml:space="preserve"> PAGEREF _Toc222773957 \h </w:instrText>
+            </w:r>
+            <w:r>
+              <w:rPr>
+                <w:noProof/>
+                <w:webHidden/>
+              </w:rPr>
+            </w:r>
+            <w:r>
+              <w:rPr>
+                <w:noProof/>
+                <w:webHidden/>
+              </w:rPr>
+              <w:fldChar w:fldCharType="separate"/>
+            </w:r>
+            <w:r>
+              <w:rPr>
+                <w:noProof/>
+                <w:webHidden/>
+              </w:rPr>
+              <w:t>6</w:t>
+            </w:r>
+            <w:r>
+              <w:rPr>
+                <w:noProof/>
+                <w:webHidden/>
+              </w:rPr>
+              <w:fldChar w:fldCharType="end"/>
+            </w:r>
+          </w:hyperlink>
+        </w:p>
+        <w:p>
+          <w:pPr>
+            <w:pStyle w:val="TJ3"/>
+            <w:tabs>
+              <w:tab w:val="right" w:leader="dot" w:pos="9062"/>
+            </w:tabs>
+            <w:rPr>
+              <w:noProof/>
+            </w:rPr>
+          </w:pPr>
+          <w:hyperlink w:anchor="_Toc222773958" w:history="1">
+            <w:r>
+              <w:rPr>
+                <w:rStyle w:val="Hiperhivatkozs"/>
+                <w:noProof/>
+                <w:lang w:val="hu"/>
+              </w:rPr>
+              <w:t>CSS (Cascading Style Sheets)</w:t>
+            </w:r>
+            <w:r>
+              <w:rPr>
+                <w:noProof/>
+                <w:webHidden/>
+              </w:rPr>
+              <w:tab/>
+            </w:r>
+            <w:r>
+              <w:rPr>
+                <w:noProof/>
+                <w:webHidden/>
+              </w:rPr>
+              <w:fldChar w:fldCharType="begin"/>
+            </w:r>
+            <w:r>
+              <w:rPr>
+                <w:noProof/>
+                <w:webHidden/>
+              </w:rPr>
+              <w:instrText xml:space="preserve"> PAGEREF _Toc222773958 \h </w:instrText>
+            </w:r>
+            <w:r>
+              <w:rPr>
+                <w:noProof/>
+                <w:webHidden/>
+              </w:rPr>
+            </w:r>
+            <w:r>
+              <w:rPr>
+                <w:noProof/>
+                <w:webHidden/>
+              </w:rPr>
+              <w:fldChar w:fldCharType="separate"/>
+            </w:r>
+            <w:r>
+              <w:rPr>
+                <w:noProof/>
+                <w:webHidden/>
+              </w:rPr>
+              <w:t>6</w:t>
+            </w:r>
+            <w:r>
+              <w:rPr>
+                <w:noProof/>
+                <w:webHidden/>
+              </w:rPr>
+              <w:fldChar w:fldCharType="end"/>
+            </w:r>
+          </w:hyperlink>
+        </w:p>
+        <w:p>
+          <w:pPr>
+            <w:pStyle w:val="TJ3"/>
+            <w:tabs>
+              <w:tab w:val="right" w:leader="dot" w:pos="9062"/>
+            </w:tabs>
+            <w:rPr>
+              <w:noProof/>
+            </w:rPr>
+          </w:pPr>
+          <w:hyperlink w:anchor="_Toc222773959" w:history="1">
+            <w:r>
+              <w:rPr>
+                <w:rStyle w:val="Hiperhivatkozs"/>
+                <w:noProof/>
+                <w:lang w:val="hu"/>
+              </w:rPr>
+              <w:t>JavaScript</w:t>
+            </w:r>
+            <w:r>
+              <w:rPr>
+                <w:noProof/>
+                <w:webHidden/>
+              </w:rPr>
+              <w:tab/>
+            </w:r>
+            <w:r>
+              <w:rPr>
+                <w:noProof/>
+                <w:webHidden/>
+              </w:rPr>
+              <w:fldChar w:fldCharType="begin"/>
+            </w:r>
+            <w:r>
+              <w:rPr>
+                <w:noProof/>
+                <w:webHidden/>
+              </w:rPr>
+              <w:instrText xml:space="preserve"> PAGEREF _Toc222773959 \h </w:instrText>
+            </w:r>
+            <w:r>
+              <w:rPr>
+                <w:noProof/>
+                <w:webHidden/>
+              </w:rPr>
+            </w:r>
+            <w:r>
+              <w:rPr>
+                <w:noProof/>
+                <w:webHidden/>
+              </w:rPr>
+              <w:fldChar w:fldCharType="separate"/>
+            </w:r>
+            <w:r>
+              <w:rPr>
+                <w:noProof/>
+                <w:webHidden/>
+              </w:rPr>
+              <w:t>6</w:t>
+            </w:r>
+            <w:r>
+              <w:rPr>
+                <w:noProof/>
+                <w:webHidden/>
+              </w:rPr>
+              <w:fldChar w:fldCharType="end"/>
+            </w:r>
+          </w:hyperlink>
+        </w:p>
+        <w:p>
+          <w:pPr>
+            <w:pStyle w:val="TJ3"/>
+            <w:tabs>
+              <w:tab w:val="right" w:leader="dot" w:pos="9062"/>
+            </w:tabs>
+            <w:rPr>
+              <w:noProof/>
+            </w:rPr>
+          </w:pPr>
+          <w:hyperlink w:anchor="_Toc222773960" w:history="1">
+            <w:r>
+              <w:rPr>
+                <w:rStyle w:val="Hiperhivatkozs"/>
+                <w:noProof/>
                 <w:lang w:val="hu-HU"/>
               </w:rPr>
-              <w:t>MySQL adatbázis(Database)</w:t>
+              <w:t>Vue.js</w:t>
             </w:r>
             <w:r>
               <w:rPr>
@@ -946,7 +1221,7 @@
                 <w:noProof/>
                 <w:webHidden/>
               </w:rPr>
-              <w:instrText xml:space="preserve"> PAGEREF _Toc222758467 \h </w:instrText>
+              <w:instrText xml:space="preserve"> PAGEREF _Toc222773960 \h </w:instrText>
             </w:r>
             <w:r>
               <w:rPr>
@@ -966,7 +1241,145 @@
                 <w:noProof/>
                 <w:webHidden/>
               </w:rPr>
-              <w:t>5</w:t>
+              <w:t>6</w:t>
+            </w:r>
+            <w:r>
+              <w:rPr>
+                <w:noProof/>
+                <w:webHidden/>
+              </w:rPr>
+              <w:fldChar w:fldCharType="end"/>
+            </w:r>
+          </w:hyperlink>
+        </w:p>
+        <w:p>
+          <w:pPr>
+            <w:pStyle w:val="TJ3"/>
+            <w:tabs>
+              <w:tab w:val="right" w:leader="dot" w:pos="9062"/>
+            </w:tabs>
+            <w:rPr>
+              <w:noProof/>
+            </w:rPr>
+          </w:pPr>
+          <w:hyperlink w:anchor="_Toc222773961" w:history="1">
+            <w:r>
+              <w:rPr>
+                <w:rStyle w:val="Hiperhivatkozs"/>
+                <w:noProof/>
+                <w:lang w:val="hu-HU"/>
+              </w:rPr>
+              <w:t>Tailwind CSS keretrendszer</w:t>
+            </w:r>
+            <w:r>
+              <w:rPr>
+                <w:noProof/>
+                <w:webHidden/>
+              </w:rPr>
+              <w:tab/>
+            </w:r>
+            <w:r>
+              <w:rPr>
+                <w:noProof/>
+                <w:webHidden/>
+              </w:rPr>
+              <w:fldChar w:fldCharType="begin"/>
+            </w:r>
+            <w:r>
+              <w:rPr>
+                <w:noProof/>
+                <w:webHidden/>
+              </w:rPr>
+              <w:instrText xml:space="preserve"> PAGEREF _Toc222773961 \h </w:instrText>
+            </w:r>
+            <w:r>
+              <w:rPr>
+                <w:noProof/>
+                <w:webHidden/>
+              </w:rPr>
+            </w:r>
+            <w:r>
+              <w:rPr>
+                <w:noProof/>
+                <w:webHidden/>
+              </w:rPr>
+              <w:fldChar w:fldCharType="separate"/>
+            </w:r>
+            <w:r>
+              <w:rPr>
+                <w:noProof/>
+                <w:webHidden/>
+              </w:rPr>
+              <w:t>7</w:t>
+            </w:r>
+            <w:r>
+              <w:rPr>
+                <w:noProof/>
+                <w:webHidden/>
+              </w:rPr>
+              <w:fldChar w:fldCharType="end"/>
+            </w:r>
+          </w:hyperlink>
+        </w:p>
+        <w:p>
+          <w:pPr>
+            <w:pStyle w:val="TJ3"/>
+            <w:tabs>
+              <w:tab w:val="right" w:leader="dot" w:pos="9062"/>
+            </w:tabs>
+            <w:rPr>
+              <w:noProof/>
+            </w:rPr>
+          </w:pPr>
+          <w:hyperlink w:anchor="_Toc222773962" w:history="1">
+            <w:r>
+              <w:rPr>
+                <w:rStyle w:val="Hiperhivatkozs"/>
+                <w:noProof/>
+                <w:lang w:val="hu-HU"/>
+              </w:rPr>
+              <w:t>Összefoglaló</w:t>
+            </w:r>
+            <w:r>
+              <w:rPr>
+                <w:noProof/>
+                <w:webHidden/>
+              </w:rPr>
+              <w:tab/>
+            </w:r>
+            <w:r>
+              <w:rPr>
+                <w:noProof/>
+                <w:webHidden/>
+              </w:rPr>
+              <w:fldChar w:fldCharType="begin"/>
+            </w:r>
+            <w:r>
+              <w:rPr>
+                <w:noProof/>
+                <w:webHidden/>
+              </w:rPr>
+              <w:instrText xml:space="preserve"> PAGEREF _Toc222773962 \h </w:instrText>
+            </w:r>
+            <w:r>
+              <w:rPr>
+                <w:noProof/>
+                <w:webHidden/>
+              </w:rPr>
+            </w:r>
+            <w:r>
+              <w:rPr>
+                <w:noProof/>
+                <w:webHidden/>
+              </w:rPr>
+              <w:fldChar w:fldCharType="separate"/>
+            </w:r>
+            <w:r>
+              <w:rPr>
+                <w:noProof/>
+                <w:webHidden/>
+              </w:rPr>
+              <w:t>7</w:t>
             </w:r>
             <w:r>
               <w:rPr>
@@ -989,13 +1402,426 @@
               <w:lang w:val="hu-HU" w:eastAsia="hu-HU"/>
             </w:rPr>
           </w:pPr>
-          <w:hyperlink w:anchor="_Toc222758468" w:history="1">
+          <w:hyperlink w:anchor="_Toc222773963" w:history="1">
             <w:r>
               <w:rPr>
                 <w:rStyle w:val="Hiperhivatkozs"/>
                 <w:noProof/>
                 <w:lang w:val="hu-HU"/>
               </w:rPr>
+              <w:t>Étlap oldal</w:t>
+            </w:r>
+            <w:r>
+              <w:rPr>
+                <w:noProof/>
+                <w:webHidden/>
+              </w:rPr>
+              <w:tab/>
+            </w:r>
+            <w:r>
+              <w:rPr>
+                <w:noProof/>
+                <w:webHidden/>
+              </w:rPr>
+              <w:fldChar w:fldCharType="begin"/>
+            </w:r>
+            <w:r>
+              <w:rPr>
+                <w:noProof/>
+                <w:webHidden/>
+              </w:rPr>
+              <w:instrText xml:space="preserve"> PAGEREF _Toc222773963 \h </w:instrText>
+            </w:r>
+            <w:r>
+              <w:rPr>
+                <w:noProof/>
+                <w:webHidden/>
+              </w:rPr>
+            </w:r>
+            <w:r>
+              <w:rPr>
+                <w:noProof/>
+                <w:webHidden/>
+              </w:rPr>
+              <w:fldChar w:fldCharType="separate"/>
+            </w:r>
+            <w:r>
+              <w:rPr>
+                <w:noProof/>
+                <w:webHidden/>
+              </w:rPr>
+              <w:t>8</w:t>
+            </w:r>
+            <w:r>
+              <w:rPr>
+                <w:noProof/>
+                <w:webHidden/>
+              </w:rPr>
+              <w:fldChar w:fldCharType="end"/>
+            </w:r>
+          </w:hyperlink>
+        </w:p>
+        <w:p>
+          <w:pPr>
+            <w:pStyle w:val="TJ3"/>
+            <w:tabs>
+              <w:tab w:val="right" w:leader="dot" w:pos="9062"/>
+            </w:tabs>
+            <w:rPr>
+              <w:noProof/>
+            </w:rPr>
+          </w:pPr>
+          <w:hyperlink w:anchor="_Toc222773964" w:history="1">
+            <w:r>
+              <w:rPr>
+                <w:rStyle w:val="Hiperhivatkozs"/>
+                <w:noProof/>
+              </w:rPr>
+              <w:t>A Kosár (Cart) működése</w:t>
+            </w:r>
+            <w:r>
+              <w:rPr>
+                <w:noProof/>
+                <w:webHidden/>
+              </w:rPr>
+              <w:tab/>
+            </w:r>
+            <w:r>
+              <w:rPr>
+                <w:noProof/>
+                <w:webHidden/>
+              </w:rPr>
+              <w:fldChar w:fldCharType="begin"/>
+            </w:r>
+            <w:r>
+              <w:rPr>
+                <w:noProof/>
+                <w:webHidden/>
+              </w:rPr>
+              <w:instrText xml:space="preserve"> PAGEREF _Toc222773964 \h </w:instrText>
+            </w:r>
+            <w:r>
+              <w:rPr>
+                <w:noProof/>
+                <w:webHidden/>
+              </w:rPr>
+            </w:r>
+            <w:r>
+              <w:rPr>
+                <w:noProof/>
+                <w:webHidden/>
+              </w:rPr>
+              <w:fldChar w:fldCharType="separate"/>
+            </w:r>
+            <w:r>
+              <w:rPr>
+                <w:noProof/>
+                <w:webHidden/>
+              </w:rPr>
+              <w:t>9</w:t>
+            </w:r>
+            <w:r>
+              <w:rPr>
+                <w:noProof/>
+                <w:webHidden/>
+              </w:rPr>
+              <w:fldChar w:fldCharType="end"/>
+            </w:r>
+          </w:hyperlink>
+        </w:p>
+        <w:p>
+          <w:pPr>
+            <w:pStyle w:val="TJ3"/>
+            <w:tabs>
+              <w:tab w:val="right" w:leader="dot" w:pos="9062"/>
+            </w:tabs>
+            <w:rPr>
+              <w:noProof/>
+            </w:rPr>
+          </w:pPr>
+          <w:hyperlink w:anchor="_Toc222773965" w:history="1">
+            <w:r>
+              <w:rPr>
+                <w:rStyle w:val="Hiperhivatkozs"/>
+                <w:noProof/>
+                <w:lang w:val="hu-HU"/>
+              </w:rPr>
+              <w:t>JWT (JSON Web Token) Hitelesítés – Fejlesztői Dokumentáció</w:t>
+            </w:r>
+            <w:r>
+              <w:rPr>
+                <w:noProof/>
+                <w:webHidden/>
+              </w:rPr>
+              <w:tab/>
+            </w:r>
+            <w:r>
+              <w:rPr>
+                <w:noProof/>
+                <w:webHidden/>
+              </w:rPr>
+              <w:fldChar w:fldCharType="begin"/>
+            </w:r>
+            <w:r>
+              <w:rPr>
+                <w:noProof/>
+                <w:webHidden/>
+              </w:rPr>
+              <w:instrText xml:space="preserve"> PAGEREF _Toc222773965 \h </w:instrText>
+            </w:r>
+            <w:r>
+              <w:rPr>
+                <w:noProof/>
+                <w:webHidden/>
+              </w:rPr>
+            </w:r>
+            <w:r>
+              <w:rPr>
+                <w:noProof/>
+                <w:webHidden/>
+              </w:rPr>
+              <w:fldChar w:fldCharType="separate"/>
+            </w:r>
+            <w:r>
+              <w:rPr>
+                <w:noProof/>
+                <w:webHidden/>
+              </w:rPr>
+              <w:t>11</w:t>
+            </w:r>
+            <w:r>
+              <w:rPr>
+                <w:noProof/>
+                <w:webHidden/>
+              </w:rPr>
+              <w:fldChar w:fldCharType="end"/>
+            </w:r>
+          </w:hyperlink>
+        </w:p>
+        <w:p>
+          <w:pPr>
+            <w:pStyle w:val="TJ3"/>
+            <w:tabs>
+              <w:tab w:val="right" w:leader="dot" w:pos="9062"/>
+            </w:tabs>
+            <w:rPr>
+              <w:noProof/>
+            </w:rPr>
+          </w:pPr>
+          <w:hyperlink w:anchor="_Toc222773966" w:history="1">
+            <w:r>
+              <w:rPr>
+                <w:rStyle w:val="Hiperhivatkozs"/>
+                <w:noProof/>
+                <w:lang w:val="hu-HU"/>
+              </w:rPr>
+              <w:t>2. Miért jó ez nekünk? (A JWT előnyei)</w:t>
+            </w:r>
+            <w:r>
+              <w:rPr>
+                <w:noProof/>
+                <w:webHidden/>
+              </w:rPr>
+              <w:tab/>
+            </w:r>
+            <w:r>
+              <w:rPr>
+                <w:noProof/>
+                <w:webHidden/>
+              </w:rPr>
+              <w:fldChar w:fldCharType="begin"/>
+            </w:r>
+            <w:r>
+              <w:rPr>
+                <w:noProof/>
+                <w:webHidden/>
+              </w:rPr>
+              <w:instrText xml:space="preserve"> PAGEREF _Toc222773966 \h </w:instrText>
+            </w:r>
+            <w:r>
+              <w:rPr>
+                <w:noProof/>
+                <w:webHidden/>
+              </w:rPr>
+            </w:r>
+            <w:r>
+              <w:rPr>
+                <w:noProof/>
+                <w:webHidden/>
+              </w:rPr>
+              <w:fldChar w:fldCharType="separate"/>
+            </w:r>
+            <w:r>
+              <w:rPr>
+                <w:noProof/>
+                <w:webHidden/>
+              </w:rPr>
+              <w:t>13</w:t>
+            </w:r>
+            <w:r>
+              <w:rPr>
+                <w:noProof/>
+                <w:webHidden/>
+              </w:rPr>
+              <w:fldChar w:fldCharType="end"/>
+            </w:r>
+          </w:hyperlink>
+        </w:p>
+        <w:p>
+          <w:pPr>
+            <w:pStyle w:val="TJ3"/>
+            <w:tabs>
+              <w:tab w:val="right" w:leader="dot" w:pos="9062"/>
+            </w:tabs>
+            <w:rPr>
+              <w:noProof/>
+            </w:rPr>
+          </w:pPr>
+          <w:hyperlink w:anchor="_Toc222773967" w:history="1">
+            <w:r>
+              <w:rPr>
+                <w:rStyle w:val="Hiperhivatkozs"/>
+                <w:noProof/>
+                <w:lang w:val="hu-HU"/>
+              </w:rPr>
+              <w:t>3. Miért volt rosszabb az, amit ezelőtt használtunk?</w:t>
+            </w:r>
+            <w:r>
+              <w:rPr>
+                <w:noProof/>
+                <w:webHidden/>
+              </w:rPr>
+              <w:tab/>
+            </w:r>
+            <w:r>
+              <w:rPr>
+                <w:noProof/>
+                <w:webHidden/>
+              </w:rPr>
+              <w:fldChar w:fldCharType="begin"/>
+            </w:r>
+            <w:r>
+              <w:rPr>
+                <w:noProof/>
+                <w:webHidden/>
+              </w:rPr>
+              <w:instrText xml:space="preserve"> PAGEREF _Toc222773967 \h </w:instrText>
+            </w:r>
+            <w:r>
+              <w:rPr>
+                <w:noProof/>
+                <w:webHidden/>
+              </w:rPr>
+            </w:r>
+            <w:r>
+              <w:rPr>
+                <w:noProof/>
+                <w:webHidden/>
+              </w:rPr>
+              <w:fldChar w:fldCharType="separate"/>
+            </w:r>
+            <w:r>
+              <w:rPr>
+                <w:noProof/>
+                <w:webHidden/>
+              </w:rPr>
+              <w:t>14</w:t>
+            </w:r>
+            <w:r>
+              <w:rPr>
+                <w:noProof/>
+                <w:webHidden/>
+              </w:rPr>
+              <w:fldChar w:fldCharType="end"/>
+            </w:r>
+          </w:hyperlink>
+        </w:p>
+        <w:p>
+          <w:pPr>
+            <w:pStyle w:val="TJ3"/>
+            <w:tabs>
+              <w:tab w:val="right" w:leader="dot" w:pos="9062"/>
+            </w:tabs>
+            <w:rPr>
+              <w:noProof/>
+            </w:rPr>
+          </w:pPr>
+          <w:hyperlink w:anchor="_Toc222773968" w:history="1">
+            <w:r>
+              <w:rPr>
+                <w:rStyle w:val="Hiperhivatkozs"/>
+                <w:noProof/>
+                <w:lang w:val="hu-HU"/>
+              </w:rPr>
+              <w:t>MySQL adatbázis (Database)</w:t>
+            </w:r>
+            <w:r>
+              <w:rPr>
+                <w:noProof/>
+                <w:webHidden/>
+              </w:rPr>
+              <w:tab/>
+            </w:r>
+            <w:r>
+              <w:rPr>
+                <w:noProof/>
+                <w:webHidden/>
+              </w:rPr>
+              <w:fldChar w:fldCharType="begin"/>
+            </w:r>
+            <w:r>
+              <w:rPr>
+                <w:noProof/>
+                <w:webHidden/>
+              </w:rPr>
+              <w:instrText xml:space="preserve"> PAGEREF _Toc222773968 \h </w:instrText>
+            </w:r>
+            <w:r>
+              <w:rPr>
+                <w:noProof/>
+                <w:webHidden/>
+              </w:rPr>
+            </w:r>
+            <w:r>
+              <w:rPr>
+                <w:noProof/>
+                <w:webHidden/>
+              </w:rPr>
+              <w:fldChar w:fldCharType="separate"/>
+            </w:r>
+            <w:r>
+              <w:rPr>
+                <w:noProof/>
+                <w:webHidden/>
+              </w:rPr>
+              <w:t>15</w:t>
+            </w:r>
+            <w:r>
+              <w:rPr>
+                <w:noProof/>
+                <w:webHidden/>
+              </w:rPr>
+              <w:fldChar w:fldCharType="end"/>
+            </w:r>
+          </w:hyperlink>
+        </w:p>
+        <w:p>
+          <w:pPr>
+            <w:pStyle w:val="TJ3"/>
+            <w:tabs>
+              <w:tab w:val="right" w:leader="dot" w:pos="9062"/>
+            </w:tabs>
+            <w:rPr>
+              <w:noProof/>
+            </w:rPr>
+          </w:pPr>
+          <w:hyperlink w:anchor="_Toc222773969" w:history="1">
+            <w:r>
+              <w:rPr>
+                <w:rStyle w:val="Hiperhivatkozs"/>
+                <w:noProof/>
+                <w:lang w:val="hu-HU"/>
+              </w:rPr>
               <w:t>Mi az SQL? (Strukturált lekérdező nyelv)</w:t>
             </w:r>
             <w:r>
@@ -1017,7 +1843,7 @@
                 <w:noProof/>
                 <w:webHidden/>
               </w:rPr>
-              <w:instrText xml:space="preserve"> PAGEREF _Toc222758468 \h </w:instrText>
+              <w:instrText xml:space="preserve"> PAGEREF _Toc222773969 \h </w:instrText>
             </w:r>
             <w:r>
               <w:rPr>
@@ -1037,7 +1863,7 @@
                 <w:noProof/>
                 <w:webHidden/>
               </w:rPr>
-              <w:t>6</w:t>
+              <w:t>16</w:t>
             </w:r>
             <w:r>
               <w:rPr>
@@ -1060,7 +1886,7 @@
               <w:lang w:val="hu-HU" w:eastAsia="hu-HU"/>
             </w:rPr>
           </w:pPr>
-          <w:hyperlink w:anchor="_Toc222758469" w:history="1">
+          <w:hyperlink w:anchor="_Toc222773970" w:history="1">
             <w:r>
               <w:rPr>
                 <w:rStyle w:val="Hiperhivatkozs"/>
@@ -1087,7 +1913,7 @@
                 <w:noProof/>
                 <w:webHidden/>
               </w:rPr>
-              <w:instrText xml:space="preserve"> PAGEREF _Toc222758469 \h </w:instrText>
+              <w:instrText xml:space="preserve"> PAGEREF _Toc222773970 \h </w:instrText>
             </w:r>
             <w:r>
               <w:rPr>
@@ -1107,7 +1933,7 @@
                 <w:noProof/>
                 <w:webHidden/>
               </w:rPr>
-              <w:t>6</w:t>
+              <w:t>16</w:t>
             </w:r>
             <w:r>
               <w:rPr>
@@ -1130,7 +1956,7 @@
               <w:lang w:val="hu-HU" w:eastAsia="hu-HU"/>
             </w:rPr>
           </w:pPr>
-          <w:hyperlink w:anchor="_Toc222758470" w:history="1">
+          <w:hyperlink w:anchor="_Toc222773971" w:history="1">
             <w:r>
               <w:rPr>
                 <w:rStyle w:val="Hiperhivatkozs"/>
@@ -1157,7 +1983,7 @@
                 <w:noProof/>
                 <w:webHidden/>
               </w:rPr>
-              <w:instrText xml:space="preserve"> PAGEREF _Toc222758470 \h </w:instrText>
+              <w:instrText xml:space="preserve"> PAGEREF _Toc222773971 \h </w:instrText>
             </w:r>
             <w:r>
               <w:rPr>
@@ -1177,7 +2003,143 @@
                 <w:noProof/>
                 <w:webHidden/>
               </w:rPr>
-              <w:t>8</w:t>
+              <w:t>18</w:t>
+            </w:r>
+            <w:r>
+              <w:rPr>
+                <w:noProof/>
+                <w:webHidden/>
+              </w:rPr>
+              <w:fldChar w:fldCharType="end"/>
+            </w:r>
+          </w:hyperlink>
+        </w:p>
+        <w:p>
+          <w:pPr>
+            <w:pStyle w:val="TJ3"/>
+            <w:tabs>
+              <w:tab w:val="right" w:leader="dot" w:pos="9062"/>
+            </w:tabs>
+            <w:rPr>
+              <w:noProof/>
+            </w:rPr>
+          </w:pPr>
+          <w:hyperlink w:anchor="_Toc222773972" w:history="1">
+            <w:r>
+              <w:rPr>
+                <w:rStyle w:val="Hiperhivatkozs"/>
+                <w:noProof/>
+              </w:rPr>
+              <w:t>Web API, ASP.NET CORE</w:t>
+            </w:r>
+            <w:r>
+              <w:rPr>
+                <w:noProof/>
+                <w:webHidden/>
+              </w:rPr>
+              <w:tab/>
+            </w:r>
+            <w:r>
+              <w:rPr>
+                <w:noProof/>
+                <w:webHidden/>
+              </w:rPr>
+              <w:fldChar w:fldCharType="begin"/>
+            </w:r>
+            <w:r>
+              <w:rPr>
+                <w:noProof/>
+                <w:webHidden/>
+              </w:rPr>
+              <w:instrText xml:space="preserve"> PAGEREF _Toc222773972 \h </w:instrText>
+            </w:r>
+            <w:r>
+              <w:rPr>
+                <w:noProof/>
+                <w:webHidden/>
+              </w:rPr>
+            </w:r>
+            <w:r>
+              <w:rPr>
+                <w:noProof/>
+                <w:webHidden/>
+              </w:rPr>
+              <w:fldChar w:fldCharType="separate"/>
+            </w:r>
+            <w:r>
+              <w:rPr>
+                <w:noProof/>
+                <w:webHidden/>
+              </w:rPr>
+              <w:t>18</w:t>
+            </w:r>
+            <w:r>
+              <w:rPr>
+                <w:noProof/>
+                <w:webHidden/>
+              </w:rPr>
+              <w:fldChar w:fldCharType="end"/>
+            </w:r>
+          </w:hyperlink>
+        </w:p>
+        <w:p>
+          <w:pPr>
+            <w:pStyle w:val="TJ3"/>
+            <w:tabs>
+              <w:tab w:val="right" w:leader="dot" w:pos="9062"/>
+            </w:tabs>
+            <w:rPr>
+              <w:noProof/>
+            </w:rPr>
+          </w:pPr>
+          <w:hyperlink w:anchor="_Toc222773973" w:history="1">
+            <w:r>
+              <w:rPr>
+                <w:rStyle w:val="Hiperhivatkozs"/>
+                <w:noProof/>
+              </w:rPr>
+              <w:t>MySQL és Entity Framework Core (Database-First)</w:t>
+            </w:r>
+            <w:r>
+              <w:rPr>
+                <w:noProof/>
+                <w:webHidden/>
+              </w:rPr>
+              <w:tab/>
+            </w:r>
+            <w:r>
+              <w:rPr>
+                <w:noProof/>
+                <w:webHidden/>
+              </w:rPr>
+              <w:fldChar w:fldCharType="begin"/>
+            </w:r>
+            <w:r>
+              <w:rPr>
+                <w:noProof/>
+                <w:webHidden/>
+              </w:rPr>
+              <w:instrText xml:space="preserve"> PAGEREF _Toc222773973 \h </w:instrText>
+            </w:r>
+            <w:r>
+              <w:rPr>
+                <w:noProof/>
+                <w:webHidden/>
+              </w:rPr>
+            </w:r>
+            <w:r>
+              <w:rPr>
+                <w:noProof/>
+                <w:webHidden/>
+              </w:rPr>
+              <w:fldChar w:fldCharType="separate"/>
+            </w:r>
+            <w:r>
+              <w:rPr>
+                <w:noProof/>
+                <w:webHidden/>
+              </w:rPr>
+              <w:t>18</w:t>
             </w:r>
             <w:r>
               <w:rPr>
@@ -1200,13 +2162,13 @@
               <w:lang w:val="hu-HU" w:eastAsia="hu-HU"/>
             </w:rPr>
           </w:pPr>
-          <w:hyperlink w:anchor="_Toc222758471" w:history="1">
+          <w:hyperlink w:anchor="_Toc222773974" w:history="1">
             <w:r>
               <w:rPr>
                 <w:rStyle w:val="Hiperhivatkozs"/>
                 <w:noProof/>
               </w:rPr>
-              <w:t>Web API, ASP.NET CORE</w:t>
+              <w:t>A backend feladata</w:t>
             </w:r>
             <w:r>
               <w:rPr>
@@ -1227,7 +2189,7 @@
                 <w:noProof/>
                 <w:webHidden/>
               </w:rPr>
-              <w:instrText xml:space="preserve"> PAGEREF _Toc222758471 \h </w:instrText>
+              <w:instrText xml:space="preserve"> PAGEREF _Toc222773974 \h </w:instrText>
             </w:r>
             <w:r>
               <w:rPr>
@@ -1247,7 +2209,7 @@
                 <w:noProof/>
                 <w:webHidden/>
               </w:rPr>
-              <w:t>8</w:t>
+              <w:t>18</w:t>
             </w:r>
             <w:r>
               <w:rPr>
@@ -1270,13 +2232,14 @@
               <w:lang w:val="hu-HU" w:eastAsia="hu-HU"/>
             </w:rPr>
           </w:pPr>
-          <w:hyperlink w:anchor="_Toc222758472" w:history="1">
+          <w:hyperlink w:anchor="_Toc222773975" w:history="1">
             <w:r>
               <w:rPr>
                 <w:rStyle w:val="Hiperhivatkozs"/>
                 <w:noProof/>
-              </w:rPr>
-              <w:t>MySQL és Entity Framework Core (Database-First)</w:t>
+                <w:lang w:val="hu-HU"/>
+              </w:rPr>
+              <w:t>Trello</w:t>
             </w:r>
             <w:r>
               <w:rPr>
@@ -1297,7 +2260,7 @@
                 <w:noProof/>
                 <w:webHidden/>
               </w:rPr>
-              <w:instrText xml:space="preserve"> PAGEREF _Toc222758472 \h </w:instrText>
+              <w:instrText xml:space="preserve"> PAGEREF _Toc222773975 \h </w:instrText>
             </w:r>
             <w:r>
               <w:rPr>
@@ -1317,77 +2280,7 @@
                 <w:noProof/>
                 <w:webHidden/>
               </w:rPr>
-              <w:t>8</w:t>
-            </w:r>
-            <w:r>
-              <w:rPr>
-                <w:noProof/>
-                <w:webHidden/>
-              </w:rPr>
-              <w:fldChar w:fldCharType="end"/>
-            </w:r>
-          </w:hyperlink>
-        </w:p>
-        <w:p>
-          <w:pPr>
-            <w:pStyle w:val="TJ2"/>
-            <w:tabs>
-              <w:tab w:val="right" w:leader="dot" w:pos="9062"/>
-            </w:tabs>
-            <w:rPr>
-              <w:rFonts w:asciiTheme="minorHAnsi" w:eastAsiaTheme="minorEastAsia" w:hAnsiTheme="minorHAnsi" w:cstheme="minorBidi"/>
-              <w:noProof/>
-              <w:lang w:val="hu-HU" w:eastAsia="hu-HU"/>
-            </w:rPr>
-          </w:pPr>
-          <w:hyperlink w:anchor="_Toc222758473" w:history="1">
-            <w:r>
-              <w:rPr>
-                <w:rStyle w:val="Hiperhivatkozs"/>
-                <w:noProof/>
-              </w:rPr>
-              <w:t>A backednd feladata</w:t>
-            </w:r>
-            <w:r>
-              <w:rPr>
-                <w:noProof/>
-                <w:webHidden/>
-              </w:rPr>
-              <w:tab/>
-            </w:r>
-            <w:r>
-              <w:rPr>
-                <w:noProof/>
-                <w:webHidden/>
-              </w:rPr>
-              <w:fldChar w:fldCharType="begin"/>
-            </w:r>
-            <w:r>
-              <w:rPr>
-                <w:noProof/>
-                <w:webHidden/>
-              </w:rPr>
-              <w:instrText xml:space="preserve"> PAGEREF _Toc222758473 \h </w:instrText>
-            </w:r>
-            <w:r>
-              <w:rPr>
-                <w:noProof/>
-                <w:webHidden/>
-              </w:rPr>
-            </w:r>
-            <w:r>
-              <w:rPr>
-                <w:noProof/>
-                <w:webHidden/>
-              </w:rPr>
-              <w:fldChar w:fldCharType="separate"/>
-            </w:r>
-            <w:r>
-              <w:rPr>
-                <w:noProof/>
-                <w:webHidden/>
-              </w:rPr>
-              <w:t>8</w:t>
+              <w:t>19</w:t>
             </w:r>
             <w:r>
               <w:rPr>
@@ -1410,7 +2303,7 @@
               <w:lang w:val="hu-HU" w:eastAsia="hu-HU"/>
             </w:rPr>
           </w:pPr>
-          <w:hyperlink w:anchor="_Toc222758474" w:history="1">
+          <w:hyperlink w:anchor="_Toc222773976" w:history="1">
             <w:r>
               <w:rPr>
                 <w:rStyle w:val="Hiperhivatkozs"/>
@@ -1438,7 +2331,7 @@
                 <w:noProof/>
                 <w:webHidden/>
               </w:rPr>
-              <w:instrText xml:space="preserve"> PAGEREF _Toc222758474 \h </w:instrText>
+              <w:instrText xml:space="preserve"> PAGEREF _Toc222773976 \h </w:instrText>
             </w:r>
             <w:r>
               <w:rPr>
@@ -1458,78 +2351,7 @@
                 <w:noProof/>
                 <w:webHidden/>
               </w:rPr>
-              <w:t>9</w:t>
-            </w:r>
-            <w:r>
-              <w:rPr>
-                <w:noProof/>
-                <w:webHidden/>
-              </w:rPr>
-              <w:fldChar w:fldCharType="end"/>
-            </w:r>
-          </w:hyperlink>
-        </w:p>
-        <w:p>
-          <w:pPr>
-            <w:pStyle w:val="TJ2"/>
-            <w:tabs>
-              <w:tab w:val="right" w:leader="dot" w:pos="9062"/>
-            </w:tabs>
-            <w:rPr>
-              <w:rFonts w:asciiTheme="minorHAnsi" w:eastAsiaTheme="minorEastAsia" w:hAnsiTheme="minorHAnsi" w:cstheme="minorBidi"/>
-              <w:noProof/>
-              <w:lang w:val="hu-HU" w:eastAsia="hu-HU"/>
-            </w:rPr>
-          </w:pPr>
-          <w:hyperlink w:anchor="_Toc222758475" w:history="1">
-            <w:r>
-              <w:rPr>
-                <w:rStyle w:val="Hiperhivatkozs"/>
-                <w:noProof/>
-                <w:lang w:val="hu-HU"/>
-              </w:rPr>
-              <w:t>Trello</w:t>
-            </w:r>
-            <w:r>
-              <w:rPr>
-                <w:noProof/>
-                <w:webHidden/>
-              </w:rPr>
-              <w:tab/>
-            </w:r>
-            <w:r>
-              <w:rPr>
-                <w:noProof/>
-                <w:webHidden/>
-              </w:rPr>
-              <w:fldChar w:fldCharType="begin"/>
-            </w:r>
-            <w:r>
-              <w:rPr>
-                <w:noProof/>
-                <w:webHidden/>
-              </w:rPr>
-              <w:instrText xml:space="preserve"> PAGEREF _Toc222758475 \h </w:instrText>
-            </w:r>
-            <w:r>
-              <w:rPr>
-                <w:noProof/>
-                <w:webHidden/>
-              </w:rPr>
-            </w:r>
-            <w:r>
-              <w:rPr>
-                <w:noProof/>
-                <w:webHidden/>
-              </w:rPr>
-              <w:fldChar w:fldCharType="separate"/>
-            </w:r>
-            <w:r>
-              <w:rPr>
-                <w:noProof/>
-                <w:webHidden/>
-              </w:rPr>
-              <w:t>10</w:t>
+              <w:t>20</w:t>
             </w:r>
             <w:r>
               <w:rPr>
@@ -1552,7 +2374,7 @@
               <w:lang w:val="hu-HU" w:eastAsia="hu-HU"/>
             </w:rPr>
           </w:pPr>
-          <w:hyperlink w:anchor="_Toc222758476" w:history="1">
+          <w:hyperlink w:anchor="_Toc222773977" w:history="1">
             <w:r>
               <w:rPr>
                 <w:rStyle w:val="Hiperhivatkozs"/>
@@ -1580,7 +2402,7 @@
                 <w:noProof/>
                 <w:webHidden/>
               </w:rPr>
-              <w:instrText xml:space="preserve"> PAGEREF _Toc222758476 \h </w:instrText>
+              <w:instrText xml:space="preserve"> PAGEREF _Toc222773977 \h </w:instrText>
             </w:r>
             <w:r>
               <w:rPr>
@@ -1600,7 +2422,7 @@
                 <w:noProof/>
                 <w:webHidden/>
               </w:rPr>
-              <w:t>11</w:t>
+              <w:t>21</w:t>
             </w:r>
             <w:r>
               <w:rPr>
@@ -1654,7 +2476,7 @@
           <w:lang w:val="hu-HU"/>
         </w:rPr>
       </w:pPr>
-      <w:bookmarkStart w:id="0" w:name="_Toc222758465"/>
+      <w:bookmarkStart w:id="0" w:name="_Toc222773954"/>
       <w:r>
         <w:rPr>
           <w:rFonts w:ascii="Calibri" w:hAnsi="Calibri" w:cs="Calibri"/>
@@ -1751,7 +2573,7 @@
           <w:lang w:val="hu-HU"/>
         </w:rPr>
       </w:pPr>
-      <w:bookmarkStart w:id="1" w:name="_Toc222758466"/>
+      <w:bookmarkStart w:id="1" w:name="_Toc222773955"/>
       <w:r>
         <w:rPr>
           <w:rFonts w:ascii="Calibri" w:hAnsi="Calibri" w:cs="Calibri"/>
@@ -1798,9 +2620,11 @@
           <w:szCs w:val="24"/>
         </w:rPr>
       </w:pPr>
+      <w:bookmarkStart w:id="2" w:name="_Toc222773956"/>
       <w:r>
         <w:t>Frontend</w:t>
       </w:r>
+      <w:bookmarkEnd w:id="2"/>
     </w:p>
     <w:p>
       <w:pPr>
@@ -1813,12 +2637,14 @@
           <w:lang w:val="hu-HU"/>
         </w:rPr>
       </w:pPr>
+      <w:bookmarkStart w:id="3" w:name="_Toc222773957"/>
       <w:r>
         <w:rPr>
           <w:lang w:val="hu"/>
         </w:rPr>
         <w:t>HTML (HyperText Markup Language)</w:t>
       </w:r>
+      <w:bookmarkEnd w:id="3"/>
     </w:p>
     <w:p>
       <w:pPr>
@@ -1863,11 +2689,19 @@
           <w:lang w:val="hu-HU"/>
         </w:rPr>
       </w:pPr>
+      <w:bookmarkStart w:id="4" w:name="_Toc222773958"/>
       <w:r>
         <w:rPr>
           <w:lang w:val="hu"/>
         </w:rPr>
-        <w:t xml:space="preserve">CSS (Cascading Style Sheets) </w:t>
+        <w:t>CSS (Cascading Style Sheets)</w:t>
+      </w:r>
+      <w:bookmarkEnd w:id="4"/>
+      <w:r>
+        <w:rPr>
+          <w:lang w:val="hu"/>
+        </w:rPr>
+        <w:t xml:space="preserve"> </w:t>
       </w:r>
     </w:p>
     <w:p>
@@ -1913,11 +2747,19 @@
           <w:lang w:val="hu-HU"/>
         </w:rPr>
       </w:pPr>
+      <w:bookmarkStart w:id="5" w:name="_Toc222773959"/>
       <w:r>
         <w:rPr>
           <w:lang w:val="hu"/>
         </w:rPr>
-        <w:t xml:space="preserve">JavaScript </w:t>
+        <w:t>JavaScript</w:t>
+      </w:r>
+      <w:bookmarkEnd w:id="5"/>
+      <w:r>
+        <w:rPr>
+          <w:lang w:val="hu"/>
+        </w:rPr>
+        <w:t xml:space="preserve"> </w:t>
       </w:r>
     </w:p>
     <w:p>
@@ -1954,12 +2796,14 @@
       <w:pPr>
         <w:pStyle w:val="Cmsor3"/>
       </w:pPr>
+      <w:bookmarkStart w:id="6" w:name="_Toc222773960"/>
       <w:r>
         <w:rPr>
           <w:lang w:val="hu-HU"/>
         </w:rPr>
         <w:t>Vue.js</w:t>
       </w:r>
+      <w:bookmarkEnd w:id="6"/>
     </w:p>
     <w:p>
       <w:pPr>
@@ -1992,12 +2836,14 @@
       <w:pPr>
         <w:pStyle w:val="Cmsor3"/>
       </w:pPr>
+      <w:bookmarkStart w:id="7" w:name="_Toc222773961"/>
       <w:r>
         <w:rPr>
           <w:lang w:val="hu-HU"/>
         </w:rPr>
         <w:t>Tailwind CSS keretrendszer</w:t>
       </w:r>
+      <w:bookmarkEnd w:id="7"/>
     </w:p>
     <w:p>
       <w:pPr>
@@ -2031,6 +2877,7 @@
           <w:lang w:val="hu-HU"/>
         </w:rPr>
       </w:pPr>
+      <w:bookmarkStart w:id="8" w:name="_Toc222773962"/>
       <w:r>
         <w:rPr>
           <w:rStyle w:val="Cmsor3Char"/>
@@ -2038,6 +2885,7 @@
         </w:rPr>
         <w:t>Összefoglaló</w:t>
       </w:r>
+      <w:bookmarkEnd w:id="8"/>
       <w:r>
         <w:br/>
       </w:r>
@@ -2055,6 +2903,7 @@
           <w:lang w:val="hu-HU"/>
         </w:rPr>
       </w:pPr>
+      <w:bookmarkStart w:id="9" w:name="_Toc222773963"/>
       <w:r>
         <w:rPr>
           <w:lang w:val="hu-HU"/>
@@ -2062,6 +2911,7 @@
         <w:lastRenderedPageBreak/>
         <w:t>Étlap oldal</w:t>
       </w:r>
+      <w:bookmarkEnd w:id="9"/>
     </w:p>
     <w:p>
       <w:pPr>
@@ -2149,9 +2999,11 @@
           <w:szCs w:val="32"/>
         </w:rPr>
       </w:pPr>
+      <w:bookmarkStart w:id="10" w:name="_Toc222773964"/>
       <w:r>
         <w:t>A Kosár (Cart) működése</w:t>
       </w:r>
+      <w:bookmarkEnd w:id="10"/>
     </w:p>
     <w:p>
       <w:pPr>
@@ -2377,12 +3229,14 @@
           <w:lang w:val="hu-HU"/>
         </w:rPr>
       </w:pPr>
+      <w:bookmarkStart w:id="11" w:name="_Toc222773965"/>
       <w:r>
         <w:rPr>
           <w:lang w:val="hu-HU"/>
         </w:rPr>
         <w:t>JWT (JSON Web Token) Hitelesítés – Fejlesztői Dokumentáció</w:t>
       </w:r>
+      <w:bookmarkEnd w:id="11"/>
     </w:p>
     <w:p>
       <w:pPr>
@@ -2833,12 +3687,14 @@
           <w:lang w:val="hu-HU"/>
         </w:rPr>
       </w:pPr>
+      <w:bookmarkStart w:id="12" w:name="_Toc222773966"/>
       <w:r>
         <w:rPr>
           <w:lang w:val="hu-HU"/>
         </w:rPr>
         <w:t>2. Miért jó ez nekünk? (A JWT előnyei)</w:t>
       </w:r>
+      <w:bookmarkEnd w:id="12"/>
     </w:p>
     <w:p>
       <w:pPr>
@@ -2949,6 +3805,7 @@
           <w:lang w:val="hu-HU"/>
         </w:rPr>
       </w:pPr>
+      <w:bookmarkStart w:id="13" w:name="_Toc222773967"/>
       <w:r>
         <w:rPr>
           <w:lang w:val="hu-HU"/>
@@ -2956,6 +3813,7 @@
         <w:lastRenderedPageBreak/>
         <w:t>3. Miért volt rosszabb az, amit ezelőtt használtunk?</w:t>
       </w:r>
+      <w:bookmarkEnd w:id="13"/>
     </w:p>
     <w:p>
       <w:pPr>
@@ -3106,7 +3964,7 @@
           <w:lang w:val="hu-HU"/>
         </w:rPr>
       </w:pPr>
-      <w:bookmarkStart w:id="2" w:name="_Toc222758467"/>
+      <w:bookmarkStart w:id="14" w:name="_Toc222773968"/>
       <w:r>
         <w:rPr>
           <w:lang w:val="hu-HU"/>
@@ -3126,7 +3984,7 @@
         </w:rPr>
         <w:t>Database)</w:t>
       </w:r>
-      <w:bookmarkEnd w:id="2"/>
+      <w:bookmarkEnd w:id="14"/>
     </w:p>
     <w:p>
       <w:pPr>
@@ -3322,7 +4180,7 @@
           <w:lang w:val="hu-HU"/>
         </w:rPr>
       </w:pPr>
-      <w:bookmarkStart w:id="3" w:name="_Toc222758468"/>
+      <w:bookmarkStart w:id="15" w:name="_Toc222773969"/>
       <w:r>
         <w:rPr>
           <w:lang w:val="hu-HU"/>
@@ -3330,7 +4188,7 @@
         <w:lastRenderedPageBreak/>
         <w:t>Mi az SQL? (Strukturált lekérdező nyelv)</w:t>
       </w:r>
-      <w:bookmarkEnd w:id="3"/>
+      <w:bookmarkEnd w:id="15"/>
     </w:p>
     <w:p>
       <w:pPr>
@@ -3391,7 +4249,7 @@
           <w:szCs w:val="26"/>
         </w:rPr>
       </w:pPr>
-      <w:bookmarkStart w:id="4" w:name="_Toc222758469"/>
+      <w:bookmarkStart w:id="16" w:name="_Toc222773970"/>
       <w:r>
         <w:rPr>
           <w:sz w:val="26"/>
@@ -3415,7 +4273,7 @@
         </w:rPr>
         <w:t xml:space="preserve"> a XAMPP</w:t>
       </w:r>
-      <w:bookmarkEnd w:id="4"/>
+      <w:bookmarkEnd w:id="16"/>
     </w:p>
     <w:p>
       <w:pPr>
@@ -4399,12 +5257,12 @@
       <w:pPr>
         <w:pStyle w:val="Cmsor2"/>
       </w:pPr>
-      <w:bookmarkStart w:id="5" w:name="_Toc222758470"/>
+      <w:bookmarkStart w:id="17" w:name="_Toc222773971"/>
       <w:r>
         <w:lastRenderedPageBreak/>
         <w:t>Backend</w:t>
       </w:r>
-      <w:bookmarkEnd w:id="5"/>
+      <w:bookmarkEnd w:id="17"/>
     </w:p>
     <w:p>
       <w:pPr>
@@ -4415,11 +5273,11 @@
           <w:szCs w:val="26"/>
         </w:rPr>
       </w:pPr>
-      <w:bookmarkStart w:id="6" w:name="_Toc222758471"/>
+      <w:bookmarkStart w:id="18" w:name="_Toc222773972"/>
       <w:r>
         <w:t>Web API, ASP.NET CORE</w:t>
       </w:r>
-      <w:bookmarkEnd w:id="6"/>
+      <w:bookmarkEnd w:id="18"/>
     </w:p>
     <w:p>
       <w:pPr>
@@ -4471,11 +5329,11 @@
           <w:szCs w:val="26"/>
         </w:rPr>
       </w:pPr>
-      <w:bookmarkStart w:id="7" w:name="_Toc222758472"/>
+      <w:bookmarkStart w:id="19" w:name="_Toc222773973"/>
       <w:r>
         <w:t>MySQL és Entity Framework Core (Database-First)</w:t>
       </w:r>
-      <w:bookmarkEnd w:id="7"/>
+      <w:bookmarkEnd w:id="19"/>
     </w:p>
     <w:p>
       <w:pPr>
@@ -5311,7 +6169,7 @@
           <w:szCs w:val="26"/>
         </w:rPr>
       </w:pPr>
-      <w:bookmarkStart w:id="8" w:name="_Toc222758473"/>
+      <w:bookmarkStart w:id="20" w:name="_Toc222773974"/>
       <w:r>
         <w:rPr>
           <w:sz w:val="26"/>
@@ -5333,7 +6191,7 @@
         </w:rPr>
         <w:t xml:space="preserve"> feladata</w:t>
       </w:r>
-      <w:bookmarkEnd w:id="8"/>
+      <w:bookmarkEnd w:id="20"/>
     </w:p>
     <w:p>
       <w:pPr>
@@ -5951,7 +6809,7 @@
           <w:lang w:val="hu-HU"/>
         </w:rPr>
       </w:pPr>
-      <w:bookmarkStart w:id="9" w:name="_Toc222758475"/>
+      <w:bookmarkStart w:id="21" w:name="_Toc222773975"/>
       <w:proofErr w:type="spellStart"/>
       <w:r>
         <w:rPr>
@@ -5961,7 +6819,7 @@
         </w:rPr>
         <w:t>Trello</w:t>
       </w:r>
-      <w:bookmarkEnd w:id="9"/>
+      <w:bookmarkEnd w:id="21"/>
       <w:proofErr w:type="spellEnd"/>
     </w:p>
     <w:p>
@@ -6054,7 +6912,6 @@
           <w:lang w:val="hu-HU"/>
         </w:rPr>
       </w:pPr>
-      <w:bookmarkStart w:id="10" w:name="_Toc222758474"/>
       <w:r>
         <w:rPr>
           <w:lang w:val="hu-HU"/>
@@ -6073,6 +6930,7 @@
           <w:lang w:val="hu-HU"/>
         </w:rPr>
       </w:pPr>
+      <w:bookmarkStart w:id="22" w:name="_Toc222773976"/>
       <w:r>
         <w:rPr>
           <w:rFonts w:eastAsia="Calibri"/>
@@ -6083,7 +6941,7 @@
         <w:lastRenderedPageBreak/>
         <w:t>Melléklet</w:t>
       </w:r>
-      <w:bookmarkEnd w:id="10"/>
+      <w:bookmarkEnd w:id="22"/>
     </w:p>
     <w:p>
       <w:pPr>
@@ -6243,7 +7101,7 @@
           <w:lang w:val="hu-HU"/>
         </w:rPr>
       </w:pPr>
-      <w:bookmarkStart w:id="11" w:name="_Toc222758476"/>
+      <w:bookmarkStart w:id="23" w:name="_Toc222773977"/>
       <w:r>
         <w:rPr>
           <w:sz w:val="32"/>
@@ -6252,7 +7110,7 @@
         </w:rPr>
         <w:t>Források</w:t>
       </w:r>
-      <w:bookmarkEnd w:id="11"/>
+      <w:bookmarkEnd w:id="23"/>
     </w:p>
     <w:p>
       <w:hyperlink r:id="rId19">
@@ -8590,6 +9448,19 @@
       <w:lang w:val="en-GB"/>
     </w:rPr>
   </w:style>
+  <w:style w:type="paragraph" w:styleId="TJ3">
+    <w:name w:val="toc 3"/>
+    <w:basedOn w:val="Norml"/>
+    <w:next w:val="Norml"/>
+    <w:autoRedefine/>
+    <w:uiPriority w:val="39"/>
+    <w:unhideWhenUsed/>
+    <w:rsid w:val="009F72D2"/>
+    <w:pPr>
+      <w:spacing w:after="100"/>
+      <w:ind w:left="480"/>
+    </w:pPr>
+  </w:style>
 </w:styles>
 </file>
 

--- a/ZÁRÓDOLGOZAT.docx
+++ b/ZÁRÓDOLGOZAT.docx
@@ -654,14 +654,16 @@
         <w:spacing w:after="6360"/>
         <w:jc w:val="center"/>
         <w:rPr>
+          <w:sz w:val="20"/>
+          <w:szCs w:val="20"/>
           <w:lang w:val="hu-HU"/>
         </w:rPr>
       </w:pPr>
       <w:r>
         <w:rPr>
           <w:snapToGrid w:val="0"/>
-          <w:sz w:val="48"/>
-          <w:szCs w:val="48"/>
+          <w:sz w:val="40"/>
+          <w:szCs w:val="40"/>
           <w:lang w:val="hu-HU"/>
         </w:rPr>
         <w:t>Online éttermi rendelő program</w:t>
@@ -694,7 +696,6 @@
         <w:rPr>
           <w:lang w:val="hu-HU"/>
         </w:rPr>
-        <w:lastRenderedPageBreak/>
         <w:t>2025-2026</w:t>
       </w:r>
       <w:r>
@@ -706,6 +707,7 @@
     </w:p>
     <w:p>
       <w:pPr>
+        <w:pStyle w:val="Listaszerbekezds"/>
         <w:jc w:val="center"/>
         <w:rPr>
           <w:lang w:val="hu-HU"/>
@@ -2450,20 +2452,30 @@
         <w:rPr>
           <w:lang w:val="hu-HU"/>
         </w:rPr>
-      </w:pPr>
-    </w:p>
-    <w:p>
-      <w:pPr>
-        <w:rPr>
-          <w:lang w:val="hu-HU"/>
-        </w:rPr>
-      </w:pPr>
-      <w:r>
-        <w:rPr>
-          <w:lang w:val="hu-HU"/>
-        </w:rPr>
-        <w:br w:type="page"/>
-      </w:r>
+        <w:sectPr>
+          <w:footerReference w:type="default" r:id="rId10"/>
+          <w:pgSz w:w="11906" w:h="16838"/>
+          <w:pgMar w:top="1417" w:right="1417" w:bottom="1417" w:left="1417" w:header="708" w:footer="708" w:gutter="0"/>
+          <w:pgNumType w:start="1"/>
+          <w:cols w:space="708"/>
+          <w:docGrid w:linePitch="360"/>
+        </w:sectPr>
+      </w:pPr>
+    </w:p>
+    <w:p>
+      <w:pPr>
+        <w:jc w:val="center"/>
+        <w:rPr>
+          <w:lang w:val="hu-HU"/>
+        </w:rPr>
+      </w:pPr>
+    </w:p>
+    <w:p>
+      <w:pPr>
+        <w:rPr>
+          <w:lang w:val="hu-HU"/>
+        </w:rPr>
+      </w:pPr>
     </w:p>
     <w:p>
       <w:pPr>
@@ -2484,7 +2496,6 @@
           <w:szCs w:val="32"/>
           <w:lang w:val="hu-HU"/>
         </w:rPr>
-        <w:lastRenderedPageBreak/>
         <w:t>Bevezetés</w:t>
       </w:r>
       <w:bookmarkEnd w:id="0"/>
@@ -2940,7 +2951,7 @@
                     <pic:cNvPicPr/>
                   </pic:nvPicPr>
                   <pic:blipFill>
-                    <a:blip r:embed="rId10">
+                    <a:blip r:embed="rId11">
                       <a:extLst>
                         <a:ext uri="{28A0092B-C50C-407E-A947-70E740481C1C}">
                           <a14:useLocalDpi xmlns:a14="http://schemas.microsoft.com/office/drawing/2010/main"/>
@@ -3051,88 +3062,6 @@
                 <pic:pic xmlns:pic="http://schemas.openxmlformats.org/drawingml/2006/picture">
                   <pic:nvPicPr>
                     <pic:cNvPr id="2031525950" name="Picture 2031525950"/>
-                    <pic:cNvPicPr/>
-                  </pic:nvPicPr>
-                  <pic:blipFill>
-                    <a:blip r:embed="rId11">
-                      <a:extLst>
-                        <a:ext uri="{28A0092B-C50C-407E-A947-70E740481C1C}">
-                          <a14:useLocalDpi xmlns:a14="http://schemas.microsoft.com/office/drawing/2010/main"/>
-                        </a:ext>
-                      </a:extLst>
-                    </a:blip>
-                    <a:stretch>
-                      <a:fillRect/>
-                    </a:stretch>
-                  </pic:blipFill>
-                  <pic:spPr>
-                    <a:xfrm>
-                      <a:off x="0" y="0"/>
-                      <a:ext cx="5762625" cy="3657600"/>
-                    </a:xfrm>
-                    <a:prstGeom prst="rect">
-                      <a:avLst/>
-                    </a:prstGeom>
-                  </pic:spPr>
-                </pic:pic>
-              </a:graphicData>
-            </a:graphic>
-          </wp:inline>
-        </w:drawing>
-      </w:r>
-      <w:r>
-        <w:rPr>
-          <w:rStyle w:val="Cmsor2Char"/>
-        </w:rPr>
-        <w:t>Admin Panel</w:t>
-      </w:r>
-    </w:p>
-    <w:p>
-      <w:pPr>
-        <w:rPr>
-          <w:rFonts w:ascii="Aptos Display" w:hAnsi="Aptos Display"/>
-          <w:color w:val="0F4761" w:themeColor="accent1" w:themeShade="BF"/>
-          <w:sz w:val="32"/>
-          <w:szCs w:val="32"/>
-        </w:rPr>
-      </w:pPr>
-      <w:r>
-        <w:t>Az adminisztrációs felületet (AdminDashboard.vue) úgy terveztem meg, hogy egyetlen központi helyről lehessen kezelni az étterem teljes kínálatát, a hozzávalókat és a beérkező rendeléseket. Mivel nagyon sokféle adatot (készételek, köretek, üdítők, kategóriák, menük) kell kilistázni, létrehozni és szerkeszteni, nem akartam minden egyes entitásnak külön táblázatot és űrlapot kódolni. Ehelyett készítettem egy univerzális táblázat (AdminTable.vue) és egy dinamikus szerkesztő ablak (AdminEditModal.vue) komponenst. Ezt azért csináltam így, hogy a kód teljesen ismétlődésmentes (DRY) és könnyen skálázható legyen; a különböző adatkörök megjelenését és működését csupán egyedi konfigurációs objektumokkal (oszlopok definíciói, űrlapmezők típusa, API végpontok) vezérlem a fő komponensből. Ha a jövőben bejön egy új kategória, mondjuk a "Desszertek", pillanatok alatt be tudom kötni a rendszerbe új frontend elemek fejlesztése nélkül.</w:t>
-      </w:r>
-    </w:p>
-    <w:p>
-      <w:pPr>
-        <w:rPr>
-          <w:rFonts w:ascii="Aptos Display" w:hAnsi="Aptos Display"/>
-          <w:color w:val="0F4761" w:themeColor="accent1" w:themeShade="BF"/>
-          <w:sz w:val="32"/>
-          <w:szCs w:val="32"/>
-        </w:rPr>
-      </w:pPr>
-      <w:r>
-        <w:t>A bonyolultabb adatátalakításokat, az űrlapok validációját és az adatok formázását (például az árak ezres tagolását vagy az elérhetőségi státuszok logikai konvertálását) tudatosan kiszerveztem egy különálló admin-helpers.js fájlba. Ezzel az volt a célom, hogy a Vue komponensek logikája tiszta és átlátható maradjon, és kizárólag a felület megjelenítésére fókuszáljanak. A biztonságos adatkezelés érdekében az elemek módosítása és törlése nem közvetlenül a listában, hanem mindig felugró ablakokban (modális szerkesztőkben és a ConfirmModal.vue megerősítő panelekben) történik. Ezt a megoldást azért választottam, hogy az adminisztrátor véletlenül se tudjon egyetlen rossz kattintással véglegesen kitörölni egy fontos ételt vagy egy futó rendelést, garantálva a biztonságos és hibamentes munkavégzést.</w:t>
-      </w:r>
-    </w:p>
-    <w:p/>
-    <w:p>
-      <w:r>
-        <w:rPr>
-          <w:noProof/>
-        </w:rPr>
-        <w:lastRenderedPageBreak/>
-        <w:drawing>
-          <wp:inline distT="0" distB="0" distL="0" distR="0" wp14:anchorId="3AB34230" wp14:editId="7AEB14AF">
-            <wp:extent cx="5762625" cy="3657600"/>
-            <wp:effectExtent l="0" t="0" r="0" b="0"/>
-            <wp:docPr id="1617790103" name="drawing"/>
-            <wp:cNvGraphicFramePr>
-              <a:graphicFrameLocks xmlns:a="http://schemas.openxmlformats.org/drawingml/2006/main" noChangeAspect="1"/>
-            </wp:cNvGraphicFramePr>
-            <a:graphic xmlns:a="http://schemas.openxmlformats.org/drawingml/2006/main">
-              <a:graphicData uri="http://schemas.openxmlformats.org/drawingml/2006/picture">
-                <pic:pic xmlns:pic="http://schemas.openxmlformats.org/drawingml/2006/picture">
-                  <pic:nvPicPr>
-                    <pic:cNvPr id="1617790103" name="Picture 1617790103"/>
                     <pic:cNvPicPr/>
                   </pic:nvPicPr>
                   <pic:blipFill>
@@ -3166,6 +3095,88 @@
         <w:rPr>
           <w:rStyle w:val="Cmsor2Char"/>
         </w:rPr>
+        <w:t>Admin Panel</w:t>
+      </w:r>
+    </w:p>
+    <w:p>
+      <w:pPr>
+        <w:rPr>
+          <w:rFonts w:ascii="Aptos Display" w:hAnsi="Aptos Display"/>
+          <w:color w:val="0F4761" w:themeColor="accent1" w:themeShade="BF"/>
+          <w:sz w:val="32"/>
+          <w:szCs w:val="32"/>
+        </w:rPr>
+      </w:pPr>
+      <w:r>
+        <w:t>Az adminisztrációs felületet (AdminDashboard.vue) úgy terveztem meg, hogy egyetlen központi helyről lehessen kezelni az étterem teljes kínálatát, a hozzávalókat és a beérkező rendeléseket. Mivel nagyon sokféle adatot (készételek, köretek, üdítők, kategóriák, menük) kell kilistázni, létrehozni és szerkeszteni, nem akartam minden egyes entitásnak külön táblázatot és űrlapot kódolni. Ehelyett készítettem egy univerzális táblázat (AdminTable.vue) és egy dinamikus szerkesztő ablak (AdminEditModal.vue) komponenst. Ezt azért csináltam így, hogy a kód teljesen ismétlődésmentes (DRY) és könnyen skálázható legyen; a különböző adatkörök megjelenését és működését csupán egyedi konfigurációs objektumokkal (oszlopok definíciói, űrlapmezők típusa, API végpontok) vezérlem a fő komponensből. Ha a jövőben bejön egy új kategória, mondjuk a "Desszertek", pillanatok alatt be tudom kötni a rendszerbe új frontend elemek fejlesztése nélkül.</w:t>
+      </w:r>
+    </w:p>
+    <w:p>
+      <w:pPr>
+        <w:rPr>
+          <w:rFonts w:ascii="Aptos Display" w:hAnsi="Aptos Display"/>
+          <w:color w:val="0F4761" w:themeColor="accent1" w:themeShade="BF"/>
+          <w:sz w:val="32"/>
+          <w:szCs w:val="32"/>
+        </w:rPr>
+      </w:pPr>
+      <w:r>
+        <w:t>A bonyolultabb adatátalakításokat, az űrlapok validációját és az adatok formázását (például az árak ezres tagolását vagy az elérhetőségi státuszok logikai konvertálását) tudatosan kiszerveztem egy különálló admin-helpers.js fájlba. Ezzel az volt a célom, hogy a Vue komponensek logikája tiszta és átlátható maradjon, és kizárólag a felület megjelenítésére fókuszáljanak. A biztonságos adatkezelés érdekében az elemek módosítása és törlése nem közvetlenül a listában, hanem mindig felugró ablakokban (modális szerkesztőkben és a ConfirmModal.vue megerősítő panelekben) történik. Ezt a megoldást azért választottam, hogy az adminisztrátor véletlenül se tudjon egyetlen rossz kattintással véglegesen kitörölni egy fontos ételt vagy egy futó rendelést, garantálva a biztonságos és hibamentes munkavégzést.</w:t>
+      </w:r>
+    </w:p>
+    <w:p/>
+    <w:p>
+      <w:r>
+        <w:rPr>
+          <w:noProof/>
+        </w:rPr>
+        <w:lastRenderedPageBreak/>
+        <w:drawing>
+          <wp:inline distT="0" distB="0" distL="0" distR="0" wp14:anchorId="3AB34230" wp14:editId="7AEB14AF">
+            <wp:extent cx="5762625" cy="3657600"/>
+            <wp:effectExtent l="0" t="0" r="0" b="0"/>
+            <wp:docPr id="1617790103" name="drawing"/>
+            <wp:cNvGraphicFramePr>
+              <a:graphicFrameLocks xmlns:a="http://schemas.openxmlformats.org/drawingml/2006/main" noChangeAspect="1"/>
+            </wp:cNvGraphicFramePr>
+            <a:graphic xmlns:a="http://schemas.openxmlformats.org/drawingml/2006/main">
+              <a:graphicData uri="http://schemas.openxmlformats.org/drawingml/2006/picture">
+                <pic:pic xmlns:pic="http://schemas.openxmlformats.org/drawingml/2006/picture">
+                  <pic:nvPicPr>
+                    <pic:cNvPr id="1617790103" name="Picture 1617790103"/>
+                    <pic:cNvPicPr/>
+                  </pic:nvPicPr>
+                  <pic:blipFill>
+                    <a:blip r:embed="rId13">
+                      <a:extLst>
+                        <a:ext uri="{28A0092B-C50C-407E-A947-70E740481C1C}">
+                          <a14:useLocalDpi xmlns:a14="http://schemas.microsoft.com/office/drawing/2010/main"/>
+                        </a:ext>
+                      </a:extLst>
+                    </a:blip>
+                    <a:stretch>
+                      <a:fillRect/>
+                    </a:stretch>
+                  </pic:blipFill>
+                  <pic:spPr>
+                    <a:xfrm>
+                      <a:off x="0" y="0"/>
+                      <a:ext cx="5762625" cy="3657600"/>
+                    </a:xfrm>
+                    <a:prstGeom prst="rect">
+                      <a:avLst/>
+                    </a:prstGeom>
+                  </pic:spPr>
+                </pic:pic>
+              </a:graphicData>
+            </a:graphic>
+          </wp:inline>
+        </w:drawing>
+      </w:r>
+      <w:r>
+        <w:rPr>
+          <w:rStyle w:val="Cmsor2Char"/>
+        </w:rPr>
         <w:t>Admin Panel Szerkesztés/Létrehozás Modal</w:t>
       </w:r>
     </w:p>
@@ -3190,7 +3201,7 @@
                     <pic:cNvPicPr/>
                   </pic:nvPicPr>
                   <pic:blipFill>
-                    <a:blip r:embed="rId13">
+                    <a:blip r:embed="rId14">
                       <a:extLst>
                         <a:ext uri="{28A0092B-C50C-407E-A947-70E740481C1C}">
                           <a14:useLocalDpi xmlns:a14="http://schemas.microsoft.com/office/drawing/2010/main"/>
@@ -4016,7 +4027,7 @@
                     </pic:cNvPicPr>
                   </pic:nvPicPr>
                   <pic:blipFill>
-                    <a:blip r:embed="rId14" cstate="print">
+                    <a:blip r:embed="rId15" cstate="print">
                       <a:extLst>
                         <a:ext uri="{28A0092B-C50C-407E-A947-70E740481C1C}">
                           <a14:useLocalDpi xmlns:a14="http://schemas.microsoft.com/office/drawing/2010/main" val="0"/>
@@ -4500,7 +4511,7 @@
                     <pic:cNvPicPr preferRelativeResize="0"/>
                   </pic:nvPicPr>
                   <pic:blipFill>
-                    <a:blip r:embed="rId15"/>
+                    <a:blip r:embed="rId16"/>
                     <a:srcRect/>
                     <a:stretch>
                       <a:fillRect/>
@@ -6778,14 +6789,1512 @@
     <w:p>
       <w:pPr>
         <w:spacing w:line="360" w:lineRule="auto"/>
-        <w:rPr>
-          <w:lang w:val="hu-HU"/>
-        </w:rPr>
-      </w:pPr>
-      <w:r>
-        <w:t>A backendben végpontokat írunk, ahol az információk cserélődnek, illetve az adatbázisban való módosítást, melyet a frontendtől kap, végzi el, például mentés, törlés, vagy éppen hogyan kerül előhívva az adott információ. Emellett változtatásokat és frissítéseket kell kezelni, illetve törekedni az optimális teljesítményre, hogy minél gyorsabban dolgozza fel egymás között az információt a frontenddel.</w:t>
-      </w:r>
-    </w:p>
+      </w:pPr>
+      <w:r>
+        <w:t xml:space="preserve">A backendben végpontokat írunk, ahol az információk cserélődnek, illetve az adatbázisban való módosítást, melyet a frontendtől kap, végzi el, például mentés, törlés, vagy éppen hogyan kerül előhívva az adott információ. Emellett változtatásokat és frissítéseket kell kezelni, illetve törekedni az optimális teljesítményre, hogy minél gyorsabban dolgozza fel egymás között </w:t>
+      </w:r>
+      <w:proofErr w:type="spellStart"/>
+      <w:r>
+        <w:t>az</w:t>
+      </w:r>
+      <w:proofErr w:type="spellEnd"/>
+      <w:r>
+        <w:t xml:space="preserve"> </w:t>
+      </w:r>
+      <w:proofErr w:type="spellStart"/>
+      <w:r>
+        <w:t>információt</w:t>
+      </w:r>
+      <w:proofErr w:type="spellEnd"/>
+      <w:r>
+        <w:t xml:space="preserve"> a </w:t>
+      </w:r>
+      <w:proofErr w:type="spellStart"/>
+      <w:r>
+        <w:t>frontenddel</w:t>
+      </w:r>
+      <w:proofErr w:type="spellEnd"/>
+      <w:r>
+        <w:t>.</w:t>
+      </w:r>
+    </w:p>
+    <w:p>
+      <w:pPr>
+        <w:spacing w:line="360" w:lineRule="auto"/>
+      </w:pPr>
+    </w:p>
+    <w:p>
+      <w:pPr>
+        <w:pStyle w:val="Cmsor1"/>
+      </w:pPr>
+      <w:proofErr w:type="spellStart"/>
+      <w:r>
+        <w:lastRenderedPageBreak/>
+        <w:t>Védelem</w:t>
+      </w:r>
+      <w:proofErr w:type="spellEnd"/>
+    </w:p>
+    <w:p>
+      <w:pPr>
+        <w:pStyle w:val="Cmsor2"/>
+      </w:pPr>
+      <w:proofErr w:type="spellStart"/>
+      <w:r>
+        <w:t>Jelszavak</w:t>
+      </w:r>
+      <w:proofErr w:type="spellEnd"/>
+      <w:r>
+        <w:t xml:space="preserve"> </w:t>
+      </w:r>
+      <w:proofErr w:type="spellStart"/>
+      <w:r>
+        <w:t>védelme</w:t>
+      </w:r>
+      <w:proofErr w:type="spellEnd"/>
+      <w:r>
+        <w:t xml:space="preserve">:  Salting </w:t>
+      </w:r>
+      <w:proofErr w:type="spellStart"/>
+      <w:r>
+        <w:t>és</w:t>
+      </w:r>
+      <w:proofErr w:type="spellEnd"/>
+      <w:r>
+        <w:t xml:space="preserve"> </w:t>
+      </w:r>
+      <w:proofErr w:type="spellStart"/>
+      <w:r>
+        <w:t>az</w:t>
+      </w:r>
+      <w:proofErr w:type="spellEnd"/>
+      <w:r>
+        <w:t xml:space="preserve"> </w:t>
+      </w:r>
+      <w:proofErr w:type="spellStart"/>
+      <w:r>
+        <w:t>RNGCryptoServiceProvider</w:t>
+      </w:r>
+      <w:proofErr w:type="spellEnd"/>
+    </w:p>
+    <w:p>
+      <w:pPr>
+        <w:spacing w:line="360" w:lineRule="auto"/>
+      </w:pPr>
+      <w:r>
+        <w:t xml:space="preserve">A </w:t>
+      </w:r>
+      <w:proofErr w:type="spellStart"/>
+      <w:r>
+        <w:t>rendszer</w:t>
+      </w:r>
+      <w:proofErr w:type="spellEnd"/>
+      <w:r>
+        <w:t xml:space="preserve"> a </w:t>
+      </w:r>
+      <w:proofErr w:type="spellStart"/>
+      <w:r>
+        <w:t>felhasználók</w:t>
+      </w:r>
+      <w:proofErr w:type="spellEnd"/>
+      <w:r>
+        <w:t xml:space="preserve"> </w:t>
+      </w:r>
+      <w:proofErr w:type="spellStart"/>
+      <w:r>
+        <w:t>jelszavait</w:t>
+      </w:r>
+      <w:proofErr w:type="spellEnd"/>
+      <w:r>
+        <w:t xml:space="preserve"> </w:t>
+      </w:r>
+      <w:proofErr w:type="spellStart"/>
+      <w:r>
+        <w:t>soha</w:t>
+      </w:r>
+      <w:proofErr w:type="spellEnd"/>
+      <w:r>
+        <w:t xml:space="preserve"> </w:t>
+      </w:r>
+      <w:proofErr w:type="spellStart"/>
+      <w:r>
+        <w:t>nem</w:t>
+      </w:r>
+      <w:proofErr w:type="spellEnd"/>
+      <w:r>
+        <w:t xml:space="preserve"> </w:t>
+      </w:r>
+      <w:proofErr w:type="spellStart"/>
+      <w:r>
+        <w:t>tárolja</w:t>
+      </w:r>
+      <w:proofErr w:type="spellEnd"/>
+      <w:r>
+        <w:t xml:space="preserve"> </w:t>
+      </w:r>
+      <w:proofErr w:type="spellStart"/>
+      <w:r>
+        <w:t>egyszerű</w:t>
+      </w:r>
+      <w:proofErr w:type="spellEnd"/>
+      <w:r>
+        <w:t xml:space="preserve">, </w:t>
+      </w:r>
+      <w:proofErr w:type="spellStart"/>
+      <w:r>
+        <w:t>olvasható</w:t>
+      </w:r>
+      <w:proofErr w:type="spellEnd"/>
+      <w:r>
+        <w:t xml:space="preserve"> </w:t>
+      </w:r>
+      <w:proofErr w:type="spellStart"/>
+      <w:proofErr w:type="gramStart"/>
+      <w:r>
+        <w:t>szövegként</w:t>
+      </w:r>
+      <w:proofErr w:type="spellEnd"/>
+      <w:r>
+        <w:t xml:space="preserve">  </w:t>
+      </w:r>
+      <w:proofErr w:type="spellStart"/>
+      <w:r>
+        <w:t>az</w:t>
+      </w:r>
+      <w:proofErr w:type="spellEnd"/>
+      <w:proofErr w:type="gramEnd"/>
+      <w:r>
+        <w:t xml:space="preserve"> </w:t>
+      </w:r>
+      <w:proofErr w:type="spellStart"/>
+      <w:r>
+        <w:t>adatbázisban</w:t>
+      </w:r>
+      <w:proofErr w:type="spellEnd"/>
+      <w:r>
+        <w:t xml:space="preserve">. </w:t>
+      </w:r>
+      <w:proofErr w:type="spellStart"/>
+      <w:r>
+        <w:t>Ehelyett</w:t>
+      </w:r>
+      <w:proofErr w:type="spellEnd"/>
+      <w:r>
+        <w:t xml:space="preserve"> </w:t>
+      </w:r>
+      <w:proofErr w:type="spellStart"/>
+      <w:r>
+        <w:t>egy</w:t>
+      </w:r>
+      <w:proofErr w:type="spellEnd"/>
+      <w:r>
+        <w:t xml:space="preserve"> </w:t>
+      </w:r>
+      <w:proofErr w:type="spellStart"/>
+      <w:r>
+        <w:t>egyirányú</w:t>
+      </w:r>
+      <w:proofErr w:type="spellEnd"/>
+      <w:r>
+        <w:t xml:space="preserve"> </w:t>
+      </w:r>
+      <w:proofErr w:type="spellStart"/>
+      <w:r>
+        <w:t>titkosítási</w:t>
+      </w:r>
+      <w:proofErr w:type="spellEnd"/>
+      <w:r>
+        <w:t xml:space="preserve"> (hashing) </w:t>
+      </w:r>
+      <w:proofErr w:type="spellStart"/>
+      <w:r>
+        <w:t>eljárást</w:t>
+      </w:r>
+      <w:proofErr w:type="spellEnd"/>
+      <w:r>
+        <w:t xml:space="preserve"> </w:t>
+      </w:r>
+      <w:proofErr w:type="spellStart"/>
+      <w:r>
+        <w:t>alkalmazunk</w:t>
+      </w:r>
+      <w:proofErr w:type="spellEnd"/>
+      <w:r>
+        <w:t xml:space="preserve">, </w:t>
+      </w:r>
+      <w:proofErr w:type="spellStart"/>
+      <w:r>
+        <w:t>amelyet</w:t>
+      </w:r>
+      <w:proofErr w:type="spellEnd"/>
+      <w:r>
+        <w:t xml:space="preserve"> </w:t>
+      </w:r>
+      <w:proofErr w:type="spellStart"/>
+      <w:r>
+        <w:t>egy</w:t>
+      </w:r>
+      <w:proofErr w:type="spellEnd"/>
+      <w:r>
+        <w:t xml:space="preserve"> </w:t>
+      </w:r>
+      <w:proofErr w:type="spellStart"/>
+      <w:proofErr w:type="gramStart"/>
+      <w:r>
+        <w:t>úgynevezett</w:t>
+      </w:r>
+      <w:proofErr w:type="spellEnd"/>
+      <w:r>
+        <w:t xml:space="preserve"> ,,</w:t>
+      </w:r>
+      <w:proofErr w:type="spellStart"/>
+      <w:r>
+        <w:t>sózási</w:t>
+      </w:r>
+      <w:proofErr w:type="spellEnd"/>
+      <w:proofErr w:type="gramEnd"/>
+      <w:r>
+        <w:t xml:space="preserve">'' (salting) </w:t>
+      </w:r>
+      <w:proofErr w:type="spellStart"/>
+      <w:r>
+        <w:t>technika</w:t>
+      </w:r>
+      <w:proofErr w:type="spellEnd"/>
+      <w:r>
+        <w:t xml:space="preserve"> </w:t>
+      </w:r>
+      <w:proofErr w:type="spellStart"/>
+      <w:r>
+        <w:t>tesz</w:t>
+      </w:r>
+      <w:proofErr w:type="spellEnd"/>
+      <w:r>
+        <w:t xml:space="preserve"> </w:t>
+      </w:r>
+      <w:proofErr w:type="spellStart"/>
+      <w:r>
+        <w:t>biztonságossá</w:t>
+      </w:r>
+      <w:proofErr w:type="spellEnd"/>
+      <w:r>
+        <w:t>.</w:t>
+      </w:r>
+    </w:p>
+    <w:p>
+      <w:pPr>
+        <w:spacing w:line="360" w:lineRule="auto"/>
+      </w:pPr>
+      <w:r>
+        <w:t xml:space="preserve">A </w:t>
+      </w:r>
+      <w:proofErr w:type="spellStart"/>
+      <w:r>
+        <w:t>sózás</w:t>
+      </w:r>
+      <w:proofErr w:type="spellEnd"/>
+      <w:r>
+        <w:t xml:space="preserve"> </w:t>
+      </w:r>
+      <w:proofErr w:type="spellStart"/>
+      <w:r>
+        <w:t>lényege</w:t>
+      </w:r>
+      <w:proofErr w:type="spellEnd"/>
+      <w:r>
+        <w:t xml:space="preserve">, </w:t>
+      </w:r>
+      <w:proofErr w:type="spellStart"/>
+      <w:r>
+        <w:t>hogy</w:t>
+      </w:r>
+      <w:proofErr w:type="spellEnd"/>
+      <w:r>
+        <w:t xml:space="preserve"> a felhasználó </w:t>
+      </w:r>
+      <w:proofErr w:type="spellStart"/>
+      <w:r>
+        <w:t>által</w:t>
+      </w:r>
+      <w:proofErr w:type="spellEnd"/>
+      <w:r>
+        <w:t xml:space="preserve"> </w:t>
+      </w:r>
+      <w:proofErr w:type="spellStart"/>
+      <w:r>
+        <w:t>megadott</w:t>
+      </w:r>
+      <w:proofErr w:type="spellEnd"/>
+      <w:r>
+        <w:t xml:space="preserve"> </w:t>
+      </w:r>
+      <w:proofErr w:type="spellStart"/>
+      <w:r>
+        <w:t>jelszóhoz</w:t>
+      </w:r>
+      <w:proofErr w:type="spellEnd"/>
+      <w:r>
+        <w:t xml:space="preserve"> a </w:t>
+      </w:r>
+      <w:proofErr w:type="spellStart"/>
+      <w:r>
+        <w:t>rendszer</w:t>
+      </w:r>
+      <w:proofErr w:type="spellEnd"/>
+      <w:r>
+        <w:t xml:space="preserve"> </w:t>
+      </w:r>
+      <w:proofErr w:type="spellStart"/>
+      <w:r>
+        <w:t>még</w:t>
+      </w:r>
+      <w:proofErr w:type="spellEnd"/>
+      <w:r>
+        <w:t xml:space="preserve"> a </w:t>
+      </w:r>
+      <w:proofErr w:type="spellStart"/>
+      <w:r>
+        <w:t>titkosítás</w:t>
+      </w:r>
+      <w:proofErr w:type="spellEnd"/>
+      <w:r>
+        <w:t xml:space="preserve"> </w:t>
+      </w:r>
+      <w:proofErr w:type="spellStart"/>
+      <w:r>
+        <w:t>előtt</w:t>
+      </w:r>
+      <w:proofErr w:type="spellEnd"/>
+      <w:r>
+        <w:t xml:space="preserve"> </w:t>
+      </w:r>
+      <w:proofErr w:type="spellStart"/>
+      <w:r>
+        <w:t>hozzáilleszt</w:t>
+      </w:r>
+      <w:proofErr w:type="spellEnd"/>
+      <w:r>
+        <w:t xml:space="preserve"> </w:t>
+      </w:r>
+      <w:proofErr w:type="spellStart"/>
+      <w:r>
+        <w:t>egy</w:t>
+      </w:r>
+      <w:proofErr w:type="spellEnd"/>
+      <w:r>
+        <w:t xml:space="preserve"> </w:t>
+      </w:r>
+      <w:proofErr w:type="spellStart"/>
+      <w:r>
+        <w:t>teljesen</w:t>
+      </w:r>
+      <w:proofErr w:type="spellEnd"/>
+      <w:r>
+        <w:t xml:space="preserve"> </w:t>
+      </w:r>
+      <w:proofErr w:type="spellStart"/>
+      <w:r>
+        <w:t>véletlenszerűen</w:t>
+      </w:r>
+      <w:proofErr w:type="spellEnd"/>
+      <w:r>
+        <w:t xml:space="preserve"> </w:t>
+      </w:r>
+      <w:proofErr w:type="spellStart"/>
+      <w:r>
+        <w:t>generált</w:t>
+      </w:r>
+      <w:proofErr w:type="spellEnd"/>
+      <w:r>
+        <w:t xml:space="preserve">, </w:t>
+      </w:r>
+      <w:proofErr w:type="spellStart"/>
+      <w:r>
+        <w:t>egyedi</w:t>
+      </w:r>
+      <w:proofErr w:type="spellEnd"/>
+      <w:r>
+        <w:t xml:space="preserve"> </w:t>
+      </w:r>
+      <w:proofErr w:type="spellStart"/>
+      <w:r>
+        <w:t>karaktersorozatot</w:t>
+      </w:r>
+      <w:proofErr w:type="spellEnd"/>
+      <w:r>
+        <w:t xml:space="preserve"> (</w:t>
+      </w:r>
+      <w:proofErr w:type="spellStart"/>
+      <w:r>
+        <w:t>ez</w:t>
+      </w:r>
+      <w:proofErr w:type="spellEnd"/>
+      <w:r>
+        <w:t xml:space="preserve"> a \</w:t>
+      </w:r>
+      <w:proofErr w:type="spellStart"/>
+      <w:proofErr w:type="gramStart"/>
+      <w:r>
+        <w:t>textit</w:t>
+      </w:r>
+      <w:proofErr w:type="spellEnd"/>
+      <w:r>
+        <w:t>{</w:t>
+      </w:r>
+      <w:proofErr w:type="gramEnd"/>
+      <w:r>
+        <w:t xml:space="preserve">Salt}). </w:t>
+      </w:r>
+      <w:proofErr w:type="spellStart"/>
+      <w:r>
+        <w:t>Ezt</w:t>
+      </w:r>
+      <w:proofErr w:type="spellEnd"/>
+      <w:r>
+        <w:t xml:space="preserve"> a </w:t>
+      </w:r>
+      <w:proofErr w:type="spellStart"/>
+      <w:r>
+        <w:t>véletlenszerű</w:t>
+      </w:r>
+      <w:proofErr w:type="spellEnd"/>
+      <w:r>
+        <w:t xml:space="preserve"> </w:t>
+      </w:r>
+      <w:proofErr w:type="spellStart"/>
+      <w:r>
+        <w:t>értéket</w:t>
+      </w:r>
+      <w:proofErr w:type="spellEnd"/>
+      <w:r>
+        <w:t xml:space="preserve"> a .NET </w:t>
+      </w:r>
+      <w:proofErr w:type="spellStart"/>
+      <w:r>
+        <w:t>beépített</w:t>
+      </w:r>
+      <w:proofErr w:type="spellEnd"/>
+      <w:r>
+        <w:t xml:space="preserve">, </w:t>
+      </w:r>
+      <w:proofErr w:type="spellStart"/>
+      <w:r>
+        <w:t>kriptográfiailag</w:t>
+      </w:r>
+      <w:proofErr w:type="spellEnd"/>
+      <w:r>
+        <w:t xml:space="preserve"> </w:t>
+      </w:r>
+      <w:proofErr w:type="spellStart"/>
+      <w:r>
+        <w:t>biztonságos</w:t>
+      </w:r>
+      <w:proofErr w:type="spellEnd"/>
+      <w:r>
+        <w:t xml:space="preserve"> </w:t>
+      </w:r>
+      <w:proofErr w:type="spellStart"/>
+      <w:r>
+        <w:t>véletlenszám-generátora</w:t>
+      </w:r>
+      <w:proofErr w:type="spellEnd"/>
+      <w:r>
+        <w:t xml:space="preserve">, </w:t>
+      </w:r>
+      <w:proofErr w:type="spellStart"/>
+      <w:r>
+        <w:t>az</w:t>
+      </w:r>
+      <w:proofErr w:type="spellEnd"/>
+      <w:r>
+        <w:t xml:space="preserve"> </w:t>
+      </w:r>
+      <w:proofErr w:type="spellStart"/>
+      <w:r>
+        <w:t>RNGCryptoServiceProvider</w:t>
+      </w:r>
+      <w:proofErr w:type="spellEnd"/>
+      <w:r>
+        <w:t xml:space="preserve"> </w:t>
+      </w:r>
+      <w:proofErr w:type="spellStart"/>
+      <w:r>
+        <w:t>állítja</w:t>
+      </w:r>
+      <w:proofErr w:type="spellEnd"/>
+      <w:r>
+        <w:t xml:space="preserve"> </w:t>
+      </w:r>
+      <w:proofErr w:type="spellStart"/>
+      <w:r>
+        <w:t>elő</w:t>
+      </w:r>
+      <w:proofErr w:type="spellEnd"/>
+      <w:r>
+        <w:t xml:space="preserve"> </w:t>
+      </w:r>
+      <w:proofErr w:type="spellStart"/>
+      <w:r>
+        <w:t>minden</w:t>
+      </w:r>
+      <w:proofErr w:type="spellEnd"/>
+      <w:r>
+        <w:t xml:space="preserve"> </w:t>
+      </w:r>
+      <w:proofErr w:type="spellStart"/>
+      <w:r>
+        <w:t>egyes</w:t>
+      </w:r>
+      <w:proofErr w:type="spellEnd"/>
+      <w:r>
+        <w:t xml:space="preserve"> </w:t>
+      </w:r>
+      <w:proofErr w:type="spellStart"/>
+      <w:r>
+        <w:t>regisztráció</w:t>
+      </w:r>
+      <w:proofErr w:type="spellEnd"/>
+      <w:r>
+        <w:t xml:space="preserve"> </w:t>
+      </w:r>
+      <w:proofErr w:type="spellStart"/>
+      <w:r>
+        <w:t>vagy</w:t>
+      </w:r>
+      <w:proofErr w:type="spellEnd"/>
+      <w:r>
+        <w:t xml:space="preserve"> </w:t>
+      </w:r>
+      <w:proofErr w:type="spellStart"/>
+      <w:r>
+        <w:t>jelszómódosítás</w:t>
+      </w:r>
+      <w:proofErr w:type="spellEnd"/>
+      <w:r>
+        <w:t xml:space="preserve"> </w:t>
+      </w:r>
+      <w:proofErr w:type="spellStart"/>
+      <w:r>
+        <w:t>alkalmával</w:t>
+      </w:r>
+      <w:proofErr w:type="spellEnd"/>
+      <w:r>
+        <w:t>.</w:t>
+      </w:r>
+    </w:p>
+    <w:p>
+      <w:pPr>
+        <w:spacing w:line="360" w:lineRule="auto"/>
+      </w:pPr>
+      <w:proofErr w:type="spellStart"/>
+      <w:r>
+        <w:t>Ennek</w:t>
+      </w:r>
+      <w:proofErr w:type="spellEnd"/>
+      <w:r>
+        <w:t xml:space="preserve"> a </w:t>
+      </w:r>
+      <w:proofErr w:type="spellStart"/>
+      <w:r>
+        <w:t>módszernek</w:t>
+      </w:r>
+      <w:proofErr w:type="spellEnd"/>
+      <w:r>
+        <w:t xml:space="preserve"> a </w:t>
+      </w:r>
+      <w:proofErr w:type="spellStart"/>
+      <w:r>
+        <w:t>használata</w:t>
+      </w:r>
+      <w:proofErr w:type="spellEnd"/>
+      <w:r>
+        <w:t xml:space="preserve"> </w:t>
+      </w:r>
+      <w:proofErr w:type="spellStart"/>
+      <w:r>
+        <w:t>kritikus</w:t>
+      </w:r>
+      <w:proofErr w:type="spellEnd"/>
+      <w:r>
+        <w:t xml:space="preserve"> </w:t>
+      </w:r>
+      <w:proofErr w:type="spellStart"/>
+      <w:r>
+        <w:t>fontosságú</w:t>
+      </w:r>
+      <w:proofErr w:type="spellEnd"/>
+      <w:r>
+        <w:t xml:space="preserve">. Ha </w:t>
+      </w:r>
+      <w:proofErr w:type="spellStart"/>
+      <w:r>
+        <w:t>két</w:t>
+      </w:r>
+      <w:proofErr w:type="spellEnd"/>
+      <w:r>
+        <w:t xml:space="preserve"> felhasználó </w:t>
+      </w:r>
+      <w:proofErr w:type="spellStart"/>
+      <w:r>
+        <w:t>véletlenül</w:t>
+      </w:r>
+      <w:proofErr w:type="spellEnd"/>
+      <w:r>
+        <w:t xml:space="preserve"> </w:t>
+      </w:r>
+      <w:proofErr w:type="spellStart"/>
+      <w:r>
+        <w:t>pontosan</w:t>
+      </w:r>
+      <w:proofErr w:type="spellEnd"/>
+      <w:r>
+        <w:t xml:space="preserve"> </w:t>
+      </w:r>
+      <w:proofErr w:type="spellStart"/>
+      <w:r>
+        <w:t>ugyanazt</w:t>
+      </w:r>
+      <w:proofErr w:type="spellEnd"/>
+      <w:r>
+        <w:t xml:space="preserve"> a </w:t>
+      </w:r>
+      <w:proofErr w:type="spellStart"/>
+      <w:r>
+        <w:t>jelszót</w:t>
+      </w:r>
+      <w:proofErr w:type="spellEnd"/>
+      <w:r>
+        <w:t xml:space="preserve"> (</w:t>
+      </w:r>
+      <w:proofErr w:type="gramStart"/>
+      <w:r>
+        <w:t>pl. ,,pizza</w:t>
+      </w:r>
+      <w:proofErr w:type="gramEnd"/>
+      <w:r>
+        <w:t xml:space="preserve">123'') </w:t>
+      </w:r>
+      <w:proofErr w:type="spellStart"/>
+      <w:r>
+        <w:t>adná</w:t>
+      </w:r>
+      <w:proofErr w:type="spellEnd"/>
+      <w:r>
+        <w:t xml:space="preserve"> meg, </w:t>
+      </w:r>
+      <w:proofErr w:type="spellStart"/>
+      <w:r>
+        <w:t>sózás</w:t>
+      </w:r>
+      <w:proofErr w:type="spellEnd"/>
+      <w:r>
+        <w:t xml:space="preserve"> </w:t>
+      </w:r>
+      <w:proofErr w:type="spellStart"/>
+      <w:r>
+        <w:t>nélkül</w:t>
+      </w:r>
+      <w:proofErr w:type="spellEnd"/>
+      <w:r>
+        <w:t xml:space="preserve"> a </w:t>
+      </w:r>
+      <w:proofErr w:type="spellStart"/>
+      <w:r>
+        <w:t>titkosított</w:t>
+      </w:r>
+      <w:proofErr w:type="spellEnd"/>
+      <w:r>
+        <w:t xml:space="preserve"> </w:t>
+      </w:r>
+      <w:proofErr w:type="spellStart"/>
+      <w:r>
+        <w:t>adatbázis-bejegyzésük</w:t>
+      </w:r>
+      <w:proofErr w:type="spellEnd"/>
+      <w:r>
+        <w:t xml:space="preserve"> is </w:t>
+      </w:r>
+      <w:proofErr w:type="spellStart"/>
+      <w:r>
+        <w:t>hajszálpontosan</w:t>
+      </w:r>
+      <w:proofErr w:type="spellEnd"/>
+      <w:r>
+        <w:t xml:space="preserve"> </w:t>
+      </w:r>
+      <w:proofErr w:type="spellStart"/>
+      <w:r>
+        <w:t>megegyezne</w:t>
+      </w:r>
+      <w:proofErr w:type="spellEnd"/>
+      <w:r>
+        <w:t xml:space="preserve">. Egy </w:t>
+      </w:r>
+      <w:proofErr w:type="spellStart"/>
+      <w:r>
+        <w:t>esetleges</w:t>
+      </w:r>
+      <w:proofErr w:type="spellEnd"/>
+      <w:r>
+        <w:t xml:space="preserve"> </w:t>
+      </w:r>
+      <w:proofErr w:type="spellStart"/>
+      <w:r>
+        <w:t>adatszivárgás</w:t>
+      </w:r>
+      <w:proofErr w:type="spellEnd"/>
+      <w:r>
+        <w:t xml:space="preserve"> </w:t>
+      </w:r>
+      <w:proofErr w:type="spellStart"/>
+      <w:r>
+        <w:t>esetén</w:t>
+      </w:r>
+      <w:proofErr w:type="spellEnd"/>
+      <w:r>
+        <w:t xml:space="preserve"> a </w:t>
+      </w:r>
+      <w:proofErr w:type="spellStart"/>
+      <w:r>
+        <w:t>támadók</w:t>
+      </w:r>
+      <w:proofErr w:type="spellEnd"/>
+      <w:r>
+        <w:t xml:space="preserve"> a </w:t>
+      </w:r>
+      <w:proofErr w:type="spellStart"/>
+      <w:r>
+        <w:t>gyakori</w:t>
+      </w:r>
+      <w:proofErr w:type="spellEnd"/>
+      <w:r>
+        <w:t xml:space="preserve"> </w:t>
+      </w:r>
+      <w:proofErr w:type="spellStart"/>
+      <w:r>
+        <w:t>jelszavakat</w:t>
+      </w:r>
+      <w:proofErr w:type="spellEnd"/>
+      <w:r>
+        <w:t xml:space="preserve"> </w:t>
+      </w:r>
+      <w:proofErr w:type="spellStart"/>
+      <w:proofErr w:type="gramStart"/>
+      <w:r>
+        <w:t>tartalmazó</w:t>
+      </w:r>
+      <w:proofErr w:type="spellEnd"/>
+      <w:r>
+        <w:t xml:space="preserve"> ,,</w:t>
+      </w:r>
+      <w:proofErr w:type="spellStart"/>
+      <w:r>
+        <w:t>szivárványtáblák</w:t>
+      </w:r>
+      <w:proofErr w:type="spellEnd"/>
+      <w:proofErr w:type="gramEnd"/>
+      <w:r>
+        <w:t xml:space="preserve">'' </w:t>
+      </w:r>
+      <w:proofErr w:type="spellStart"/>
+      <w:r>
+        <w:t>segítségével</w:t>
+      </w:r>
+      <w:proofErr w:type="spellEnd"/>
+      <w:r>
+        <w:t xml:space="preserve"> </w:t>
+      </w:r>
+      <w:proofErr w:type="spellStart"/>
+      <w:r>
+        <w:t>azonnal</w:t>
+      </w:r>
+      <w:proofErr w:type="spellEnd"/>
+      <w:r>
+        <w:t xml:space="preserve"> </w:t>
+      </w:r>
+      <w:proofErr w:type="spellStart"/>
+      <w:r>
+        <w:t>visszafejthetnék</w:t>
+      </w:r>
+      <w:proofErr w:type="spellEnd"/>
+      <w:r>
+        <w:t xml:space="preserve"> </w:t>
+      </w:r>
+      <w:proofErr w:type="spellStart"/>
+      <w:r>
+        <w:t>ezeket</w:t>
+      </w:r>
+      <w:proofErr w:type="spellEnd"/>
+      <w:r>
+        <w:t xml:space="preserve">. </w:t>
+      </w:r>
+      <w:proofErr w:type="spellStart"/>
+      <w:r>
+        <w:t>Mivel</w:t>
+      </w:r>
+      <w:proofErr w:type="spellEnd"/>
+      <w:r>
+        <w:t xml:space="preserve"> </w:t>
+      </w:r>
+      <w:proofErr w:type="spellStart"/>
+      <w:r>
+        <w:t>azonban</w:t>
+      </w:r>
+      <w:proofErr w:type="spellEnd"/>
+      <w:r>
+        <w:t xml:space="preserve"> a </w:t>
+      </w:r>
+      <w:proofErr w:type="spellStart"/>
+      <w:r>
+        <w:t>rendszerünk</w:t>
+      </w:r>
+      <w:proofErr w:type="spellEnd"/>
+      <w:r>
+        <w:t xml:space="preserve"> </w:t>
+      </w:r>
+      <w:proofErr w:type="spellStart"/>
+      <w:r>
+        <w:t>minden</w:t>
+      </w:r>
+      <w:proofErr w:type="spellEnd"/>
+      <w:r>
+        <w:t xml:space="preserve"> </w:t>
+      </w:r>
+      <w:proofErr w:type="spellStart"/>
+      <w:r>
+        <w:t>felhasználóhoz</w:t>
+      </w:r>
+      <w:proofErr w:type="spellEnd"/>
+      <w:r>
+        <w:t xml:space="preserve"> </w:t>
+      </w:r>
+      <w:proofErr w:type="spellStart"/>
+      <w:r>
+        <w:t>egyedi</w:t>
+      </w:r>
+      <w:proofErr w:type="spellEnd"/>
+      <w:r>
+        <w:t xml:space="preserve"> Salt </w:t>
+      </w:r>
+      <w:proofErr w:type="spellStart"/>
+      <w:r>
+        <w:t>értéket</w:t>
+      </w:r>
+      <w:proofErr w:type="spellEnd"/>
+      <w:r>
+        <w:t xml:space="preserve"> </w:t>
+      </w:r>
+      <w:proofErr w:type="spellStart"/>
+      <w:r>
+        <w:t>generál</w:t>
+      </w:r>
+      <w:proofErr w:type="spellEnd"/>
+      <w:r>
+        <w:t xml:space="preserve">, </w:t>
+      </w:r>
+      <w:proofErr w:type="spellStart"/>
+      <w:r>
+        <w:t>és</w:t>
+      </w:r>
+      <w:proofErr w:type="spellEnd"/>
+      <w:r>
+        <w:t xml:space="preserve"> </w:t>
+      </w:r>
+      <w:proofErr w:type="spellStart"/>
+      <w:r>
+        <w:t>ezt</w:t>
+      </w:r>
+      <w:proofErr w:type="spellEnd"/>
+      <w:r>
+        <w:t xml:space="preserve"> a </w:t>
+      </w:r>
+      <w:proofErr w:type="spellStart"/>
+      <w:r>
+        <w:t>jelszóval</w:t>
+      </w:r>
+      <w:proofErr w:type="spellEnd"/>
+      <w:r>
+        <w:t xml:space="preserve"> </w:t>
+      </w:r>
+      <w:proofErr w:type="spellStart"/>
+      <w:r>
+        <w:t>együtt</w:t>
+      </w:r>
+      <w:proofErr w:type="spellEnd"/>
+      <w:r>
+        <w:t xml:space="preserve"> </w:t>
+      </w:r>
+      <w:proofErr w:type="spellStart"/>
+      <w:r>
+        <w:t>titkosítja</w:t>
+      </w:r>
+      <w:proofErr w:type="spellEnd"/>
+      <w:r>
+        <w:t xml:space="preserve">, </w:t>
+      </w:r>
+      <w:proofErr w:type="spellStart"/>
+      <w:r>
+        <w:t>ugyanaz</w:t>
+      </w:r>
+      <w:proofErr w:type="spellEnd"/>
+      <w:r>
+        <w:t xml:space="preserve"> a </w:t>
+      </w:r>
+      <w:proofErr w:type="spellStart"/>
+      <w:r>
+        <w:t>jelszó</w:t>
+      </w:r>
+      <w:proofErr w:type="spellEnd"/>
+      <w:r>
+        <w:t xml:space="preserve"> </w:t>
+      </w:r>
+      <w:proofErr w:type="spellStart"/>
+      <w:r>
+        <w:t>két</w:t>
+      </w:r>
+      <w:proofErr w:type="spellEnd"/>
+      <w:r>
+        <w:t xml:space="preserve"> </w:t>
+      </w:r>
+      <w:proofErr w:type="spellStart"/>
+      <w:r>
+        <w:t>különböző</w:t>
+      </w:r>
+      <w:proofErr w:type="spellEnd"/>
+      <w:r>
+        <w:t xml:space="preserve"> </w:t>
+      </w:r>
+      <w:proofErr w:type="spellStart"/>
+      <w:r>
+        <w:t>embernél</w:t>
+      </w:r>
+      <w:proofErr w:type="spellEnd"/>
+      <w:r>
+        <w:t xml:space="preserve"> </w:t>
+      </w:r>
+      <w:proofErr w:type="spellStart"/>
+      <w:r>
+        <w:t>teljesen</w:t>
+      </w:r>
+      <w:proofErr w:type="spellEnd"/>
+      <w:r>
+        <w:t xml:space="preserve"> </w:t>
+      </w:r>
+      <w:proofErr w:type="spellStart"/>
+      <w:r>
+        <w:t>más</w:t>
+      </w:r>
+      <w:proofErr w:type="spellEnd"/>
+      <w:r>
+        <w:t xml:space="preserve"> </w:t>
+      </w:r>
+      <w:proofErr w:type="spellStart"/>
+      <w:r>
+        <w:t>titkosított</w:t>
+      </w:r>
+      <w:proofErr w:type="spellEnd"/>
+      <w:r>
+        <w:t xml:space="preserve"> </w:t>
+      </w:r>
+      <w:proofErr w:type="spellStart"/>
+      <w:r>
+        <w:t>végeredményt</w:t>
+      </w:r>
+      <w:proofErr w:type="spellEnd"/>
+      <w:r>
+        <w:t xml:space="preserve"> fog </w:t>
+      </w:r>
+      <w:proofErr w:type="spellStart"/>
+      <w:r>
+        <w:t>adni</w:t>
+      </w:r>
+      <w:proofErr w:type="spellEnd"/>
+      <w:r>
+        <w:t xml:space="preserve">. Ez a </w:t>
+      </w:r>
+      <w:proofErr w:type="spellStart"/>
+      <w:r>
+        <w:t>megközelítés</w:t>
+      </w:r>
+      <w:proofErr w:type="spellEnd"/>
+      <w:r>
+        <w:t xml:space="preserve"> </w:t>
+      </w:r>
+      <w:proofErr w:type="spellStart"/>
+      <w:r>
+        <w:t>gyakorlatilag</w:t>
+      </w:r>
+      <w:proofErr w:type="spellEnd"/>
+      <w:r>
+        <w:t xml:space="preserve"> </w:t>
+      </w:r>
+      <w:proofErr w:type="spellStart"/>
+      <w:r>
+        <w:t>lehetetlenné</w:t>
+      </w:r>
+      <w:proofErr w:type="spellEnd"/>
+      <w:r>
+        <w:t xml:space="preserve"> </w:t>
+      </w:r>
+      <w:proofErr w:type="spellStart"/>
+      <w:r>
+        <w:t>teszi</w:t>
+      </w:r>
+      <w:proofErr w:type="spellEnd"/>
+      <w:r>
+        <w:t xml:space="preserve"> a </w:t>
+      </w:r>
+      <w:proofErr w:type="spellStart"/>
+      <w:r>
+        <w:t>szótáralapú</w:t>
+      </w:r>
+      <w:proofErr w:type="spellEnd"/>
+      <w:r>
+        <w:t xml:space="preserve"> </w:t>
+      </w:r>
+      <w:proofErr w:type="spellStart"/>
+      <w:r>
+        <w:t>támadásokat</w:t>
+      </w:r>
+      <w:proofErr w:type="spellEnd"/>
+      <w:r>
+        <w:t>.</w:t>
+      </w:r>
+    </w:p>
+    <w:p>
+      <w:pPr>
+        <w:pStyle w:val="Cmsor2"/>
+      </w:pPr>
+      <w:proofErr w:type="spellStart"/>
+      <w:r>
+        <w:t>Titkosító</w:t>
+      </w:r>
+      <w:proofErr w:type="spellEnd"/>
+      <w:r>
+        <w:t xml:space="preserve"> </w:t>
+      </w:r>
+      <w:proofErr w:type="spellStart"/>
+      <w:r>
+        <w:t>algoritmus</w:t>
+      </w:r>
+      <w:proofErr w:type="spellEnd"/>
+      <w:r>
+        <w:t xml:space="preserve"> (SHA-256)</w:t>
+      </w:r>
+    </w:p>
+    <w:p>
+      <w:r>
+        <w:t xml:space="preserve">A </w:t>
+      </w:r>
+      <w:proofErr w:type="spellStart"/>
+      <w:r>
+        <w:t>sóval</w:t>
+      </w:r>
+      <w:proofErr w:type="spellEnd"/>
+      <w:r>
+        <w:t xml:space="preserve"> </w:t>
+      </w:r>
+      <w:proofErr w:type="spellStart"/>
+      <w:r>
+        <w:t>kiegészített</w:t>
+      </w:r>
+      <w:proofErr w:type="spellEnd"/>
+      <w:r>
+        <w:t xml:space="preserve"> </w:t>
+      </w:r>
+      <w:proofErr w:type="spellStart"/>
+      <w:r>
+        <w:t>jelszó</w:t>
+      </w:r>
+      <w:proofErr w:type="spellEnd"/>
+      <w:r>
+        <w:t xml:space="preserve"> </w:t>
+      </w:r>
+      <w:proofErr w:type="spellStart"/>
+      <w:r>
+        <w:t>lenyomatának</w:t>
+      </w:r>
+      <w:proofErr w:type="spellEnd"/>
+      <w:r>
+        <w:t xml:space="preserve"> (hash) </w:t>
+      </w:r>
+      <w:proofErr w:type="spellStart"/>
+      <w:r>
+        <w:t>elkészítéséhez</w:t>
+      </w:r>
+      <w:proofErr w:type="spellEnd"/>
+      <w:r>
+        <w:t xml:space="preserve"> a </w:t>
+      </w:r>
+      <w:proofErr w:type="spellStart"/>
+      <w:r>
+        <w:t>széles</w:t>
+      </w:r>
+      <w:proofErr w:type="spellEnd"/>
+      <w:r>
+        <w:t xml:space="preserve"> </w:t>
+      </w:r>
+      <w:proofErr w:type="spellStart"/>
+      <w:r>
+        <w:t>körben</w:t>
+      </w:r>
+      <w:proofErr w:type="spellEnd"/>
+      <w:r>
+        <w:t xml:space="preserve"> </w:t>
+      </w:r>
+      <w:proofErr w:type="spellStart"/>
+      <w:r>
+        <w:t>elterjedt</w:t>
+      </w:r>
+      <w:proofErr w:type="spellEnd"/>
+      <w:r>
+        <w:t xml:space="preserve"> SHA-256 (Secure Hash Algorithm 256-bit) </w:t>
+      </w:r>
+      <w:proofErr w:type="spellStart"/>
+      <w:r>
+        <w:t>algoritmust</w:t>
+      </w:r>
+      <w:proofErr w:type="spellEnd"/>
+      <w:r>
+        <w:t xml:space="preserve"> </w:t>
+      </w:r>
+      <w:proofErr w:type="spellStart"/>
+      <w:r>
+        <w:t>használjuk</w:t>
+      </w:r>
+      <w:proofErr w:type="spellEnd"/>
+      <w:r>
+        <w:t xml:space="preserve">. Ez </w:t>
+      </w:r>
+      <w:proofErr w:type="spellStart"/>
+      <w:r>
+        <w:t>az</w:t>
+      </w:r>
+      <w:proofErr w:type="spellEnd"/>
+      <w:r>
+        <w:t xml:space="preserve"> </w:t>
+      </w:r>
+      <w:proofErr w:type="spellStart"/>
+      <w:r>
+        <w:t>eljárás</w:t>
+      </w:r>
+      <w:proofErr w:type="spellEnd"/>
+      <w:r>
+        <w:t xml:space="preserve"> a </w:t>
+      </w:r>
+      <w:proofErr w:type="spellStart"/>
+      <w:r>
+        <w:t>bemeneti</w:t>
+      </w:r>
+      <w:proofErr w:type="spellEnd"/>
+      <w:r>
+        <w:t xml:space="preserve"> (</w:t>
+      </w:r>
+      <w:proofErr w:type="spellStart"/>
+      <w:r>
+        <w:t>sózott</w:t>
+      </w:r>
+      <w:proofErr w:type="spellEnd"/>
+      <w:r>
+        <w:t xml:space="preserve">) </w:t>
+      </w:r>
+      <w:proofErr w:type="spellStart"/>
+      <w:r>
+        <w:t>jelszóból</w:t>
+      </w:r>
+      <w:proofErr w:type="spellEnd"/>
+      <w:r>
+        <w:t xml:space="preserve"> </w:t>
+      </w:r>
+      <w:proofErr w:type="spellStart"/>
+      <w:r>
+        <w:t>egy</w:t>
+      </w:r>
+      <w:proofErr w:type="spellEnd"/>
+      <w:r>
+        <w:t xml:space="preserve"> fix </w:t>
+      </w:r>
+      <w:proofErr w:type="spellStart"/>
+      <w:r>
+        <w:t>hosszúságú</w:t>
+      </w:r>
+      <w:proofErr w:type="spellEnd"/>
+      <w:r>
+        <w:t xml:space="preserve">, 256 bites </w:t>
+      </w:r>
+      <w:proofErr w:type="spellStart"/>
+      <w:r>
+        <w:t>lenyomatot</w:t>
+      </w:r>
+      <w:proofErr w:type="spellEnd"/>
+      <w:r>
+        <w:t xml:space="preserve"> </w:t>
+      </w:r>
+      <w:proofErr w:type="spellStart"/>
+      <w:r>
+        <w:t>képez</w:t>
+      </w:r>
+      <w:proofErr w:type="spellEnd"/>
+      <w:r>
+        <w:t xml:space="preserve">. </w:t>
+      </w:r>
+      <w:proofErr w:type="spellStart"/>
+      <w:r>
+        <w:t>Mivel</w:t>
+      </w:r>
+      <w:proofErr w:type="spellEnd"/>
+      <w:r>
+        <w:t xml:space="preserve"> </w:t>
+      </w:r>
+      <w:proofErr w:type="spellStart"/>
+      <w:r>
+        <w:t>az</w:t>
+      </w:r>
+      <w:proofErr w:type="spellEnd"/>
+      <w:r>
+        <w:t xml:space="preserve"> SHA-256 </w:t>
+      </w:r>
+      <w:proofErr w:type="spellStart"/>
+      <w:r>
+        <w:t>egyirányú</w:t>
+      </w:r>
+      <w:proofErr w:type="spellEnd"/>
+      <w:r>
+        <w:t xml:space="preserve"> </w:t>
+      </w:r>
+      <w:proofErr w:type="spellStart"/>
+      <w:r>
+        <w:t>függvény</w:t>
+      </w:r>
+      <w:proofErr w:type="spellEnd"/>
+      <w:r>
+        <w:t xml:space="preserve">, a </w:t>
+      </w:r>
+      <w:proofErr w:type="spellStart"/>
+      <w:r>
+        <w:t>generált</w:t>
+      </w:r>
+      <w:proofErr w:type="spellEnd"/>
+      <w:r>
+        <w:t xml:space="preserve"> </w:t>
+      </w:r>
+      <w:proofErr w:type="spellStart"/>
+      <w:r>
+        <w:t>lenyomatból</w:t>
+      </w:r>
+      <w:proofErr w:type="spellEnd"/>
+      <w:r>
+        <w:t xml:space="preserve"> </w:t>
+      </w:r>
+      <w:proofErr w:type="spellStart"/>
+      <w:r>
+        <w:t>matematikai</w:t>
+      </w:r>
+      <w:proofErr w:type="spellEnd"/>
+      <w:r>
+        <w:t xml:space="preserve"> </w:t>
+      </w:r>
+      <w:proofErr w:type="spellStart"/>
+      <w:r>
+        <w:t>úton</w:t>
+      </w:r>
+      <w:proofErr w:type="spellEnd"/>
+      <w:r>
+        <w:t xml:space="preserve"> </w:t>
+      </w:r>
+      <w:proofErr w:type="spellStart"/>
+      <w:r>
+        <w:t>lehetetlen</w:t>
+      </w:r>
+      <w:proofErr w:type="spellEnd"/>
+      <w:r>
+        <w:t xml:space="preserve"> </w:t>
+      </w:r>
+      <w:proofErr w:type="spellStart"/>
+      <w:r>
+        <w:t>visszafejteni</w:t>
+      </w:r>
+      <w:proofErr w:type="spellEnd"/>
+      <w:r>
+        <w:t xml:space="preserve"> </w:t>
+      </w:r>
+      <w:proofErr w:type="spellStart"/>
+      <w:r>
+        <w:t>az</w:t>
+      </w:r>
+      <w:proofErr w:type="spellEnd"/>
+      <w:r>
+        <w:t xml:space="preserve"> </w:t>
+      </w:r>
+      <w:proofErr w:type="spellStart"/>
+      <w:r>
+        <w:t>eredeti</w:t>
+      </w:r>
+      <w:proofErr w:type="spellEnd"/>
+      <w:r>
+        <w:t xml:space="preserve"> </w:t>
+      </w:r>
+      <w:proofErr w:type="spellStart"/>
+      <w:r>
+        <w:t>jelszót</w:t>
+      </w:r>
+      <w:proofErr w:type="spellEnd"/>
+      <w:r>
+        <w:t xml:space="preserve">. </w:t>
+      </w:r>
+      <w:proofErr w:type="spellStart"/>
+      <w:r>
+        <w:t>Bejelentkezéskor</w:t>
+      </w:r>
+      <w:proofErr w:type="spellEnd"/>
+      <w:r>
+        <w:t xml:space="preserve"> a </w:t>
+      </w:r>
+      <w:proofErr w:type="spellStart"/>
+      <w:r>
+        <w:t>rendszer</w:t>
+      </w:r>
+      <w:proofErr w:type="spellEnd"/>
+      <w:r>
+        <w:t xml:space="preserve"> a </w:t>
+      </w:r>
+      <w:proofErr w:type="spellStart"/>
+      <w:r>
+        <w:t>megadott</w:t>
+      </w:r>
+      <w:proofErr w:type="spellEnd"/>
+      <w:r>
+        <w:t xml:space="preserve"> </w:t>
+      </w:r>
+      <w:proofErr w:type="spellStart"/>
+      <w:r>
+        <w:t>jelszót</w:t>
+      </w:r>
+      <w:proofErr w:type="spellEnd"/>
+      <w:r>
+        <w:t xml:space="preserve"> </w:t>
+      </w:r>
+      <w:proofErr w:type="spellStart"/>
+      <w:r>
+        <w:t>az</w:t>
+      </w:r>
+      <w:proofErr w:type="spellEnd"/>
+      <w:r>
+        <w:t xml:space="preserve"> </w:t>
+      </w:r>
+      <w:proofErr w:type="spellStart"/>
+      <w:r>
+        <w:t>adatbázisban</w:t>
+      </w:r>
+      <w:proofErr w:type="spellEnd"/>
+      <w:r>
+        <w:t xml:space="preserve"> </w:t>
+      </w:r>
+      <w:proofErr w:type="spellStart"/>
+      <w:r>
+        <w:t>tárolt</w:t>
+      </w:r>
+      <w:proofErr w:type="spellEnd"/>
+      <w:r>
+        <w:t xml:space="preserve"> </w:t>
+      </w:r>
+      <w:proofErr w:type="spellStart"/>
+      <w:r>
+        <w:t>egyedi</w:t>
+      </w:r>
+      <w:proofErr w:type="spellEnd"/>
+      <w:r>
+        <w:t xml:space="preserve"> </w:t>
+      </w:r>
+      <w:proofErr w:type="spellStart"/>
+      <w:r>
+        <w:t>sóval</w:t>
+      </w:r>
+      <w:proofErr w:type="spellEnd"/>
+      <w:r>
+        <w:t xml:space="preserve"> </w:t>
+      </w:r>
+      <w:proofErr w:type="spellStart"/>
+      <w:r>
+        <w:t>újra</w:t>
+      </w:r>
+      <w:proofErr w:type="spellEnd"/>
+      <w:r>
+        <w:t xml:space="preserve"> </w:t>
+      </w:r>
+      <w:proofErr w:type="spellStart"/>
+      <w:r>
+        <w:t>titkosítja</w:t>
+      </w:r>
+      <w:proofErr w:type="spellEnd"/>
+      <w:r>
+        <w:t xml:space="preserve">, </w:t>
+      </w:r>
+      <w:proofErr w:type="spellStart"/>
+      <w:r>
+        <w:t>és</w:t>
+      </w:r>
+      <w:proofErr w:type="spellEnd"/>
+      <w:r>
+        <w:t xml:space="preserve"> ha </w:t>
+      </w:r>
+      <w:proofErr w:type="spellStart"/>
+      <w:r>
+        <w:t>az</w:t>
+      </w:r>
+      <w:proofErr w:type="spellEnd"/>
+      <w:r>
+        <w:t xml:space="preserve"> </w:t>
+      </w:r>
+      <w:proofErr w:type="spellStart"/>
+      <w:r>
+        <w:t>eredmény</w:t>
+      </w:r>
+      <w:proofErr w:type="spellEnd"/>
+      <w:r>
+        <w:t xml:space="preserve"> </w:t>
+      </w:r>
+      <w:proofErr w:type="spellStart"/>
+      <w:r>
+        <w:t>megegyezik</w:t>
+      </w:r>
+      <w:proofErr w:type="spellEnd"/>
+      <w:r>
+        <w:t xml:space="preserve"> a </w:t>
+      </w:r>
+      <w:proofErr w:type="spellStart"/>
+      <w:r>
+        <w:t>tárolt</w:t>
+      </w:r>
+      <w:proofErr w:type="spellEnd"/>
+      <w:r>
+        <w:t xml:space="preserve"> </w:t>
+      </w:r>
+      <w:proofErr w:type="spellStart"/>
+      <w:r>
+        <w:t>lenyomattal</w:t>
+      </w:r>
+      <w:proofErr w:type="spellEnd"/>
+      <w:r>
+        <w:t xml:space="preserve">, a </w:t>
+      </w:r>
+      <w:proofErr w:type="spellStart"/>
+      <w:r>
+        <w:t>hitelesítés</w:t>
+      </w:r>
+      <w:proofErr w:type="spellEnd"/>
+      <w:r>
+        <w:t xml:space="preserve"> </w:t>
+      </w:r>
+      <w:proofErr w:type="spellStart"/>
+      <w:r>
+        <w:t>sikeres</w:t>
+      </w:r>
+      <w:proofErr w:type="spellEnd"/>
+      <w:r>
+        <w:t>.</w:t>
+      </w:r>
+    </w:p>
+    <w:p/>
     <w:p>
       <w:pPr>
         <w:rPr>
@@ -6817,6 +8326,7 @@
           <w:szCs w:val="26"/>
           <w:lang w:val="hu-HU"/>
         </w:rPr>
+        <w:lastRenderedPageBreak/>
         <w:t>Trello</w:t>
       </w:r>
       <w:bookmarkEnd w:id="21"/>
@@ -6884,7 +8394,7 @@
                     <pic:cNvPicPr/>
                   </pic:nvPicPr>
                   <pic:blipFill>
-                    <a:blip r:embed="rId16"/>
+                    <a:blip r:embed="rId17"/>
                     <a:stretch>
                       <a:fillRect/>
                     </a:stretch>
@@ -6978,7 +8488,7 @@
                     <pic:cNvPicPr/>
                   </pic:nvPicPr>
                   <pic:blipFill>
-                    <a:blip r:embed="rId17"/>
+                    <a:blip r:embed="rId18"/>
                     <a:stretch>
                       <a:fillRect/>
                     </a:stretch>
@@ -7046,7 +8556,7 @@
                     </pic:cNvPicPr>
                   </pic:nvPicPr>
                   <pic:blipFill>
-                    <a:blip r:embed="rId18"/>
+                    <a:blip r:embed="rId19"/>
                     <a:stretch>
                       <a:fillRect/>
                     </a:stretch>
@@ -7113,7 +8623,7 @@
       <w:bookmarkEnd w:id="23"/>
     </w:p>
     <w:p>
-      <w:hyperlink r:id="rId19">
+      <w:hyperlink r:id="rId20">
         <w:r>
           <w:t>https://www.oracle.com/hu/database/what-is-database</w:t>
         </w:r>
@@ -7123,7 +8633,7 @@
       </w:r>
     </w:p>
     <w:p>
-      <w:hyperlink r:id="rId20">
+      <w:hyperlink r:id="rId21">
         <w:r>
           <w:rPr>
             <w:rStyle w:val="Hiperhivatkozs"/>
@@ -7144,7 +8654,7 @@
       </w:r>
     </w:p>
     <w:p>
-      <w:hyperlink r:id="rId21">
+      <w:hyperlink r:id="rId22">
         <w:r>
           <w:rPr>
             <w:rStyle w:val="Hiperhivatkozs"/>
@@ -7170,7 +8680,7 @@
       </w:r>
     </w:p>
     <w:p>
-      <w:hyperlink r:id="rId22">
+      <w:hyperlink r:id="rId23">
         <w:r>
           <w:rPr>
             <w:rStyle w:val="Hiperhivatkozs"/>
@@ -7195,7 +8705,7 @@
       <w:r>
         <w:br/>
       </w:r>
-      <w:hyperlink r:id="rId23" w:anchor="what-is-json-web-token">
+      <w:hyperlink r:id="rId24" w:anchor="what-is-json-web-token">
         <w:r>
           <w:rPr>
             <w:rStyle w:val="Hiperhivatkozs"/>
@@ -7216,7 +8726,7 @@
       </w:r>
     </w:p>
     <w:p>
-      <w:hyperlink r:id="rId24">
+      <w:hyperlink r:id="rId25">
         <w:r>
           <w:rPr>
             <w:rStyle w:val="Hiperhivatkozs"/>
@@ -7237,8 +8747,10 @@
       </w:r>
     </w:p>
     <w:sectPr>
+      <w:footerReference w:type="default" r:id="rId26"/>
       <w:pgSz w:w="11906" w:h="16838"/>
       <w:pgMar w:top="1417" w:right="1417" w:bottom="1417" w:left="1417" w:header="708" w:footer="708" w:gutter="0"/>
+      <w:pgNumType w:start="1"/>
       <w:cols w:space="708"/>
       <w:docGrid w:linePitch="360"/>
     </w:sectPr>
@@ -7269,6 +8781,67 @@
     </w:p>
   </w:endnote>
 </w:endnotes>
+</file>
+
+<file path=word/footer1.xml><?xml version="1.0" encoding="utf-8"?>
+<w:ftr xmlns:wpc="http://schemas.microsoft.com/office/word/2010/wordprocessingCanvas" xmlns:cx="http://schemas.microsoft.com/office/drawing/2014/chartex" xmlns:cx1="http://schemas.microsoft.com/office/drawing/2015/9/8/chartex" xmlns:cx2="http://schemas.microsoft.com/office/drawing/2015/10/21/chartex" xmlns:cx3="http://schemas.microsoft.com/office/drawing/2016/5/9/chartex" xmlns:cx4="http://schemas.microsoft.com/office/drawing/2016/5/10/chartex" xmlns:cx5="http://schemas.microsoft.com/office/drawing/2016/5/11/chartex" xmlns:cx6="http://schemas.microsoft.com/office/drawing/2016/5/12/chartex" xmlns:cx7="http://schemas.microsoft.com/office/drawing/2016/5/13/chartex" xmlns:cx8="http://schemas.microsoft.com/office/drawing/2016/5/14/chartex" xmlns:mc="http://schemas.openxmlformats.org/markup-compatibility/2006" xmlns:aink="http://schemas.microsoft.com/office/drawing/2016/ink" xmlns:am3d="http://schemas.microsoft.com/office/drawing/2017/model3d" xmlns:o="urn:schemas-microsoft-com:office:office" xmlns:oel="http://schemas.microsoft.com/office/2019/extlst" xmlns:r="http://schemas.openxmlformats.org/officeDocument/2006/relationships" xmlns:m="http://schemas.openxmlformats.org/officeDocument/2006/math" xmlns:v="urn:schemas-microsoft-com:vml" xmlns:wp14="http://schemas.microsoft.com/office/word/2010/wordprocessingDrawing" xmlns:wp="http://schemas.openxmlformats.org/drawingml/2006/wordprocessingDrawing" xmlns:w10="urn:schemas-microsoft-com:office:word" xmlns:w="http://schemas.openxmlformats.org/wordprocessingml/2006/main" xmlns:w14="http://schemas.microsoft.com/office/word/2010/wordml" xmlns:w15="http://schemas.microsoft.com/office/word/2012/wordml" xmlns:w16cex="http://schemas.microsoft.com/office/word/2018/wordml/cex" xmlns:w16cid="http://schemas.microsoft.com/office/word/2016/wordml/cid" xmlns:w16="http://schemas.microsoft.com/office/word/2018/wordml" xmlns:w16du="http://schemas.microsoft.com/office/word/2023/wordml/word16du" xmlns:w16sdtdh="http://schemas.microsoft.com/office/word/2020/wordml/sdtdatahash" xmlns:w16sdtfl="http://schemas.microsoft.com/office/word/2024/wordml/sdtformatlock" xmlns:w16se="http://schemas.microsoft.com/office/word/2015/wordml/symex" xmlns:wpg="http://schemas.microsoft.com/office/word/2010/wordprocessingGroup" xmlns:wpi="http://schemas.microsoft.com/office/word/2010/wordprocessingInk" xmlns:wne="http://schemas.microsoft.com/office/word/2006/wordml" xmlns:wps="http://schemas.microsoft.com/office/word/2010/wordprocessingShape" mc:Ignorable="w14 w15 w16se w16cid w16 w16cex w16sdtdh w16sdtfl w16du wp14">
+  <w:p>
+    <w:pPr>
+      <w:pStyle w:val="llb"/>
+      <w:jc w:val="center"/>
+    </w:pPr>
+  </w:p>
+  <w:p>
+    <w:pPr>
+      <w:pStyle w:val="llb"/>
+    </w:pPr>
+  </w:p>
+</w:ftr>
+</file>
+
+<file path=word/footer2.xml><?xml version="1.0" encoding="utf-8"?>
+<w:ftr xmlns:wpc="http://schemas.microsoft.com/office/word/2010/wordprocessingCanvas" xmlns:cx="http://schemas.microsoft.com/office/drawing/2014/chartex" xmlns:cx1="http://schemas.microsoft.com/office/drawing/2015/9/8/chartex" xmlns:cx2="http://schemas.microsoft.com/office/drawing/2015/10/21/chartex" xmlns:cx3="http://schemas.microsoft.com/office/drawing/2016/5/9/chartex" xmlns:cx4="http://schemas.microsoft.com/office/drawing/2016/5/10/chartex" xmlns:cx5="http://schemas.microsoft.com/office/drawing/2016/5/11/chartex" xmlns:cx6="http://schemas.microsoft.com/office/drawing/2016/5/12/chartex" xmlns:cx7="http://schemas.microsoft.com/office/drawing/2016/5/13/chartex" xmlns:cx8="http://schemas.microsoft.com/office/drawing/2016/5/14/chartex" xmlns:mc="http://schemas.openxmlformats.org/markup-compatibility/2006" xmlns:aink="http://schemas.microsoft.com/office/drawing/2016/ink" xmlns:am3d="http://schemas.microsoft.com/office/drawing/2017/model3d" xmlns:o="urn:schemas-microsoft-com:office:office" xmlns:oel="http://schemas.microsoft.com/office/2019/extlst" xmlns:r="http://schemas.openxmlformats.org/officeDocument/2006/relationships" xmlns:m="http://schemas.openxmlformats.org/officeDocument/2006/math" xmlns:v="urn:schemas-microsoft-com:vml" xmlns:wp14="http://schemas.microsoft.com/office/word/2010/wordprocessingDrawing" xmlns:wp="http://schemas.openxmlformats.org/drawingml/2006/wordprocessingDrawing" xmlns:w10="urn:schemas-microsoft-com:office:word" xmlns:w="http://schemas.openxmlformats.org/wordprocessingml/2006/main" xmlns:w14="http://schemas.microsoft.com/office/word/2010/wordml" xmlns:w15="http://schemas.microsoft.com/office/word/2012/wordml" xmlns:w16cex="http://schemas.microsoft.com/office/word/2018/wordml/cex" xmlns:w16cid="http://schemas.microsoft.com/office/word/2016/wordml/cid" xmlns:w16="http://schemas.microsoft.com/office/word/2018/wordml" xmlns:w16du="http://schemas.microsoft.com/office/word/2023/wordml/word16du" xmlns:w16sdtdh="http://schemas.microsoft.com/office/word/2020/wordml/sdtdatahash" xmlns:w16sdtfl="http://schemas.microsoft.com/office/word/2024/wordml/sdtformatlock" xmlns:w16se="http://schemas.microsoft.com/office/word/2015/wordml/symex" xmlns:wpg="http://schemas.microsoft.com/office/word/2010/wordprocessingGroup" xmlns:wpi="http://schemas.microsoft.com/office/word/2010/wordprocessingInk" xmlns:wne="http://schemas.microsoft.com/office/word/2006/wordml" xmlns:wps="http://schemas.microsoft.com/office/word/2010/wordprocessingShape" mc:Ignorable="w14 w15 w16se w16cid w16 w16cex w16sdtdh w16sdtfl w16du wp14">
+  <w:sdt>
+    <w:sdtPr>
+      <w:id w:val="-470371288"/>
+      <w:docPartObj>
+        <w:docPartGallery w:val="Page Numbers (Bottom of Page)"/>
+        <w:docPartUnique/>
+      </w:docPartObj>
+    </w:sdtPr>
+    <w:sdtContent>
+      <w:p>
+        <w:pPr>
+          <w:pStyle w:val="llb"/>
+          <w:jc w:val="center"/>
+        </w:pPr>
+        <w:r>
+          <w:fldChar w:fldCharType="begin"/>
+        </w:r>
+        <w:r>
+          <w:instrText>PAGE   \* MERGEFORMAT</w:instrText>
+        </w:r>
+        <w:r>
+          <w:fldChar w:fldCharType="separate"/>
+        </w:r>
+        <w:r>
+          <w:rPr>
+            <w:lang w:val="hu-HU"/>
+          </w:rPr>
+          <w:t>2</w:t>
+        </w:r>
+        <w:r>
+          <w:fldChar w:fldCharType="end"/>
+        </w:r>
+      </w:p>
+    </w:sdtContent>
+  </w:sdt>
+  <w:p>
+    <w:pPr>
+      <w:pStyle w:val="llb"/>
+    </w:pPr>
+  </w:p>
+</w:ftr>
 </file>
 
 <file path=word/footnotes.xml><?xml version="1.0" encoding="utf-8"?>
@@ -7670,6 +9243,95 @@
     </w:lvl>
   </w:abstractNum>
   <w:abstractNum w:abstractNumId="4" w15:restartNumberingAfterBreak="0">
+    <w:nsid w:val="58E0452B"/>
+    <w:multiLevelType w:val="hybridMultilevel"/>
+    <w:tmpl w:val="917E0C2C"/>
+    <w:lvl w:ilvl="0" w:tplc="040E000F">
+      <w:start w:val="1"/>
+      <w:numFmt w:val="decimal"/>
+      <w:lvlText w:val="%1."/>
+      <w:lvlJc w:val="left"/>
+      <w:pPr>
+        <w:ind w:left="720" w:hanging="360"/>
+      </w:pPr>
+      <w:rPr>
+        <w:rFonts w:hint="default"/>
+      </w:rPr>
+    </w:lvl>
+    <w:lvl w:ilvl="1" w:tplc="040E0019" w:tentative="1">
+      <w:start w:val="1"/>
+      <w:numFmt w:val="lowerLetter"/>
+      <w:lvlText w:val="%2."/>
+      <w:lvlJc w:val="left"/>
+      <w:pPr>
+        <w:ind w:left="1440" w:hanging="360"/>
+      </w:pPr>
+    </w:lvl>
+    <w:lvl w:ilvl="2" w:tplc="040E001B" w:tentative="1">
+      <w:start w:val="1"/>
+      <w:numFmt w:val="lowerRoman"/>
+      <w:lvlText w:val="%3."/>
+      <w:lvlJc w:val="right"/>
+      <w:pPr>
+        <w:ind w:left="2160" w:hanging="180"/>
+      </w:pPr>
+    </w:lvl>
+    <w:lvl w:ilvl="3" w:tplc="040E000F" w:tentative="1">
+      <w:start w:val="1"/>
+      <w:numFmt w:val="decimal"/>
+      <w:lvlText w:val="%4."/>
+      <w:lvlJc w:val="left"/>
+      <w:pPr>
+        <w:ind w:left="2880" w:hanging="360"/>
+      </w:pPr>
+    </w:lvl>
+    <w:lvl w:ilvl="4" w:tplc="040E0019" w:tentative="1">
+      <w:start w:val="1"/>
+      <w:numFmt w:val="lowerLetter"/>
+      <w:lvlText w:val="%5."/>
+      <w:lvlJc w:val="left"/>
+      <w:pPr>
+        <w:ind w:left="3600" w:hanging="360"/>
+      </w:pPr>
+    </w:lvl>
+    <w:lvl w:ilvl="5" w:tplc="040E001B" w:tentative="1">
+      <w:start w:val="1"/>
+      <w:numFmt w:val="lowerRoman"/>
+      <w:lvlText w:val="%6."/>
+      <w:lvlJc w:val="right"/>
+      <w:pPr>
+        <w:ind w:left="4320" w:hanging="180"/>
+      </w:pPr>
+    </w:lvl>
+    <w:lvl w:ilvl="6" w:tplc="040E000F" w:tentative="1">
+      <w:start w:val="1"/>
+      <w:numFmt w:val="decimal"/>
+      <w:lvlText w:val="%7."/>
+      <w:lvlJc w:val="left"/>
+      <w:pPr>
+        <w:ind w:left="5040" w:hanging="360"/>
+      </w:pPr>
+    </w:lvl>
+    <w:lvl w:ilvl="7" w:tplc="040E0019" w:tentative="1">
+      <w:start w:val="1"/>
+      <w:numFmt w:val="lowerLetter"/>
+      <w:lvlText w:val="%8."/>
+      <w:lvlJc w:val="left"/>
+      <w:pPr>
+        <w:ind w:left="5760" w:hanging="360"/>
+      </w:pPr>
+    </w:lvl>
+    <w:lvl w:ilvl="8" w:tplc="040E001B" w:tentative="1">
+      <w:start w:val="1"/>
+      <w:numFmt w:val="lowerRoman"/>
+      <w:lvlText w:val="%9."/>
+      <w:lvlJc w:val="right"/>
+      <w:pPr>
+        <w:ind w:left="6480" w:hanging="180"/>
+      </w:pPr>
+    </w:lvl>
+  </w:abstractNum>
+  <w:abstractNum w:abstractNumId="5" w15:restartNumberingAfterBreak="0">
     <w:nsid w:val="5D257FC5"/>
     <w:multiLevelType w:val="hybridMultilevel"/>
     <w:tmpl w:val="9E48C460"/>
@@ -7782,7 +9444,7 @@
       </w:rPr>
     </w:lvl>
   </w:abstractNum>
-  <w:abstractNum w:abstractNumId="5" w15:restartNumberingAfterBreak="0">
+  <w:abstractNum w:abstractNumId="6" w15:restartNumberingAfterBreak="0">
     <w:nsid w:val="6514C630"/>
     <w:multiLevelType w:val="hybridMultilevel"/>
     <w:tmpl w:val="EB2EFB0E"/>
@@ -7895,7 +9557,7 @@
       </w:rPr>
     </w:lvl>
   </w:abstractNum>
-  <w:abstractNum w:abstractNumId="6" w15:restartNumberingAfterBreak="0">
+  <w:abstractNum w:abstractNumId="7" w15:restartNumberingAfterBreak="0">
     <w:nsid w:val="698CCF1B"/>
     <w:multiLevelType w:val="hybridMultilevel"/>
     <w:tmpl w:val="52223DB6"/>
@@ -7981,7 +9643,7 @@
       </w:pPr>
     </w:lvl>
   </w:abstractNum>
-  <w:abstractNum w:abstractNumId="7" w15:restartNumberingAfterBreak="0">
+  <w:abstractNum w:abstractNumId="8" w15:restartNumberingAfterBreak="0">
     <w:nsid w:val="707EEC0A"/>
     <w:multiLevelType w:val="hybridMultilevel"/>
     <w:tmpl w:val="35E04B0E"/>
@@ -8094,7 +9756,7 @@
       </w:rPr>
     </w:lvl>
   </w:abstractNum>
-  <w:abstractNum w:abstractNumId="8" w15:restartNumberingAfterBreak="0">
+  <w:abstractNum w:abstractNumId="9" w15:restartNumberingAfterBreak="0">
     <w:nsid w:val="788B5A40"/>
     <w:multiLevelType w:val="hybridMultilevel"/>
     <w:tmpl w:val="AF863A48"/>
@@ -8207,7 +9869,7 @@
       </w:rPr>
     </w:lvl>
   </w:abstractNum>
-  <w:abstractNum w:abstractNumId="9" w15:restartNumberingAfterBreak="0">
+  <w:abstractNum w:abstractNumId="10" w15:restartNumberingAfterBreak="0">
     <w:nsid w:val="7BED318B"/>
     <w:multiLevelType w:val="hybridMultilevel"/>
     <w:tmpl w:val="A0348D0A"/>
@@ -8320,35 +9982,127 @@
       </w:rPr>
     </w:lvl>
   </w:abstractNum>
+  <w:abstractNum w:abstractNumId="11" w15:restartNumberingAfterBreak="0">
+    <w:nsid w:val="7BFE0735"/>
+    <w:multiLevelType w:val="hybridMultilevel"/>
+    <w:tmpl w:val="3436658C"/>
+    <w:lvl w:ilvl="0" w:tplc="040E000F">
+      <w:start w:val="1"/>
+      <w:numFmt w:val="decimal"/>
+      <w:lvlText w:val="%1."/>
+      <w:lvlJc w:val="left"/>
+      <w:pPr>
+        <w:ind w:left="720" w:hanging="360"/>
+      </w:pPr>
+    </w:lvl>
+    <w:lvl w:ilvl="1" w:tplc="040E0019" w:tentative="1">
+      <w:start w:val="1"/>
+      <w:numFmt w:val="lowerLetter"/>
+      <w:lvlText w:val="%2."/>
+      <w:lvlJc w:val="left"/>
+      <w:pPr>
+        <w:ind w:left="1440" w:hanging="360"/>
+      </w:pPr>
+    </w:lvl>
+    <w:lvl w:ilvl="2" w:tplc="040E001B" w:tentative="1">
+      <w:start w:val="1"/>
+      <w:numFmt w:val="lowerRoman"/>
+      <w:lvlText w:val="%3."/>
+      <w:lvlJc w:val="right"/>
+      <w:pPr>
+        <w:ind w:left="2160" w:hanging="180"/>
+      </w:pPr>
+    </w:lvl>
+    <w:lvl w:ilvl="3" w:tplc="040E000F" w:tentative="1">
+      <w:start w:val="1"/>
+      <w:numFmt w:val="decimal"/>
+      <w:lvlText w:val="%4."/>
+      <w:lvlJc w:val="left"/>
+      <w:pPr>
+        <w:ind w:left="2880" w:hanging="360"/>
+      </w:pPr>
+    </w:lvl>
+    <w:lvl w:ilvl="4" w:tplc="040E0019" w:tentative="1">
+      <w:start w:val="1"/>
+      <w:numFmt w:val="lowerLetter"/>
+      <w:lvlText w:val="%5."/>
+      <w:lvlJc w:val="left"/>
+      <w:pPr>
+        <w:ind w:left="3600" w:hanging="360"/>
+      </w:pPr>
+    </w:lvl>
+    <w:lvl w:ilvl="5" w:tplc="040E001B" w:tentative="1">
+      <w:start w:val="1"/>
+      <w:numFmt w:val="lowerRoman"/>
+      <w:lvlText w:val="%6."/>
+      <w:lvlJc w:val="right"/>
+      <w:pPr>
+        <w:ind w:left="4320" w:hanging="180"/>
+      </w:pPr>
+    </w:lvl>
+    <w:lvl w:ilvl="6" w:tplc="040E000F" w:tentative="1">
+      <w:start w:val="1"/>
+      <w:numFmt w:val="decimal"/>
+      <w:lvlText w:val="%7."/>
+      <w:lvlJc w:val="left"/>
+      <w:pPr>
+        <w:ind w:left="5040" w:hanging="360"/>
+      </w:pPr>
+    </w:lvl>
+    <w:lvl w:ilvl="7" w:tplc="040E0019" w:tentative="1">
+      <w:start w:val="1"/>
+      <w:numFmt w:val="lowerLetter"/>
+      <w:lvlText w:val="%8."/>
+      <w:lvlJc w:val="left"/>
+      <w:pPr>
+        <w:ind w:left="5760" w:hanging="360"/>
+      </w:pPr>
+    </w:lvl>
+    <w:lvl w:ilvl="8" w:tplc="040E001B" w:tentative="1">
+      <w:start w:val="1"/>
+      <w:numFmt w:val="lowerRoman"/>
+      <w:lvlText w:val="%9."/>
+      <w:lvlJc w:val="right"/>
+      <w:pPr>
+        <w:ind w:left="6480" w:hanging="180"/>
+      </w:pPr>
+    </w:lvl>
+  </w:abstractNum>
   <w:num w:numId="1" w16cid:durableId="961498103">
     <w:abstractNumId w:val="3"/>
   </w:num>
   <w:num w:numId="2" w16cid:durableId="833029370">
-    <w:abstractNumId w:val="7"/>
+    <w:abstractNumId w:val="8"/>
   </w:num>
   <w:num w:numId="3" w16cid:durableId="1528835335">
     <w:abstractNumId w:val="0"/>
   </w:num>
   <w:num w:numId="4" w16cid:durableId="26608636">
-    <w:abstractNumId w:val="5"/>
+    <w:abstractNumId w:val="6"/>
   </w:num>
   <w:num w:numId="5" w16cid:durableId="1895846073">
     <w:abstractNumId w:val="2"/>
   </w:num>
   <w:num w:numId="6" w16cid:durableId="1105349569">
-    <w:abstractNumId w:val="6"/>
+    <w:abstractNumId w:val="7"/>
   </w:num>
   <w:num w:numId="7" w16cid:durableId="7803164">
-    <w:abstractNumId w:val="8"/>
+    <w:abstractNumId w:val="9"/>
   </w:num>
   <w:num w:numId="8" w16cid:durableId="260652811">
-    <w:abstractNumId w:val="4"/>
+    <w:abstractNumId w:val="5"/>
   </w:num>
   <w:num w:numId="9" w16cid:durableId="52197139">
-    <w:abstractNumId w:val="9"/>
+    <w:abstractNumId w:val="10"/>
   </w:num>
   <w:num w:numId="10" w16cid:durableId="1952668062">
     <w:abstractNumId w:val="1"/>
+  </w:num>
+  <w:num w:numId="11" w16cid:durableId="143862161">
+    <w:abstractNumId w:val="4"/>
+  </w:num>
+  <w:num w:numId="12" w16cid:durableId="1996445584">
+    <w:abstractNumId w:val="11"/>
   </w:num>
 </w:numbering>
 </file>

--- a/ZÁRÓDOLGOZAT.docx
+++ b/ZÁRÓDOLGOZAT.docx
@@ -6791,7 +6791,31 @@
         <w:spacing w:line="360" w:lineRule="auto"/>
       </w:pPr>
       <w:r>
-        <w:t xml:space="preserve">A backendben végpontokat írunk, ahol az információk cserélődnek, illetve az adatbázisban való módosítást, melyet a frontendtől kap, végzi el, például mentés, törlés, vagy éppen hogyan kerül előhívva az adott információ. Emellett változtatásokat és frissítéseket kell kezelni, illetve törekedni az optimális teljesítményre, hogy minél gyorsabban dolgozza fel egymás között </w:t>
+        <w:t xml:space="preserve">A backendben végpontokat írunk, ahol az információk cserélődnek, illetve az adatbázisban való módosítást, melyet a frontendtől kap, végzi el, például mentés, törlés, vagy éppen hogyan kerül előhívva az adott információ. Emellett változtatásokat és frissítéseket kell kezelni, illetve törekedni az optimális teljesítményre, hogy minél gyorsabban dolgozza </w:t>
+      </w:r>
+      <w:proofErr w:type="spellStart"/>
+      <w:r>
+        <w:t>fel</w:t>
+      </w:r>
+      <w:proofErr w:type="spellEnd"/>
+      <w:r>
+        <w:t xml:space="preserve"> </w:t>
+      </w:r>
+      <w:proofErr w:type="spellStart"/>
+      <w:r>
+        <w:t>egymás</w:t>
+      </w:r>
+      <w:proofErr w:type="spellEnd"/>
+      <w:r>
+        <w:t xml:space="preserve"> </w:t>
+      </w:r>
+      <w:proofErr w:type="spellStart"/>
+      <w:r>
+        <w:t>között</w:t>
+      </w:r>
+      <w:proofErr w:type="spellEnd"/>
+      <w:r>
+        <w:t xml:space="preserve"> </w:t>
       </w:r>
       <w:proofErr w:type="spellStart"/>
       <w:r>

--- a/ZÁRÓDOLGOZAT.docx
+++ b/ZÁRÓDOLGOZAT.docx
@@ -3718,6 +3718,13 @@
     <w:p>
       <w:pPr>
         <w:rPr>
+          <w:lang w:val="hu-HU"/>
+        </w:rPr>
+      </w:pPr>
+    </w:p>
+    <w:p>
+      <w:pPr>
+        <w:rPr>
           <w:i/>
           <w:iCs/>
         </w:rPr>
@@ -4177,13 +4184,29 @@
         </w:rPr>
         <w:t>.</w:t>
       </w:r>
-    </w:p>
-    <w:p>
-      <w:pPr>
-        <w:rPr>
+      <w:r>
+        <w:rPr>
+          <w:rStyle w:val="Vgjegyzet-hivatkozs"/>
           <w:i/>
           <w:iCs/>
         </w:rPr>
+        <w:endnoteReference w:id="1"/>
+      </w:r>
+    </w:p>
+    <w:p>
+      <w:pPr>
+        <w:rPr>
+          <w:i/>
+          <w:iCs/>
+        </w:rPr>
+      </w:pPr>
+    </w:p>
+    <w:p>
+      <w:pPr>
+        <w:rPr>
+          <w:i/>
+          <w:iCs/>
+        </w:rPr>
       </w:pPr>
     </w:p>
     <w:p>
@@ -4199,6 +4222,7 @@
           <w:rStyle w:val="Cmsor2Char"/>
           <w:lang w:val="hu-HU"/>
         </w:rPr>
+        <w:lastRenderedPageBreak/>
         <w:t>Hogyan működik?</w:t>
       </w:r>
       <w:bookmarkEnd w:id="4"/>
@@ -4220,701 +4244,891 @@
         <w:rPr>
           <w:lang w:val="hu-HU"/>
         </w:rPr>
+        <w:t xml:space="preserve">A kliens (pl. webböngésző) küld egy HTTP kérést egy adott URL-re (végpontra / </w:t>
+      </w:r>
+      <w:proofErr w:type="spellStart"/>
+      <w:r>
+        <w:rPr>
+          <w:lang w:val="hu-HU"/>
+        </w:rPr>
+        <w:t>endpointra</w:t>
+      </w:r>
+      <w:proofErr w:type="spellEnd"/>
+      <w:r>
+        <w:rPr>
+          <w:lang w:val="hu-HU"/>
+        </w:rPr>
+        <w:t xml:space="preserve">), a REST API pedig válaszol rá, általában egy könnyen olvasható adatformátumban, ami manapság szinte mindig JSON (JavaScript </w:t>
+      </w:r>
+      <w:proofErr w:type="spellStart"/>
+      <w:r>
+        <w:rPr>
+          <w:lang w:val="hu-HU"/>
+        </w:rPr>
+        <w:t>Object</w:t>
+      </w:r>
+      <w:proofErr w:type="spellEnd"/>
+      <w:r>
+        <w:rPr>
+          <w:lang w:val="hu-HU"/>
+        </w:rPr>
+        <w:t xml:space="preserve"> </w:t>
+      </w:r>
+      <w:proofErr w:type="spellStart"/>
+      <w:r>
+        <w:rPr>
+          <w:lang w:val="hu-HU"/>
+        </w:rPr>
+        <w:t>Notation</w:t>
+      </w:r>
+      <w:proofErr w:type="spellEnd"/>
+      <w:r>
+        <w:rPr>
+          <w:lang w:val="hu-HU"/>
+        </w:rPr>
+        <w:t>).</w:t>
+      </w:r>
+    </w:p>
+    <w:p>
+      <w:pPr>
+        <w:spacing w:after="0" w:line="360" w:lineRule="auto"/>
+        <w:rPr>
+          <w:lang w:val="hu-HU"/>
+        </w:rPr>
+      </w:pPr>
+      <w:bookmarkStart w:id="5" w:name="_Toc222816601"/>
+      <w:r>
+        <w:rPr>
+          <w:rStyle w:val="Cmsor2Char"/>
+          <w:lang w:val="hu-HU"/>
+        </w:rPr>
+        <w:t>Példa a projektedből:</w:t>
+      </w:r>
+      <w:bookmarkEnd w:id="5"/>
+      <w:r>
+        <w:rPr>
+          <w:lang w:val="hu-HU"/>
+        </w:rPr>
+        <w:t> </w:t>
+      </w:r>
+    </w:p>
+    <w:p>
+      <w:pPr>
+        <w:spacing w:after="0" w:line="360" w:lineRule="auto"/>
+        <w:rPr>
+          <w:lang w:val="hu-HU"/>
+        </w:rPr>
+      </w:pPr>
+    </w:p>
+    <w:p>
+      <w:pPr>
+        <w:spacing w:after="0" w:line="360" w:lineRule="auto"/>
+        <w:rPr>
+          <w:lang w:val="hu-HU"/>
+        </w:rPr>
+      </w:pPr>
+      <w:r>
+        <w:rPr>
+          <w:lang w:val="hu-HU"/>
+        </w:rPr>
+        <w:t xml:space="preserve">Amikor a Vue.js felületen a felhasználó rákattint a "Rendelés leadása" gombra, a weboldal küld egy HTTP POST kérést a backend REST API végpontjára a kosár adataival (JSON formátumban), a szerver (API) ezt feldolgozza, elmenti az adatbázisba, majd visszaküld egy válaszkódot (pl. 201 </w:t>
+      </w:r>
+      <w:proofErr w:type="spellStart"/>
+      <w:r>
+        <w:rPr>
+          <w:lang w:val="hu-HU"/>
+        </w:rPr>
+        <w:t>Created</w:t>
+      </w:r>
+      <w:proofErr w:type="spellEnd"/>
+      <w:r>
+        <w:rPr>
+          <w:lang w:val="hu-HU"/>
+        </w:rPr>
+        <w:t>), hogy a művelet sikeres volt.</w:t>
+      </w:r>
+    </w:p>
+    <w:p>
+      <w:pPr>
+        <w:spacing w:after="0" w:line="360" w:lineRule="auto"/>
+        <w:rPr>
+          <w:lang w:val="hu-HU"/>
+        </w:rPr>
+      </w:pPr>
+    </w:p>
+    <w:p>
+      <w:pPr>
+        <w:rPr>
+          <w:lang w:val="hu-HU"/>
+        </w:rPr>
+      </w:pPr>
+    </w:p>
+    <w:p>
+      <w:pPr>
+        <w:rPr>
+          <w:lang w:val="hu-HU"/>
+        </w:rPr>
+      </w:pPr>
+    </w:p>
+    <w:p>
+      <w:pPr>
+        <w:pStyle w:val="Cmsor1"/>
+      </w:pPr>
+      <w:bookmarkStart w:id="6" w:name="_Toc222816602"/>
+      <w:r>
+        <w:t>Frontend</w:t>
+      </w:r>
+      <w:bookmarkEnd w:id="6"/>
+    </w:p>
+    <w:p>
+      <w:pPr>
+        <w:pStyle w:val="Cmsor2"/>
+        <w:rPr>
+          <w:lang w:val="hu-HU"/>
+        </w:rPr>
+      </w:pPr>
+      <w:bookmarkStart w:id="7" w:name="_Toc222816603"/>
+      <w:r>
+        <w:rPr>
+          <w:lang w:val="hu-HU"/>
+        </w:rPr>
+        <w:t xml:space="preserve">A </w:t>
+      </w:r>
+      <w:proofErr w:type="spellStart"/>
+      <w:r>
+        <w:rPr>
+          <w:lang w:val="hu-HU"/>
+        </w:rPr>
+        <w:t>Fetch</w:t>
+      </w:r>
+      <w:proofErr w:type="spellEnd"/>
+      <w:r>
+        <w:rPr>
+          <w:lang w:val="hu-HU"/>
+        </w:rPr>
+        <w:t xml:space="preserve"> API és a REST kommunikáció</w:t>
+      </w:r>
+      <w:bookmarkEnd w:id="7"/>
+    </w:p>
+    <w:p>
+      <w:pPr>
+        <w:rPr>
+          <w:lang w:val="hu-HU"/>
+        </w:rPr>
+      </w:pPr>
+    </w:p>
+    <w:p>
+      <w:pPr>
+        <w:rPr>
+          <w:lang w:val="hu-HU"/>
+        </w:rPr>
+      </w:pPr>
+      <w:r>
+        <w:rPr>
+          <w:lang w:val="hu-HU"/>
+        </w:rPr>
+        <w:t xml:space="preserve">A </w:t>
+      </w:r>
+      <w:proofErr w:type="spellStart"/>
+      <w:r>
+        <w:rPr>
+          <w:lang w:val="hu-HU"/>
+        </w:rPr>
+        <w:t>Fetch</w:t>
+      </w:r>
+      <w:proofErr w:type="spellEnd"/>
+      <w:r>
+        <w:rPr>
+          <w:lang w:val="hu-HU"/>
+        </w:rPr>
+        <w:t xml:space="preserve"> API egy modern, böngészőkbe épített felületet biztosít az erőforrások letöltéséhez és hálózati kérések kezeléséhez. Rugalmasabb és hatékonyabb</w:t>
+      </w:r>
+      <w:r>
+        <w:rPr>
+          <w:lang w:val="hu-HU"/>
+        </w:rPr>
+        <w:t xml:space="preserve"> </w:t>
+      </w:r>
+      <w:r>
+        <w:rPr>
+          <w:lang w:val="hu-HU"/>
+        </w:rPr>
+        <w:t>alternatívája a korábbi</w:t>
+      </w:r>
+      <w:r>
+        <w:rPr>
+          <w:lang w:val="hu-HU"/>
+        </w:rPr>
+        <w:t xml:space="preserve"> </w:t>
+      </w:r>
+      <w:proofErr w:type="spellStart"/>
+      <w:r>
+        <w:rPr>
+          <w:lang w:val="hu-HU"/>
+        </w:rPr>
+        <w:t>XMLHttpRequest</w:t>
+      </w:r>
+      <w:proofErr w:type="spellEnd"/>
+      <w:r>
+        <w:rPr>
+          <w:lang w:val="hu-HU"/>
+        </w:rPr>
+        <w:t xml:space="preserve"> </w:t>
+      </w:r>
+      <w:r>
+        <w:rPr>
+          <w:lang w:val="hu-HU"/>
+        </w:rPr>
+        <w:t>(AJAX) megoldásoknak. Modern webalkalmazások</w:t>
+      </w:r>
+      <w:r>
+        <w:rPr>
+          <w:lang w:val="hu-HU"/>
+        </w:rPr>
+        <w:t xml:space="preserve"> </w:t>
+      </w:r>
+      <w:proofErr w:type="gramStart"/>
+      <w:r>
+        <w:rPr>
+          <w:lang w:val="hu-HU"/>
+        </w:rPr>
+        <w:t>esetében</w:t>
+      </w:r>
+      <w:proofErr w:type="gramEnd"/>
+      <w:r>
+        <w:rPr>
+          <w:lang w:val="hu-HU"/>
+        </w:rPr>
+        <w:t xml:space="preserve"> mint amilyen az általunk fejlesztett Vue.js kliens is – a </w:t>
+      </w:r>
+      <w:proofErr w:type="spellStart"/>
+      <w:r>
+        <w:rPr>
+          <w:lang w:val="hu-HU"/>
+        </w:rPr>
+        <w:t>Fetch</w:t>
+      </w:r>
+      <w:proofErr w:type="spellEnd"/>
+      <w:r>
+        <w:rPr>
+          <w:lang w:val="hu-HU"/>
+        </w:rPr>
+        <w:t xml:space="preserve"> API a legkézenfekvőbb és leggyakoribb eszköz a</w:t>
+      </w:r>
+      <w:r>
+        <w:rPr>
+          <w:lang w:val="hu-HU"/>
+        </w:rPr>
+        <w:t xml:space="preserve"> </w:t>
+      </w:r>
+      <w:r>
+        <w:rPr>
+          <w:lang w:val="hu-HU"/>
+        </w:rPr>
+        <w:t>REST API-</w:t>
+      </w:r>
+      <w:proofErr w:type="spellStart"/>
+      <w:r>
+        <w:rPr>
+          <w:lang w:val="hu-HU"/>
+        </w:rPr>
+        <w:t>kkal</w:t>
+      </w:r>
+      <w:proofErr w:type="spellEnd"/>
+      <w:r>
+        <w:rPr>
+          <w:lang w:val="hu-HU"/>
+        </w:rPr>
+        <w:t xml:space="preserve"> (</w:t>
+      </w:r>
+      <w:proofErr w:type="spellStart"/>
+      <w:r>
+        <w:rPr>
+          <w:lang w:val="hu-HU"/>
+        </w:rPr>
+        <w:t>Representational</w:t>
+      </w:r>
+      <w:proofErr w:type="spellEnd"/>
+      <w:r>
+        <w:rPr>
+          <w:lang w:val="hu-HU"/>
+        </w:rPr>
+        <w:t xml:space="preserve"> </w:t>
+      </w:r>
+      <w:proofErr w:type="spellStart"/>
+      <w:r>
+        <w:rPr>
+          <w:lang w:val="hu-HU"/>
+        </w:rPr>
+        <w:t>State</w:t>
+      </w:r>
+      <w:proofErr w:type="spellEnd"/>
+      <w:r>
+        <w:rPr>
+          <w:lang w:val="hu-HU"/>
+        </w:rPr>
+        <w:t xml:space="preserve"> </w:t>
+      </w:r>
+      <w:proofErr w:type="spellStart"/>
+      <w:r>
+        <w:rPr>
+          <w:lang w:val="hu-HU"/>
+        </w:rPr>
+        <w:t>Transfer</w:t>
+      </w:r>
+      <w:proofErr w:type="spellEnd"/>
+      <w:r>
+        <w:rPr>
+          <w:lang w:val="hu-HU"/>
+        </w:rPr>
+        <w:t>) történő aszinkron kommunikáció megvalósítására.</w:t>
+      </w:r>
+      <w:r>
+        <w:rPr>
+          <w:rStyle w:val="Vgjegyzet-hivatkozs"/>
+          <w:lang w:val="hu-HU"/>
+        </w:rPr>
+        <w:endnoteReference w:id="2"/>
+      </w:r>
+    </w:p>
+    <w:p>
+      <w:pPr>
+        <w:pStyle w:val="Cmsor2"/>
+        <w:rPr>
+          <w:lang w:val="hu-HU"/>
+        </w:rPr>
+      </w:pPr>
+      <w:bookmarkStart w:id="8" w:name="_Toc222816604"/>
+      <w:r>
+        <w:rPr>
+          <w:lang w:val="hu-HU"/>
+        </w:rPr>
+        <w:t>Alapfogalmak és használat</w:t>
+      </w:r>
+      <w:bookmarkEnd w:id="8"/>
+    </w:p>
+    <w:p>
+      <w:pPr>
+        <w:rPr>
+          <w:lang w:val="hu-HU"/>
+        </w:rPr>
+      </w:pPr>
+    </w:p>
+    <w:p>
+      <w:pPr>
+        <w:rPr>
+          <w:lang w:val="hu-HU"/>
+        </w:rPr>
+      </w:pPr>
+      <w:r>
+        <w:rPr>
+          <w:lang w:val="hu-HU"/>
+        </w:rPr>
+        <w:t xml:space="preserve">A </w:t>
+      </w:r>
+      <w:proofErr w:type="spellStart"/>
+      <w:r>
+        <w:rPr>
+          <w:lang w:val="hu-HU"/>
+        </w:rPr>
+        <w:t>Fetch</w:t>
+      </w:r>
+      <w:proofErr w:type="spellEnd"/>
+      <w:r>
+        <w:rPr>
+          <w:lang w:val="hu-HU"/>
+        </w:rPr>
+        <w:t xml:space="preserve"> API a hálózati kommunikáció során a </w:t>
+      </w:r>
+      <w:proofErr w:type="spellStart"/>
+      <w:r>
+        <w:rPr>
+          <w:lang w:val="hu-HU"/>
+        </w:rPr>
+        <w:t>Request</w:t>
+      </w:r>
+      <w:proofErr w:type="spellEnd"/>
+      <w:r>
+        <w:rPr>
+          <w:lang w:val="hu-HU"/>
+        </w:rPr>
+        <w:t> (Kérés) és </w:t>
+      </w:r>
+      <w:proofErr w:type="spellStart"/>
+      <w:r>
+        <w:rPr>
+          <w:lang w:val="hu-HU"/>
+        </w:rPr>
+        <w:t>Response</w:t>
+      </w:r>
+      <w:proofErr w:type="spellEnd"/>
+      <w:r>
+        <w:rPr>
+          <w:lang w:val="hu-HU"/>
+        </w:rPr>
+        <w:t> (Válasz) objektumokat használja, valamint szorosan kapcsolódik az olyan webes fogalmakhoz, mint a CORS (</w:t>
+      </w:r>
+      <w:proofErr w:type="spellStart"/>
+      <w:r>
+        <w:rPr>
+          <w:lang w:val="hu-HU"/>
+        </w:rPr>
+        <w:t>Cross-Origin</w:t>
+      </w:r>
+      <w:proofErr w:type="spellEnd"/>
+      <w:r>
+        <w:rPr>
+          <w:lang w:val="hu-HU"/>
+        </w:rPr>
+        <w:t xml:space="preserve"> </w:t>
+      </w:r>
+      <w:proofErr w:type="spellStart"/>
+      <w:r>
+        <w:rPr>
+          <w:lang w:val="hu-HU"/>
+        </w:rPr>
+        <w:t>Resource</w:t>
+      </w:r>
+      <w:proofErr w:type="spellEnd"/>
+      <w:r>
+        <w:rPr>
+          <w:lang w:val="hu-HU"/>
+        </w:rPr>
+        <w:t xml:space="preserve"> </w:t>
+      </w:r>
+      <w:proofErr w:type="spellStart"/>
+      <w:r>
+        <w:rPr>
+          <w:lang w:val="hu-HU"/>
+        </w:rPr>
+        <w:t>Sharing</w:t>
+      </w:r>
+      <w:proofErr w:type="spellEnd"/>
+      <w:r>
+        <w:rPr>
+          <w:lang w:val="hu-HU"/>
+        </w:rPr>
+        <w:t xml:space="preserve"> – Eltérő eredetű erőforrás-megosztás) és a HTTP </w:t>
+      </w:r>
+      <w:proofErr w:type="spellStart"/>
+      <w:r>
+        <w:rPr>
+          <w:lang w:val="hu-HU"/>
+        </w:rPr>
+        <w:t>Origin</w:t>
+      </w:r>
+      <w:proofErr w:type="spellEnd"/>
+      <w:r>
+        <w:rPr>
+          <w:lang w:val="hu-HU"/>
+        </w:rPr>
+        <w:t xml:space="preserve"> fejléc szabályrendszere. Mivel a </w:t>
+      </w:r>
+      <w:proofErr w:type="spellStart"/>
+      <w:r>
+        <w:rPr>
+          <w:lang w:val="hu-HU"/>
+        </w:rPr>
+        <w:t>RESTful</w:t>
+      </w:r>
+      <w:proofErr w:type="spellEnd"/>
+      <w:r>
+        <w:rPr>
+          <w:lang w:val="hu-HU"/>
+        </w:rPr>
+        <w:t xml:space="preserve"> webszolgáltatások a HTTP protokoll szabványaira épülnek, a </w:t>
+      </w:r>
+      <w:proofErr w:type="spellStart"/>
+      <w:r>
+        <w:rPr>
+          <w:lang w:val="hu-HU"/>
+        </w:rPr>
+        <w:t>Fetch</w:t>
+      </w:r>
+      <w:proofErr w:type="spellEnd"/>
+      <w:r>
+        <w:rPr>
+          <w:lang w:val="hu-HU"/>
+        </w:rPr>
+        <w:t xml:space="preserve"> API tökéletesen illeszkedik ehhez a megközelítéshez a különböző HTTP metódusok (GET, POST, PUT, DELETE) natív támogatásával.</w:t>
+      </w:r>
+    </w:p>
+    <w:p>
+      <w:pPr>
+        <w:rPr>
+          <w:lang w:val="hu-HU"/>
+        </w:rPr>
+      </w:pPr>
+    </w:p>
+    <w:p>
+      <w:pPr>
+        <w:rPr>
+          <w:lang w:val="hu-HU"/>
+        </w:rPr>
+      </w:pPr>
+      <w:r>
+        <w:rPr>
+          <w:lang w:val="hu-HU"/>
+        </w:rPr>
         <w:lastRenderedPageBreak/>
-        <w:t xml:space="preserve">A kliens (pl. webböngésző) küld egy HTTP kérést egy adott URL-re (végpontra / </w:t>
-      </w:r>
-      <w:proofErr w:type="spellStart"/>
-      <w:r>
-        <w:rPr>
-          <w:lang w:val="hu-HU"/>
-        </w:rPr>
-        <w:t>endpointra</w:t>
-      </w:r>
-      <w:proofErr w:type="spellEnd"/>
-      <w:r>
-        <w:rPr>
-          <w:lang w:val="hu-HU"/>
-        </w:rPr>
-        <w:t xml:space="preserve">), a REST API pedig válaszol rá, általában egy könnyen olvasható adatformátumban, ami manapság szinte mindig JSON (JavaScript </w:t>
-      </w:r>
-      <w:proofErr w:type="spellStart"/>
-      <w:r>
-        <w:rPr>
-          <w:lang w:val="hu-HU"/>
-        </w:rPr>
-        <w:t>Object</w:t>
-      </w:r>
-      <w:proofErr w:type="spellEnd"/>
-      <w:r>
-        <w:rPr>
-          <w:lang w:val="hu-HU"/>
-        </w:rPr>
-        <w:t xml:space="preserve"> </w:t>
-      </w:r>
-      <w:proofErr w:type="spellStart"/>
-      <w:r>
-        <w:rPr>
-          <w:lang w:val="hu-HU"/>
-        </w:rPr>
-        <w:t>Notation</w:t>
-      </w:r>
-      <w:proofErr w:type="spellEnd"/>
-      <w:r>
-        <w:rPr>
-          <w:lang w:val="hu-HU"/>
-        </w:rPr>
-        <w:t>).</w:t>
-      </w:r>
-    </w:p>
-    <w:p>
-      <w:pPr>
-        <w:spacing w:after="0" w:line="360" w:lineRule="auto"/>
-        <w:rPr>
-          <w:lang w:val="hu-HU"/>
-        </w:rPr>
-      </w:pPr>
-      <w:bookmarkStart w:id="5" w:name="_Toc222816601"/>
-      <w:r>
-        <w:rPr>
-          <w:rStyle w:val="Cmsor2Char"/>
-          <w:lang w:val="hu-HU"/>
-        </w:rPr>
-        <w:t>Példa a projektedből:</w:t>
-      </w:r>
-      <w:bookmarkEnd w:id="5"/>
-      <w:r>
-        <w:rPr>
-          <w:lang w:val="hu-HU"/>
-        </w:rPr>
-        <w:t> </w:t>
-      </w:r>
-    </w:p>
-    <w:p>
-      <w:pPr>
-        <w:spacing w:after="0" w:line="360" w:lineRule="auto"/>
-        <w:rPr>
-          <w:lang w:val="hu-HU"/>
-        </w:rPr>
-      </w:pPr>
-      <w:r>
-        <w:rPr>
-          <w:lang w:val="hu-HU"/>
-        </w:rPr>
-        <w:t xml:space="preserve">Amikor a Vue.js felületen a felhasználó rákattint a "Rendelés leadása" gombra, a weboldal küld egy HTTP POST kérést a backend REST API végpontjára a kosár adataival (JSON formátumban), a szerver (API) ezt feldolgozza, elmenti az adatbázisba, majd visszaküld egy válaszkódot (pl. 201 </w:t>
-      </w:r>
-      <w:proofErr w:type="spellStart"/>
-      <w:r>
-        <w:rPr>
-          <w:lang w:val="hu-HU"/>
-        </w:rPr>
-        <w:t>Created</w:t>
-      </w:r>
-      <w:proofErr w:type="spellEnd"/>
-      <w:r>
-        <w:rPr>
-          <w:lang w:val="hu-HU"/>
-        </w:rPr>
-        <w:t>), hogy a művelet sikeres volt.</w:t>
-      </w:r>
-    </w:p>
-    <w:p>
-      <w:pPr>
-        <w:spacing w:after="0" w:line="360" w:lineRule="auto"/>
-        <w:rPr>
-          <w:lang w:val="hu-HU"/>
-        </w:rPr>
-      </w:pPr>
-    </w:p>
-    <w:p>
-      <w:pPr>
-        <w:rPr>
-          <w:lang w:val="hu-HU"/>
-        </w:rPr>
-      </w:pPr>
-    </w:p>
-    <w:p>
-      <w:pPr>
-        <w:rPr>
-          <w:lang w:val="hu-HU"/>
-        </w:rPr>
-      </w:pPr>
-    </w:p>
-    <w:p>
-      <w:pPr>
-        <w:pStyle w:val="Cmsor1"/>
-      </w:pPr>
-      <w:bookmarkStart w:id="6" w:name="_Toc222816602"/>
-      <w:r>
-        <w:t>Frontend</w:t>
-      </w:r>
-      <w:bookmarkEnd w:id="6"/>
-    </w:p>
-    <w:p/>
+        <w:t>Egy hálózati kérés indításához és az erőforrások letöltéséhez a </w:t>
+      </w:r>
+      <w:proofErr w:type="spellStart"/>
+      <w:proofErr w:type="gramStart"/>
+      <w:r>
+        <w:rPr>
+          <w:lang w:val="hu-HU"/>
+        </w:rPr>
+        <w:t>fetch</w:t>
+      </w:r>
+      <w:proofErr w:type="spellEnd"/>
+      <w:r>
+        <w:rPr>
+          <w:lang w:val="hu-HU"/>
+        </w:rPr>
+        <w:t>(</w:t>
+      </w:r>
+      <w:proofErr w:type="gramEnd"/>
+      <w:r>
+        <w:rPr>
+          <w:lang w:val="hu-HU"/>
+        </w:rPr>
+        <w:t>) metódust használjuk. Mivel ez egy globálisan elérhető metódus mind a </w:t>
+      </w:r>
+      <w:proofErr w:type="spellStart"/>
+      <w:r>
+        <w:rPr>
+          <w:lang w:val="hu-HU"/>
+        </w:rPr>
+        <w:t>Window</w:t>
+      </w:r>
+      <w:proofErr w:type="spellEnd"/>
+      <w:r>
+        <w:rPr>
+          <w:lang w:val="hu-HU"/>
+        </w:rPr>
+        <w:t>, mind a </w:t>
+      </w:r>
+      <w:proofErr w:type="spellStart"/>
+      <w:r>
+        <w:rPr>
+          <w:lang w:val="hu-HU"/>
+        </w:rPr>
+        <w:t>Worker</w:t>
+      </w:r>
+      <w:proofErr w:type="spellEnd"/>
+      <w:r>
+        <w:rPr>
+          <w:lang w:val="hu-HU"/>
+        </w:rPr>
+        <w:t> környezetekben, gyakorlatilag bárhol alkalmazható a böngészőn belül, ahol hálózati kommunikációra van szükség.</w:t>
+      </w:r>
+    </w:p>
+    <w:p>
+      <w:pPr>
+        <w:rPr>
+          <w:lang w:val="hu-HU"/>
+        </w:rPr>
+      </w:pPr>
+    </w:p>
+    <w:p>
+      <w:pPr>
+        <w:rPr>
+          <w:lang w:val="hu-HU"/>
+        </w:rPr>
+      </w:pPr>
+      <w:r>
+        <w:rPr>
+          <w:lang w:val="hu-HU"/>
+        </w:rPr>
+        <w:t>A </w:t>
+      </w:r>
+      <w:proofErr w:type="spellStart"/>
+      <w:proofErr w:type="gramStart"/>
+      <w:r>
+        <w:rPr>
+          <w:lang w:val="hu-HU"/>
+        </w:rPr>
+        <w:t>fetch</w:t>
+      </w:r>
+      <w:proofErr w:type="spellEnd"/>
+      <w:r>
+        <w:rPr>
+          <w:lang w:val="hu-HU"/>
+        </w:rPr>
+        <w:t>(</w:t>
+      </w:r>
+      <w:proofErr w:type="gramEnd"/>
+      <w:r>
+        <w:rPr>
+          <w:lang w:val="hu-HU"/>
+        </w:rPr>
+        <w:t>) függvény egyetlen kötelező paramétert vár: annak az erőforrásnak (REST végpontnak) az útvonalát (URL-jét), amelyet le szeretnénk tölteni. A függvény visszatérési értéke egy </w:t>
+      </w:r>
+      <w:proofErr w:type="spellStart"/>
+      <w:r>
+        <w:rPr>
+          <w:lang w:val="hu-HU"/>
+        </w:rPr>
+        <w:t>Promise</w:t>
+      </w:r>
+      <w:proofErr w:type="spellEnd"/>
+      <w:r>
+        <w:rPr>
+          <w:lang w:val="hu-HU"/>
+        </w:rPr>
+        <w:t xml:space="preserve"> (Ígéret). Ez a </w:t>
+      </w:r>
+      <w:proofErr w:type="spellStart"/>
+      <w:r>
+        <w:rPr>
+          <w:lang w:val="hu-HU"/>
+        </w:rPr>
+        <w:t>Promise</w:t>
+      </w:r>
+      <w:proofErr w:type="spellEnd"/>
+      <w:r>
+        <w:rPr>
+          <w:lang w:val="hu-HU"/>
+        </w:rPr>
+        <w:t xml:space="preserve"> egy </w:t>
+      </w:r>
+      <w:proofErr w:type="spellStart"/>
+      <w:r>
+        <w:rPr>
+          <w:lang w:val="hu-HU"/>
+        </w:rPr>
+        <w:t>Response</w:t>
+      </w:r>
+      <w:proofErr w:type="spellEnd"/>
+      <w:r>
+        <w:rPr>
+          <w:lang w:val="hu-HU"/>
+        </w:rPr>
+        <w:t> objektummal oldódik fel (</w:t>
+      </w:r>
+      <w:proofErr w:type="spellStart"/>
+      <w:r>
+        <w:rPr>
+          <w:lang w:val="hu-HU"/>
+        </w:rPr>
+        <w:t>resolve</w:t>
+      </w:r>
+      <w:proofErr w:type="spellEnd"/>
+      <w:r>
+        <w:rPr>
+          <w:lang w:val="hu-HU"/>
+        </w:rPr>
+        <w:t>) abban a pillanatban, amint a szerver válaszol a fejlécekkel – még akkor is, ha a szerver HTTP hibakóddal (pl. 404 vagy 500) tér vissza. Második, opcionális paraméterként egy beállításokat tartalmazó (</w:t>
+      </w:r>
+      <w:proofErr w:type="spellStart"/>
+      <w:r>
+        <w:rPr>
+          <w:lang w:val="hu-HU"/>
+        </w:rPr>
+        <w:t>init</w:t>
+      </w:r>
+      <w:proofErr w:type="spellEnd"/>
+      <w:r>
+        <w:rPr>
+          <w:lang w:val="hu-HU"/>
+        </w:rPr>
+        <w:t>) objektum is átadható, amellyel részletesen konfigurálható a kérés (például itt adható meg a REST API által elvárt HTTP metódus, a hitelesítési fejlécek, vagy a JSON formátumú törzs).</w:t>
+      </w:r>
+    </w:p>
+    <w:p>
+      <w:pPr>
+        <w:rPr>
+          <w:lang w:val="hu-HU"/>
+        </w:rPr>
+      </w:pPr>
+      <w:r>
+        <w:rPr>
+          <w:lang w:val="hu-HU"/>
+        </w:rPr>
+        <w:t>Amint a </w:t>
+      </w:r>
+      <w:proofErr w:type="spellStart"/>
+      <w:r>
+        <w:rPr>
+          <w:lang w:val="hu-HU"/>
+        </w:rPr>
+        <w:t>Response</w:t>
+      </w:r>
+      <w:proofErr w:type="spellEnd"/>
+      <w:r>
+        <w:rPr>
+          <w:lang w:val="hu-HU"/>
+        </w:rPr>
+        <w:t xml:space="preserve"> objektum megérkezik a backendtől, számos beépített metódus áll rendelkezésre annak meghatározására, hogy mi a válasz törzsének (body) formátuma, és hogyan kell azt feldolgozni. REST API-k esetében ez szinte minden esetben a </w:t>
+      </w:r>
+      <w:proofErr w:type="gramStart"/>
+      <w:r>
+        <w:rPr>
+          <w:lang w:val="hu-HU"/>
+        </w:rPr>
+        <w:t>válasz .</w:t>
+      </w:r>
+      <w:proofErr w:type="spellStart"/>
+      <w:r>
+        <w:rPr>
+          <w:lang w:val="hu-HU"/>
+        </w:rPr>
+        <w:t>json</w:t>
+      </w:r>
+      <w:proofErr w:type="spellEnd"/>
+      <w:proofErr w:type="gramEnd"/>
+      <w:r>
+        <w:rPr>
+          <w:lang w:val="hu-HU"/>
+        </w:rPr>
+        <w:t>() metódussal történő aszinkron feldolgozását jelenti.</w:t>
+      </w:r>
+    </w:p>
+    <w:p>
+      <w:pPr>
+        <w:jc w:val="left"/>
+        <w:rPr>
+          <w:lang w:val="hu-HU"/>
+        </w:rPr>
+      </w:pPr>
+      <w:r>
+        <w:rPr>
+          <w:lang w:val="hu-HU"/>
+        </w:rPr>
+        <w:br w:type="page"/>
+      </w:r>
+    </w:p>
     <w:p>
       <w:pPr>
         <w:pStyle w:val="Cmsor2"/>
         <w:rPr>
-          <w:lang w:val="hu-HU"/>
-        </w:rPr>
-      </w:pPr>
-      <w:bookmarkStart w:id="7" w:name="_Toc222816603"/>
-      <w:r>
-        <w:rPr>
-          <w:lang w:val="hu-HU"/>
-        </w:rPr>
-        <w:t xml:space="preserve">A </w:t>
-      </w:r>
-      <w:proofErr w:type="spellStart"/>
-      <w:r>
-        <w:rPr>
-          <w:lang w:val="hu-HU"/>
-        </w:rPr>
-        <w:t>Fetch</w:t>
-      </w:r>
-      <w:proofErr w:type="spellEnd"/>
-      <w:r>
-        <w:rPr>
-          <w:lang w:val="hu-HU"/>
-        </w:rPr>
-        <w:t xml:space="preserve"> API és a REST kommunikáció</w:t>
-      </w:r>
-      <w:bookmarkEnd w:id="7"/>
-    </w:p>
-    <w:p>
-      <w:pPr>
-        <w:rPr>
-          <w:lang w:val="hu-HU"/>
-        </w:rPr>
-      </w:pPr>
-      <w:r>
-        <w:rPr>
-          <w:lang w:val="hu-HU"/>
-        </w:rPr>
-        <w:t xml:space="preserve">A </w:t>
-      </w:r>
-      <w:proofErr w:type="spellStart"/>
-      <w:r>
-        <w:rPr>
-          <w:lang w:val="hu-HU"/>
-        </w:rPr>
-        <w:t>Fetch</w:t>
-      </w:r>
-      <w:proofErr w:type="spellEnd"/>
-      <w:r>
-        <w:rPr>
-          <w:lang w:val="hu-HU"/>
-        </w:rPr>
-        <w:t xml:space="preserve"> API egy modern, böngészőkbe épített felületet biztosít az erőforrások letöltéséhez és hálózati kérések kezeléséhez. Rugalmasabb és hatékonyabb alternatívája a korábbi </w:t>
-      </w:r>
-      <w:proofErr w:type="spellStart"/>
-      <w:r>
-        <w:rPr>
-          <w:lang w:val="hu-HU"/>
-        </w:rPr>
-        <w:t>XMLHttpRequest</w:t>
-      </w:r>
-      <w:proofErr w:type="spellEnd"/>
-      <w:r>
-        <w:rPr>
-          <w:lang w:val="hu-HU"/>
-        </w:rPr>
-        <w:t xml:space="preserve"> (AJAX) megoldásoknak. Modern webalkalmazások esetében – mint amilyen az általunk fejlesztett Vue.js kliens is – a </w:t>
-      </w:r>
-      <w:proofErr w:type="spellStart"/>
-      <w:r>
-        <w:rPr>
-          <w:lang w:val="hu-HU"/>
-        </w:rPr>
-        <w:t>Fetch</w:t>
-      </w:r>
-      <w:proofErr w:type="spellEnd"/>
-      <w:r>
-        <w:rPr>
-          <w:lang w:val="hu-HU"/>
-        </w:rPr>
-        <w:t xml:space="preserve"> API a legkézenfekvőbb és leggyakoribb eszköz a </w:t>
-      </w:r>
-      <w:r>
-        <w:rPr>
-          <w:b/>
-          <w:bCs/>
-          <w:lang w:val="hu-HU"/>
-        </w:rPr>
-        <w:t>REST API-</w:t>
-      </w:r>
-      <w:proofErr w:type="spellStart"/>
-      <w:r>
-        <w:rPr>
-          <w:b/>
-          <w:bCs/>
-          <w:lang w:val="hu-HU"/>
-        </w:rPr>
-        <w:t>kkal</w:t>
-      </w:r>
-      <w:proofErr w:type="spellEnd"/>
-      <w:r>
-        <w:rPr>
-          <w:b/>
-          <w:bCs/>
-          <w:lang w:val="hu-HU"/>
-        </w:rPr>
-        <w:t xml:space="preserve"> (</w:t>
-      </w:r>
-      <w:proofErr w:type="spellStart"/>
-      <w:r>
-        <w:rPr>
-          <w:b/>
-          <w:bCs/>
-          <w:lang w:val="hu-HU"/>
-        </w:rPr>
-        <w:t>Representational</w:t>
-      </w:r>
-      <w:proofErr w:type="spellEnd"/>
-      <w:r>
-        <w:rPr>
-          <w:b/>
-          <w:bCs/>
-          <w:lang w:val="hu-HU"/>
-        </w:rPr>
-        <w:t xml:space="preserve"> </w:t>
-      </w:r>
-      <w:proofErr w:type="spellStart"/>
-      <w:r>
-        <w:rPr>
-          <w:b/>
-          <w:bCs/>
-          <w:lang w:val="hu-HU"/>
-        </w:rPr>
-        <w:t>State</w:t>
-      </w:r>
-      <w:proofErr w:type="spellEnd"/>
-      <w:r>
-        <w:rPr>
-          <w:b/>
-          <w:bCs/>
-          <w:lang w:val="hu-HU"/>
-        </w:rPr>
-        <w:t xml:space="preserve"> </w:t>
-      </w:r>
-      <w:proofErr w:type="spellStart"/>
-      <w:r>
-        <w:rPr>
-          <w:b/>
-          <w:bCs/>
-          <w:lang w:val="hu-HU"/>
-        </w:rPr>
-        <w:t>Transfer</w:t>
-      </w:r>
-      <w:proofErr w:type="spellEnd"/>
-      <w:r>
-        <w:rPr>
-          <w:b/>
-          <w:bCs/>
-          <w:lang w:val="hu-HU"/>
-        </w:rPr>
-        <w:t>) történő aszinkron kommunikáció</w:t>
-      </w:r>
-      <w:r>
-        <w:rPr>
-          <w:lang w:val="hu-HU"/>
-        </w:rPr>
-        <w:t> megvalósítására.</w:t>
-      </w:r>
-    </w:p>
-    <w:p>
-      <w:pPr>
-        <w:pStyle w:val="Cmsor2"/>
-        <w:rPr>
-          <w:lang w:val="hu-HU"/>
-        </w:rPr>
-      </w:pPr>
-      <w:bookmarkStart w:id="8" w:name="_Toc222816604"/>
-      <w:r>
-        <w:rPr>
-          <w:lang w:val="hu-HU"/>
-        </w:rPr>
-        <w:t>Alapfogalmak és használat</w:t>
-      </w:r>
-      <w:bookmarkEnd w:id="8"/>
-    </w:p>
-    <w:p>
-      <w:pPr>
-        <w:rPr>
-          <w:lang w:val="hu-HU"/>
-        </w:rPr>
-      </w:pPr>
-      <w:r>
-        <w:rPr>
-          <w:lang w:val="hu-HU"/>
-        </w:rPr>
-        <w:t xml:space="preserve">A </w:t>
-      </w:r>
-      <w:proofErr w:type="spellStart"/>
-      <w:r>
-        <w:rPr>
-          <w:lang w:val="hu-HU"/>
-        </w:rPr>
-        <w:t>Fetch</w:t>
-      </w:r>
-      <w:proofErr w:type="spellEnd"/>
-      <w:r>
-        <w:rPr>
-          <w:lang w:val="hu-HU"/>
-        </w:rPr>
-        <w:t xml:space="preserve"> API a hálózati kommunikáció során a </w:t>
-      </w:r>
-      <w:proofErr w:type="spellStart"/>
-      <w:r>
-        <w:rPr>
-          <w:lang w:val="hu-HU"/>
-        </w:rPr>
-        <w:t>Request</w:t>
-      </w:r>
-      <w:proofErr w:type="spellEnd"/>
-      <w:r>
-        <w:rPr>
-          <w:lang w:val="hu-HU"/>
-        </w:rPr>
-        <w:t> (Kérés) és </w:t>
-      </w:r>
-      <w:proofErr w:type="spellStart"/>
-      <w:r>
-        <w:rPr>
-          <w:lang w:val="hu-HU"/>
-        </w:rPr>
-        <w:t>Response</w:t>
-      </w:r>
-      <w:proofErr w:type="spellEnd"/>
-      <w:r>
-        <w:rPr>
-          <w:lang w:val="hu-HU"/>
-        </w:rPr>
-        <w:t> (Válasz) objektumokat használja, valamint szorosan kapcsolódik az olyan webes fogalmakhoz, mint a CORS (</w:t>
-      </w:r>
-      <w:proofErr w:type="spellStart"/>
-      <w:r>
-        <w:rPr>
-          <w:lang w:val="hu-HU"/>
-        </w:rPr>
-        <w:t>Cross-Origin</w:t>
-      </w:r>
-      <w:proofErr w:type="spellEnd"/>
-      <w:r>
-        <w:rPr>
-          <w:lang w:val="hu-HU"/>
-        </w:rPr>
-        <w:t xml:space="preserve"> </w:t>
-      </w:r>
-      <w:proofErr w:type="spellStart"/>
-      <w:r>
-        <w:rPr>
-          <w:lang w:val="hu-HU"/>
-        </w:rPr>
-        <w:t>Resource</w:t>
-      </w:r>
-      <w:proofErr w:type="spellEnd"/>
-      <w:r>
-        <w:rPr>
-          <w:lang w:val="hu-HU"/>
-        </w:rPr>
-        <w:t xml:space="preserve"> </w:t>
-      </w:r>
-      <w:proofErr w:type="spellStart"/>
-      <w:r>
-        <w:rPr>
-          <w:lang w:val="hu-HU"/>
-        </w:rPr>
-        <w:t>Sharing</w:t>
-      </w:r>
-      <w:proofErr w:type="spellEnd"/>
-      <w:r>
-        <w:rPr>
-          <w:lang w:val="hu-HU"/>
-        </w:rPr>
-        <w:t xml:space="preserve"> – Eltérő eredetű erőforrás-megosztás) és a HTTP </w:t>
-      </w:r>
-      <w:proofErr w:type="spellStart"/>
-      <w:r>
-        <w:rPr>
-          <w:lang w:val="hu-HU"/>
-        </w:rPr>
-        <w:t>Origin</w:t>
-      </w:r>
-      <w:proofErr w:type="spellEnd"/>
-      <w:r>
-        <w:rPr>
-          <w:lang w:val="hu-HU"/>
-        </w:rPr>
-        <w:t xml:space="preserve"> fejléc szabályrendszere. Mivel a </w:t>
-      </w:r>
-      <w:proofErr w:type="spellStart"/>
-      <w:r>
-        <w:rPr>
-          <w:lang w:val="hu-HU"/>
-        </w:rPr>
-        <w:t>RESTful</w:t>
-      </w:r>
-      <w:proofErr w:type="spellEnd"/>
-      <w:r>
-        <w:rPr>
-          <w:lang w:val="hu-HU"/>
-        </w:rPr>
-        <w:t xml:space="preserve"> webszolgáltatások a HTTP protokoll szabványaira épülnek, a </w:t>
-      </w:r>
-      <w:proofErr w:type="spellStart"/>
-      <w:r>
-        <w:rPr>
-          <w:lang w:val="hu-HU"/>
-        </w:rPr>
-        <w:t>Fetch</w:t>
-      </w:r>
-      <w:proofErr w:type="spellEnd"/>
-      <w:r>
-        <w:rPr>
-          <w:lang w:val="hu-HU"/>
-        </w:rPr>
-        <w:t xml:space="preserve"> API tökéletesen illeszkedik ehhez a megközelítéshez a különböző HTTP metódusok (GET, POST, PUT, DELETE) natív támogatásával.</w:t>
-      </w:r>
-    </w:p>
-    <w:p>
-      <w:pPr>
-        <w:rPr>
-          <w:lang w:val="hu-HU"/>
-        </w:rPr>
-      </w:pPr>
-      <w:r>
-        <w:rPr>
-          <w:lang w:val="hu-HU"/>
-        </w:rPr>
-        <w:t>Egy hálózati kérés indításához és az erőforrások letöltéséhez a </w:t>
-      </w:r>
-      <w:proofErr w:type="spellStart"/>
-      <w:proofErr w:type="gramStart"/>
-      <w:r>
-        <w:rPr>
-          <w:lang w:val="hu-HU"/>
-        </w:rPr>
-        <w:t>fetch</w:t>
-      </w:r>
-      <w:proofErr w:type="spellEnd"/>
-      <w:r>
-        <w:rPr>
-          <w:lang w:val="hu-HU"/>
-        </w:rPr>
-        <w:t>(</w:t>
-      </w:r>
-      <w:proofErr w:type="gramEnd"/>
-      <w:r>
-        <w:rPr>
-          <w:lang w:val="hu-HU"/>
-        </w:rPr>
-        <w:t>) metódust használjuk. Mivel ez egy globálisan elérhető metódus mind a </w:t>
-      </w:r>
-      <w:proofErr w:type="spellStart"/>
-      <w:r>
-        <w:rPr>
-          <w:lang w:val="hu-HU"/>
-        </w:rPr>
-        <w:t>Window</w:t>
-      </w:r>
-      <w:proofErr w:type="spellEnd"/>
-      <w:r>
-        <w:rPr>
-          <w:lang w:val="hu-HU"/>
-        </w:rPr>
-        <w:t>, mind a </w:t>
-      </w:r>
-      <w:proofErr w:type="spellStart"/>
-      <w:r>
-        <w:rPr>
-          <w:lang w:val="hu-HU"/>
-        </w:rPr>
-        <w:t>Worker</w:t>
-      </w:r>
-      <w:proofErr w:type="spellEnd"/>
-      <w:r>
-        <w:rPr>
-          <w:lang w:val="hu-HU"/>
-        </w:rPr>
-        <w:t> környezetekben, gyakorlatilag bárhol alkalmazható a böngészőn belül, ahol hálózati kommunikációra van szükség.</w:t>
-      </w:r>
-    </w:p>
-    <w:p>
-      <w:pPr>
-        <w:rPr>
-          <w:lang w:val="hu-HU"/>
-        </w:rPr>
-      </w:pPr>
-      <w:r>
-        <w:rPr>
-          <w:lang w:val="hu-HU"/>
+          <w:lang w:val="hu"/>
+        </w:rPr>
+      </w:pPr>
+      <w:bookmarkStart w:id="9" w:name="_Toc222816605"/>
+      <w:r>
+        <w:rPr>
+          <w:lang w:val="hu"/>
         </w:rPr>
         <w:lastRenderedPageBreak/>
-        <w:t>A </w:t>
-      </w:r>
-      <w:proofErr w:type="spellStart"/>
-      <w:proofErr w:type="gramStart"/>
-      <w:r>
-        <w:rPr>
-          <w:lang w:val="hu-HU"/>
-        </w:rPr>
-        <w:t>fetch</w:t>
-      </w:r>
-      <w:proofErr w:type="spellEnd"/>
-      <w:r>
-        <w:rPr>
-          <w:lang w:val="hu-HU"/>
-        </w:rPr>
-        <w:t>(</w:t>
-      </w:r>
-      <w:proofErr w:type="gramEnd"/>
-      <w:r>
-        <w:rPr>
-          <w:lang w:val="hu-HU"/>
-        </w:rPr>
-        <w:t>) függvény egyetlen kötelező paramétert vár: annak az erőforrásnak (REST végpontnak) az útvonalát (URL-jét), amelyet le szeretnénk tölteni. A függvény visszatérési értéke egy </w:t>
-      </w:r>
-      <w:proofErr w:type="spellStart"/>
-      <w:r>
-        <w:rPr>
-          <w:lang w:val="hu-HU"/>
-        </w:rPr>
-        <w:t>Promise</w:t>
-      </w:r>
-      <w:proofErr w:type="spellEnd"/>
-      <w:r>
-        <w:rPr>
-          <w:lang w:val="hu-HU"/>
-        </w:rPr>
-        <w:t xml:space="preserve"> (Ígéret). Ez a </w:t>
-      </w:r>
-      <w:proofErr w:type="spellStart"/>
-      <w:r>
-        <w:rPr>
-          <w:lang w:val="hu-HU"/>
-        </w:rPr>
-        <w:t>Promise</w:t>
-      </w:r>
-      <w:proofErr w:type="spellEnd"/>
-      <w:r>
-        <w:rPr>
-          <w:lang w:val="hu-HU"/>
-        </w:rPr>
-        <w:t xml:space="preserve"> egy </w:t>
-      </w:r>
-      <w:proofErr w:type="spellStart"/>
-      <w:r>
-        <w:rPr>
-          <w:lang w:val="hu-HU"/>
-        </w:rPr>
-        <w:t>Response</w:t>
-      </w:r>
-      <w:proofErr w:type="spellEnd"/>
-      <w:r>
-        <w:rPr>
-          <w:lang w:val="hu-HU"/>
-        </w:rPr>
-        <w:t> objektummal oldódik fel (</w:t>
-      </w:r>
-      <w:proofErr w:type="spellStart"/>
-      <w:r>
-        <w:rPr>
-          <w:lang w:val="hu-HU"/>
-        </w:rPr>
-        <w:t>resolve</w:t>
-      </w:r>
-      <w:proofErr w:type="spellEnd"/>
-      <w:r>
-        <w:rPr>
-          <w:lang w:val="hu-HU"/>
-        </w:rPr>
-        <w:t>) abban a pillanatban, amint a szerver válaszol a fejlécekkel – még akkor is, ha a szerver HTTP hibakóddal (pl. 404 vagy 500) tér vissza. Második, opcionális paraméterként egy beállításokat tartalmazó (</w:t>
-      </w:r>
-      <w:proofErr w:type="spellStart"/>
-      <w:r>
-        <w:rPr>
-          <w:lang w:val="hu-HU"/>
-        </w:rPr>
-        <w:t>init</w:t>
-      </w:r>
-      <w:proofErr w:type="spellEnd"/>
-      <w:r>
-        <w:rPr>
-          <w:lang w:val="hu-HU"/>
-        </w:rPr>
-        <w:t>) objektum is átadható, amellyel részletesen konfigurálható a kérés (például itt adható meg a REST API által elvárt HTTP metódus, a hitelesítési fejlécek, vagy a JSON formátumú törzs).</w:t>
-      </w:r>
-    </w:p>
-    <w:p>
-      <w:pPr>
-        <w:rPr>
-          <w:lang w:val="hu-HU"/>
-        </w:rPr>
-      </w:pPr>
-      <w:r>
-        <w:rPr>
-          <w:lang w:val="hu-HU"/>
-        </w:rPr>
-        <w:t>Amint a </w:t>
-      </w:r>
-      <w:proofErr w:type="spellStart"/>
-      <w:r>
-        <w:rPr>
-          <w:lang w:val="hu-HU"/>
-        </w:rPr>
-        <w:t>Response</w:t>
-      </w:r>
-      <w:proofErr w:type="spellEnd"/>
-      <w:r>
-        <w:rPr>
-          <w:lang w:val="hu-HU"/>
-        </w:rPr>
-        <w:t xml:space="preserve"> objektum megérkezik a backendtől, számos beépített metódus áll rendelkezésre annak meghatározására, hogy mi a válasz törzsének (body) formátuma, és hogyan kell azt feldolgozni. REST API-k esetében ez szinte minden esetben a </w:t>
-      </w:r>
-      <w:proofErr w:type="gramStart"/>
-      <w:r>
-        <w:rPr>
-          <w:lang w:val="hu-HU"/>
-        </w:rPr>
-        <w:t>válasz .</w:t>
-      </w:r>
-      <w:proofErr w:type="spellStart"/>
-      <w:r>
-        <w:rPr>
-          <w:lang w:val="hu-HU"/>
-        </w:rPr>
-        <w:t>json</w:t>
-      </w:r>
-      <w:proofErr w:type="spellEnd"/>
-      <w:proofErr w:type="gramEnd"/>
-      <w:r>
-        <w:rPr>
-          <w:lang w:val="hu-HU"/>
-        </w:rPr>
-        <w:t>() metódussal történő aszinkron feldolgozását jelenti.</w:t>
-      </w:r>
-    </w:p>
-    <w:p/>
-    <w:p/>
+        <w:t>HTML (HyperText Markup Language)</w:t>
+      </w:r>
+      <w:bookmarkEnd w:id="9"/>
+    </w:p>
+    <w:p>
+      <w:pPr>
+        <w:rPr>
+          <w:lang w:val="hu"/>
+        </w:rPr>
+      </w:pPr>
+    </w:p>
+    <w:p>
+      <w:pPr>
+        <w:keepNext/>
+        <w:keepLines/>
+        <w:rPr>
+          <w:rFonts w:ascii="Arial" w:eastAsia="Arial" w:hAnsi="Arial" w:cs="Arial"/>
+          <w:color w:val="434343"/>
+          <w:lang w:val="hu-HU"/>
+        </w:rPr>
+      </w:pPr>
+      <w:r>
+        <w:rPr>
+          <w:lang w:val="hu-HU"/>
+        </w:rPr>
+        <w:t>A HTML biztosítja a weboldal szerkezeti felépítését. Meghatározza az oldalon megjelenő elemek – például gombok, űrlapok, listák és szövegek – hierarchiáját és jelentését.</w:t>
+      </w:r>
+    </w:p>
+    <w:p>
+      <w:pPr>
+        <w:keepNext/>
+        <w:keepLines/>
+        <w:rPr>
+          <w:lang w:val="hu-HU"/>
+        </w:rPr>
+      </w:pPr>
+      <w:r>
+        <w:rPr>
+          <w:lang w:val="hu-HU"/>
+        </w:rPr>
+        <w:t>A projektben a HTML használata azért kulcsfontosságú, mert egy jól strukturált, szemantikusan helyes felépítés javítja a felhasználói élményt, a hozzáférhetőséget és a keresőoptimalizálást. Ez különösen fontos egy olyan rendszer esetében, amelyet különböző eszközökön (mobil, tablet, asztali gép) is használni kell.</w:t>
+      </w:r>
+    </w:p>
+    <w:p>
+      <w:pPr>
+        <w:keepNext/>
+        <w:keepLines/>
+        <w:rPr>
+          <w:rFonts w:ascii="Arial" w:eastAsia="Arial" w:hAnsi="Arial" w:cs="Arial"/>
+          <w:color w:val="434343"/>
+          <w:lang w:val="hu-HU"/>
+        </w:rPr>
+      </w:pPr>
+      <w:r>
+        <w:rPr>
+          <w:noProof/>
+        </w:rPr>
+        <w:drawing>
+          <wp:inline distT="0" distB="0" distL="0" distR="0" wp14:anchorId="78FA9F27" wp14:editId="0DF8004B">
+            <wp:extent cx="4627245" cy="3182620"/>
+            <wp:effectExtent l="0" t="0" r="0" b="0"/>
+            <wp:docPr id="17" name="image15.png" descr="A képen szöveg, képernyőkép, Betűtípus, tervezés látható&#10;&#10;Előfordulhat, hogy az AI által létrehozott tartalom helytelen."/>
+            <wp:cNvGraphicFramePr/>
+            <a:graphic xmlns:a="http://schemas.openxmlformats.org/drawingml/2006/main">
+              <a:graphicData uri="http://schemas.openxmlformats.org/drawingml/2006/picture">
+                <pic:pic xmlns:pic="http://schemas.openxmlformats.org/drawingml/2006/picture">
+                  <pic:nvPicPr>
+                    <pic:cNvPr id="17" name="image15.png" descr="A képen szöveg, képernyőkép, Betűtípus, tervezés látható&#10;&#10;Előfordulhat, hogy az AI által létrehozott tartalom helytelen."/>
+                    <pic:cNvPicPr preferRelativeResize="0"/>
+                  </pic:nvPicPr>
+                  <pic:blipFill>
+                    <a:blip r:embed="rId12"/>
+                    <a:srcRect/>
+                    <a:stretch>
+                      <a:fillRect/>
+                    </a:stretch>
+                  </pic:blipFill>
+                  <pic:spPr>
+                    <a:xfrm>
+                      <a:off x="0" y="0"/>
+                      <a:ext cx="4627245" cy="3182620"/>
+                    </a:xfrm>
+                    <a:prstGeom prst="rect">
+                      <a:avLst/>
+                    </a:prstGeom>
+                    <a:ln/>
+                  </pic:spPr>
+                </pic:pic>
+              </a:graphicData>
+            </a:graphic>
+          </wp:inline>
+        </w:drawing>
+      </w:r>
+    </w:p>
     <w:p>
       <w:pPr>
         <w:pStyle w:val="Cmsor2"/>
         <w:rPr>
           <w:rFonts w:ascii="Arial" w:eastAsia="Arial" w:hAnsi="Arial" w:cs="Arial"/>
           <w:color w:val="000000" w:themeColor="text1"/>
-          <w:sz w:val="26"/>
-          <w:szCs w:val="26"/>
-          <w:lang w:val="hu-HU"/>
-        </w:rPr>
-      </w:pPr>
-      <w:bookmarkStart w:id="9" w:name="_Toc222816605"/>
+          <w:lang w:val="hu-HU"/>
+        </w:rPr>
+      </w:pPr>
+      <w:bookmarkStart w:id="10" w:name="_Toc222816606"/>
       <w:r>
         <w:rPr>
           <w:lang w:val="hu"/>
         </w:rPr>
-        <w:t>HTML (HyperText Markup Language)</w:t>
-      </w:r>
-      <w:bookmarkEnd w:id="9"/>
+        <w:t>CSS (Cascading Style Sheets)</w:t>
+      </w:r>
+      <w:bookmarkEnd w:id="10"/>
+      <w:r>
+        <w:rPr>
+          <w:lang w:val="hu"/>
+        </w:rPr>
+        <w:t xml:space="preserve"> </w:t>
+      </w:r>
     </w:p>
     <w:p>
       <w:pPr>
@@ -4930,7 +5144,7 @@
         <w:rPr>
           <w:lang w:val="hu-HU"/>
         </w:rPr>
-        <w:t>A HTML biztosítja a weboldal szerkezeti felépítését. Meghatározza az oldalon megjelenő elemek – például gombok, űrlapok, listák és szövegek – hierarchiáját és jelentését.</w:t>
+        <w:t>A CSS felelős az alkalmazás megjelenéséért: színek, betűtípusok, elrendezés, animációk és reszponzív viselkedés kialakításáért.</w:t>
       </w:r>
     </w:p>
     <w:p>
@@ -4947,7 +5161,7 @@
         <w:rPr>
           <w:lang w:val="hu-HU"/>
         </w:rPr>
-        <w:t>A projektben a HTML használata azért kulcsfontosságú, mert egy jól strukturált, szemantikusan helyes felépítés javítja a felhasználói élményt, a hozzáférhetőséget és a keresőoptimalizálást. Ez különösen fontos egy olyan rendszer esetében, amelyet különböző eszközökön (mobil, tablet, asztali gép) is használni kell.</w:t>
+        <w:t>A projekt szempontjából a CSS biztosítja, hogy a rendelési felület és az éttermi adminisztrációs felületek egységes, modern és könnyen átlátható kinézetet kapjanak. A reszponzív tervezésnek köszönhetően a rendszer telefonon és számítógépen is jól használható marad, ami alapkövetelmény egy online rendelési megoldásnál.</w:t>
       </w:r>
     </w:p>
     <w:p>
@@ -4959,14 +5173,14 @@
           <w:lang w:val="hu-HU"/>
         </w:rPr>
       </w:pPr>
-      <w:bookmarkStart w:id="10" w:name="_Toc222816606"/>
+      <w:bookmarkStart w:id="11" w:name="_Toc222816607"/>
       <w:r>
         <w:rPr>
           <w:lang w:val="hu"/>
         </w:rPr>
-        <w:t>CSS (Cascading Style Sheets)</w:t>
-      </w:r>
-      <w:bookmarkEnd w:id="10"/>
+        <w:t>JavaScript</w:t>
+      </w:r>
+      <w:bookmarkEnd w:id="11"/>
       <w:r>
         <w:rPr>
           <w:lang w:val="hu"/>
@@ -4976,60 +5190,17 @@
     </w:p>
     <w:p>
       <w:pPr>
-        <w:keepNext/>
-        <w:keepLines/>
-        <w:rPr>
-          <w:rFonts w:ascii="Arial" w:eastAsia="Arial" w:hAnsi="Arial" w:cs="Arial"/>
-          <w:color w:val="434343"/>
-          <w:lang w:val="hu-HU"/>
-        </w:rPr>
-      </w:pPr>
-      <w:r>
-        <w:rPr>
-          <w:lang w:val="hu-HU"/>
-        </w:rPr>
-        <w:t>A CSS felelős az alkalmazás megjelenéséért: színek, betűtípusok, elrendezés, animációk és reszponzív viselkedés kialakításáért.</w:t>
-      </w:r>
-    </w:p>
-    <w:p>
-      <w:pPr>
-        <w:keepNext/>
-        <w:keepLines/>
-        <w:rPr>
-          <w:rFonts w:ascii="Arial" w:eastAsia="Arial" w:hAnsi="Arial" w:cs="Arial"/>
-          <w:color w:val="434343"/>
-          <w:lang w:val="hu-HU"/>
-        </w:rPr>
-      </w:pPr>
-      <w:r>
-        <w:rPr>
-          <w:lang w:val="hu-HU"/>
-        </w:rPr>
-        <w:t>A projekt szempontjából a CSS biztosítja, hogy a rendelési felület és az éttermi adminisztrációs felületek egységes, modern és könnyen átlátható kinézetet kapjanak. A reszponzív tervezésnek köszönhetően a rendszer telefonon és számítógépen is jól használható marad, ami alapkövetelmény egy online rendelési megoldásnál.</w:t>
-      </w:r>
-    </w:p>
-    <w:p>
-      <w:pPr>
-        <w:pStyle w:val="Cmsor2"/>
         <w:rPr>
           <w:rFonts w:ascii="Arial" w:eastAsia="Arial" w:hAnsi="Arial" w:cs="Arial"/>
           <w:color w:val="000000" w:themeColor="text1"/>
           <w:lang w:val="hu-HU"/>
         </w:rPr>
       </w:pPr>
-      <w:bookmarkStart w:id="11" w:name="_Toc222816607"/>
-      <w:r>
-        <w:rPr>
-          <w:lang w:val="hu"/>
-        </w:rPr>
-        <w:t>JavaScript</w:t>
-      </w:r>
-      <w:bookmarkEnd w:id="11"/>
-      <w:r>
-        <w:rPr>
-          <w:lang w:val="hu"/>
-        </w:rPr>
-        <w:t xml:space="preserve"> </w:t>
+      <w:r>
+        <w:rPr>
+          <w:lang w:val="hu-HU"/>
+        </w:rPr>
+        <w:t>A JavaScript a webalkalmazás dinamikus működéséért felel. Segítségével valósítható meg az interakció a felhasználó és a rendszer között, például rendelés leadása, űrlapellenőrzés, értesítések megjelenítése és az adatok valós idejű frissítése.</w:t>
       </w:r>
     </w:p>
     <w:p>
@@ -5044,21 +5215,7 @@
         <w:rPr>
           <w:lang w:val="hu-HU"/>
         </w:rPr>
-        <w:t>A JavaScript a webalkalmazás dinamikus működéséért felel. Segítségével valósítható meg az interakció a felhasználó és a rendszer között, például rendelés leadása, űrlapellenőrzés, értesítések megjelenítése és az adatok valós idejű frissítése.</w:t>
-      </w:r>
-    </w:p>
-    <w:p>
-      <w:pPr>
-        <w:rPr>
-          <w:rFonts w:ascii="Arial" w:eastAsia="Arial" w:hAnsi="Arial" w:cs="Arial"/>
-          <w:color w:val="000000" w:themeColor="text1"/>
-          <w:lang w:val="hu-HU"/>
-        </w:rPr>
-      </w:pPr>
-      <w:r>
-        <w:rPr>
-          <w:lang w:val="hu-HU"/>
-        </w:rPr>
+        <w:lastRenderedPageBreak/>
         <w:t>A projektben a JavaScript biztosítja, hogy a felhasználói élmény gyors és folyamatos legyen, oldal újratöltése nélkül. Ez különösen fontos a rendelési folyamat során, ahol a felhasználó azonnali visszajelzést vár el a műveleteire.</w:t>
       </w:r>
     </w:p>
@@ -5071,7 +5228,6 @@
         <w:rPr>
           <w:lang w:val="hu-HU"/>
         </w:rPr>
-        <w:lastRenderedPageBreak/>
         <w:t>Vue.js</w:t>
       </w:r>
       <w:bookmarkEnd w:id="12"/>
@@ -5088,6 +5244,13 @@
         </w:rPr>
         <w:t>A Vue.js egy nyílt forráskódú, progresszív JavaScript-keretrendszer, amelyet Evan You alkotott meg, és elsősorban modern felhasználói felületek (UI), illetve egyoldalas webalkalmazások (SPA) építésére szolgál. Legfőbb vonzereje a fokozatos bevezethetőség: a fejlesztők dönthetnek úgy, hogy csak egy-egy interaktív komponenshez használják egy meglévő weboldalon, de akár egy teljes, komplex alkalmazás alapját is képezheti.</w:t>
       </w:r>
+      <w:r>
+        <w:rPr>
+          <w:rStyle w:val="Vgjegyzet-hivatkozs"/>
+          <w:lang w:val="hu-HU"/>
+        </w:rPr>
+        <w:endnoteReference w:id="3"/>
+      </w:r>
     </w:p>
     <w:p>
       <w:pPr>
@@ -5126,6 +5289,13 @@
           <w:lang w:val="hu-HU"/>
         </w:rPr>
         <w:t>A Tailwind CSS egy modern, úgynevezett „utility-first” (segédosztály-központú) stíluskeretrendszer, amely gyökeresen eltér a hagyományos, komponensalapú megoldásoktól (mint például a Bulma vagy a Bootstrap). Ahelyett, hogy előre megformázott elemeket – például kész gombokat vagy kártyákat – adna a kezünkbe, alacsony szintű, egy-egy konkrét stílustulajdonságot (színek, margók, árnyékok, méretezés) leíró osztályokat kínál. Ezek kombinálásával a fejlesztők közvetlenül a HTML-kódban építhetnek fel teljesen egyedi, reszponzív felületeket.</w:t>
+      </w:r>
+      <w:r>
+        <w:rPr>
+          <w:rStyle w:val="Vgjegyzet-hivatkozs"/>
+          <w:lang w:val="hu-HU"/>
+        </w:rPr>
+        <w:endnoteReference w:id="4"/>
       </w:r>
     </w:p>
     <w:p>
@@ -5201,8 +5371,7 @@
     <w:p>
       <w:pPr>
         <w:rPr>
-          <w:b/>
-          <w:bCs/>
+          <w:rStyle w:val="Cmsor2Char"/>
         </w:rPr>
       </w:pPr>
       <w:r>
@@ -5225,7 +5394,7 @@
                     <pic:cNvPicPr/>
                   </pic:nvPicPr>
                   <pic:blipFill>
-                    <a:blip r:embed="rId12">
+                    <a:blip r:embed="rId13">
                       <a:extLst>
                         <a:ext uri="{28A0092B-C50C-407E-A947-70E740481C1C}">
                           <a14:useLocalDpi xmlns:a14="http://schemas.microsoft.com/office/drawing/2010/main"/>
@@ -5295,35 +5464,44 @@
       <w:proofErr w:type="spellEnd"/>
     </w:p>
     <w:p>
+      <w:pPr>
+        <w:rPr>
+          <w:b/>
+          <w:bCs/>
+        </w:rPr>
+      </w:pPr>
+    </w:p>
+    <w:p>
       <w:r>
         <w:t>Az étlap oldalt (MenuView.vue) úgy építettem fel, hogy a lehető leggyorsabb és legátláthatóbb legyen a felhasználók számára, így a kategóriákat, ételeket, köreteket és italokat egyszerre, a Promise.allSettled() metódus segítségével töltöm be. Ezt azért csináltam így, hogy a hálózati kérések ne egymásra várjanak, ezáltal drasztikusan csökkentve az oldalindulás idejét. Ráadásul ezzel a megoldással elértem, hogy ha az egyik lista (például az üdítők) lekérdezése hibára fut, a felület többi része attól még zavartalanul megjelenik és használható marad, minden ételtípushoz saját töltés- (loading) és hibajelzőt (errors) is társítottam a pontos visszajelzés érdekében. A készételeket nem egy ömlesztett, végtelen listában jelenítem meg, hanem egy számított tulajdonság (computed property) segítségével a lekérdezett kategóriák (pl. levesek, pizzák) alá csoportosítom őket, a besorolatlan elemeket pedig egy "Egyéb" kategóriába gyűjtöm. Azért döntöttem emellett, hogy a vásárló sokkal könnyebben átlássa a kínálatot.</w:t>
       </w:r>
     </w:p>
     <w:p>
       <w:r>
-        <w:t xml:space="preserve">Amikor a felhasználó rákattint egy étel kártyájára, a részletes oldalra (MenuItemPage.vue) lépéskor nem indítok újabb lekérdezést a szerver felé, hanem az adott termék már meglévő adatait elmentem a böngésző sessionStorage-ébe, és az új oldal onnan olvassa ki. Ezt azért csináltam így, hogy az oldalváltás villámgyors és zökkenőmentes legyen, továbbá egy véletlen oldalfrissítés (F5) esetén is megmaradjanak az adatok, felesleges szerverterhelés nélkül. A gördülékenyebb rendelés érdekében a kártyákra tettem egy közvetlen "Kosárba" gombot, így nem kell feltétlenül belépni a részletes nézetbe a vásárláshoz. A "Menük" fülön pedig (ahol például egy "Sajtos menü" szerepel) egy külön formázó logikát írtam (getMenuMeta, buildMenuBreakdown), amivel a rendszer felismeri és szövegesen összefűzi a menühöz tartozó </w:t>
+        <w:t xml:space="preserve">Amikor a felhasználó rákattint egy étel kártyájára, a részletes oldalra (MenuItemPage.vue) lépéskor nem indítok újabb lekérdezést a szerver felé, hanem az adott termék már meglévő adatait elmentem a böngésző sessionStorage-ébe, és az új oldal onnan olvassa ki. Ezt azért csináltam így, hogy az oldalváltás villámgyors és zökkenőmentes legyen, továbbá egy véletlen oldalfrissítés (F5) esetén is megmaradjanak az adatok, felesleges szerverterhelés nélkül. A gördülékenyebb rendelés érdekében a kártyákra tettem egy közvetlen "Kosárba" gombot, így nem kell feltétlenül belépni a részletes nézetbe a vásárláshoz. A "Menük" fülön pedig (ahol például egy "Sajtos menü" szerepel) egy külön formázó logikát írtam (getMenuMeta, </w:t>
       </w:r>
       <w:r>
         <w:lastRenderedPageBreak/>
-        <w:t>elemeket (készétel + köret + üdítő). Ezzel az volt a célom, hogy a felhasználó mind az étlapon, mind a részletes oldalon egyértelműen lássa a menü pontos tartalmát, mielőtt kosárba tenné.</w:t>
+        <w:t>buildMenuBreakdown), amivel a rendszer felismeri és szövegesen összefűzi a menühöz tartozó elemeket (készétel + köret + üdítő). Ezzel az volt a célom, hogy a felhasználó mind az étlapon, mind a részletes oldalon egyértelműen lássa a menü pontos tartalmát, mielőtt kosárba tenné.</w:t>
       </w:r>
     </w:p>
     <w:p/>
     <w:p>
       <w:pPr>
         <w:pStyle w:val="Cmsor2"/>
-        <w:rPr>
-          <w:rFonts w:ascii="Aptos Display" w:hAnsi="Aptos Display"/>
-          <w:b/>
-          <w:bCs/>
-        </w:rPr>
       </w:pPr>
       <w:bookmarkStart w:id="16" w:name="_Toc222816612"/>
       <w:r>
-        <w:t>A Kosár (Cart) működése</w:t>
+        <w:t xml:space="preserve">A Kosár (Cart) </w:t>
+      </w:r>
+      <w:proofErr w:type="spellStart"/>
+      <w:r>
+        <w:t>működése</w:t>
       </w:r>
       <w:bookmarkEnd w:id="16"/>
-    </w:p>
+      <w:proofErr w:type="spellEnd"/>
+    </w:p>
+    <w:p/>
     <w:p>
       <w:pPr>
         <w:rPr>
@@ -5347,20 +5525,21 @@
         </w:rPr>
       </w:pPr>
       <w:r>
-        <w:t>A felhasználói élmény érdekében a kosár tartalmát minden egyes módosításkor (például hozzáadáskor vagy mennyiségnöveléskor) automatikusan elmentem a böngésző localStorage memóriájába. Ezt azért csináltam így, hogy egy véletlen oldalfrissítés, vagy akár a böngésző bezárása után is hiánytalanul megmaradjon a vásárló korábbi rendelése. Magát a kosár felületét (CartDrawer.vue) nem egy külön oldalként, hanem egy oldalról becsúszó panelként valósítottam meg, aminek köszönhetően a vásárló bármikor ránézhet a tételekre és a végösszegre anélkül, hogy el kellene hagynia az étlapot. Amikor a felhasználó a "Rendelés leadása" gombra kattint, a rendszer elsőként ellenőrzi a bejelentkezési státuszát. Ha minden rendben van, a frontend-specifikus adatokat átalakítom a backend API által elvárt formátumra (például a megfelelő keszetelId vagy uditoId kulcsokra), majd elküldöm a kérést. Siker esetén a kosár azonnal és automatikusan kiürül, a felhasználó pedig egyértelmű visszajelzést kap a rendelés állapotáról.</w:t>
-      </w:r>
-    </w:p>
-    <w:p/>
-    <w:p>
-      <w:r>
         <w:rPr>
           <w:noProof/>
         </w:rPr>
-        <w:lastRenderedPageBreak/>
         <w:drawing>
-          <wp:inline distT="0" distB="0" distL="0" distR="0" wp14:anchorId="09367916" wp14:editId="518D69F0">
+          <wp:anchor distT="0" distB="0" distL="114300" distR="114300" simplePos="0" relativeHeight="251662336" behindDoc="0" locked="0" layoutInCell="1" allowOverlap="1" wp14:anchorId="09367916" wp14:editId="512FA028">
+            <wp:simplePos x="0" y="0"/>
+            <wp:positionH relativeFrom="margin">
+              <wp:align>left</wp:align>
+            </wp:positionH>
+            <wp:positionV relativeFrom="paragraph">
+              <wp:posOffset>2865120</wp:posOffset>
+            </wp:positionV>
             <wp:extent cx="5762625" cy="3657600"/>
-            <wp:effectExtent l="0" t="0" r="0" b="0"/>
+            <wp:effectExtent l="0" t="0" r="9525" b="0"/>
+            <wp:wrapSquare wrapText="bothSides"/>
             <wp:docPr id="2031525950" name="drawing"/>
             <wp:cNvGraphicFramePr>
               <a:graphicFrameLocks xmlns:a="http://schemas.openxmlformats.org/drawingml/2006/main" noChangeAspect="1"/>
@@ -5373,10 +5552,10 @@
                     <pic:cNvPicPr/>
                   </pic:nvPicPr>
                   <pic:blipFill>
-                    <a:blip r:embed="rId13">
+                    <a:blip r:embed="rId14" cstate="print">
                       <a:extLst>
                         <a:ext uri="{28A0092B-C50C-407E-A947-70E740481C1C}">
-                          <a14:useLocalDpi xmlns:a14="http://schemas.microsoft.com/office/drawing/2010/main"/>
+                          <a14:useLocalDpi xmlns:a14="http://schemas.microsoft.com/office/drawing/2010/main" val="0"/>
                         </a:ext>
                       </a:extLst>
                     </a:blip>
@@ -5396,53 +5575,64 @@
                 </pic:pic>
               </a:graphicData>
             </a:graphic>
-          </wp:inline>
+          </wp:anchor>
         </w:drawing>
       </w:r>
       <w:r>
+        <w:t xml:space="preserve">A </w:t>
+      </w:r>
+      <w:proofErr w:type="spellStart"/>
+      <w:r>
+        <w:t>felhasználói</w:t>
+      </w:r>
+      <w:proofErr w:type="spellEnd"/>
+      <w:r>
+        <w:t xml:space="preserve"> </w:t>
+      </w:r>
+      <w:proofErr w:type="spellStart"/>
+      <w:r>
+        <w:t>élmény</w:t>
+      </w:r>
+      <w:proofErr w:type="spellEnd"/>
+      <w:r>
+        <w:t xml:space="preserve"> </w:t>
+      </w:r>
+      <w:proofErr w:type="spellStart"/>
+      <w:r>
+        <w:t>érdekében</w:t>
+      </w:r>
+      <w:proofErr w:type="spellEnd"/>
+      <w:r>
+        <w:t xml:space="preserve"> a kosár tartalmát minden egyes módosításkor (például hozzáadáskor vagy mennyiségnöveléskor) automatikusan elmentem a böngésző localStorage memóriájába. Ezt azért csináltam így, hogy egy véletlen oldalfrissítés, vagy akár a böngésző bezárása után is hiánytalanul megmaradjon a vásárló korábbi rendelése. Magát a kosár felületét (CartDrawer.vue) nem egy külön oldalként, hanem egy oldalról becsúszó panelként valósítottam meg, aminek köszönhetően a vásárló bármikor ránézhet a tételekre és a végösszegre anélkül, hogy el kellene hagynia az étlapot. Amikor a felhasználó a "Rendelés leadása" gombra kattint, a rendszer elsőként ellenőrzi a bejelentkezési státuszát. Ha minden rendben van, a frontend-specifikus adatokat átalakítom a backend API által elvárt formátumra (például a megfelelő keszetelId vagy uditoId kulcsokra), majd elküldöm a kérést. Siker esetén </w:t>
+      </w:r>
+      <w:r>
+        <w:lastRenderedPageBreak/>
+        <w:t>a kosár azonnal és automatikusan kiürül, a felhasználó pedig egyértelmű visszajelzést kap a rendelés állapotáról.</w:t>
+      </w:r>
+    </w:p>
+    <w:p/>
+    <w:p>
+      <w:pPr>
         <w:rPr>
           <w:rStyle w:val="Cmsor2Char"/>
         </w:rPr>
+      </w:pPr>
+      <w:r>
+        <w:rPr>
+          <w:rStyle w:val="Cmsor2Char"/>
+        </w:rPr>
         <w:t>Admin Panel</w:t>
       </w:r>
     </w:p>
     <w:p>
-      <w:pPr>
-        <w:rPr>
-          <w:rFonts w:ascii="Aptos Display" w:hAnsi="Aptos Display"/>
-          <w:color w:val="0F4761" w:themeColor="accent1" w:themeShade="BF"/>
-          <w:sz w:val="32"/>
-          <w:szCs w:val="32"/>
-        </w:rPr>
-      </w:pPr>
-      <w:r>
-        <w:t>Az adminisztrációs felületet (AdminDashboard.vue) úgy terveztem meg, hogy egyetlen központi helyről lehessen kezelni az étterem teljes kínálatát, a hozzávalókat és a beérkező rendeléseket. Mivel nagyon sokféle adatot (készételek, köretek, üdítők, kategóriák, menük) kell kilistázni, létrehozni és szerkeszteni, nem akartam minden egyes entitásnak külön táblázatot és űrlapot kódolni. Ehelyett készítettem egy univerzális táblázat (AdminTable.vue) és egy dinamikus szerkesztő ablak (AdminEditModal.vue) komponenst. Ezt azért csináltam így, hogy a kód teljesen ismétlődésmentes (DRY) és könnyen skálázható legyen; a különböző adatkörök megjelenését és működését csupán egyedi konfigurációs objektumokkal (oszlopok definíciói, űrlapmezők típusa, API végpontok) vezérlem a fő komponensből. Ha a jövőben bejön egy új kategória, mondjuk a "Desszertek", pillanatok alatt be tudom kötni a rendszerbe új frontend elemek fejlesztése nélkül.</w:t>
-      </w:r>
-    </w:p>
-    <w:p>
-      <w:pPr>
-        <w:rPr>
-          <w:rFonts w:ascii="Aptos Display" w:hAnsi="Aptos Display"/>
-          <w:color w:val="0F4761" w:themeColor="accent1" w:themeShade="BF"/>
-          <w:sz w:val="32"/>
-          <w:szCs w:val="32"/>
-        </w:rPr>
-      </w:pPr>
-      <w:r>
-        <w:t>A bonyolultabb adatátalakításokat, az űrlapok validációját és az adatok formázását (például az árak ezres tagolását vagy az elérhetőségi státuszok logikai konvertálását) tudatosan kiszerveztem egy különálló admin-helpers.js fájlba. Ezzel az volt a célom, hogy a Vue komponensek logikája tiszta és átlátható maradjon, és kizárólag a felület megjelenítésére fókuszáljanak. A biztonságos adatkezelés érdekében az elemek módosítása és törlése nem közvetlenül a listában, hanem mindig felugró ablakokban (modális szerkesztőkben és a ConfirmModal.vue megerősítő panelekben) történik. Ezt a megoldást azért választottam, hogy az adminisztrátor véletlenül se tudjon egyetlen rossz kattintással véglegesen kitörölni egy fontos ételt vagy egy futó rendelést, garantálva a biztonságos és hibamentes munkavégzést.</w:t>
-      </w:r>
-    </w:p>
-    <w:p/>
-    <w:p>
       <w:r>
         <w:rPr>
           <w:noProof/>
         </w:rPr>
-        <w:lastRenderedPageBreak/>
         <w:drawing>
-          <wp:inline distT="0" distB="0" distL="0" distR="0" wp14:anchorId="3AB34230" wp14:editId="7AEB14AF">
-            <wp:extent cx="5762625" cy="3657600"/>
-            <wp:effectExtent l="0" t="0" r="0" b="0"/>
+          <wp:inline distT="0" distB="0" distL="0" distR="0" wp14:anchorId="7EBE8154" wp14:editId="1FCD1952">
+            <wp:extent cx="5760720" cy="3656391"/>
+            <wp:effectExtent l="0" t="0" r="0" b="1270"/>
             <wp:docPr id="1617790103" name="drawing"/>
             <wp:cNvGraphicFramePr>
               <a:graphicFrameLocks xmlns:a="http://schemas.openxmlformats.org/drawingml/2006/main" noChangeAspect="1"/>
@@ -5455,7 +5645,7 @@
                     <pic:cNvPicPr/>
                   </pic:nvPicPr>
                   <pic:blipFill>
-                    <a:blip r:embed="rId14">
+                    <a:blip r:embed="rId15">
                       <a:extLst>
                         <a:ext uri="{28A0092B-C50C-407E-A947-70E740481C1C}">
                           <a14:useLocalDpi xmlns:a14="http://schemas.microsoft.com/office/drawing/2010/main"/>
@@ -5469,7 +5659,7 @@
                   <pic:spPr>
                     <a:xfrm>
                       <a:off x="0" y="0"/>
-                      <a:ext cx="5762625" cy="3657600"/>
+                      <a:ext cx="5760720" cy="3656391"/>
                     </a:xfrm>
                     <a:prstGeom prst="rect">
                       <a:avLst/>
@@ -5481,11 +5671,72 @@
           </wp:inline>
         </w:drawing>
       </w:r>
+    </w:p>
+    <w:p>
+      <w:pPr>
+        <w:rPr>
+          <w:rFonts w:ascii="Aptos Display" w:hAnsi="Aptos Display"/>
+          <w:color w:val="0F4761" w:themeColor="accent1" w:themeShade="BF"/>
+          <w:sz w:val="32"/>
+          <w:szCs w:val="32"/>
+        </w:rPr>
+      </w:pPr>
+      <w:r>
+        <w:t>Az adminisztrációs felületet (AdminDashboard.vue) úgy terveztem meg, hogy egyetlen központi helyről lehessen kezelni az étterem teljes kínálatát, a hozzávalókat és a beérkező rendeléseket. Mivel nagyon sokféle adatot (készételek, köretek, üdítők, kategóriák, menük) kell kilistázni, létrehozni és szerkeszteni, nem akartam minden egyes entitásnak külön táblázatot és űrlapot kódolni. Ehelyett készítettem egy univerzális táblázat (AdminTable.vue) és egy dinamikus szerkesztő ablak (AdminEditModal.vue) komponenst. Ezt azért csináltam így, hogy a kód teljesen ismétlődésmentes (DRY) és könnyen skálázható legyen; a különböző adatkörök megjelenését és működését csupán egyedi konfigurációs objektumokkal (oszlopok definíciói, űrlapmezők típusa, API végpontok) vezérlem a fő komponensből. Ha a jövőben bejön egy új kategória, mondjuk a "Desszertek", pillanatok alatt be tudom kötni a rendszerbe új frontend elemek fejlesztése nélkül.</w:t>
+      </w:r>
+    </w:p>
+    <w:p>
+      <w:pPr>
+        <w:rPr>
+          <w:rFonts w:ascii="Aptos Display" w:hAnsi="Aptos Display"/>
+          <w:color w:val="0F4761" w:themeColor="accent1" w:themeShade="BF"/>
+          <w:sz w:val="32"/>
+          <w:szCs w:val="32"/>
+        </w:rPr>
+      </w:pPr>
+      <w:r>
+        <w:t xml:space="preserve">A bonyolultabb adatátalakításokat, az űrlapok validációját és az adatok formázását (például az árak ezres tagolását vagy az elérhetőségi státuszok logikai konvertálását) tudatosan kiszerveztem egy különálló admin-helpers.js fájlba. Ezzel az volt a célom, hogy a Vue komponensek logikája tiszta és átlátható maradjon, és kizárólag a felület megjelenítésére fókuszáljanak. A biztonságos adatkezelés érdekében az elemek módosítása és törlése nem közvetlenül a listában, hanem mindig felugró ablakokban (modális szerkesztőkben és a </w:t>
+      </w:r>
+      <w:r>
+        <w:lastRenderedPageBreak/>
+        <w:t>ConfirmModal.vue megerősítő panelekben) történik. Ezt a megoldást azért választottam, hogy az adminisztrátor véletlenül se tudjon egyetlen rossz kattintással véglegesen kitörölni egy fontos ételt vagy egy futó rendelést, garantálva a biztonságos és hibamentes munkavégzést.</w:t>
+      </w:r>
+    </w:p>
+    <w:p/>
+    <w:p>
       <w:r>
         <w:rPr>
           <w:rStyle w:val="Cmsor2Char"/>
         </w:rPr>
-        <w:t>Admin Panel Szerkesztés/Létrehozás Modal</w:t>
+        <w:t xml:space="preserve">Admin Panel </w:t>
+      </w:r>
+      <w:proofErr w:type="spellStart"/>
+      <w:r>
+        <w:rPr>
+          <w:rStyle w:val="Cmsor2Char"/>
+        </w:rPr>
+        <w:t>Szerkesztés</w:t>
+      </w:r>
+      <w:proofErr w:type="spellEnd"/>
+      <w:r>
+        <w:rPr>
+          <w:rStyle w:val="Cmsor2Char"/>
+        </w:rPr>
+        <w:t>/</w:t>
+      </w:r>
+      <w:proofErr w:type="spellStart"/>
+      <w:r>
+        <w:rPr>
+          <w:rStyle w:val="Cmsor2Char"/>
+        </w:rPr>
+        <w:t>Létrehozás</w:t>
+      </w:r>
+      <w:proofErr w:type="spellEnd"/>
+      <w:r>
+        <w:rPr>
+          <w:rStyle w:val="Cmsor2Char"/>
+        </w:rPr>
+        <w:t xml:space="preserve"> Modal</w:t>
       </w:r>
     </w:p>
     <w:p>
@@ -5509,7 +5760,7 @@
                     <pic:cNvPicPr/>
                   </pic:nvPicPr>
                   <pic:blipFill>
-                    <a:blip r:embed="rId15">
+                    <a:blip r:embed="rId16">
                       <a:extLst>
                         <a:ext uri="{28A0092B-C50C-407E-A947-70E740481C1C}">
                           <a14:useLocalDpi xmlns:a14="http://schemas.microsoft.com/office/drawing/2010/main"/>
@@ -5553,7 +5804,21 @@
         <w:rPr>
           <w:lang w:val="hu-HU"/>
         </w:rPr>
-        <w:t>JWT (JSON Web Token) Hitelesítés – Fejlesztői Dokumentáció</w:t>
+        <w:t xml:space="preserve">JWT (JSON Web </w:t>
+      </w:r>
+      <w:proofErr w:type="spellStart"/>
+      <w:r>
+        <w:rPr>
+          <w:lang w:val="hu-HU"/>
+        </w:rPr>
+        <w:t>Token</w:t>
+      </w:r>
+      <w:proofErr w:type="spellEnd"/>
+      <w:r>
+        <w:rPr>
+          <w:lang w:val="hu-HU"/>
+        </w:rPr>
+        <w:t>) Hitelesítés</w:t>
       </w:r>
       <w:bookmarkEnd w:id="17"/>
     </w:p>
@@ -5568,14 +5833,7 @@
         <w:rPr>
           <w:lang w:val="hu-HU"/>
         </w:rPr>
-        <w:t xml:space="preserve">Ebben a részben részletesen bemutatjuk, hogy a projektünkben hogyan alakítottuk ki a felhasználók hitelesítését és jogosultságkezelését JWT (JSON Web Token) segítségével. </w:t>
-      </w:r>
-      <w:r>
-        <w:rPr>
-          <w:lang w:val="hu-HU"/>
-        </w:rPr>
-        <w:lastRenderedPageBreak/>
-        <w:t>Igyekeztünk egy robusztus, modern és biztonságos rendszert építeni, ezért fontos megértenünk, miért pont emellett a technológia mellett döntöttünk, hogyan raktuk össze, és miért váltottuk le vele a korábbi megoldásunkat.</w:t>
+        <w:t>Ebben a részben részletesen bemutatjuk, hogy a projektünkben hogyan alakítottuk ki a felhasználók hitelesítését és jogosultságkezelését JWT (JSON Web Token) segítségével. Igyekeztünk egy robusztus, modern és biztonságos rendszert építeni, ezért fontos megértenünk, miért pont emellett a technológia mellett döntöttünk, hogyan raktuk össze, és miért váltottuk le vele a korábbi megoldásunkat.</w:t>
       </w:r>
     </w:p>
     <w:p>
@@ -5617,6 +5875,13 @@
         </w:rPr>
         <w:t>A rendszerünk architektúráját úgy terveztük meg, hogy a Frontend (Vue.js) és a Backend (ASP.NET Core) teljesen lazán kapcsolódjon egymáshoz. A köztük lévő biztonságos kommunikációt a JWT garantálja.</w:t>
       </w:r>
+      <w:r>
+        <w:rPr>
+          <w:rStyle w:val="Vgjegyzet-hivatkozs"/>
+          <w:lang w:val="hu-HU"/>
+        </w:rPr>
+        <w:endnoteReference w:id="5"/>
+      </w:r>
     </w:p>
     <w:p>
       <w:pPr>
@@ -5649,6 +5914,7 @@
         <w:rPr>
           <w:lang w:val="hu-HU"/>
         </w:rPr>
+        <w:lastRenderedPageBreak/>
         <w:t>A Backend oldal (C# / ASP.NET Core) szerepe</w:t>
       </w:r>
       <w:bookmarkEnd w:id="19"/>
@@ -5858,7 +6124,6 @@
         <w:rPr>
           <w:lang w:val="hu-HU"/>
         </w:rPr>
-        <w:lastRenderedPageBreak/>
         <w:t>A Frontend oldal (Vue.js / JavaScript) szerepe</w:t>
       </w:r>
       <w:bookmarkEnd w:id="20"/>
@@ -5952,7 +6217,14 @@
         <w:rPr>
           <w:lang w:val="hu-HU"/>
         </w:rPr>
-        <w:t xml:space="preserve"> A utils.js-ben írtunk egy parseJwt függvényt, ami base64 dekódolással szét tudja szedni a tokent magán a kliensen, anélkül, hogy a backendhez fordulna! Ezzel óriási előnyt nyertünk: a Vue router és a komponenseink azonnal tudják, hogy a felhasználó be van-e jelentkezve, mikor jár le a token (getJwtExpirationMs), és hogy a felhasználó admin-e (isAdmin computed property).</w:t>
+        <w:t xml:space="preserve"> A utils.js-ben írtunk egy parseJwt függvényt, ami base64 dekódolással szét tudja szedni a tokent magán a kliensen, anélkül, hogy a backendhez </w:t>
+      </w:r>
+      <w:r>
+        <w:rPr>
+          <w:lang w:val="hu-HU"/>
+        </w:rPr>
+        <w:lastRenderedPageBreak/>
+        <w:t>fordulna! Ezzel óriási előnyt nyertünk: a Vue router és a komponenseink azonnal tudják, hogy a felhasználó be van-e jelentkezve, mikor jár le a token (getJwtExpirationMs), és hogy a felhasználó admin-e (isAdmin computed property).</w:t>
       </w:r>
     </w:p>
     <w:p>
@@ -6104,7 +6376,6 @@
           <w:bCs/>
           <w:lang w:val="hu-HU"/>
         </w:rPr>
-        <w:lastRenderedPageBreak/>
         <w:t>Erős jogosultság-ellenőrzés:</w:t>
       </w:r>
       <w:r>
@@ -6123,11 +6394,6 @@
       <w:pPr>
         <w:pStyle w:val="Cmsor2"/>
         <w:rPr>
-          <w:rFonts w:eastAsia="Calibri" w:cs="Calibri"/>
-          <w:b/>
-          <w:bCs/>
-          <w:sz w:val="24"/>
-          <w:szCs w:val="24"/>
           <w:lang w:val="hu-HU"/>
         </w:rPr>
       </w:pPr>
@@ -6139,6 +6405,13 @@
         <w:t>3. Miért volt rosszabb az, amit ezelőtt használtunk?</w:t>
       </w:r>
       <w:bookmarkEnd w:id="22"/>
+    </w:p>
+    <w:p>
+      <w:pPr>
+        <w:rPr>
+          <w:lang w:val="hu-HU"/>
+        </w:rPr>
+      </w:pPr>
     </w:p>
     <w:p>
       <w:pPr>
@@ -6189,7 +6462,14 @@
         <w:rPr>
           <w:lang w:val="hu-HU"/>
         </w:rPr>
-        <w:t xml:space="preserve"> Korábban egy szerver oldali listában (lock (Program.LoggedUsers)) tartottuk nyilván a bejelentkezett felhasználókat a kiadott tokenekkel/azonosítókkal összerendelve. Ez azt jelentette, hogy ha a C# backend bármilyen okból újraindult (pl. egy új verzió deployolása, vagy szerver újraindulás), az </w:t>
+        <w:t xml:space="preserve"> Korábban egy szerver oldali listában (lock (Program.LoggedUsers)) tartottuk nyilván a bejelentkezett felhasználókat a </w:t>
+      </w:r>
+      <w:r>
+        <w:rPr>
+          <w:lang w:val="hu-HU"/>
+        </w:rPr>
+        <w:lastRenderedPageBreak/>
+        <w:t xml:space="preserve">kiadott tokenekkel/azonosítókkal összerendelve. Ez azt jelentette, hogy ha a C# backend bármilyen okból újraindult (pl. egy új verzió deployolása, vagy szerver újraindulás), az </w:t>
       </w:r>
       <w:r>
         <w:rPr>
@@ -6416,7 +6696,7 @@
                     </pic:cNvPicPr>
                   </pic:nvPicPr>
                   <pic:blipFill>
-                    <a:blip r:embed="rId16" cstate="print">
+                    <a:blip r:embed="rId17" cstate="print">
                       <a:extLst>
                         <a:ext uri="{28A0092B-C50C-407E-A947-70E740481C1C}">
                           <a14:useLocalDpi xmlns:a14="http://schemas.microsoft.com/office/drawing/2010/main" val="0"/>
@@ -6481,6 +6761,7 @@
         <w:rPr>
           <w:lang w:val="hu-HU"/>
         </w:rPr>
+        <w:lastRenderedPageBreak/>
         <w:t>Az adatbázis tervezése során az egyik legfontosabb célunk a rugalmas és dinamikus adatkezelés volt. Különös figyelmet fordítottunk a normalizálási szabályokra, hogy elkerüljük a felesleges adatismétléseket.</w:t>
       </w:r>
     </w:p>
@@ -6568,81 +6849,93 @@
         <w:rPr>
           <w:lang w:val="hu-HU"/>
         </w:rPr>
+        <w:br/>
+      </w:r>
+    </w:p>
+    <w:p>
+      <w:pPr>
+        <w:pStyle w:val="Cmsor2"/>
+        <w:rPr>
+          <w:lang w:val="hu-HU"/>
+        </w:rPr>
+      </w:pPr>
+      <w:bookmarkStart w:id="24" w:name="_Toc222816620"/>
+      <w:r>
+        <w:rPr>
+          <w:lang w:val="hu-HU"/>
+        </w:rPr>
+        <w:t>Mi az SQL? (Strukturált lekérdező nyelv)</w:t>
+      </w:r>
+      <w:bookmarkEnd w:id="24"/>
+    </w:p>
+    <w:p>
+      <w:pPr>
+        <w:rPr>
+          <w:lang w:val="hu-HU"/>
+        </w:rPr>
+      </w:pPr>
+    </w:p>
+    <w:p>
+      <w:pPr>
+        <w:spacing w:line="360" w:lineRule="auto"/>
+        <w:rPr>
+          <w:lang w:val="hu-HU"/>
+        </w:rPr>
+      </w:pPr>
+      <w:r>
+        <w:rPr>
+          <w:lang w:val="hu-HU"/>
+        </w:rPr>
+        <w:t>Az SQL egy olyan programozási nyelv, amelyet szinte minden relációs adatbázis** használ az adatok lekérdezésére, kezelésére és meghatározására, valamint a hozzáférés vezérlésére. Az SQL-t az IBM fejlesztette ki az 1970-es években az Oracle jelentős közreműködésével, ami az SQL ANSI-szabvány bevezetéséhez vezetett, majd az SQL számos kiterjesztése követte olyan vállalatoktól, mint az IBM, az Oracle és a Microsoft. Bár az SQL ma is széles körben használatos, új programozási nyelvek is kezdenek megjelenni.</w:t>
+      </w:r>
+      <w:r>
+        <w:rPr>
+          <w:rStyle w:val="Vgjegyzet-hivatkozs"/>
+          <w:lang w:val="hu-HU"/>
+        </w:rPr>
+        <w:endnoteReference w:id="6"/>
+      </w:r>
+    </w:p>
+    <w:p>
+      <w:pPr>
+        <w:spacing w:line="360" w:lineRule="auto"/>
+        <w:rPr>
+          <w:lang w:val="hu-HU"/>
+        </w:rPr>
+      </w:pPr>
+      <w:r>
+        <w:rPr>
+          <w:lang w:val="hu-HU"/>
+        </w:rPr>
         <w:lastRenderedPageBreak/>
-        <w:br/>
-      </w:r>
+        <w:t>** relációs adatbázis: A relációs adatbázisokban az elemek oszlopokkal és sorokkal rendelkező táblákba vannak rendezve. A relációs adatbázisok technológiája biztosítja a strukturált információk elérésének leghatékonyabb és legrugalmasabb módját. Az 1980-as évektől kezdték meg uralkodásukat a piacon, mai napig is ez a legismertebb és leghasználtabb típusa, ettől független rengeteg másik fajtája is van</w:t>
+      </w:r>
+    </w:p>
+    <w:p>
+      <w:pPr>
+        <w:spacing w:line="360" w:lineRule="auto"/>
+        <w:rPr>
+          <w:lang w:val="hu-HU"/>
+        </w:rPr>
+      </w:pPr>
+      <w:r>
+        <w:rPr>
+          <w:lang w:val="hu-HU"/>
+        </w:rPr>
+        <w:t>(pl.: objektumorientált adatbázisok, elosztott adatbázisok, felhőalapú adatbázisok), de a mai programozási piac és nyelvek a relációs adatbázissal dolgoznak túlnyomó részt.</w:t>
+      </w:r>
+    </w:p>
+    <w:p>
+      <w:pPr>
+        <w:spacing w:line="360" w:lineRule="auto"/>
+        <w:rPr>
+          <w:lang w:val="hu-HU"/>
+        </w:rPr>
+      </w:pPr>
     </w:p>
     <w:p>
       <w:pPr>
         <w:pStyle w:val="Cmsor2"/>
-        <w:rPr>
-          <w:sz w:val="26"/>
-          <w:szCs w:val="26"/>
-          <w:lang w:val="hu-HU"/>
-        </w:rPr>
-      </w:pPr>
-      <w:bookmarkStart w:id="24" w:name="_Toc222816620"/>
-      <w:r>
-        <w:rPr>
-          <w:lang w:val="hu-HU"/>
-        </w:rPr>
-        <w:t>Mi az SQL? (Strukturált lekérdező nyelv)</w:t>
-      </w:r>
-      <w:bookmarkEnd w:id="24"/>
-    </w:p>
-    <w:p>
-      <w:pPr>
-        <w:spacing w:line="360" w:lineRule="auto"/>
-        <w:rPr>
-          <w:lang w:val="hu-HU"/>
-        </w:rPr>
-      </w:pPr>
-      <w:r>
-        <w:rPr>
-          <w:lang w:val="hu-HU"/>
-        </w:rPr>
-        <w:t>Az SQL egy olyan programozási nyelv, amelyet szinte minden relációs adatbázis** használ az adatok lekérdezésére, kezelésére és meghatározására, valamint a hozzáférés vezérlésére. Az SQL-t az IBM fejlesztette ki az 1970-es években az Oracle jelentős közreműködésével, ami az SQL ANSI-szabvány bevezetéséhez vezetett, majd az SQL számos kiterjesztése követte olyan vállalatoktól, mint az IBM, az Oracle és a Microsoft. Bár az SQL ma is széles körben használatos, új programozási nyelvek is kezdenek megjelenni.</w:t>
-      </w:r>
-    </w:p>
-    <w:p>
-      <w:pPr>
-        <w:spacing w:line="360" w:lineRule="auto"/>
-        <w:rPr>
-          <w:lang w:val="hu-HU"/>
-        </w:rPr>
-      </w:pPr>
-      <w:r>
-        <w:rPr>
-          <w:lang w:val="hu-HU"/>
-        </w:rPr>
-        <w:t>** relációs adatbázis: A relációs adatbázisokban az elemek oszlopokkal és sorokkal rendelkező táblákba vannak rendezve. A relációs adatbázisok technológiája biztosítja a strukturált információk elérésének leghatékonyabb és legrugalmasabb módját. Az 1980-as évektől kezdték meg uralkodásukat a piacon, mai napig is ez a legismertebb és leghasználtabb típusa, ettől független rengeteg másik fajtája is van</w:t>
-      </w:r>
-    </w:p>
-    <w:p>
-      <w:pPr>
-        <w:spacing w:line="360" w:lineRule="auto"/>
-        <w:rPr>
-          <w:lang w:val="hu-HU"/>
-        </w:rPr>
-      </w:pPr>
-      <w:r>
-        <w:rPr>
-          <w:lang w:val="hu-HU"/>
-        </w:rPr>
-        <w:t>(pl.: objektumorientált adatbázisok, elosztott adatbázisok, felhőalapú adatbázisok), de a mai programozási piac és nyelvek a relációs adatbázissal dolgoznak túlnyomó részt.</w:t>
-      </w:r>
-    </w:p>
-    <w:p>
-      <w:pPr>
-        <w:spacing w:line="360" w:lineRule="auto"/>
-        <w:rPr>
-          <w:lang w:val="hu-HU"/>
-        </w:rPr>
-      </w:pPr>
-    </w:p>
-    <w:p>
-      <w:pPr>
-        <w:pStyle w:val="Cmsor2"/>
       </w:pPr>
       <w:bookmarkStart w:id="25" w:name="_Toc222816621"/>
       <w:r>
@@ -6658,6 +6951,7 @@
       </w:r>
       <w:bookmarkEnd w:id="25"/>
     </w:p>
+    <w:p/>
     <w:p>
       <w:pPr>
         <w:spacing w:before="240" w:line="360" w:lineRule="auto"/>
@@ -6868,7 +7162,6 @@
         <w:rPr>
           <w:noProof/>
         </w:rPr>
-        <w:lastRenderedPageBreak/>
         <w:drawing>
           <wp:inline distT="0" distB="0" distL="0" distR="0" wp14:anchorId="1AF7DE60" wp14:editId="445A1739">
             <wp:extent cx="4566285" cy="2956560"/>
@@ -6883,7 +7176,7 @@
                     <pic:cNvPicPr preferRelativeResize="0"/>
                   </pic:nvPicPr>
                   <pic:blipFill>
-                    <a:blip r:embed="rId17"/>
+                    <a:blip r:embed="rId18"/>
                     <a:srcRect/>
                     <a:stretch>
                       <a:fillRect/>
@@ -6911,6 +7204,7 @@
         <w:spacing w:line="360" w:lineRule="auto"/>
       </w:pPr>
       <w:r>
+        <w:lastRenderedPageBreak/>
         <w:t>A PHPMYADMIN a XAMPP-</w:t>
       </w:r>
       <w:proofErr w:type="spellStart"/>
@@ -7650,3152 +7944,3213 @@
     <w:p>
       <w:pPr>
         <w:pStyle w:val="Cmsor2"/>
-        <w:rPr>
-          <w:rFonts w:eastAsia="Calibri"/>
+      </w:pPr>
+      <w:bookmarkStart w:id="27" w:name="_Toc222816623"/>
+      <w:r>
+        <w:t>Web API, ASP.NET CORE</w:t>
+      </w:r>
+      <w:bookmarkEnd w:id="27"/>
+    </w:p>
+    <w:p/>
+    <w:p>
+      <w:pPr>
+        <w:spacing w:line="360" w:lineRule="auto"/>
+        <w:rPr>
+          <w:bCs/>
+        </w:rPr>
+      </w:pPr>
+      <w:r>
+        <w:rPr>
+          <w:lang w:val="hu-HU"/>
+        </w:rPr>
+        <w:t xml:space="preserve">A szerveroldali logika megvalósításához a Microsoft által fejlesztett ASP.NET </w:t>
+      </w:r>
+      <w:proofErr w:type="spellStart"/>
+      <w:r>
+        <w:rPr>
+          <w:lang w:val="hu-HU"/>
+        </w:rPr>
+        <w:t>Core</w:t>
+      </w:r>
+      <w:proofErr w:type="spellEnd"/>
+      <w:r>
+        <w:rPr>
+          <w:lang w:val="hu-HU"/>
+        </w:rPr>
+        <w:t xml:space="preserve"> keretrendszert használtuk C# nyelven. Ez egy modern és gyors megoldás alkalmazásprogramozási felületek (API-k) építésére. A fejlesztés során figyeltünk arra, hogy a kód könnyen tesztelhető és a későbbiekben egyszerűen bővíthető maradjon (függőséginjektálás használatával). A rendszer biztonságáért, például a bejelentkezések azonosításáért a széles körben elterjedt JWT (JSON Web </w:t>
+      </w:r>
+      <w:proofErr w:type="spellStart"/>
+      <w:r>
+        <w:rPr>
+          <w:lang w:val="hu-HU"/>
+        </w:rPr>
+        <w:t>Token</w:t>
+      </w:r>
+      <w:proofErr w:type="spellEnd"/>
+      <w:r>
+        <w:rPr>
+          <w:lang w:val="hu-HU"/>
+        </w:rPr>
+        <w:t>) technológia felel.</w:t>
+      </w:r>
+      <w:r>
+        <w:rPr>
+          <w:rStyle w:val="Vgjegyzet-hivatkozs"/>
+          <w:lang w:val="hu-HU"/>
+        </w:rPr>
+        <w:endnoteReference w:id="7"/>
+      </w:r>
+    </w:p>
+    <w:p>
+      <w:pPr>
+        <w:pStyle w:val="Cmsor2"/>
+      </w:pPr>
+      <w:bookmarkStart w:id="28" w:name="_Toc222816624"/>
+      <w:r>
+        <w:t>MySQL és Entity Framework Core (Database-First)</w:t>
+      </w:r>
+      <w:bookmarkEnd w:id="28"/>
+    </w:p>
+    <w:p>
+      <w:r>
+        <w:rPr>
+          <w:noProof/>
+        </w:rPr>
+        <w:drawing>
+          <wp:inline distT="0" distB="0" distL="0" distR="0" wp14:anchorId="404E5E62" wp14:editId="7B74C2F0">
+            <wp:extent cx="5760720" cy="3242310"/>
+            <wp:effectExtent l="0" t="0" r="0" b="0"/>
+            <wp:docPr id="65166533" name="Kép 3" descr="Intro to Entity Framework Core in .NET 6 | by Djoufson | Medium"/>
+            <wp:cNvGraphicFramePr>
+              <a:graphicFrameLocks xmlns:a="http://schemas.openxmlformats.org/drawingml/2006/main" noChangeAspect="1"/>
+            </wp:cNvGraphicFramePr>
+            <a:graphic xmlns:a="http://schemas.openxmlformats.org/drawingml/2006/main">
+              <a:graphicData uri="http://schemas.openxmlformats.org/drawingml/2006/picture">
+                <pic:pic xmlns:pic="http://schemas.openxmlformats.org/drawingml/2006/picture">
+                  <pic:nvPicPr>
+                    <pic:cNvPr id="0" name="Picture 5" descr="Intro to Entity Framework Core in .NET 6 | by Djoufson | Medium"/>
+                    <pic:cNvPicPr>
+                      <a:picLocks noChangeAspect="1" noChangeArrowheads="1"/>
+                    </pic:cNvPicPr>
+                  </pic:nvPicPr>
+                  <pic:blipFill>
+                    <a:blip r:embed="rId19">
+                      <a:extLst>
+                        <a:ext uri="{28A0092B-C50C-407E-A947-70E740481C1C}">
+                          <a14:useLocalDpi xmlns:a14="http://schemas.microsoft.com/office/drawing/2010/main" val="0"/>
+                        </a:ext>
+                      </a:extLst>
+                    </a:blip>
+                    <a:srcRect/>
+                    <a:stretch>
+                      <a:fillRect/>
+                    </a:stretch>
+                  </pic:blipFill>
+                  <pic:spPr bwMode="auto">
+                    <a:xfrm>
+                      <a:off x="0" y="0"/>
+                      <a:ext cx="5760720" cy="3242310"/>
+                    </a:xfrm>
+                    <a:prstGeom prst="rect">
+                      <a:avLst/>
+                    </a:prstGeom>
+                    <a:noFill/>
+                    <a:ln>
+                      <a:noFill/>
+                    </a:ln>
+                  </pic:spPr>
+                </pic:pic>
+              </a:graphicData>
+            </a:graphic>
+          </wp:inline>
+        </w:drawing>
+      </w:r>
+    </w:p>
+    <w:p>
+      <w:pPr>
+        <w:spacing w:line="360" w:lineRule="auto"/>
+        <w:rPr>
+          <w:bCs/>
+        </w:rPr>
+      </w:pPr>
+      <w:r>
+        <w:rPr>
+          <w:bCs/>
+        </w:rPr>
+        <w:t xml:space="preserve">Az </w:t>
+      </w:r>
+      <w:proofErr w:type="spellStart"/>
+      <w:r>
+        <w:rPr>
+          <w:bCs/>
+        </w:rPr>
+        <w:t>adatok</w:t>
+      </w:r>
+      <w:proofErr w:type="spellEnd"/>
+      <w:r>
+        <w:rPr>
+          <w:bCs/>
+        </w:rPr>
+        <w:t xml:space="preserve"> </w:t>
+      </w:r>
+      <w:proofErr w:type="spellStart"/>
+      <w:r>
+        <w:rPr>
+          <w:bCs/>
+        </w:rPr>
+        <w:t>megbízható</w:t>
+      </w:r>
+      <w:proofErr w:type="spellEnd"/>
+      <w:r>
+        <w:rPr>
+          <w:bCs/>
+        </w:rPr>
+        <w:t xml:space="preserve"> </w:t>
+      </w:r>
+      <w:proofErr w:type="spellStart"/>
+      <w:r>
+        <w:rPr>
+          <w:bCs/>
+        </w:rPr>
+        <w:t>tárolását</w:t>
+      </w:r>
+      <w:proofErr w:type="spellEnd"/>
+      <w:r>
+        <w:rPr>
+          <w:bCs/>
+        </w:rPr>
+        <w:t xml:space="preserve"> a MySQL </w:t>
+      </w:r>
+      <w:proofErr w:type="spellStart"/>
+      <w:r>
+        <w:rPr>
+          <w:bCs/>
+        </w:rPr>
+        <w:t>adatbázis-kezelő</w:t>
+      </w:r>
+      <w:proofErr w:type="spellEnd"/>
+      <w:r>
+        <w:rPr>
+          <w:bCs/>
+        </w:rPr>
+        <w:t xml:space="preserve"> </w:t>
+      </w:r>
+      <w:proofErr w:type="spellStart"/>
+      <w:r>
+        <w:rPr>
+          <w:bCs/>
+        </w:rPr>
+        <w:t>végzi</w:t>
+      </w:r>
+      <w:proofErr w:type="spellEnd"/>
+      <w:r>
+        <w:rPr>
+          <w:bCs/>
+        </w:rPr>
+        <w:t xml:space="preserve">. A C# program </w:t>
+      </w:r>
+      <w:proofErr w:type="spellStart"/>
+      <w:r>
+        <w:rPr>
+          <w:bCs/>
+        </w:rPr>
+        <w:t>és</w:t>
+      </w:r>
+      <w:proofErr w:type="spellEnd"/>
+      <w:r>
+        <w:rPr>
+          <w:bCs/>
+        </w:rPr>
+        <w:t xml:space="preserve"> </w:t>
+      </w:r>
+      <w:proofErr w:type="spellStart"/>
+      <w:r>
+        <w:rPr>
+          <w:bCs/>
+        </w:rPr>
+        <w:t>az</w:t>
+      </w:r>
+      <w:proofErr w:type="spellEnd"/>
+      <w:r>
+        <w:rPr>
+          <w:bCs/>
+        </w:rPr>
+        <w:t xml:space="preserve"> </w:t>
+      </w:r>
+      <w:proofErr w:type="spellStart"/>
+      <w:r>
+        <w:rPr>
+          <w:bCs/>
+        </w:rPr>
+        <w:t>adatbázis</w:t>
+      </w:r>
+      <w:proofErr w:type="spellEnd"/>
+      <w:r>
+        <w:rPr>
+          <w:bCs/>
+        </w:rPr>
+        <w:t xml:space="preserve"> </w:t>
+      </w:r>
+      <w:proofErr w:type="spellStart"/>
+      <w:r>
+        <w:rPr>
+          <w:bCs/>
+        </w:rPr>
+        <w:t>közötti</w:t>
+      </w:r>
+      <w:proofErr w:type="spellEnd"/>
+      <w:r>
+        <w:rPr>
+          <w:bCs/>
+        </w:rPr>
+        <w:t xml:space="preserve"> </w:t>
+      </w:r>
+      <w:proofErr w:type="spellStart"/>
+      <w:r>
+        <w:rPr>
+          <w:bCs/>
+        </w:rPr>
+        <w:t>kommunikációt</w:t>
+      </w:r>
+      <w:proofErr w:type="spellEnd"/>
+      <w:r>
+        <w:rPr>
+          <w:bCs/>
+        </w:rPr>
+        <w:t xml:space="preserve"> </w:t>
+      </w:r>
+      <w:proofErr w:type="spellStart"/>
+      <w:r>
+        <w:rPr>
+          <w:bCs/>
+        </w:rPr>
+        <w:t>az</w:t>
+      </w:r>
+      <w:proofErr w:type="spellEnd"/>
+      <w:r>
+        <w:rPr>
+          <w:bCs/>
+        </w:rPr>
+        <w:t xml:space="preserve"> Entity Framework Core (EF Core) </w:t>
+      </w:r>
+      <w:proofErr w:type="spellStart"/>
+      <w:r>
+        <w:rPr>
+          <w:bCs/>
+        </w:rPr>
+        <w:t>segíti</w:t>
+      </w:r>
+      <w:proofErr w:type="spellEnd"/>
+      <w:r>
+        <w:rPr>
+          <w:bCs/>
+        </w:rPr>
+        <w:t xml:space="preserve">. Ez a </w:t>
+      </w:r>
+      <w:proofErr w:type="spellStart"/>
+      <w:r>
+        <w:rPr>
+          <w:bCs/>
+        </w:rPr>
+        <w:t>technológia</w:t>
+      </w:r>
+      <w:proofErr w:type="spellEnd"/>
+      <w:r>
+        <w:rPr>
+          <w:bCs/>
+        </w:rPr>
+        <w:t xml:space="preserve"> </w:t>
+      </w:r>
+      <w:proofErr w:type="spellStart"/>
+      <w:r>
+        <w:rPr>
+          <w:bCs/>
+        </w:rPr>
+        <w:t>lehetővé</w:t>
+      </w:r>
+      <w:proofErr w:type="spellEnd"/>
+      <w:r>
+        <w:rPr>
+          <w:bCs/>
+        </w:rPr>
+        <w:t xml:space="preserve"> </w:t>
+      </w:r>
+      <w:proofErr w:type="spellStart"/>
+      <w:r>
+        <w:rPr>
+          <w:bCs/>
+        </w:rPr>
+        <w:t>teszi</w:t>
+      </w:r>
+      <w:proofErr w:type="spellEnd"/>
+      <w:r>
+        <w:rPr>
+          <w:bCs/>
+        </w:rPr>
+        <w:t xml:space="preserve">, </w:t>
+      </w:r>
+      <w:proofErr w:type="spellStart"/>
+      <w:r>
+        <w:rPr>
+          <w:bCs/>
+        </w:rPr>
+        <w:t>hogy</w:t>
+      </w:r>
+      <w:proofErr w:type="spellEnd"/>
+      <w:r>
+        <w:rPr>
+          <w:bCs/>
+        </w:rPr>
+        <w:t xml:space="preserve"> </w:t>
+      </w:r>
+      <w:proofErr w:type="spellStart"/>
+      <w:r>
+        <w:rPr>
+          <w:bCs/>
+        </w:rPr>
+        <w:t>az</w:t>
+      </w:r>
+      <w:proofErr w:type="spellEnd"/>
+      <w:r>
+        <w:rPr>
+          <w:bCs/>
+        </w:rPr>
+        <w:t xml:space="preserve"> </w:t>
+      </w:r>
+      <w:proofErr w:type="spellStart"/>
+      <w:r>
+        <w:rPr>
+          <w:bCs/>
+        </w:rPr>
+        <w:t>adatbázis</w:t>
+      </w:r>
+      <w:proofErr w:type="spellEnd"/>
+      <w:r>
+        <w:rPr>
+          <w:bCs/>
+        </w:rPr>
+        <w:t xml:space="preserve"> </w:t>
+      </w:r>
+      <w:proofErr w:type="spellStart"/>
+      <w:r>
+        <w:rPr>
+          <w:bCs/>
+        </w:rPr>
+        <w:t>tábláira</w:t>
+      </w:r>
+      <w:proofErr w:type="spellEnd"/>
+      <w:r>
+        <w:rPr>
+          <w:bCs/>
+        </w:rPr>
+        <w:t xml:space="preserve"> </w:t>
+      </w:r>
+      <w:proofErr w:type="spellStart"/>
+      <w:r>
+        <w:rPr>
+          <w:bCs/>
+        </w:rPr>
+        <w:t>úgy</w:t>
+      </w:r>
+      <w:proofErr w:type="spellEnd"/>
+      <w:r>
+        <w:rPr>
+          <w:bCs/>
+        </w:rPr>
+        <w:t xml:space="preserve"> </w:t>
+      </w:r>
+      <w:proofErr w:type="spellStart"/>
+      <w:r>
+        <w:rPr>
+          <w:bCs/>
+        </w:rPr>
+        <w:t>hivatkozzunk</w:t>
+      </w:r>
+      <w:proofErr w:type="spellEnd"/>
+      <w:r>
+        <w:rPr>
+          <w:bCs/>
+        </w:rPr>
+        <w:t xml:space="preserve"> a </w:t>
+      </w:r>
+      <w:proofErr w:type="spellStart"/>
+      <w:r>
+        <w:rPr>
+          <w:bCs/>
+        </w:rPr>
+        <w:t>kódban</w:t>
+      </w:r>
+      <w:proofErr w:type="spellEnd"/>
+      <w:r>
+        <w:rPr>
+          <w:bCs/>
+        </w:rPr>
+        <w:t xml:space="preserve">, </w:t>
+      </w:r>
+      <w:proofErr w:type="spellStart"/>
+      <w:r>
+        <w:rPr>
+          <w:bCs/>
+        </w:rPr>
+        <w:t>mintha</w:t>
+      </w:r>
+      <w:proofErr w:type="spellEnd"/>
+      <w:r>
+        <w:rPr>
+          <w:bCs/>
+        </w:rPr>
+        <w:t xml:space="preserve"> </w:t>
+      </w:r>
+      <w:proofErr w:type="spellStart"/>
+      <w:r>
+        <w:rPr>
+          <w:bCs/>
+        </w:rPr>
+        <w:t>hagyományos</w:t>
+      </w:r>
+      <w:proofErr w:type="spellEnd"/>
+      <w:r>
+        <w:rPr>
+          <w:bCs/>
+        </w:rPr>
+        <w:t xml:space="preserve"> C# </w:t>
+      </w:r>
+      <w:proofErr w:type="spellStart"/>
+      <w:r>
+        <w:rPr>
+          <w:bCs/>
+        </w:rPr>
+        <w:t>objektumok</w:t>
+      </w:r>
+      <w:proofErr w:type="spellEnd"/>
+      <w:r>
+        <w:rPr>
+          <w:bCs/>
+        </w:rPr>
+        <w:t xml:space="preserve"> </w:t>
+      </w:r>
+      <w:proofErr w:type="spellStart"/>
+      <w:r>
+        <w:rPr>
+          <w:bCs/>
+        </w:rPr>
+        <w:t>lennének</w:t>
+      </w:r>
+      <w:proofErr w:type="spellEnd"/>
+      <w:r>
+        <w:rPr>
+          <w:bCs/>
+        </w:rPr>
+        <w:t xml:space="preserve">. A </w:t>
+      </w:r>
+      <w:proofErr w:type="spellStart"/>
+      <w:r>
+        <w:rPr>
+          <w:bCs/>
+        </w:rPr>
+        <w:t>projekt</w:t>
+      </w:r>
+      <w:proofErr w:type="spellEnd"/>
+      <w:r>
+        <w:rPr>
+          <w:bCs/>
+        </w:rPr>
+        <w:t xml:space="preserve"> </w:t>
+      </w:r>
+      <w:proofErr w:type="spellStart"/>
+      <w:r>
+        <w:rPr>
+          <w:bCs/>
+        </w:rPr>
+        <w:t>során</w:t>
+      </w:r>
+      <w:proofErr w:type="spellEnd"/>
+      <w:r>
+        <w:rPr>
+          <w:bCs/>
+        </w:rPr>
+        <w:t xml:space="preserve"> </w:t>
+      </w:r>
+      <w:proofErr w:type="spellStart"/>
+      <w:r>
+        <w:rPr>
+          <w:bCs/>
+        </w:rPr>
+        <w:t>úgynevezett</w:t>
+      </w:r>
+      <w:proofErr w:type="spellEnd"/>
+      <w:r>
+        <w:rPr>
+          <w:bCs/>
+        </w:rPr>
+        <w:t xml:space="preserve"> </w:t>
+      </w:r>
+      <w:proofErr w:type="spellStart"/>
+      <w:r>
+        <w:rPr>
+          <w:bCs/>
+        </w:rPr>
+        <w:t>adatbázis-első</w:t>
+      </w:r>
+      <w:proofErr w:type="spellEnd"/>
+      <w:r>
+        <w:rPr>
+          <w:bCs/>
+        </w:rPr>
+        <w:t xml:space="preserve"> (Database-First) </w:t>
+      </w:r>
+      <w:proofErr w:type="spellStart"/>
+      <w:r>
+        <w:rPr>
+          <w:bCs/>
+        </w:rPr>
+        <w:t>megközelítést</w:t>
+      </w:r>
+      <w:proofErr w:type="spellEnd"/>
+      <w:r>
+        <w:rPr>
+          <w:bCs/>
+        </w:rPr>
+        <w:t xml:space="preserve"> </w:t>
+      </w:r>
+      <w:proofErr w:type="spellStart"/>
+      <w:r>
+        <w:rPr>
+          <w:bCs/>
+        </w:rPr>
+        <w:t>alkalmaztunk</w:t>
+      </w:r>
+      <w:proofErr w:type="spellEnd"/>
+      <w:r>
+        <w:rPr>
+          <w:bCs/>
+        </w:rPr>
+        <w:t xml:space="preserve">: </w:t>
+      </w:r>
+      <w:proofErr w:type="spellStart"/>
+      <w:r>
+        <w:rPr>
+          <w:bCs/>
+        </w:rPr>
+        <w:t>először</w:t>
+      </w:r>
+      <w:proofErr w:type="spellEnd"/>
+      <w:r>
+        <w:rPr>
+          <w:bCs/>
+        </w:rPr>
+        <w:t xml:space="preserve"> </w:t>
+      </w:r>
+      <w:proofErr w:type="spellStart"/>
+      <w:r>
+        <w:rPr>
+          <w:bCs/>
+        </w:rPr>
+        <w:t>megterveztük</w:t>
+      </w:r>
+      <w:proofErr w:type="spellEnd"/>
+      <w:r>
+        <w:rPr>
+          <w:bCs/>
+        </w:rPr>
+        <w:t xml:space="preserve"> a MySQL </w:t>
+      </w:r>
+      <w:proofErr w:type="spellStart"/>
+      <w:r>
+        <w:rPr>
+          <w:bCs/>
+        </w:rPr>
+        <w:t>adatbázis</w:t>
+      </w:r>
+      <w:proofErr w:type="spellEnd"/>
+      <w:r>
+        <w:rPr>
+          <w:bCs/>
+        </w:rPr>
+        <w:t xml:space="preserve"> </w:t>
+      </w:r>
+      <w:proofErr w:type="spellStart"/>
+      <w:r>
+        <w:rPr>
+          <w:bCs/>
+        </w:rPr>
+        <w:t>szerkezetét</w:t>
+      </w:r>
+      <w:proofErr w:type="spellEnd"/>
+      <w:r>
+        <w:rPr>
+          <w:bCs/>
+        </w:rPr>
+        <w:t xml:space="preserve"> </w:t>
+      </w:r>
+      <w:proofErr w:type="spellStart"/>
+      <w:r>
+        <w:rPr>
+          <w:bCs/>
+        </w:rPr>
+        <w:t>és</w:t>
+      </w:r>
+      <w:proofErr w:type="spellEnd"/>
+      <w:r>
+        <w:rPr>
+          <w:bCs/>
+        </w:rPr>
+        <w:t xml:space="preserve"> </w:t>
+      </w:r>
+      <w:proofErr w:type="spellStart"/>
+      <w:r>
+        <w:rPr>
+          <w:bCs/>
+        </w:rPr>
+        <w:t>kapcsolatait</w:t>
+      </w:r>
+      <w:proofErr w:type="spellEnd"/>
+      <w:r>
+        <w:rPr>
+          <w:bCs/>
+        </w:rPr>
+        <w:t xml:space="preserve">, </w:t>
+      </w:r>
+      <w:proofErr w:type="spellStart"/>
+      <w:r>
+        <w:rPr>
+          <w:bCs/>
+        </w:rPr>
+        <w:t>majd</w:t>
+      </w:r>
+      <w:proofErr w:type="spellEnd"/>
+      <w:r>
+        <w:rPr>
+          <w:bCs/>
+        </w:rPr>
+        <w:t xml:space="preserve"> a Scaffold-</w:t>
+      </w:r>
+      <w:proofErr w:type="spellStart"/>
+      <w:r>
+        <w:rPr>
+          <w:bCs/>
+        </w:rPr>
+        <w:t>DbContext</w:t>
+      </w:r>
+      <w:proofErr w:type="spellEnd"/>
+      <w:r>
+        <w:rPr>
+          <w:bCs/>
+        </w:rPr>
+        <w:t xml:space="preserve"> </w:t>
+      </w:r>
+      <w:proofErr w:type="spellStart"/>
+      <w:r>
+        <w:rPr>
+          <w:bCs/>
+        </w:rPr>
+        <w:t>parancs</w:t>
+      </w:r>
+      <w:proofErr w:type="spellEnd"/>
+      <w:r>
+        <w:rPr>
+          <w:bCs/>
+        </w:rPr>
+        <w:t xml:space="preserve"> </w:t>
+      </w:r>
+      <w:proofErr w:type="spellStart"/>
+      <w:r>
+        <w:rPr>
+          <w:bCs/>
+        </w:rPr>
+        <w:t>segítségével</w:t>
+      </w:r>
+      <w:proofErr w:type="spellEnd"/>
+      <w:r>
+        <w:rPr>
+          <w:bCs/>
+        </w:rPr>
+        <w:t xml:space="preserve"> </w:t>
+      </w:r>
+      <w:proofErr w:type="spellStart"/>
+      <w:r>
+        <w:rPr>
+          <w:bCs/>
+        </w:rPr>
+        <w:t>ebből</w:t>
+      </w:r>
+      <w:proofErr w:type="spellEnd"/>
+      <w:r>
+        <w:rPr>
+          <w:bCs/>
+        </w:rPr>
+        <w:t xml:space="preserve"> </w:t>
+      </w:r>
+      <w:proofErr w:type="spellStart"/>
+      <w:r>
+        <w:rPr>
+          <w:bCs/>
+        </w:rPr>
+        <w:t>automatikusan</w:t>
+      </w:r>
+      <w:proofErr w:type="spellEnd"/>
+      <w:r>
+        <w:rPr>
+          <w:bCs/>
+        </w:rPr>
+        <w:t xml:space="preserve"> </w:t>
+      </w:r>
+      <w:proofErr w:type="spellStart"/>
+      <w:r>
+        <w:rPr>
+          <w:bCs/>
+        </w:rPr>
+        <w:t>legeneráltuk</w:t>
+      </w:r>
+      <w:proofErr w:type="spellEnd"/>
+      <w:r>
+        <w:rPr>
+          <w:bCs/>
+        </w:rPr>
+        <w:t xml:space="preserve"> a </w:t>
+      </w:r>
+      <w:proofErr w:type="spellStart"/>
+      <w:r>
+        <w:rPr>
+          <w:bCs/>
+        </w:rPr>
+        <w:t>szerveroldali</w:t>
+      </w:r>
+      <w:proofErr w:type="spellEnd"/>
+      <w:r>
+        <w:rPr>
+          <w:bCs/>
+        </w:rPr>
+        <w:t xml:space="preserve"> C# </w:t>
+      </w:r>
+      <w:proofErr w:type="spellStart"/>
+      <w:r>
+        <w:rPr>
+          <w:bCs/>
+        </w:rPr>
+        <w:t>modelleket</w:t>
+      </w:r>
+      <w:proofErr w:type="spellEnd"/>
+      <w:r>
+        <w:rPr>
+          <w:bCs/>
+        </w:rPr>
+        <w:t xml:space="preserve">. </w:t>
+      </w:r>
+      <w:proofErr w:type="spellStart"/>
+      <w:r>
+        <w:rPr>
+          <w:bCs/>
+        </w:rPr>
+        <w:t>Ezzel</w:t>
+      </w:r>
+      <w:proofErr w:type="spellEnd"/>
+      <w:r>
+        <w:rPr>
+          <w:bCs/>
+        </w:rPr>
+        <w:t xml:space="preserve"> a </w:t>
+      </w:r>
+      <w:proofErr w:type="spellStart"/>
+      <w:r>
+        <w:rPr>
+          <w:bCs/>
+        </w:rPr>
+        <w:t>módszerrel</w:t>
+      </w:r>
+      <w:proofErr w:type="spellEnd"/>
+      <w:r>
+        <w:rPr>
+          <w:bCs/>
+        </w:rPr>
+        <w:t xml:space="preserve"> </w:t>
+      </w:r>
+      <w:proofErr w:type="spellStart"/>
+      <w:r>
+        <w:rPr>
+          <w:bCs/>
+        </w:rPr>
+        <w:t>rengeteg</w:t>
+      </w:r>
+      <w:proofErr w:type="spellEnd"/>
+      <w:r>
+        <w:rPr>
+          <w:bCs/>
+        </w:rPr>
+        <w:t xml:space="preserve"> </w:t>
+      </w:r>
+      <w:proofErr w:type="spellStart"/>
+      <w:r>
+        <w:rPr>
+          <w:bCs/>
+        </w:rPr>
+        <w:t>ismétlődő</w:t>
+      </w:r>
+      <w:proofErr w:type="spellEnd"/>
+      <w:r>
+        <w:rPr>
+          <w:bCs/>
+        </w:rPr>
+        <w:t xml:space="preserve">, </w:t>
+      </w:r>
+      <w:proofErr w:type="spellStart"/>
+      <w:r>
+        <w:rPr>
+          <w:bCs/>
+        </w:rPr>
+        <w:t>kézi</w:t>
+      </w:r>
+      <w:proofErr w:type="spellEnd"/>
+      <w:r>
+        <w:rPr>
+          <w:bCs/>
+        </w:rPr>
+        <w:t xml:space="preserve"> </w:t>
+      </w:r>
+      <w:proofErr w:type="spellStart"/>
+      <w:r>
+        <w:rPr>
+          <w:bCs/>
+        </w:rPr>
+        <w:t>kódolást</w:t>
+      </w:r>
+      <w:proofErr w:type="spellEnd"/>
+      <w:r>
+        <w:rPr>
+          <w:bCs/>
+        </w:rPr>
+        <w:t xml:space="preserve"> </w:t>
+      </w:r>
+      <w:proofErr w:type="spellStart"/>
+      <w:r>
+        <w:rPr>
+          <w:bCs/>
+        </w:rPr>
+        <w:t>spóroltunk</w:t>
+      </w:r>
+      <w:proofErr w:type="spellEnd"/>
+      <w:r>
+        <w:rPr>
+          <w:bCs/>
+        </w:rPr>
+        <w:t xml:space="preserve"> meg, </w:t>
+      </w:r>
+      <w:proofErr w:type="spellStart"/>
+      <w:r>
+        <w:rPr>
+          <w:bCs/>
+        </w:rPr>
+        <w:t>és</w:t>
+      </w:r>
+      <w:proofErr w:type="spellEnd"/>
+      <w:r>
+        <w:rPr>
+          <w:bCs/>
+        </w:rPr>
+        <w:t xml:space="preserve"> </w:t>
+      </w:r>
+      <w:proofErr w:type="spellStart"/>
+      <w:r>
+        <w:rPr>
+          <w:bCs/>
+        </w:rPr>
+        <w:t>minimalizáltuk</w:t>
+      </w:r>
+      <w:proofErr w:type="spellEnd"/>
+      <w:r>
+        <w:rPr>
+          <w:bCs/>
+        </w:rPr>
+        <w:t xml:space="preserve"> a </w:t>
+      </w:r>
+      <w:proofErr w:type="spellStart"/>
+      <w:r>
+        <w:rPr>
+          <w:bCs/>
+        </w:rPr>
+        <w:t>hibázás</w:t>
+      </w:r>
+      <w:proofErr w:type="spellEnd"/>
+      <w:r>
+        <w:rPr>
+          <w:bCs/>
+        </w:rPr>
+        <w:t xml:space="preserve"> </w:t>
+      </w:r>
+      <w:proofErr w:type="spellStart"/>
+      <w:r>
+        <w:rPr>
+          <w:bCs/>
+        </w:rPr>
+        <w:t>esélyét</w:t>
+      </w:r>
+      <w:proofErr w:type="spellEnd"/>
+      <w:r>
+        <w:rPr>
+          <w:bCs/>
+        </w:rPr>
+        <w:t>.</w:t>
+      </w:r>
+      <w:r>
+        <w:rPr>
+          <w:rStyle w:val="Vgjegyzet-hivatkozs"/>
+          <w:bCs/>
+        </w:rPr>
+        <w:endnoteReference w:id="8"/>
+      </w:r>
+    </w:p>
+    <w:p>
+      <w:pPr>
+        <w:pStyle w:val="Cmsor2"/>
+      </w:pPr>
+      <w:bookmarkStart w:id="29" w:name="_Toc222816625"/>
+      <w:r>
+        <w:lastRenderedPageBreak/>
+        <w:t xml:space="preserve">A </w:t>
+      </w:r>
+      <w:r>
+        <w:t>backend</w:t>
+      </w:r>
+      <w:r>
+        <w:t xml:space="preserve"> </w:t>
+      </w:r>
+      <w:proofErr w:type="spellStart"/>
+      <w:r>
+        <w:t>feladata</w:t>
+      </w:r>
+      <w:bookmarkEnd w:id="29"/>
+      <w:proofErr w:type="spellEnd"/>
+    </w:p>
+    <w:p/>
+    <w:p>
+      <w:pPr>
+        <w:spacing w:line="360" w:lineRule="auto"/>
+        <w:rPr>
+          <w:bCs/>
+        </w:rPr>
+      </w:pPr>
+      <w:r>
+        <w:rPr>
+          <w:bCs/>
+        </w:rPr>
+        <w:t xml:space="preserve">A backend a </w:t>
+      </w:r>
+      <w:proofErr w:type="spellStart"/>
+      <w:r>
+        <w:rPr>
+          <w:bCs/>
+        </w:rPr>
+        <w:t>hátsó</w:t>
+      </w:r>
+      <w:proofErr w:type="spellEnd"/>
+      <w:r>
+        <w:rPr>
+          <w:bCs/>
+        </w:rPr>
+        <w:t xml:space="preserve">, </w:t>
+      </w:r>
+      <w:proofErr w:type="spellStart"/>
+      <w:r>
+        <w:rPr>
+          <w:bCs/>
+        </w:rPr>
+        <w:t>felhasználónak</w:t>
+      </w:r>
+      <w:proofErr w:type="spellEnd"/>
+      <w:r>
+        <w:rPr>
+          <w:bCs/>
+        </w:rPr>
+        <w:t xml:space="preserve"> </w:t>
+      </w:r>
+      <w:proofErr w:type="spellStart"/>
+      <w:r>
+        <w:rPr>
+          <w:bCs/>
+        </w:rPr>
+        <w:t>szempontból</w:t>
+      </w:r>
+      <w:proofErr w:type="spellEnd"/>
+      <w:r>
+        <w:rPr>
+          <w:bCs/>
+        </w:rPr>
+        <w:t xml:space="preserve"> </w:t>
+      </w:r>
+      <w:proofErr w:type="spellStart"/>
+      <w:r>
+        <w:rPr>
+          <w:bCs/>
+        </w:rPr>
+        <w:t>láthatatlan</w:t>
+      </w:r>
+      <w:proofErr w:type="spellEnd"/>
+      <w:r>
+        <w:rPr>
+          <w:bCs/>
+        </w:rPr>
+        <w:t xml:space="preserve">, de a </w:t>
+      </w:r>
+      <w:proofErr w:type="spellStart"/>
+      <w:r>
+        <w:rPr>
+          <w:bCs/>
+        </w:rPr>
+        <w:t>programokban</w:t>
+      </w:r>
+      <w:proofErr w:type="spellEnd"/>
+      <w:r>
+        <w:rPr>
+          <w:bCs/>
+        </w:rPr>
+        <w:t xml:space="preserve"> </w:t>
+      </w:r>
+      <w:proofErr w:type="spellStart"/>
+      <w:r>
+        <w:rPr>
+          <w:bCs/>
+        </w:rPr>
+        <w:t>fontos</w:t>
+      </w:r>
+      <w:proofErr w:type="spellEnd"/>
+      <w:r>
+        <w:rPr>
+          <w:bCs/>
+        </w:rPr>
+        <w:t xml:space="preserve"> </w:t>
+      </w:r>
+      <w:proofErr w:type="spellStart"/>
+      <w:r>
+        <w:rPr>
+          <w:bCs/>
+        </w:rPr>
+        <w:t>és</w:t>
+      </w:r>
+      <w:proofErr w:type="spellEnd"/>
+      <w:r>
+        <w:rPr>
+          <w:bCs/>
+        </w:rPr>
+        <w:t xml:space="preserve"> </w:t>
+      </w:r>
+      <w:proofErr w:type="spellStart"/>
+      <w:r>
+        <w:rPr>
+          <w:bCs/>
+        </w:rPr>
+        <w:t>tényleges</w:t>
+      </w:r>
+      <w:proofErr w:type="spellEnd"/>
+      <w:r>
+        <w:rPr>
+          <w:bCs/>
+        </w:rPr>
+        <w:t xml:space="preserve"> </w:t>
+      </w:r>
+      <w:proofErr w:type="spellStart"/>
+      <w:r>
+        <w:rPr>
+          <w:bCs/>
+        </w:rPr>
+        <w:t>számításokat</w:t>
+      </w:r>
+      <w:proofErr w:type="spellEnd"/>
+      <w:r>
+        <w:rPr>
+          <w:bCs/>
+        </w:rPr>
+        <w:t xml:space="preserve"> </w:t>
+      </w:r>
+      <w:proofErr w:type="spellStart"/>
+      <w:r>
+        <w:rPr>
+          <w:bCs/>
+        </w:rPr>
+        <w:t>végző</w:t>
+      </w:r>
+      <w:proofErr w:type="spellEnd"/>
+      <w:r>
+        <w:rPr>
+          <w:bCs/>
+        </w:rPr>
+        <w:t xml:space="preserve"> </w:t>
+      </w:r>
+      <w:proofErr w:type="spellStart"/>
+      <w:r>
+        <w:rPr>
+          <w:bCs/>
+        </w:rPr>
+        <w:t>része</w:t>
+      </w:r>
+      <w:proofErr w:type="spellEnd"/>
+      <w:r>
+        <w:rPr>
+          <w:bCs/>
+        </w:rPr>
+        <w:t>.</w:t>
+      </w:r>
+    </w:p>
+    <w:p>
+      <w:pPr>
+        <w:spacing w:line="360" w:lineRule="auto"/>
+        <w:rPr>
+          <w:bCs/>
+        </w:rPr>
+      </w:pPr>
+      <w:proofErr w:type="spellStart"/>
+      <w:r>
+        <w:rPr>
+          <w:bCs/>
+        </w:rPr>
+        <w:t>Feladata</w:t>
+      </w:r>
+      <w:proofErr w:type="spellEnd"/>
+      <w:r>
+        <w:rPr>
+          <w:bCs/>
+        </w:rPr>
+        <w:t xml:space="preserve"> a frontend </w:t>
+      </w:r>
+      <w:proofErr w:type="spellStart"/>
+      <w:r>
+        <w:rPr>
+          <w:bCs/>
+        </w:rPr>
+        <w:t>felől</w:t>
+      </w:r>
+      <w:proofErr w:type="spellEnd"/>
+      <w:r>
+        <w:rPr>
+          <w:bCs/>
+        </w:rPr>
+        <w:t xml:space="preserve"> </w:t>
+      </w:r>
+      <w:proofErr w:type="spellStart"/>
+      <w:r>
+        <w:rPr>
+          <w:bCs/>
+        </w:rPr>
+        <w:t>érkező</w:t>
+      </w:r>
+      <w:proofErr w:type="spellEnd"/>
+      <w:r>
+        <w:rPr>
+          <w:bCs/>
+        </w:rPr>
+        <w:t xml:space="preserve"> </w:t>
+      </w:r>
+      <w:proofErr w:type="spellStart"/>
+      <w:r>
+        <w:rPr>
+          <w:bCs/>
+        </w:rPr>
+        <w:t>adatok</w:t>
+      </w:r>
+      <w:proofErr w:type="spellEnd"/>
+      <w:r>
+        <w:rPr>
+          <w:bCs/>
+        </w:rPr>
+        <w:t xml:space="preserve"> </w:t>
+      </w:r>
+      <w:proofErr w:type="spellStart"/>
+      <w:r>
+        <w:rPr>
+          <w:bCs/>
+        </w:rPr>
+        <w:t>gyors</w:t>
+      </w:r>
+      <w:proofErr w:type="spellEnd"/>
+      <w:r>
+        <w:rPr>
+          <w:bCs/>
+        </w:rPr>
+        <w:t xml:space="preserve"> </w:t>
+      </w:r>
+      <w:proofErr w:type="spellStart"/>
+      <w:r>
+        <w:rPr>
+          <w:bCs/>
+        </w:rPr>
+        <w:t>feldolgozása</w:t>
+      </w:r>
+      <w:proofErr w:type="spellEnd"/>
+      <w:r>
+        <w:rPr>
+          <w:bCs/>
+        </w:rPr>
+        <w:t xml:space="preserve">, </w:t>
+      </w:r>
+      <w:proofErr w:type="spellStart"/>
+      <w:r>
+        <w:rPr>
+          <w:bCs/>
+        </w:rPr>
+        <w:t>és</w:t>
+      </w:r>
+      <w:proofErr w:type="spellEnd"/>
+      <w:r>
+        <w:rPr>
+          <w:bCs/>
+        </w:rPr>
+        <w:t xml:space="preserve"> </w:t>
+      </w:r>
+      <w:proofErr w:type="spellStart"/>
+      <w:r>
+        <w:rPr>
+          <w:bCs/>
+        </w:rPr>
+        <w:t>az</w:t>
+      </w:r>
+      <w:proofErr w:type="spellEnd"/>
+      <w:r>
+        <w:rPr>
+          <w:bCs/>
+        </w:rPr>
+        <w:t xml:space="preserve"> </w:t>
+      </w:r>
+      <w:proofErr w:type="spellStart"/>
+      <w:r>
+        <w:rPr>
+          <w:bCs/>
+        </w:rPr>
+        <w:t>eredmények</w:t>
+      </w:r>
+      <w:proofErr w:type="spellEnd"/>
+      <w:r>
+        <w:rPr>
+          <w:bCs/>
+        </w:rPr>
+        <w:t xml:space="preserve"> </w:t>
+      </w:r>
+      <w:proofErr w:type="spellStart"/>
+      <w:r>
+        <w:rPr>
+          <w:bCs/>
+        </w:rPr>
+        <w:t>visszajuttatása</w:t>
+      </w:r>
+      <w:proofErr w:type="spellEnd"/>
+      <w:r>
+        <w:rPr>
+          <w:bCs/>
+        </w:rPr>
+        <w:t xml:space="preserve"> a </w:t>
+      </w:r>
+      <w:proofErr w:type="spellStart"/>
+      <w:r>
+        <w:rPr>
+          <w:bCs/>
+        </w:rPr>
+        <w:t>frontendnek</w:t>
+      </w:r>
+      <w:proofErr w:type="spellEnd"/>
+      <w:r>
+        <w:rPr>
+          <w:bCs/>
+        </w:rPr>
+        <w:t xml:space="preserve">, de </w:t>
+      </w:r>
+      <w:proofErr w:type="spellStart"/>
+      <w:r>
+        <w:rPr>
+          <w:bCs/>
+        </w:rPr>
+        <w:t>szerver</w:t>
+      </w:r>
+      <w:proofErr w:type="spellEnd"/>
+      <w:r>
+        <w:rPr>
+          <w:bCs/>
+        </w:rPr>
+        <w:t xml:space="preserve"> </w:t>
+      </w:r>
+      <w:proofErr w:type="spellStart"/>
+      <w:r>
+        <w:rPr>
+          <w:bCs/>
+        </w:rPr>
+        <w:t>és</w:t>
+      </w:r>
+      <w:proofErr w:type="spellEnd"/>
+      <w:r>
+        <w:rPr>
+          <w:bCs/>
+        </w:rPr>
+        <w:t xml:space="preserve"> </w:t>
+      </w:r>
+      <w:proofErr w:type="spellStart"/>
+      <w:r>
+        <w:rPr>
+          <w:bCs/>
+        </w:rPr>
+        <w:t>kliens</w:t>
+      </w:r>
+      <w:proofErr w:type="spellEnd"/>
+      <w:r>
+        <w:rPr>
+          <w:bCs/>
+        </w:rPr>
+        <w:t xml:space="preserve"> </w:t>
+      </w:r>
+      <w:proofErr w:type="spellStart"/>
+      <w:r>
+        <w:rPr>
+          <w:bCs/>
+        </w:rPr>
+        <w:t>kapcsolatot</w:t>
+      </w:r>
+      <w:proofErr w:type="spellEnd"/>
+      <w:r>
+        <w:rPr>
+          <w:bCs/>
+        </w:rPr>
+        <w:t xml:space="preserve"> is a backend </w:t>
+      </w:r>
+      <w:proofErr w:type="spellStart"/>
+      <w:r>
+        <w:rPr>
+          <w:bCs/>
+        </w:rPr>
+        <w:t>működteti</w:t>
+      </w:r>
+      <w:proofErr w:type="spellEnd"/>
+      <w:r>
+        <w:rPr>
+          <w:bCs/>
+        </w:rPr>
+        <w:t xml:space="preserve">, </w:t>
+      </w:r>
+      <w:proofErr w:type="spellStart"/>
+      <w:r>
+        <w:rPr>
+          <w:bCs/>
+        </w:rPr>
+        <w:t>illetve</w:t>
+      </w:r>
+      <w:proofErr w:type="spellEnd"/>
+      <w:r>
+        <w:rPr>
+          <w:bCs/>
+        </w:rPr>
+        <w:t xml:space="preserve"> </w:t>
+      </w:r>
+      <w:proofErr w:type="spellStart"/>
+      <w:r>
+        <w:rPr>
+          <w:bCs/>
+        </w:rPr>
+        <w:t>az</w:t>
+      </w:r>
+      <w:proofErr w:type="spellEnd"/>
+      <w:r>
+        <w:rPr>
+          <w:bCs/>
+        </w:rPr>
+        <w:t xml:space="preserve"> </w:t>
+      </w:r>
+      <w:proofErr w:type="spellStart"/>
+      <w:r>
+        <w:rPr>
+          <w:bCs/>
+        </w:rPr>
+        <w:t>adatbázis</w:t>
+      </w:r>
+      <w:proofErr w:type="spellEnd"/>
+      <w:r>
+        <w:rPr>
+          <w:bCs/>
+        </w:rPr>
+        <w:t xml:space="preserve"> </w:t>
+      </w:r>
+      <w:proofErr w:type="spellStart"/>
+      <w:r>
+        <w:rPr>
+          <w:bCs/>
+        </w:rPr>
+        <w:t>feldolgozását</w:t>
+      </w:r>
+      <w:proofErr w:type="spellEnd"/>
+      <w:r>
+        <w:rPr>
+          <w:bCs/>
+        </w:rPr>
+        <w:t xml:space="preserve">, </w:t>
+      </w:r>
+      <w:proofErr w:type="spellStart"/>
+      <w:r>
+        <w:rPr>
+          <w:bCs/>
+        </w:rPr>
+        <w:t>és</w:t>
+      </w:r>
+      <w:proofErr w:type="spellEnd"/>
+      <w:r>
+        <w:rPr>
+          <w:bCs/>
+        </w:rPr>
+        <w:t xml:space="preserve"> </w:t>
+      </w:r>
+      <w:proofErr w:type="spellStart"/>
+      <w:r>
+        <w:rPr>
+          <w:bCs/>
+        </w:rPr>
+        <w:t>az</w:t>
+      </w:r>
+      <w:proofErr w:type="spellEnd"/>
+      <w:r>
+        <w:rPr>
+          <w:bCs/>
+        </w:rPr>
+        <w:t xml:space="preserve"> </w:t>
+      </w:r>
+      <w:proofErr w:type="spellStart"/>
+      <w:r>
+        <w:rPr>
+          <w:bCs/>
+        </w:rPr>
+        <w:t>adatok</w:t>
+      </w:r>
+      <w:proofErr w:type="spellEnd"/>
+      <w:r>
+        <w:rPr>
+          <w:bCs/>
+        </w:rPr>
+        <w:t xml:space="preserve"> </w:t>
+      </w:r>
+      <w:proofErr w:type="spellStart"/>
+      <w:r>
+        <w:rPr>
+          <w:bCs/>
+        </w:rPr>
+        <w:t>megfelől</w:t>
+      </w:r>
+      <w:proofErr w:type="spellEnd"/>
+      <w:r>
+        <w:rPr>
+          <w:bCs/>
+        </w:rPr>
+        <w:t xml:space="preserve"> </w:t>
+      </w:r>
+      <w:proofErr w:type="spellStart"/>
+      <w:r>
+        <w:rPr>
+          <w:bCs/>
+        </w:rPr>
+        <w:t>védelmi</w:t>
+      </w:r>
+      <w:proofErr w:type="spellEnd"/>
+      <w:r>
+        <w:rPr>
+          <w:bCs/>
+        </w:rPr>
+        <w:t xml:space="preserve"> </w:t>
+      </w:r>
+      <w:proofErr w:type="spellStart"/>
+      <w:r>
+        <w:rPr>
+          <w:bCs/>
+        </w:rPr>
+        <w:t>tárolásáért</w:t>
+      </w:r>
+      <w:proofErr w:type="spellEnd"/>
+      <w:r>
+        <w:rPr>
+          <w:bCs/>
+        </w:rPr>
+        <w:t xml:space="preserve"> </w:t>
+      </w:r>
+      <w:proofErr w:type="spellStart"/>
+      <w:r>
+        <w:rPr>
+          <w:bCs/>
+        </w:rPr>
+        <w:t>és</w:t>
+      </w:r>
+      <w:proofErr w:type="spellEnd"/>
+      <w:r>
+        <w:rPr>
+          <w:bCs/>
+        </w:rPr>
+        <w:t xml:space="preserve"> </w:t>
+      </w:r>
+      <w:proofErr w:type="spellStart"/>
+      <w:r>
+        <w:rPr>
+          <w:bCs/>
+        </w:rPr>
+        <w:t>módosításaiért</w:t>
+      </w:r>
+      <w:proofErr w:type="spellEnd"/>
+      <w:r>
+        <w:rPr>
+          <w:bCs/>
+        </w:rPr>
+        <w:t xml:space="preserve"> is a backend </w:t>
+      </w:r>
+      <w:proofErr w:type="spellStart"/>
+      <w:r>
+        <w:rPr>
+          <w:bCs/>
+        </w:rPr>
+        <w:t>felelős</w:t>
+      </w:r>
+      <w:proofErr w:type="spellEnd"/>
+      <w:r>
+        <w:rPr>
+          <w:bCs/>
+        </w:rPr>
+        <w:t>.</w:t>
+      </w:r>
+    </w:p>
+    <w:p>
+      <w:pPr>
+        <w:spacing w:line="360" w:lineRule="auto"/>
+      </w:pPr>
+      <w:r>
+        <w:t xml:space="preserve">A backendben végpontokat írunk, ahol az információk cserélődnek, illetve az adatbázisban való módosítást, melyet a frontendtől kap, végzi el, például mentés, törlés, vagy éppen hogyan kerül előhívva az adott információ. Emellett változtatásokat és frissítéseket kell kezelni, illetve törekedni az optimális teljesítményre, hogy </w:t>
+      </w:r>
+      <w:proofErr w:type="spellStart"/>
+      <w:r>
+        <w:t>minél</w:t>
+      </w:r>
+      <w:proofErr w:type="spellEnd"/>
+      <w:r>
+        <w:t xml:space="preserve"> </w:t>
+      </w:r>
+      <w:proofErr w:type="spellStart"/>
+      <w:r>
+        <w:t>gyorsabban</w:t>
+      </w:r>
+      <w:proofErr w:type="spellEnd"/>
+      <w:r>
+        <w:t xml:space="preserve"> </w:t>
+      </w:r>
+      <w:proofErr w:type="spellStart"/>
+      <w:r>
+        <w:t>dolgozza</w:t>
+      </w:r>
+      <w:proofErr w:type="spellEnd"/>
+      <w:r>
+        <w:t xml:space="preserve"> </w:t>
+      </w:r>
+      <w:proofErr w:type="spellStart"/>
+      <w:r>
+        <w:t>fel</w:t>
+      </w:r>
+      <w:proofErr w:type="spellEnd"/>
+      <w:r>
+        <w:t xml:space="preserve"> </w:t>
+      </w:r>
+      <w:proofErr w:type="spellStart"/>
+      <w:r>
+        <w:t>egymás</w:t>
+      </w:r>
+      <w:proofErr w:type="spellEnd"/>
+      <w:r>
+        <w:t xml:space="preserve"> </w:t>
+      </w:r>
+      <w:proofErr w:type="spellStart"/>
+      <w:r>
+        <w:t>között</w:t>
+      </w:r>
+      <w:proofErr w:type="spellEnd"/>
+      <w:r>
+        <w:t xml:space="preserve"> </w:t>
+      </w:r>
+      <w:proofErr w:type="spellStart"/>
+      <w:r>
+        <w:t>az</w:t>
+      </w:r>
+      <w:proofErr w:type="spellEnd"/>
+      <w:r>
+        <w:t xml:space="preserve"> </w:t>
+      </w:r>
+      <w:proofErr w:type="spellStart"/>
+      <w:r>
+        <w:t>információt</w:t>
+      </w:r>
+      <w:proofErr w:type="spellEnd"/>
+      <w:r>
+        <w:t xml:space="preserve"> a </w:t>
+      </w:r>
+      <w:proofErr w:type="spellStart"/>
+      <w:r>
+        <w:t>frontenddel</w:t>
+      </w:r>
+      <w:proofErr w:type="spellEnd"/>
+      <w:r>
+        <w:t>.</w:t>
+      </w:r>
+    </w:p>
+    <w:p>
+      <w:pPr>
+        <w:spacing w:line="360" w:lineRule="auto"/>
+      </w:pPr>
+    </w:p>
+    <w:p>
+      <w:pPr>
+        <w:pStyle w:val="Cmsor1"/>
+      </w:pPr>
+      <w:bookmarkStart w:id="30" w:name="_Toc222816626"/>
+      <w:proofErr w:type="spellStart"/>
+      <w:r>
+        <w:t>Védelem</w:t>
+      </w:r>
+      <w:bookmarkEnd w:id="30"/>
+      <w:proofErr w:type="spellEnd"/>
+    </w:p>
+    <w:p>
+      <w:pPr>
+        <w:pStyle w:val="Cmsor2"/>
+      </w:pPr>
+      <w:bookmarkStart w:id="31" w:name="_Toc222816627"/>
+      <w:proofErr w:type="spellStart"/>
+      <w:r>
+        <w:t>Jelszavak</w:t>
+      </w:r>
+      <w:proofErr w:type="spellEnd"/>
+      <w:r>
+        <w:t xml:space="preserve"> </w:t>
+      </w:r>
+      <w:proofErr w:type="spellStart"/>
+      <w:r>
+        <w:t>védelme</w:t>
+      </w:r>
+      <w:proofErr w:type="spellEnd"/>
+      <w:r>
+        <w:t xml:space="preserve">:  Salting </w:t>
+      </w:r>
+      <w:proofErr w:type="spellStart"/>
+      <w:r>
+        <w:t>és</w:t>
+      </w:r>
+      <w:proofErr w:type="spellEnd"/>
+      <w:r>
+        <w:t xml:space="preserve"> </w:t>
+      </w:r>
+      <w:proofErr w:type="spellStart"/>
+      <w:r>
+        <w:t>az</w:t>
+      </w:r>
+      <w:proofErr w:type="spellEnd"/>
+      <w:r>
+        <w:t xml:space="preserve"> </w:t>
+      </w:r>
+      <w:proofErr w:type="spellStart"/>
+      <w:r>
+        <w:t>RNGCryptoServiceProvider</w:t>
+      </w:r>
+      <w:bookmarkEnd w:id="31"/>
+      <w:proofErr w:type="spellEnd"/>
+    </w:p>
+    <w:p>
+      <w:r>
+        <w:t xml:space="preserve"> </w:t>
+      </w:r>
+    </w:p>
+    <w:p/>
+    <w:p>
+      <w:pPr>
+        <w:spacing w:line="360" w:lineRule="auto"/>
+      </w:pPr>
+      <w:r>
+        <w:t xml:space="preserve">A </w:t>
+      </w:r>
+      <w:proofErr w:type="spellStart"/>
+      <w:r>
+        <w:t>rendszer</w:t>
+      </w:r>
+      <w:proofErr w:type="spellEnd"/>
+      <w:r>
+        <w:t xml:space="preserve"> a </w:t>
+      </w:r>
+      <w:proofErr w:type="spellStart"/>
+      <w:r>
+        <w:t>felhasználók</w:t>
+      </w:r>
+      <w:proofErr w:type="spellEnd"/>
+      <w:r>
+        <w:t xml:space="preserve"> </w:t>
+      </w:r>
+      <w:proofErr w:type="spellStart"/>
+      <w:r>
+        <w:t>jelszavait</w:t>
+      </w:r>
+      <w:proofErr w:type="spellEnd"/>
+      <w:r>
+        <w:t xml:space="preserve"> </w:t>
+      </w:r>
+      <w:proofErr w:type="spellStart"/>
+      <w:r>
+        <w:t>soha</w:t>
+      </w:r>
+      <w:proofErr w:type="spellEnd"/>
+      <w:r>
+        <w:t xml:space="preserve"> </w:t>
+      </w:r>
+      <w:proofErr w:type="spellStart"/>
+      <w:r>
+        <w:t>nem</w:t>
+      </w:r>
+      <w:proofErr w:type="spellEnd"/>
+      <w:r>
+        <w:t xml:space="preserve"> </w:t>
+      </w:r>
+      <w:proofErr w:type="spellStart"/>
+      <w:r>
+        <w:t>tárolja</w:t>
+      </w:r>
+      <w:proofErr w:type="spellEnd"/>
+      <w:r>
+        <w:t xml:space="preserve"> </w:t>
+      </w:r>
+      <w:proofErr w:type="spellStart"/>
+      <w:r>
+        <w:t>egyszerű</w:t>
+      </w:r>
+      <w:proofErr w:type="spellEnd"/>
+      <w:r>
+        <w:t xml:space="preserve">, </w:t>
+      </w:r>
+      <w:proofErr w:type="spellStart"/>
+      <w:r>
+        <w:t>olvasható</w:t>
+      </w:r>
+      <w:proofErr w:type="spellEnd"/>
+      <w:r>
+        <w:t xml:space="preserve"> </w:t>
+      </w:r>
+      <w:proofErr w:type="spellStart"/>
+      <w:proofErr w:type="gramStart"/>
+      <w:r>
+        <w:t>szövegként</w:t>
+      </w:r>
+      <w:proofErr w:type="spellEnd"/>
+      <w:r>
+        <w:t xml:space="preserve">  </w:t>
+      </w:r>
+      <w:proofErr w:type="spellStart"/>
+      <w:r>
+        <w:t>az</w:t>
+      </w:r>
+      <w:proofErr w:type="spellEnd"/>
+      <w:proofErr w:type="gramEnd"/>
+      <w:r>
+        <w:t xml:space="preserve"> </w:t>
+      </w:r>
+      <w:proofErr w:type="spellStart"/>
+      <w:r>
+        <w:t>adatbázisban</w:t>
+      </w:r>
+      <w:proofErr w:type="spellEnd"/>
+      <w:r>
+        <w:t xml:space="preserve">. </w:t>
+      </w:r>
+      <w:proofErr w:type="spellStart"/>
+      <w:r>
+        <w:t>Ehelyett</w:t>
+      </w:r>
+      <w:proofErr w:type="spellEnd"/>
+      <w:r>
+        <w:t xml:space="preserve"> </w:t>
+      </w:r>
+      <w:proofErr w:type="spellStart"/>
+      <w:r>
+        <w:t>egy</w:t>
+      </w:r>
+      <w:proofErr w:type="spellEnd"/>
+      <w:r>
+        <w:t xml:space="preserve"> </w:t>
+      </w:r>
+      <w:proofErr w:type="spellStart"/>
+      <w:r>
+        <w:t>egyirányú</w:t>
+      </w:r>
+      <w:proofErr w:type="spellEnd"/>
+      <w:r>
+        <w:t xml:space="preserve"> </w:t>
+      </w:r>
+      <w:proofErr w:type="spellStart"/>
+      <w:r>
+        <w:t>titkosítási</w:t>
+      </w:r>
+      <w:proofErr w:type="spellEnd"/>
+      <w:r>
+        <w:t xml:space="preserve"> (hashing) </w:t>
+      </w:r>
+      <w:proofErr w:type="spellStart"/>
+      <w:r>
+        <w:t>eljárást</w:t>
+      </w:r>
+      <w:proofErr w:type="spellEnd"/>
+      <w:r>
+        <w:t xml:space="preserve"> </w:t>
+      </w:r>
+      <w:proofErr w:type="spellStart"/>
+      <w:r>
+        <w:t>alkalmazunk</w:t>
+      </w:r>
+      <w:proofErr w:type="spellEnd"/>
+      <w:r>
+        <w:t xml:space="preserve">, </w:t>
+      </w:r>
+      <w:proofErr w:type="spellStart"/>
+      <w:r>
+        <w:t>amelyet</w:t>
+      </w:r>
+      <w:proofErr w:type="spellEnd"/>
+      <w:r>
+        <w:t xml:space="preserve"> </w:t>
+      </w:r>
+      <w:proofErr w:type="spellStart"/>
+      <w:r>
+        <w:t>egy</w:t>
+      </w:r>
+      <w:proofErr w:type="spellEnd"/>
+      <w:r>
+        <w:t xml:space="preserve"> </w:t>
+      </w:r>
+      <w:proofErr w:type="spellStart"/>
+      <w:proofErr w:type="gramStart"/>
+      <w:r>
+        <w:t>úgynevezett</w:t>
+      </w:r>
+      <w:proofErr w:type="spellEnd"/>
+      <w:r>
+        <w:t xml:space="preserve"> ,,</w:t>
+      </w:r>
+      <w:proofErr w:type="spellStart"/>
+      <w:r>
+        <w:t>sózási</w:t>
+      </w:r>
+      <w:proofErr w:type="spellEnd"/>
+      <w:proofErr w:type="gramEnd"/>
+      <w:r>
+        <w:t xml:space="preserve">'' (salting) </w:t>
+      </w:r>
+      <w:proofErr w:type="spellStart"/>
+      <w:r>
+        <w:t>technika</w:t>
+      </w:r>
+      <w:proofErr w:type="spellEnd"/>
+      <w:r>
+        <w:t xml:space="preserve"> </w:t>
+      </w:r>
+      <w:proofErr w:type="spellStart"/>
+      <w:r>
+        <w:t>tesz</w:t>
+      </w:r>
+      <w:proofErr w:type="spellEnd"/>
+      <w:r>
+        <w:t xml:space="preserve"> </w:t>
+      </w:r>
+      <w:proofErr w:type="spellStart"/>
+      <w:r>
+        <w:t>biztonságossá</w:t>
+      </w:r>
+      <w:proofErr w:type="spellEnd"/>
+      <w:r>
+        <w:t>.</w:t>
+      </w:r>
+    </w:p>
+    <w:p>
+      <w:pPr>
+        <w:spacing w:line="360" w:lineRule="auto"/>
+      </w:pPr>
+      <w:r>
+        <w:t xml:space="preserve">A </w:t>
+      </w:r>
+      <w:proofErr w:type="spellStart"/>
+      <w:r>
+        <w:t>sózás</w:t>
+      </w:r>
+      <w:proofErr w:type="spellEnd"/>
+      <w:r>
+        <w:t xml:space="preserve"> </w:t>
+      </w:r>
+      <w:proofErr w:type="spellStart"/>
+      <w:r>
+        <w:t>lényege</w:t>
+      </w:r>
+      <w:proofErr w:type="spellEnd"/>
+      <w:r>
+        <w:t xml:space="preserve">, </w:t>
+      </w:r>
+      <w:proofErr w:type="spellStart"/>
+      <w:r>
+        <w:t>hogy</w:t>
+      </w:r>
+      <w:proofErr w:type="spellEnd"/>
+      <w:r>
+        <w:t xml:space="preserve"> a felhasználó </w:t>
+      </w:r>
+      <w:proofErr w:type="spellStart"/>
+      <w:r>
+        <w:t>által</w:t>
+      </w:r>
+      <w:proofErr w:type="spellEnd"/>
+      <w:r>
+        <w:t xml:space="preserve"> </w:t>
+      </w:r>
+      <w:proofErr w:type="spellStart"/>
+      <w:r>
+        <w:t>megadott</w:t>
+      </w:r>
+      <w:proofErr w:type="spellEnd"/>
+      <w:r>
+        <w:t xml:space="preserve"> </w:t>
+      </w:r>
+      <w:proofErr w:type="spellStart"/>
+      <w:r>
+        <w:t>jelszóhoz</w:t>
+      </w:r>
+      <w:proofErr w:type="spellEnd"/>
+      <w:r>
+        <w:t xml:space="preserve"> a </w:t>
+      </w:r>
+      <w:proofErr w:type="spellStart"/>
+      <w:r>
+        <w:t>rendszer</w:t>
+      </w:r>
+      <w:proofErr w:type="spellEnd"/>
+      <w:r>
+        <w:t xml:space="preserve"> </w:t>
+      </w:r>
+      <w:proofErr w:type="spellStart"/>
+      <w:r>
+        <w:t>még</w:t>
+      </w:r>
+      <w:proofErr w:type="spellEnd"/>
+      <w:r>
+        <w:t xml:space="preserve"> a </w:t>
+      </w:r>
+      <w:proofErr w:type="spellStart"/>
+      <w:r>
+        <w:t>titkosítás</w:t>
+      </w:r>
+      <w:proofErr w:type="spellEnd"/>
+      <w:r>
+        <w:t xml:space="preserve"> </w:t>
+      </w:r>
+      <w:proofErr w:type="spellStart"/>
+      <w:r>
+        <w:t>előtt</w:t>
+      </w:r>
+      <w:proofErr w:type="spellEnd"/>
+      <w:r>
+        <w:t xml:space="preserve"> </w:t>
+      </w:r>
+      <w:proofErr w:type="spellStart"/>
+      <w:r>
+        <w:t>hozzáilleszt</w:t>
+      </w:r>
+      <w:proofErr w:type="spellEnd"/>
+      <w:r>
+        <w:t xml:space="preserve"> </w:t>
+      </w:r>
+      <w:proofErr w:type="spellStart"/>
+      <w:r>
+        <w:t>egy</w:t>
+      </w:r>
+      <w:proofErr w:type="spellEnd"/>
+      <w:r>
+        <w:t xml:space="preserve"> </w:t>
+      </w:r>
+      <w:proofErr w:type="spellStart"/>
+      <w:r>
+        <w:t>teljesen</w:t>
+      </w:r>
+      <w:proofErr w:type="spellEnd"/>
+      <w:r>
+        <w:t xml:space="preserve"> </w:t>
+      </w:r>
+      <w:proofErr w:type="spellStart"/>
+      <w:r>
+        <w:t>véletlenszerűen</w:t>
+      </w:r>
+      <w:proofErr w:type="spellEnd"/>
+      <w:r>
+        <w:t xml:space="preserve"> </w:t>
+      </w:r>
+      <w:proofErr w:type="spellStart"/>
+      <w:r>
+        <w:t>generált</w:t>
+      </w:r>
+      <w:proofErr w:type="spellEnd"/>
+      <w:r>
+        <w:t xml:space="preserve">, </w:t>
+      </w:r>
+      <w:proofErr w:type="spellStart"/>
+      <w:r>
+        <w:t>egyedi</w:t>
+      </w:r>
+      <w:proofErr w:type="spellEnd"/>
+      <w:r>
+        <w:t xml:space="preserve"> </w:t>
+      </w:r>
+      <w:proofErr w:type="spellStart"/>
+      <w:r>
+        <w:t>karaktersorozatot</w:t>
+      </w:r>
+      <w:proofErr w:type="spellEnd"/>
+      <w:r>
+        <w:t xml:space="preserve"> (</w:t>
+      </w:r>
+      <w:proofErr w:type="spellStart"/>
+      <w:r>
+        <w:t>ez</w:t>
+      </w:r>
+      <w:proofErr w:type="spellEnd"/>
+      <w:r>
+        <w:t xml:space="preserve"> a \</w:t>
+      </w:r>
+      <w:proofErr w:type="spellStart"/>
+      <w:proofErr w:type="gramStart"/>
+      <w:r>
+        <w:t>textit</w:t>
+      </w:r>
+      <w:proofErr w:type="spellEnd"/>
+      <w:r>
+        <w:t>{</w:t>
+      </w:r>
+      <w:proofErr w:type="gramEnd"/>
+      <w:r>
+        <w:t xml:space="preserve">Salt}). </w:t>
+      </w:r>
+      <w:proofErr w:type="spellStart"/>
+      <w:r>
+        <w:t>Ezt</w:t>
+      </w:r>
+      <w:proofErr w:type="spellEnd"/>
+      <w:r>
+        <w:t xml:space="preserve"> a </w:t>
+      </w:r>
+      <w:proofErr w:type="spellStart"/>
+      <w:r>
+        <w:t>véletlenszerű</w:t>
+      </w:r>
+      <w:proofErr w:type="spellEnd"/>
+      <w:r>
+        <w:t xml:space="preserve"> </w:t>
+      </w:r>
+      <w:proofErr w:type="spellStart"/>
+      <w:r>
+        <w:t>értéket</w:t>
+      </w:r>
+      <w:proofErr w:type="spellEnd"/>
+      <w:r>
+        <w:t xml:space="preserve"> a .NET </w:t>
+      </w:r>
+      <w:proofErr w:type="spellStart"/>
+      <w:r>
+        <w:t>beépített</w:t>
+      </w:r>
+      <w:proofErr w:type="spellEnd"/>
+      <w:r>
+        <w:t xml:space="preserve">, </w:t>
+      </w:r>
+      <w:proofErr w:type="spellStart"/>
+      <w:r>
+        <w:t>kriptográfiailag</w:t>
+      </w:r>
+      <w:proofErr w:type="spellEnd"/>
+      <w:r>
+        <w:t xml:space="preserve"> </w:t>
+      </w:r>
+      <w:proofErr w:type="spellStart"/>
+      <w:r>
+        <w:t>biztonságos</w:t>
+      </w:r>
+      <w:proofErr w:type="spellEnd"/>
+      <w:r>
+        <w:t xml:space="preserve"> </w:t>
+      </w:r>
+      <w:proofErr w:type="spellStart"/>
+      <w:r>
+        <w:t>véletlenszám-generátora</w:t>
+      </w:r>
+      <w:proofErr w:type="spellEnd"/>
+      <w:r>
+        <w:t xml:space="preserve">, </w:t>
+      </w:r>
+      <w:proofErr w:type="spellStart"/>
+      <w:r>
+        <w:t>az</w:t>
+      </w:r>
+      <w:proofErr w:type="spellEnd"/>
+      <w:r>
+        <w:t xml:space="preserve"> </w:t>
+      </w:r>
+      <w:proofErr w:type="spellStart"/>
+      <w:r>
+        <w:t>RNGCryptoServiceProvider</w:t>
+      </w:r>
+      <w:proofErr w:type="spellEnd"/>
+      <w:r>
+        <w:t xml:space="preserve"> </w:t>
+      </w:r>
+      <w:proofErr w:type="spellStart"/>
+      <w:r>
+        <w:t>állítja</w:t>
+      </w:r>
+      <w:proofErr w:type="spellEnd"/>
+      <w:r>
+        <w:t xml:space="preserve"> </w:t>
+      </w:r>
+      <w:proofErr w:type="spellStart"/>
+      <w:r>
+        <w:t>elő</w:t>
+      </w:r>
+      <w:proofErr w:type="spellEnd"/>
+      <w:r>
+        <w:t xml:space="preserve"> </w:t>
+      </w:r>
+      <w:proofErr w:type="spellStart"/>
+      <w:r>
+        <w:t>minden</w:t>
+      </w:r>
+      <w:proofErr w:type="spellEnd"/>
+      <w:r>
+        <w:t xml:space="preserve"> </w:t>
+      </w:r>
+      <w:proofErr w:type="spellStart"/>
+      <w:r>
+        <w:t>egyes</w:t>
+      </w:r>
+      <w:proofErr w:type="spellEnd"/>
+      <w:r>
+        <w:t xml:space="preserve"> </w:t>
+      </w:r>
+      <w:proofErr w:type="spellStart"/>
+      <w:r>
+        <w:t>regisztráció</w:t>
+      </w:r>
+      <w:proofErr w:type="spellEnd"/>
+      <w:r>
+        <w:t xml:space="preserve"> </w:t>
+      </w:r>
+      <w:proofErr w:type="spellStart"/>
+      <w:r>
+        <w:t>vagy</w:t>
+      </w:r>
+      <w:proofErr w:type="spellEnd"/>
+      <w:r>
+        <w:t xml:space="preserve"> </w:t>
+      </w:r>
+      <w:proofErr w:type="spellStart"/>
+      <w:r>
+        <w:t>jelszómódosítás</w:t>
+      </w:r>
+      <w:proofErr w:type="spellEnd"/>
+      <w:r>
+        <w:t xml:space="preserve"> </w:t>
+      </w:r>
+      <w:proofErr w:type="spellStart"/>
+      <w:r>
+        <w:t>alkalmával</w:t>
+      </w:r>
+      <w:proofErr w:type="spellEnd"/>
+      <w:r>
+        <w:t>.</w:t>
+      </w:r>
+      <w:r>
+        <w:rPr>
+          <w:rStyle w:val="Vgjegyzet-hivatkozs"/>
+        </w:rPr>
+        <w:endnoteReference w:id="9"/>
+      </w:r>
+    </w:p>
+    <w:p>
+      <w:pPr>
+        <w:spacing w:line="360" w:lineRule="auto"/>
+      </w:pPr>
+      <w:proofErr w:type="spellStart"/>
+      <w:r>
+        <w:t>Ennek</w:t>
+      </w:r>
+      <w:proofErr w:type="spellEnd"/>
+      <w:r>
+        <w:t xml:space="preserve"> a </w:t>
+      </w:r>
+      <w:proofErr w:type="spellStart"/>
+      <w:r>
+        <w:t>módszernek</w:t>
+      </w:r>
+      <w:proofErr w:type="spellEnd"/>
+      <w:r>
+        <w:t xml:space="preserve"> a </w:t>
+      </w:r>
+      <w:proofErr w:type="spellStart"/>
+      <w:r>
+        <w:t>használata</w:t>
+      </w:r>
+      <w:proofErr w:type="spellEnd"/>
+      <w:r>
+        <w:t xml:space="preserve"> </w:t>
+      </w:r>
+      <w:proofErr w:type="spellStart"/>
+      <w:r>
+        <w:t>kritikus</w:t>
+      </w:r>
+      <w:proofErr w:type="spellEnd"/>
+      <w:r>
+        <w:t xml:space="preserve"> </w:t>
+      </w:r>
+      <w:proofErr w:type="spellStart"/>
+      <w:r>
+        <w:t>fontosságú</w:t>
+      </w:r>
+      <w:proofErr w:type="spellEnd"/>
+      <w:r>
+        <w:t xml:space="preserve">. Ha </w:t>
+      </w:r>
+      <w:proofErr w:type="spellStart"/>
+      <w:r>
+        <w:t>két</w:t>
+      </w:r>
+      <w:proofErr w:type="spellEnd"/>
+      <w:r>
+        <w:t xml:space="preserve"> felhasználó </w:t>
+      </w:r>
+      <w:proofErr w:type="spellStart"/>
+      <w:r>
+        <w:t>véletlenül</w:t>
+      </w:r>
+      <w:proofErr w:type="spellEnd"/>
+      <w:r>
+        <w:t xml:space="preserve"> </w:t>
+      </w:r>
+      <w:proofErr w:type="spellStart"/>
+      <w:r>
+        <w:t>pontosan</w:t>
+      </w:r>
+      <w:proofErr w:type="spellEnd"/>
+      <w:r>
+        <w:t xml:space="preserve"> </w:t>
+      </w:r>
+      <w:proofErr w:type="spellStart"/>
+      <w:r>
+        <w:t>ugyanazt</w:t>
+      </w:r>
+      <w:proofErr w:type="spellEnd"/>
+      <w:r>
+        <w:t xml:space="preserve"> a </w:t>
+      </w:r>
+      <w:proofErr w:type="spellStart"/>
+      <w:r>
+        <w:t>jelszót</w:t>
+      </w:r>
+      <w:proofErr w:type="spellEnd"/>
+      <w:r>
+        <w:t xml:space="preserve"> (</w:t>
+      </w:r>
+      <w:proofErr w:type="gramStart"/>
+      <w:r>
+        <w:t>pl. ,,pizza</w:t>
+      </w:r>
+      <w:proofErr w:type="gramEnd"/>
+      <w:r>
+        <w:t xml:space="preserve">123'') </w:t>
+      </w:r>
+      <w:proofErr w:type="spellStart"/>
+      <w:r>
+        <w:t>adná</w:t>
+      </w:r>
+      <w:proofErr w:type="spellEnd"/>
+      <w:r>
+        <w:t xml:space="preserve"> meg, </w:t>
+      </w:r>
+      <w:proofErr w:type="spellStart"/>
+      <w:r>
+        <w:t>sózás</w:t>
+      </w:r>
+      <w:proofErr w:type="spellEnd"/>
+      <w:r>
+        <w:t xml:space="preserve"> </w:t>
+      </w:r>
+      <w:proofErr w:type="spellStart"/>
+      <w:r>
+        <w:t>nélkül</w:t>
+      </w:r>
+      <w:proofErr w:type="spellEnd"/>
+      <w:r>
+        <w:t xml:space="preserve"> a </w:t>
+      </w:r>
+      <w:proofErr w:type="spellStart"/>
+      <w:r>
+        <w:t>titkosított</w:t>
+      </w:r>
+      <w:proofErr w:type="spellEnd"/>
+      <w:r>
+        <w:t xml:space="preserve"> </w:t>
+      </w:r>
+      <w:proofErr w:type="spellStart"/>
+      <w:r>
+        <w:t>adatbázis-bejegyzésük</w:t>
+      </w:r>
+      <w:proofErr w:type="spellEnd"/>
+      <w:r>
+        <w:t xml:space="preserve"> is </w:t>
+      </w:r>
+      <w:proofErr w:type="spellStart"/>
+      <w:r>
+        <w:t>hajszálpontosan</w:t>
+      </w:r>
+      <w:proofErr w:type="spellEnd"/>
+      <w:r>
+        <w:t xml:space="preserve"> </w:t>
+      </w:r>
+      <w:proofErr w:type="spellStart"/>
+      <w:r>
+        <w:t>megegyezne</w:t>
+      </w:r>
+      <w:proofErr w:type="spellEnd"/>
+      <w:r>
+        <w:t xml:space="preserve">. Egy </w:t>
+      </w:r>
+      <w:proofErr w:type="spellStart"/>
+      <w:r>
+        <w:t>esetleges</w:t>
+      </w:r>
+      <w:proofErr w:type="spellEnd"/>
+      <w:r>
+        <w:t xml:space="preserve"> </w:t>
+      </w:r>
+      <w:proofErr w:type="spellStart"/>
+      <w:r>
+        <w:t>adatszivárgás</w:t>
+      </w:r>
+      <w:proofErr w:type="spellEnd"/>
+      <w:r>
+        <w:t xml:space="preserve"> </w:t>
+      </w:r>
+      <w:proofErr w:type="spellStart"/>
+      <w:r>
+        <w:t>esetén</w:t>
+      </w:r>
+      <w:proofErr w:type="spellEnd"/>
+      <w:r>
+        <w:t xml:space="preserve"> a </w:t>
+      </w:r>
+      <w:proofErr w:type="spellStart"/>
+      <w:r>
+        <w:t>támadók</w:t>
+      </w:r>
+      <w:proofErr w:type="spellEnd"/>
+      <w:r>
+        <w:t xml:space="preserve"> a </w:t>
+      </w:r>
+      <w:proofErr w:type="spellStart"/>
+      <w:r>
+        <w:t>gyakori</w:t>
+      </w:r>
+      <w:proofErr w:type="spellEnd"/>
+      <w:r>
+        <w:t xml:space="preserve"> </w:t>
+      </w:r>
+      <w:proofErr w:type="spellStart"/>
+      <w:r>
+        <w:lastRenderedPageBreak/>
+        <w:t>jelszavakat</w:t>
+      </w:r>
+      <w:proofErr w:type="spellEnd"/>
+      <w:r>
+        <w:t xml:space="preserve"> </w:t>
+      </w:r>
+      <w:proofErr w:type="spellStart"/>
+      <w:proofErr w:type="gramStart"/>
+      <w:r>
+        <w:t>tartalmazó</w:t>
+      </w:r>
+      <w:proofErr w:type="spellEnd"/>
+      <w:r>
+        <w:t xml:space="preserve"> ,,</w:t>
+      </w:r>
+      <w:proofErr w:type="spellStart"/>
+      <w:r>
+        <w:t>szivárványtáblák</w:t>
+      </w:r>
+      <w:proofErr w:type="spellEnd"/>
+      <w:proofErr w:type="gramEnd"/>
+      <w:r>
+        <w:t xml:space="preserve">'' </w:t>
+      </w:r>
+      <w:proofErr w:type="spellStart"/>
+      <w:r>
+        <w:t>segítségével</w:t>
+      </w:r>
+      <w:proofErr w:type="spellEnd"/>
+      <w:r>
+        <w:t xml:space="preserve"> </w:t>
+      </w:r>
+      <w:proofErr w:type="spellStart"/>
+      <w:r>
+        <w:t>azonnal</w:t>
+      </w:r>
+      <w:proofErr w:type="spellEnd"/>
+      <w:r>
+        <w:t xml:space="preserve"> </w:t>
+      </w:r>
+      <w:proofErr w:type="spellStart"/>
+      <w:r>
+        <w:t>visszafejthetnék</w:t>
+      </w:r>
+      <w:proofErr w:type="spellEnd"/>
+      <w:r>
+        <w:t xml:space="preserve"> </w:t>
+      </w:r>
+      <w:proofErr w:type="spellStart"/>
+      <w:r>
+        <w:t>ezeket</w:t>
+      </w:r>
+      <w:proofErr w:type="spellEnd"/>
+      <w:r>
+        <w:t xml:space="preserve">. </w:t>
+      </w:r>
+      <w:proofErr w:type="spellStart"/>
+      <w:r>
+        <w:t>Mivel</w:t>
+      </w:r>
+      <w:proofErr w:type="spellEnd"/>
+      <w:r>
+        <w:t xml:space="preserve"> </w:t>
+      </w:r>
+      <w:proofErr w:type="spellStart"/>
+      <w:r>
+        <w:t>azonban</w:t>
+      </w:r>
+      <w:proofErr w:type="spellEnd"/>
+      <w:r>
+        <w:t xml:space="preserve"> a </w:t>
+      </w:r>
+      <w:proofErr w:type="spellStart"/>
+      <w:r>
+        <w:t>rendszerünk</w:t>
+      </w:r>
+      <w:proofErr w:type="spellEnd"/>
+      <w:r>
+        <w:t xml:space="preserve"> </w:t>
+      </w:r>
+      <w:proofErr w:type="spellStart"/>
+      <w:r>
+        <w:t>minden</w:t>
+      </w:r>
+      <w:proofErr w:type="spellEnd"/>
+      <w:r>
+        <w:t xml:space="preserve"> </w:t>
+      </w:r>
+      <w:proofErr w:type="spellStart"/>
+      <w:r>
+        <w:t>felhasználóhoz</w:t>
+      </w:r>
+      <w:proofErr w:type="spellEnd"/>
+      <w:r>
+        <w:t xml:space="preserve"> </w:t>
+      </w:r>
+      <w:proofErr w:type="spellStart"/>
+      <w:r>
+        <w:t>egyedi</w:t>
+      </w:r>
+      <w:proofErr w:type="spellEnd"/>
+      <w:r>
+        <w:t xml:space="preserve"> Salt </w:t>
+      </w:r>
+      <w:proofErr w:type="spellStart"/>
+      <w:r>
+        <w:t>értéket</w:t>
+      </w:r>
+      <w:proofErr w:type="spellEnd"/>
+      <w:r>
+        <w:t xml:space="preserve"> </w:t>
+      </w:r>
+      <w:proofErr w:type="spellStart"/>
+      <w:r>
+        <w:t>generál</w:t>
+      </w:r>
+      <w:proofErr w:type="spellEnd"/>
+      <w:r>
+        <w:t xml:space="preserve">, </w:t>
+      </w:r>
+      <w:proofErr w:type="spellStart"/>
+      <w:r>
+        <w:t>és</w:t>
+      </w:r>
+      <w:proofErr w:type="spellEnd"/>
+      <w:r>
+        <w:t xml:space="preserve"> </w:t>
+      </w:r>
+      <w:proofErr w:type="spellStart"/>
+      <w:r>
+        <w:t>ezt</w:t>
+      </w:r>
+      <w:proofErr w:type="spellEnd"/>
+      <w:r>
+        <w:t xml:space="preserve"> a </w:t>
+      </w:r>
+      <w:proofErr w:type="spellStart"/>
+      <w:r>
+        <w:t>jelszóval</w:t>
+      </w:r>
+      <w:proofErr w:type="spellEnd"/>
+      <w:r>
+        <w:t xml:space="preserve"> </w:t>
+      </w:r>
+      <w:proofErr w:type="spellStart"/>
+      <w:r>
+        <w:t>együtt</w:t>
+      </w:r>
+      <w:proofErr w:type="spellEnd"/>
+      <w:r>
+        <w:t xml:space="preserve"> </w:t>
+      </w:r>
+      <w:proofErr w:type="spellStart"/>
+      <w:r>
+        <w:t>titkosítja</w:t>
+      </w:r>
+      <w:proofErr w:type="spellEnd"/>
+      <w:r>
+        <w:t xml:space="preserve">, </w:t>
+      </w:r>
+      <w:proofErr w:type="spellStart"/>
+      <w:r>
+        <w:t>ugyanaz</w:t>
+      </w:r>
+      <w:proofErr w:type="spellEnd"/>
+      <w:r>
+        <w:t xml:space="preserve"> a </w:t>
+      </w:r>
+      <w:proofErr w:type="spellStart"/>
+      <w:r>
+        <w:t>jelszó</w:t>
+      </w:r>
+      <w:proofErr w:type="spellEnd"/>
+      <w:r>
+        <w:t xml:space="preserve"> </w:t>
+      </w:r>
+      <w:proofErr w:type="spellStart"/>
+      <w:r>
+        <w:t>két</w:t>
+      </w:r>
+      <w:proofErr w:type="spellEnd"/>
+      <w:r>
+        <w:t xml:space="preserve"> </w:t>
+      </w:r>
+      <w:proofErr w:type="spellStart"/>
+      <w:r>
+        <w:t>különböző</w:t>
+      </w:r>
+      <w:proofErr w:type="spellEnd"/>
+      <w:r>
+        <w:t xml:space="preserve"> </w:t>
+      </w:r>
+      <w:proofErr w:type="spellStart"/>
+      <w:r>
+        <w:t>embernél</w:t>
+      </w:r>
+      <w:proofErr w:type="spellEnd"/>
+      <w:r>
+        <w:t xml:space="preserve"> </w:t>
+      </w:r>
+      <w:proofErr w:type="spellStart"/>
+      <w:r>
+        <w:t>teljesen</w:t>
+      </w:r>
+      <w:proofErr w:type="spellEnd"/>
+      <w:r>
+        <w:t xml:space="preserve"> </w:t>
+      </w:r>
+      <w:proofErr w:type="spellStart"/>
+      <w:r>
+        <w:t>más</w:t>
+      </w:r>
+      <w:proofErr w:type="spellEnd"/>
+      <w:r>
+        <w:t xml:space="preserve"> </w:t>
+      </w:r>
+      <w:proofErr w:type="spellStart"/>
+      <w:r>
+        <w:t>titkosított</w:t>
+      </w:r>
+      <w:proofErr w:type="spellEnd"/>
+      <w:r>
+        <w:t xml:space="preserve"> </w:t>
+      </w:r>
+      <w:proofErr w:type="spellStart"/>
+      <w:r>
+        <w:t>végeredményt</w:t>
+      </w:r>
+      <w:proofErr w:type="spellEnd"/>
+      <w:r>
+        <w:t xml:space="preserve"> fog </w:t>
+      </w:r>
+      <w:proofErr w:type="spellStart"/>
+      <w:r>
+        <w:t>adni</w:t>
+      </w:r>
+      <w:proofErr w:type="spellEnd"/>
+      <w:r>
+        <w:t xml:space="preserve">. Ez a </w:t>
+      </w:r>
+      <w:proofErr w:type="spellStart"/>
+      <w:r>
+        <w:t>megközelítés</w:t>
+      </w:r>
+      <w:proofErr w:type="spellEnd"/>
+      <w:r>
+        <w:t xml:space="preserve"> </w:t>
+      </w:r>
+      <w:proofErr w:type="spellStart"/>
+      <w:r>
+        <w:t>gyakorlatilag</w:t>
+      </w:r>
+      <w:proofErr w:type="spellEnd"/>
+      <w:r>
+        <w:t xml:space="preserve"> </w:t>
+      </w:r>
+      <w:proofErr w:type="spellStart"/>
+      <w:r>
+        <w:t>lehetetlenné</w:t>
+      </w:r>
+      <w:proofErr w:type="spellEnd"/>
+      <w:r>
+        <w:t xml:space="preserve"> </w:t>
+      </w:r>
+      <w:proofErr w:type="spellStart"/>
+      <w:r>
+        <w:t>teszi</w:t>
+      </w:r>
+      <w:proofErr w:type="spellEnd"/>
+      <w:r>
+        <w:t xml:space="preserve"> a </w:t>
+      </w:r>
+      <w:proofErr w:type="spellStart"/>
+      <w:r>
+        <w:t>szótáralapú</w:t>
+      </w:r>
+      <w:proofErr w:type="spellEnd"/>
+      <w:r>
+        <w:t xml:space="preserve"> </w:t>
+      </w:r>
+      <w:proofErr w:type="spellStart"/>
+      <w:r>
+        <w:t>támadásokat</w:t>
+      </w:r>
+      <w:proofErr w:type="spellEnd"/>
+      <w:r>
+        <w:t>.</w:t>
+      </w:r>
+    </w:p>
+    <w:p>
+      <w:pPr>
+        <w:pStyle w:val="Cmsor2"/>
+      </w:pPr>
+      <w:bookmarkStart w:id="32" w:name="_Toc222816628"/>
+      <w:proofErr w:type="spellStart"/>
+      <w:r>
+        <w:t>Titkosító</w:t>
+      </w:r>
+      <w:proofErr w:type="spellEnd"/>
+      <w:r>
+        <w:t xml:space="preserve"> </w:t>
+      </w:r>
+      <w:proofErr w:type="spellStart"/>
+      <w:r>
+        <w:t>algoritmus</w:t>
+      </w:r>
+      <w:proofErr w:type="spellEnd"/>
+      <w:r>
+        <w:t xml:space="preserve"> (SHA-256)</w:t>
+      </w:r>
+      <w:bookmarkEnd w:id="32"/>
+    </w:p>
+    <w:p/>
+    <w:p>
+      <w:r>
+        <w:t xml:space="preserve">A </w:t>
+      </w:r>
+      <w:proofErr w:type="spellStart"/>
+      <w:r>
+        <w:t>sóval</w:t>
+      </w:r>
+      <w:proofErr w:type="spellEnd"/>
+      <w:r>
+        <w:t xml:space="preserve"> </w:t>
+      </w:r>
+      <w:proofErr w:type="spellStart"/>
+      <w:r>
+        <w:t>kiegészített</w:t>
+      </w:r>
+      <w:proofErr w:type="spellEnd"/>
+      <w:r>
+        <w:t xml:space="preserve"> </w:t>
+      </w:r>
+      <w:proofErr w:type="spellStart"/>
+      <w:r>
+        <w:t>jelszó</w:t>
+      </w:r>
+      <w:proofErr w:type="spellEnd"/>
+      <w:r>
+        <w:t xml:space="preserve"> </w:t>
+      </w:r>
+      <w:proofErr w:type="spellStart"/>
+      <w:r>
+        <w:t>lenyomatának</w:t>
+      </w:r>
+      <w:proofErr w:type="spellEnd"/>
+      <w:r>
+        <w:t xml:space="preserve"> (hash) </w:t>
+      </w:r>
+      <w:proofErr w:type="spellStart"/>
+      <w:r>
+        <w:t>elkészítéséhez</w:t>
+      </w:r>
+      <w:proofErr w:type="spellEnd"/>
+      <w:r>
+        <w:t xml:space="preserve"> a </w:t>
+      </w:r>
+      <w:proofErr w:type="spellStart"/>
+      <w:r>
+        <w:t>széles</w:t>
+      </w:r>
+      <w:proofErr w:type="spellEnd"/>
+      <w:r>
+        <w:t xml:space="preserve"> </w:t>
+      </w:r>
+      <w:proofErr w:type="spellStart"/>
+      <w:r>
+        <w:t>körben</w:t>
+      </w:r>
+      <w:proofErr w:type="spellEnd"/>
+      <w:r>
+        <w:t xml:space="preserve"> </w:t>
+      </w:r>
+      <w:proofErr w:type="spellStart"/>
+      <w:r>
+        <w:t>elterjedt</w:t>
+      </w:r>
+      <w:proofErr w:type="spellEnd"/>
+      <w:r>
+        <w:t xml:space="preserve"> SHA-256 (Secure Hash Algorithm 256-bit) </w:t>
+      </w:r>
+      <w:proofErr w:type="spellStart"/>
+      <w:r>
+        <w:t>algoritmust</w:t>
+      </w:r>
+      <w:proofErr w:type="spellEnd"/>
+      <w:r>
+        <w:t xml:space="preserve"> </w:t>
+      </w:r>
+      <w:proofErr w:type="spellStart"/>
+      <w:r>
+        <w:t>használjuk</w:t>
+      </w:r>
+      <w:proofErr w:type="spellEnd"/>
+      <w:r>
+        <w:t xml:space="preserve">. Ez </w:t>
+      </w:r>
+      <w:proofErr w:type="spellStart"/>
+      <w:r>
+        <w:t>az</w:t>
+      </w:r>
+      <w:proofErr w:type="spellEnd"/>
+      <w:r>
+        <w:t xml:space="preserve"> </w:t>
+      </w:r>
+      <w:proofErr w:type="spellStart"/>
+      <w:r>
+        <w:t>eljárás</w:t>
+      </w:r>
+      <w:proofErr w:type="spellEnd"/>
+      <w:r>
+        <w:t xml:space="preserve"> a </w:t>
+      </w:r>
+      <w:proofErr w:type="spellStart"/>
+      <w:r>
+        <w:t>bemeneti</w:t>
+      </w:r>
+      <w:proofErr w:type="spellEnd"/>
+      <w:r>
+        <w:t xml:space="preserve"> (</w:t>
+      </w:r>
+      <w:proofErr w:type="spellStart"/>
+      <w:r>
+        <w:t>sózott</w:t>
+      </w:r>
+      <w:proofErr w:type="spellEnd"/>
+      <w:r>
+        <w:t xml:space="preserve">) </w:t>
+      </w:r>
+      <w:proofErr w:type="spellStart"/>
+      <w:r>
+        <w:t>jelszóból</w:t>
+      </w:r>
+      <w:proofErr w:type="spellEnd"/>
+      <w:r>
+        <w:t xml:space="preserve"> </w:t>
+      </w:r>
+      <w:proofErr w:type="spellStart"/>
+      <w:r>
+        <w:t>egy</w:t>
+      </w:r>
+      <w:proofErr w:type="spellEnd"/>
+      <w:r>
+        <w:t xml:space="preserve"> fix </w:t>
+      </w:r>
+      <w:proofErr w:type="spellStart"/>
+      <w:r>
+        <w:t>hosszúságú</w:t>
+      </w:r>
+      <w:proofErr w:type="spellEnd"/>
+      <w:r>
+        <w:t xml:space="preserve">, 256 bites </w:t>
+      </w:r>
+      <w:proofErr w:type="spellStart"/>
+      <w:r>
+        <w:t>lenyomatot</w:t>
+      </w:r>
+      <w:proofErr w:type="spellEnd"/>
+      <w:r>
+        <w:t xml:space="preserve"> </w:t>
+      </w:r>
+      <w:proofErr w:type="spellStart"/>
+      <w:r>
+        <w:t>képez</w:t>
+      </w:r>
+      <w:proofErr w:type="spellEnd"/>
+      <w:r>
+        <w:t xml:space="preserve">. </w:t>
+      </w:r>
+      <w:proofErr w:type="spellStart"/>
+      <w:r>
+        <w:t>Mivel</w:t>
+      </w:r>
+      <w:proofErr w:type="spellEnd"/>
+      <w:r>
+        <w:t xml:space="preserve"> </w:t>
+      </w:r>
+      <w:proofErr w:type="spellStart"/>
+      <w:r>
+        <w:t>az</w:t>
+      </w:r>
+      <w:proofErr w:type="spellEnd"/>
+      <w:r>
+        <w:t xml:space="preserve"> SHA-256 </w:t>
+      </w:r>
+      <w:proofErr w:type="spellStart"/>
+      <w:r>
+        <w:t>egyirányú</w:t>
+      </w:r>
+      <w:proofErr w:type="spellEnd"/>
+      <w:r>
+        <w:t xml:space="preserve"> </w:t>
+      </w:r>
+      <w:proofErr w:type="spellStart"/>
+      <w:r>
+        <w:t>függvény</w:t>
+      </w:r>
+      <w:proofErr w:type="spellEnd"/>
+      <w:r>
+        <w:t xml:space="preserve">, a </w:t>
+      </w:r>
+      <w:proofErr w:type="spellStart"/>
+      <w:r>
+        <w:t>generált</w:t>
+      </w:r>
+      <w:proofErr w:type="spellEnd"/>
+      <w:r>
+        <w:t xml:space="preserve"> </w:t>
+      </w:r>
+      <w:proofErr w:type="spellStart"/>
+      <w:r>
+        <w:t>lenyomatból</w:t>
+      </w:r>
+      <w:proofErr w:type="spellEnd"/>
+      <w:r>
+        <w:t xml:space="preserve"> </w:t>
+      </w:r>
+      <w:proofErr w:type="spellStart"/>
+      <w:r>
+        <w:t>matematikai</w:t>
+      </w:r>
+      <w:proofErr w:type="spellEnd"/>
+      <w:r>
+        <w:t xml:space="preserve"> </w:t>
+      </w:r>
+      <w:proofErr w:type="spellStart"/>
+      <w:r>
+        <w:t>úton</w:t>
+      </w:r>
+      <w:proofErr w:type="spellEnd"/>
+      <w:r>
+        <w:t xml:space="preserve"> </w:t>
+      </w:r>
+      <w:proofErr w:type="spellStart"/>
+      <w:r>
+        <w:t>lehetetlen</w:t>
+      </w:r>
+      <w:proofErr w:type="spellEnd"/>
+      <w:r>
+        <w:t xml:space="preserve"> </w:t>
+      </w:r>
+      <w:proofErr w:type="spellStart"/>
+      <w:r>
+        <w:t>visszafejteni</w:t>
+      </w:r>
+      <w:proofErr w:type="spellEnd"/>
+      <w:r>
+        <w:t xml:space="preserve"> </w:t>
+      </w:r>
+      <w:proofErr w:type="spellStart"/>
+      <w:r>
+        <w:t>az</w:t>
+      </w:r>
+      <w:proofErr w:type="spellEnd"/>
+      <w:r>
+        <w:t xml:space="preserve"> </w:t>
+      </w:r>
+      <w:proofErr w:type="spellStart"/>
+      <w:r>
+        <w:t>eredeti</w:t>
+      </w:r>
+      <w:proofErr w:type="spellEnd"/>
+      <w:r>
+        <w:t xml:space="preserve"> </w:t>
+      </w:r>
+      <w:proofErr w:type="spellStart"/>
+      <w:r>
+        <w:t>jelszót</w:t>
+      </w:r>
+      <w:proofErr w:type="spellEnd"/>
+      <w:r>
+        <w:t xml:space="preserve">. </w:t>
+      </w:r>
+      <w:proofErr w:type="spellStart"/>
+      <w:r>
+        <w:t>Bejelentkezéskor</w:t>
+      </w:r>
+      <w:proofErr w:type="spellEnd"/>
+      <w:r>
+        <w:t xml:space="preserve"> a </w:t>
+      </w:r>
+      <w:proofErr w:type="spellStart"/>
+      <w:r>
+        <w:t>rendszer</w:t>
+      </w:r>
+      <w:proofErr w:type="spellEnd"/>
+      <w:r>
+        <w:t xml:space="preserve"> a </w:t>
+      </w:r>
+      <w:proofErr w:type="spellStart"/>
+      <w:r>
+        <w:t>megadott</w:t>
+      </w:r>
+      <w:proofErr w:type="spellEnd"/>
+      <w:r>
+        <w:t xml:space="preserve"> </w:t>
+      </w:r>
+      <w:proofErr w:type="spellStart"/>
+      <w:r>
+        <w:t>jelszót</w:t>
+      </w:r>
+      <w:proofErr w:type="spellEnd"/>
+      <w:r>
+        <w:t xml:space="preserve"> </w:t>
+      </w:r>
+      <w:proofErr w:type="spellStart"/>
+      <w:r>
+        <w:t>az</w:t>
+      </w:r>
+      <w:proofErr w:type="spellEnd"/>
+      <w:r>
+        <w:t xml:space="preserve"> </w:t>
+      </w:r>
+      <w:proofErr w:type="spellStart"/>
+      <w:r>
+        <w:t>adatbázisban</w:t>
+      </w:r>
+      <w:proofErr w:type="spellEnd"/>
+      <w:r>
+        <w:t xml:space="preserve"> </w:t>
+      </w:r>
+      <w:proofErr w:type="spellStart"/>
+      <w:r>
+        <w:t>tárolt</w:t>
+      </w:r>
+      <w:proofErr w:type="spellEnd"/>
+      <w:r>
+        <w:t xml:space="preserve"> </w:t>
+      </w:r>
+      <w:proofErr w:type="spellStart"/>
+      <w:r>
+        <w:t>egyedi</w:t>
+      </w:r>
+      <w:proofErr w:type="spellEnd"/>
+      <w:r>
+        <w:t xml:space="preserve"> </w:t>
+      </w:r>
+      <w:proofErr w:type="spellStart"/>
+      <w:r>
+        <w:t>sóval</w:t>
+      </w:r>
+      <w:proofErr w:type="spellEnd"/>
+      <w:r>
+        <w:t xml:space="preserve"> </w:t>
+      </w:r>
+      <w:proofErr w:type="spellStart"/>
+      <w:r>
+        <w:t>újra</w:t>
+      </w:r>
+      <w:proofErr w:type="spellEnd"/>
+      <w:r>
+        <w:t xml:space="preserve"> </w:t>
+      </w:r>
+      <w:proofErr w:type="spellStart"/>
+      <w:r>
+        <w:t>titkosítja</w:t>
+      </w:r>
+      <w:proofErr w:type="spellEnd"/>
+      <w:r>
+        <w:t xml:space="preserve">, </w:t>
+      </w:r>
+      <w:proofErr w:type="spellStart"/>
+      <w:r>
+        <w:t>és</w:t>
+      </w:r>
+      <w:proofErr w:type="spellEnd"/>
+      <w:r>
+        <w:t xml:space="preserve"> ha </w:t>
+      </w:r>
+      <w:proofErr w:type="spellStart"/>
+      <w:r>
+        <w:t>az</w:t>
+      </w:r>
+      <w:proofErr w:type="spellEnd"/>
+      <w:r>
+        <w:t xml:space="preserve"> </w:t>
+      </w:r>
+      <w:proofErr w:type="spellStart"/>
+      <w:r>
+        <w:t>eredmény</w:t>
+      </w:r>
+      <w:proofErr w:type="spellEnd"/>
+      <w:r>
+        <w:t xml:space="preserve"> </w:t>
+      </w:r>
+      <w:proofErr w:type="spellStart"/>
+      <w:r>
+        <w:t>megegyezik</w:t>
+      </w:r>
+      <w:proofErr w:type="spellEnd"/>
+      <w:r>
+        <w:t xml:space="preserve"> a </w:t>
+      </w:r>
+      <w:proofErr w:type="spellStart"/>
+      <w:r>
+        <w:t>tárolt</w:t>
+      </w:r>
+      <w:proofErr w:type="spellEnd"/>
+      <w:r>
+        <w:t xml:space="preserve"> </w:t>
+      </w:r>
+      <w:proofErr w:type="spellStart"/>
+      <w:r>
+        <w:t>lenyomattal</w:t>
+      </w:r>
+      <w:proofErr w:type="spellEnd"/>
+      <w:r>
+        <w:t xml:space="preserve">, a </w:t>
+      </w:r>
+      <w:proofErr w:type="spellStart"/>
+      <w:r>
+        <w:t>hitelesítés</w:t>
+      </w:r>
+      <w:proofErr w:type="spellEnd"/>
+      <w:r>
+        <w:t xml:space="preserve"> </w:t>
+      </w:r>
+      <w:proofErr w:type="spellStart"/>
+      <w:r>
+        <w:t>sikeres</w:t>
+      </w:r>
+      <w:proofErr w:type="spellEnd"/>
+      <w:r>
+        <w:t>.</w:t>
+      </w:r>
+    </w:p>
+    <w:p/>
+    <w:p>
+      <w:pPr>
+        <w:rPr>
+          <w:lang w:val="hu-HU"/>
+        </w:rPr>
+      </w:pPr>
+    </w:p>
+    <w:p>
+      <w:pPr>
+        <w:rPr>
+          <w:lang w:val="hu-HU"/>
+        </w:rPr>
+      </w:pPr>
+    </w:p>
+    <w:p>
+      <w:pPr>
+        <w:pStyle w:val="Cmsor1"/>
+      </w:pPr>
+      <w:bookmarkStart w:id="33" w:name="_Toc222816629"/>
+      <w:r>
+        <w:t>Project management</w:t>
+      </w:r>
+      <w:bookmarkEnd w:id="33"/>
+    </w:p>
+    <w:p>
+      <w:pPr>
+        <w:pStyle w:val="Cmsor2"/>
+        <w:jc w:val="left"/>
+        <w:rPr>
           <w:sz w:val="26"/>
           <w:szCs w:val="26"/>
-        </w:rPr>
-      </w:pPr>
-      <w:bookmarkStart w:id="27" w:name="_Toc222816623"/>
-      <w:r>
-        <w:t>Web API, ASP.NET CORE</w:t>
-      </w:r>
-      <w:bookmarkEnd w:id="27"/>
-    </w:p>
-    <w:p>
-      <w:pPr>
-        <w:spacing w:line="360" w:lineRule="auto"/>
-        <w:rPr>
-          <w:bCs/>
-        </w:rPr>
-      </w:pPr>
-      <w:r>
-        <w:rPr>
-          <w:lang w:val="hu-HU"/>
-        </w:rPr>
-        <w:t xml:space="preserve">A szerveroldali logika megvalósításához a Microsoft által fejlesztett ASP.NET </w:t>
-      </w:r>
-      <w:proofErr w:type="spellStart"/>
-      <w:r>
-        <w:rPr>
-          <w:lang w:val="hu-HU"/>
-        </w:rPr>
-        <w:t>Core</w:t>
-      </w:r>
-      <w:proofErr w:type="spellEnd"/>
-      <w:r>
-        <w:rPr>
-          <w:lang w:val="hu-HU"/>
-        </w:rPr>
-        <w:t xml:space="preserve"> keretrendszert használtuk C# nyelven. Ez egy modern és gyors megoldás alkalmazásprogramozási felületek (API-k) építésére. A fejlesztés során figyeltünk arra, hogy a kód könnyen tesztelhető és a későbbiekben egyszerűen bővíthető maradjon (függőséginjektálás használatával). A rendszer biztonságáért, például a bejelentkezések azonosításáért a széles körben elterjedt JWT (JSON Web </w:t>
-      </w:r>
-      <w:proofErr w:type="spellStart"/>
-      <w:r>
-        <w:rPr>
-          <w:lang w:val="hu-HU"/>
-        </w:rPr>
-        <w:t>Token</w:t>
-      </w:r>
-      <w:proofErr w:type="spellEnd"/>
-      <w:r>
-        <w:rPr>
-          <w:lang w:val="hu-HU"/>
-        </w:rPr>
-        <w:t>) technológia felel.</w:t>
-      </w:r>
-    </w:p>
-    <w:p>
-      <w:pPr>
-        <w:pStyle w:val="Cmsor2"/>
+          <w:lang w:val="hu-HU"/>
+        </w:rPr>
+      </w:pPr>
+      <w:bookmarkStart w:id="34" w:name="_Toc222816630"/>
+      <w:proofErr w:type="spellStart"/>
+      <w:r>
         <w:rPr>
           <w:sz w:val="26"/>
           <w:szCs w:val="26"/>
-        </w:rPr>
-      </w:pPr>
-      <w:bookmarkStart w:id="28" w:name="_Toc222816624"/>
-      <w:r>
-        <w:t>MySQL és Entity Framework Core (Database-First)</w:t>
-      </w:r>
-      <w:bookmarkEnd w:id="28"/>
+          <w:lang w:val="hu-HU"/>
+        </w:rPr>
+        <w:t>Trello</w:t>
+      </w:r>
+      <w:bookmarkEnd w:id="34"/>
+      <w:proofErr w:type="spellEnd"/>
     </w:p>
     <w:p>
       <w:pPr>
         <w:spacing w:line="360" w:lineRule="auto"/>
         <w:rPr>
-          <w:bCs/>
-        </w:rPr>
-      </w:pPr>
-      <w:r>
-        <w:rPr>
-          <w:bCs/>
-        </w:rPr>
-        <w:t xml:space="preserve">Az </w:t>
-      </w:r>
-      <w:proofErr w:type="spellStart"/>
-      <w:r>
-        <w:rPr>
-          <w:bCs/>
-        </w:rPr>
-        <w:t>adatok</w:t>
-      </w:r>
-      <w:proofErr w:type="spellEnd"/>
-      <w:r>
-        <w:rPr>
-          <w:bCs/>
-        </w:rPr>
-        <w:t xml:space="preserve"> </w:t>
-      </w:r>
-      <w:proofErr w:type="spellStart"/>
-      <w:r>
-        <w:rPr>
-          <w:bCs/>
-        </w:rPr>
-        <w:t>megbízható</w:t>
-      </w:r>
-      <w:proofErr w:type="spellEnd"/>
-      <w:r>
-        <w:rPr>
-          <w:bCs/>
-        </w:rPr>
-        <w:t xml:space="preserve"> </w:t>
-      </w:r>
-      <w:proofErr w:type="spellStart"/>
-      <w:r>
-        <w:rPr>
-          <w:bCs/>
-        </w:rPr>
-        <w:t>tárolását</w:t>
-      </w:r>
-      <w:proofErr w:type="spellEnd"/>
-      <w:r>
-        <w:rPr>
-          <w:bCs/>
-        </w:rPr>
-        <w:t xml:space="preserve"> a MySQL </w:t>
-      </w:r>
-      <w:proofErr w:type="spellStart"/>
-      <w:r>
-        <w:rPr>
-          <w:bCs/>
-        </w:rPr>
-        <w:t>adatbázis-kezelő</w:t>
-      </w:r>
-      <w:proofErr w:type="spellEnd"/>
-      <w:r>
-        <w:rPr>
-          <w:bCs/>
-        </w:rPr>
-        <w:t xml:space="preserve"> </w:t>
-      </w:r>
-      <w:proofErr w:type="spellStart"/>
-      <w:r>
-        <w:rPr>
-          <w:bCs/>
-        </w:rPr>
-        <w:t>végzi</w:t>
-      </w:r>
-      <w:proofErr w:type="spellEnd"/>
-      <w:r>
-        <w:rPr>
-          <w:bCs/>
-        </w:rPr>
-        <w:t xml:space="preserve">. A C# program </w:t>
-      </w:r>
-      <w:proofErr w:type="spellStart"/>
-      <w:r>
-        <w:rPr>
-          <w:bCs/>
-        </w:rPr>
-        <w:t>és</w:t>
-      </w:r>
-      <w:proofErr w:type="spellEnd"/>
-      <w:r>
-        <w:rPr>
-          <w:bCs/>
-        </w:rPr>
-        <w:t xml:space="preserve"> </w:t>
-      </w:r>
-      <w:proofErr w:type="spellStart"/>
-      <w:r>
-        <w:rPr>
-          <w:bCs/>
-        </w:rPr>
-        <w:t>az</w:t>
-      </w:r>
-      <w:proofErr w:type="spellEnd"/>
-      <w:r>
-        <w:rPr>
-          <w:bCs/>
-        </w:rPr>
-        <w:t xml:space="preserve"> </w:t>
-      </w:r>
-      <w:proofErr w:type="spellStart"/>
-      <w:r>
-        <w:rPr>
-          <w:bCs/>
-        </w:rPr>
-        <w:t>adatbázis</w:t>
-      </w:r>
-      <w:proofErr w:type="spellEnd"/>
-      <w:r>
-        <w:rPr>
-          <w:bCs/>
-        </w:rPr>
-        <w:t xml:space="preserve"> </w:t>
-      </w:r>
-      <w:proofErr w:type="spellStart"/>
-      <w:r>
-        <w:rPr>
-          <w:bCs/>
-        </w:rPr>
-        <w:t>közötti</w:t>
-      </w:r>
-      <w:proofErr w:type="spellEnd"/>
-      <w:r>
-        <w:rPr>
-          <w:bCs/>
-        </w:rPr>
-        <w:t xml:space="preserve"> </w:t>
-      </w:r>
-      <w:proofErr w:type="spellStart"/>
-      <w:r>
-        <w:rPr>
-          <w:bCs/>
-        </w:rPr>
-        <w:t>kommunikációt</w:t>
-      </w:r>
-      <w:proofErr w:type="spellEnd"/>
-      <w:r>
-        <w:rPr>
-          <w:bCs/>
-        </w:rPr>
-        <w:t xml:space="preserve"> </w:t>
-      </w:r>
-      <w:proofErr w:type="spellStart"/>
-      <w:r>
-        <w:rPr>
-          <w:bCs/>
-        </w:rPr>
-        <w:t>az</w:t>
-      </w:r>
-      <w:proofErr w:type="spellEnd"/>
-      <w:r>
-        <w:rPr>
-          <w:bCs/>
-        </w:rPr>
-        <w:t xml:space="preserve"> Entity Framework Core (EF Core) </w:t>
-      </w:r>
-      <w:proofErr w:type="spellStart"/>
-      <w:r>
-        <w:rPr>
-          <w:bCs/>
-        </w:rPr>
-        <w:t>segíti</w:t>
-      </w:r>
-      <w:proofErr w:type="spellEnd"/>
-      <w:r>
-        <w:rPr>
-          <w:bCs/>
-        </w:rPr>
-        <w:t xml:space="preserve">. Ez a </w:t>
-      </w:r>
-      <w:proofErr w:type="spellStart"/>
-      <w:r>
-        <w:rPr>
-          <w:bCs/>
-        </w:rPr>
-        <w:t>technológia</w:t>
-      </w:r>
-      <w:proofErr w:type="spellEnd"/>
-      <w:r>
-        <w:rPr>
-          <w:bCs/>
-        </w:rPr>
-        <w:t xml:space="preserve"> </w:t>
-      </w:r>
-      <w:proofErr w:type="spellStart"/>
-      <w:r>
-        <w:rPr>
-          <w:bCs/>
-        </w:rPr>
-        <w:t>lehetővé</w:t>
-      </w:r>
-      <w:proofErr w:type="spellEnd"/>
-      <w:r>
-        <w:rPr>
-          <w:bCs/>
-        </w:rPr>
-        <w:t xml:space="preserve"> </w:t>
-      </w:r>
-      <w:proofErr w:type="spellStart"/>
-      <w:r>
-        <w:rPr>
-          <w:bCs/>
-        </w:rPr>
-        <w:t>teszi</w:t>
-      </w:r>
-      <w:proofErr w:type="spellEnd"/>
-      <w:r>
-        <w:rPr>
-          <w:bCs/>
-        </w:rPr>
-        <w:t xml:space="preserve">, </w:t>
-      </w:r>
-      <w:proofErr w:type="spellStart"/>
-      <w:r>
-        <w:rPr>
-          <w:bCs/>
-        </w:rPr>
-        <w:t>hogy</w:t>
-      </w:r>
-      <w:proofErr w:type="spellEnd"/>
-      <w:r>
-        <w:rPr>
-          <w:bCs/>
-        </w:rPr>
-        <w:t xml:space="preserve"> </w:t>
-      </w:r>
-      <w:proofErr w:type="spellStart"/>
-      <w:r>
-        <w:rPr>
-          <w:bCs/>
-        </w:rPr>
-        <w:t>az</w:t>
-      </w:r>
-      <w:proofErr w:type="spellEnd"/>
-      <w:r>
-        <w:rPr>
-          <w:bCs/>
-        </w:rPr>
-        <w:t xml:space="preserve"> </w:t>
-      </w:r>
-      <w:proofErr w:type="spellStart"/>
-      <w:r>
-        <w:rPr>
-          <w:bCs/>
-        </w:rPr>
-        <w:t>adatbázis</w:t>
-      </w:r>
-      <w:proofErr w:type="spellEnd"/>
-      <w:r>
-        <w:rPr>
-          <w:bCs/>
-        </w:rPr>
-        <w:t xml:space="preserve"> </w:t>
-      </w:r>
-      <w:proofErr w:type="spellStart"/>
-      <w:r>
-        <w:rPr>
-          <w:bCs/>
-        </w:rPr>
-        <w:t>tábláira</w:t>
-      </w:r>
-      <w:proofErr w:type="spellEnd"/>
-      <w:r>
-        <w:rPr>
-          <w:bCs/>
-        </w:rPr>
-        <w:t xml:space="preserve"> </w:t>
-      </w:r>
-      <w:proofErr w:type="spellStart"/>
-      <w:r>
-        <w:rPr>
-          <w:bCs/>
-        </w:rPr>
-        <w:t>úgy</w:t>
-      </w:r>
-      <w:proofErr w:type="spellEnd"/>
-      <w:r>
-        <w:rPr>
-          <w:bCs/>
-        </w:rPr>
-        <w:t xml:space="preserve"> </w:t>
-      </w:r>
-      <w:proofErr w:type="spellStart"/>
-      <w:r>
-        <w:rPr>
-          <w:bCs/>
-        </w:rPr>
-        <w:t>hivatkozzunk</w:t>
-      </w:r>
-      <w:proofErr w:type="spellEnd"/>
-      <w:r>
-        <w:rPr>
-          <w:bCs/>
-        </w:rPr>
-        <w:t xml:space="preserve"> a </w:t>
-      </w:r>
-      <w:proofErr w:type="spellStart"/>
-      <w:r>
-        <w:rPr>
-          <w:bCs/>
-        </w:rPr>
-        <w:t>kódban</w:t>
-      </w:r>
-      <w:proofErr w:type="spellEnd"/>
-      <w:r>
-        <w:rPr>
-          <w:bCs/>
-        </w:rPr>
-        <w:t xml:space="preserve">, </w:t>
-      </w:r>
-      <w:proofErr w:type="spellStart"/>
-      <w:r>
-        <w:rPr>
-          <w:bCs/>
-        </w:rPr>
-        <w:t>mintha</w:t>
-      </w:r>
-      <w:proofErr w:type="spellEnd"/>
-      <w:r>
-        <w:rPr>
-          <w:bCs/>
-        </w:rPr>
-        <w:t xml:space="preserve"> </w:t>
-      </w:r>
-      <w:proofErr w:type="spellStart"/>
-      <w:r>
-        <w:rPr>
-          <w:bCs/>
-        </w:rPr>
-        <w:t>hagyományos</w:t>
-      </w:r>
-      <w:proofErr w:type="spellEnd"/>
-      <w:r>
-        <w:rPr>
-          <w:bCs/>
-        </w:rPr>
-        <w:t xml:space="preserve"> C# </w:t>
-      </w:r>
-      <w:proofErr w:type="spellStart"/>
-      <w:r>
-        <w:rPr>
-          <w:bCs/>
-        </w:rPr>
-        <w:t>objektumok</w:t>
-      </w:r>
-      <w:proofErr w:type="spellEnd"/>
-      <w:r>
-        <w:rPr>
-          <w:bCs/>
-        </w:rPr>
-        <w:t xml:space="preserve"> </w:t>
-      </w:r>
-      <w:proofErr w:type="spellStart"/>
-      <w:r>
-        <w:rPr>
-          <w:bCs/>
-        </w:rPr>
-        <w:t>lennének</w:t>
-      </w:r>
-      <w:proofErr w:type="spellEnd"/>
-      <w:r>
-        <w:rPr>
-          <w:bCs/>
-        </w:rPr>
-        <w:t xml:space="preserve">. A </w:t>
-      </w:r>
-      <w:proofErr w:type="spellStart"/>
-      <w:r>
-        <w:rPr>
-          <w:bCs/>
-        </w:rPr>
-        <w:t>projekt</w:t>
-      </w:r>
-      <w:proofErr w:type="spellEnd"/>
-      <w:r>
-        <w:rPr>
-          <w:bCs/>
-        </w:rPr>
-        <w:t xml:space="preserve"> </w:t>
-      </w:r>
-      <w:proofErr w:type="spellStart"/>
-      <w:r>
-        <w:rPr>
-          <w:bCs/>
-        </w:rPr>
-        <w:t>során</w:t>
-      </w:r>
-      <w:proofErr w:type="spellEnd"/>
-      <w:r>
-        <w:rPr>
-          <w:bCs/>
-        </w:rPr>
-        <w:t xml:space="preserve"> </w:t>
-      </w:r>
-      <w:proofErr w:type="spellStart"/>
-      <w:r>
-        <w:rPr>
-          <w:bCs/>
-        </w:rPr>
-        <w:t>úgynevezett</w:t>
-      </w:r>
-      <w:proofErr w:type="spellEnd"/>
-      <w:r>
-        <w:rPr>
-          <w:bCs/>
-        </w:rPr>
-        <w:t xml:space="preserve"> </w:t>
-      </w:r>
-      <w:proofErr w:type="spellStart"/>
-      <w:r>
-        <w:rPr>
-          <w:bCs/>
-        </w:rPr>
-        <w:t>adatbázis-első</w:t>
-      </w:r>
-      <w:proofErr w:type="spellEnd"/>
-      <w:r>
-        <w:rPr>
-          <w:bCs/>
-        </w:rPr>
-        <w:t xml:space="preserve"> (Database-First) </w:t>
-      </w:r>
-      <w:proofErr w:type="spellStart"/>
-      <w:r>
-        <w:rPr>
-          <w:bCs/>
-        </w:rPr>
-        <w:t>megközelítést</w:t>
-      </w:r>
-      <w:proofErr w:type="spellEnd"/>
-      <w:r>
-        <w:rPr>
-          <w:bCs/>
-        </w:rPr>
-        <w:t xml:space="preserve"> </w:t>
-      </w:r>
-      <w:proofErr w:type="spellStart"/>
-      <w:r>
-        <w:rPr>
-          <w:bCs/>
-        </w:rPr>
-        <w:t>alkalmaztunk</w:t>
-      </w:r>
-      <w:proofErr w:type="spellEnd"/>
-      <w:r>
-        <w:rPr>
-          <w:bCs/>
-        </w:rPr>
-        <w:t xml:space="preserve">: </w:t>
-      </w:r>
-      <w:proofErr w:type="spellStart"/>
-      <w:r>
-        <w:rPr>
-          <w:bCs/>
-        </w:rPr>
-        <w:t>először</w:t>
-      </w:r>
-      <w:proofErr w:type="spellEnd"/>
-      <w:r>
-        <w:rPr>
-          <w:bCs/>
-        </w:rPr>
-        <w:t xml:space="preserve"> </w:t>
-      </w:r>
-      <w:proofErr w:type="spellStart"/>
-      <w:r>
-        <w:rPr>
-          <w:bCs/>
-        </w:rPr>
-        <w:t>megterveztük</w:t>
-      </w:r>
-      <w:proofErr w:type="spellEnd"/>
-      <w:r>
-        <w:rPr>
-          <w:bCs/>
-        </w:rPr>
-        <w:t xml:space="preserve"> a MySQL </w:t>
-      </w:r>
-      <w:proofErr w:type="spellStart"/>
-      <w:r>
-        <w:rPr>
-          <w:bCs/>
-        </w:rPr>
-        <w:t>adatbázis</w:t>
-      </w:r>
-      <w:proofErr w:type="spellEnd"/>
-      <w:r>
-        <w:rPr>
-          <w:bCs/>
-        </w:rPr>
-        <w:t xml:space="preserve"> </w:t>
-      </w:r>
-      <w:proofErr w:type="spellStart"/>
-      <w:r>
-        <w:rPr>
-          <w:bCs/>
-        </w:rPr>
-        <w:t>szerkezetét</w:t>
-      </w:r>
-      <w:proofErr w:type="spellEnd"/>
-      <w:r>
-        <w:rPr>
-          <w:bCs/>
-        </w:rPr>
-        <w:t xml:space="preserve"> </w:t>
-      </w:r>
-      <w:proofErr w:type="spellStart"/>
-      <w:r>
-        <w:rPr>
-          <w:bCs/>
-        </w:rPr>
-        <w:t>és</w:t>
-      </w:r>
-      <w:proofErr w:type="spellEnd"/>
-      <w:r>
-        <w:rPr>
-          <w:bCs/>
-        </w:rPr>
-        <w:t xml:space="preserve"> </w:t>
-      </w:r>
-      <w:proofErr w:type="spellStart"/>
-      <w:r>
-        <w:rPr>
-          <w:bCs/>
-        </w:rPr>
-        <w:t>kapcsolatait</w:t>
-      </w:r>
-      <w:proofErr w:type="spellEnd"/>
-      <w:r>
-        <w:rPr>
-          <w:bCs/>
-        </w:rPr>
-        <w:t xml:space="preserve">, </w:t>
-      </w:r>
-      <w:proofErr w:type="spellStart"/>
-      <w:r>
-        <w:rPr>
-          <w:bCs/>
-        </w:rPr>
-        <w:t>majd</w:t>
-      </w:r>
-      <w:proofErr w:type="spellEnd"/>
-      <w:r>
-        <w:rPr>
-          <w:bCs/>
-        </w:rPr>
-        <w:t xml:space="preserve"> a Scaffold-</w:t>
-      </w:r>
-      <w:proofErr w:type="spellStart"/>
-      <w:r>
-        <w:rPr>
-          <w:bCs/>
-        </w:rPr>
-        <w:t>DbContext</w:t>
-      </w:r>
-      <w:proofErr w:type="spellEnd"/>
-      <w:r>
-        <w:rPr>
-          <w:bCs/>
-        </w:rPr>
-        <w:t xml:space="preserve"> </w:t>
-      </w:r>
-      <w:proofErr w:type="spellStart"/>
-      <w:r>
-        <w:rPr>
-          <w:bCs/>
-        </w:rPr>
-        <w:t>parancs</w:t>
-      </w:r>
-      <w:proofErr w:type="spellEnd"/>
-      <w:r>
-        <w:rPr>
-          <w:bCs/>
-        </w:rPr>
-        <w:t xml:space="preserve"> </w:t>
-      </w:r>
-      <w:proofErr w:type="spellStart"/>
-      <w:r>
-        <w:rPr>
-          <w:bCs/>
-        </w:rPr>
-        <w:t>segítségével</w:t>
-      </w:r>
-      <w:proofErr w:type="spellEnd"/>
-      <w:r>
-        <w:rPr>
-          <w:bCs/>
-        </w:rPr>
-        <w:t xml:space="preserve"> </w:t>
-      </w:r>
-      <w:proofErr w:type="spellStart"/>
-      <w:r>
-        <w:rPr>
-          <w:bCs/>
-        </w:rPr>
-        <w:t>ebből</w:t>
-      </w:r>
-      <w:proofErr w:type="spellEnd"/>
-      <w:r>
-        <w:rPr>
-          <w:bCs/>
-        </w:rPr>
-        <w:t xml:space="preserve"> </w:t>
-      </w:r>
-      <w:proofErr w:type="spellStart"/>
-      <w:r>
-        <w:rPr>
-          <w:bCs/>
-        </w:rPr>
-        <w:t>automatikusan</w:t>
-      </w:r>
-      <w:proofErr w:type="spellEnd"/>
-      <w:r>
-        <w:rPr>
-          <w:bCs/>
-        </w:rPr>
-        <w:t xml:space="preserve"> </w:t>
-      </w:r>
-      <w:proofErr w:type="spellStart"/>
-      <w:r>
-        <w:rPr>
-          <w:bCs/>
-        </w:rPr>
-        <w:t>legeneráltuk</w:t>
-      </w:r>
-      <w:proofErr w:type="spellEnd"/>
-      <w:r>
-        <w:rPr>
-          <w:bCs/>
-        </w:rPr>
-        <w:t xml:space="preserve"> a </w:t>
-      </w:r>
-      <w:proofErr w:type="spellStart"/>
-      <w:r>
-        <w:rPr>
-          <w:bCs/>
-        </w:rPr>
-        <w:t>szerveroldali</w:t>
-      </w:r>
-      <w:proofErr w:type="spellEnd"/>
-      <w:r>
-        <w:rPr>
-          <w:bCs/>
-        </w:rPr>
-        <w:t xml:space="preserve"> C# </w:t>
-      </w:r>
-      <w:proofErr w:type="spellStart"/>
-      <w:r>
-        <w:rPr>
-          <w:bCs/>
-        </w:rPr>
-        <w:t>modelleket</w:t>
-      </w:r>
-      <w:proofErr w:type="spellEnd"/>
-      <w:r>
-        <w:rPr>
-          <w:bCs/>
-        </w:rPr>
-        <w:t xml:space="preserve">. </w:t>
-      </w:r>
-      <w:proofErr w:type="spellStart"/>
-      <w:r>
-        <w:rPr>
-          <w:bCs/>
-        </w:rPr>
-        <w:t>Ezzel</w:t>
-      </w:r>
-      <w:proofErr w:type="spellEnd"/>
-      <w:r>
-        <w:rPr>
-          <w:bCs/>
-        </w:rPr>
-        <w:t xml:space="preserve"> a </w:t>
-      </w:r>
-      <w:proofErr w:type="spellStart"/>
-      <w:r>
-        <w:rPr>
-          <w:bCs/>
-        </w:rPr>
-        <w:t>módszerrel</w:t>
-      </w:r>
-      <w:proofErr w:type="spellEnd"/>
-      <w:r>
-        <w:rPr>
-          <w:bCs/>
-        </w:rPr>
-        <w:t xml:space="preserve"> </w:t>
-      </w:r>
-      <w:proofErr w:type="spellStart"/>
-      <w:r>
-        <w:rPr>
-          <w:bCs/>
-        </w:rPr>
-        <w:t>rengeteg</w:t>
-      </w:r>
-      <w:proofErr w:type="spellEnd"/>
-      <w:r>
-        <w:rPr>
-          <w:bCs/>
-        </w:rPr>
-        <w:t xml:space="preserve"> </w:t>
-      </w:r>
-      <w:proofErr w:type="spellStart"/>
-      <w:r>
-        <w:rPr>
-          <w:bCs/>
-        </w:rPr>
-        <w:t>ismétlődő</w:t>
-      </w:r>
-      <w:proofErr w:type="spellEnd"/>
-      <w:r>
-        <w:rPr>
-          <w:bCs/>
-        </w:rPr>
-        <w:t xml:space="preserve">, </w:t>
-      </w:r>
-      <w:proofErr w:type="spellStart"/>
-      <w:r>
-        <w:rPr>
-          <w:bCs/>
-        </w:rPr>
-        <w:t>kézi</w:t>
-      </w:r>
-      <w:proofErr w:type="spellEnd"/>
-      <w:r>
-        <w:rPr>
-          <w:bCs/>
-        </w:rPr>
-        <w:t xml:space="preserve"> </w:t>
-      </w:r>
-      <w:proofErr w:type="spellStart"/>
-      <w:r>
-        <w:rPr>
-          <w:bCs/>
-        </w:rPr>
-        <w:t>kódolást</w:t>
-      </w:r>
-      <w:proofErr w:type="spellEnd"/>
-      <w:r>
-        <w:rPr>
-          <w:bCs/>
-        </w:rPr>
-        <w:t xml:space="preserve"> </w:t>
-      </w:r>
-      <w:proofErr w:type="spellStart"/>
-      <w:r>
-        <w:rPr>
-          <w:bCs/>
-        </w:rPr>
-        <w:t>spóroltunk</w:t>
-      </w:r>
-      <w:proofErr w:type="spellEnd"/>
-      <w:r>
-        <w:rPr>
-          <w:bCs/>
-        </w:rPr>
-        <w:t xml:space="preserve"> meg, </w:t>
-      </w:r>
-      <w:proofErr w:type="spellStart"/>
-      <w:r>
-        <w:rPr>
-          <w:bCs/>
-        </w:rPr>
-        <w:t>és</w:t>
-      </w:r>
-      <w:proofErr w:type="spellEnd"/>
-      <w:r>
-        <w:rPr>
-          <w:bCs/>
-        </w:rPr>
-        <w:t xml:space="preserve"> </w:t>
-      </w:r>
-      <w:proofErr w:type="spellStart"/>
-      <w:r>
-        <w:rPr>
-          <w:bCs/>
-        </w:rPr>
-        <w:t>minimalizáltuk</w:t>
-      </w:r>
-      <w:proofErr w:type="spellEnd"/>
-      <w:r>
-        <w:rPr>
-          <w:bCs/>
-        </w:rPr>
-        <w:t xml:space="preserve"> a </w:t>
-      </w:r>
-      <w:proofErr w:type="spellStart"/>
-      <w:r>
-        <w:rPr>
-          <w:bCs/>
-        </w:rPr>
-        <w:t>hibázás</w:t>
-      </w:r>
-      <w:proofErr w:type="spellEnd"/>
-      <w:r>
-        <w:rPr>
-          <w:bCs/>
-        </w:rPr>
-        <w:t xml:space="preserve"> </w:t>
-      </w:r>
-      <w:proofErr w:type="spellStart"/>
-      <w:r>
-        <w:rPr>
-          <w:bCs/>
-        </w:rPr>
-        <w:t>esélyét</w:t>
-      </w:r>
-      <w:proofErr w:type="spellEnd"/>
-      <w:r>
-        <w:rPr>
-          <w:bCs/>
-        </w:rPr>
-        <w:t>.</w:t>
-      </w:r>
-    </w:p>
-    <w:p>
-      <w:pPr>
-        <w:pStyle w:val="Cmsor2"/>
-      </w:pPr>
-      <w:bookmarkStart w:id="29" w:name="_Toc222816625"/>
-      <w:r>
-        <w:t xml:space="preserve">A </w:t>
-      </w:r>
-      <w:r>
-        <w:t>backend</w:t>
-      </w:r>
-      <w:r>
-        <w:t xml:space="preserve"> </w:t>
-      </w:r>
-      <w:proofErr w:type="spellStart"/>
-      <w:r>
-        <w:t>feladata</w:t>
-      </w:r>
-      <w:bookmarkEnd w:id="29"/>
-      <w:proofErr w:type="spellEnd"/>
-    </w:p>
-    <w:p>
-      <w:pPr>
-        <w:spacing w:line="360" w:lineRule="auto"/>
-        <w:rPr>
-          <w:bCs/>
-        </w:rPr>
-      </w:pPr>
-      <w:r>
-        <w:rPr>
-          <w:bCs/>
-        </w:rPr>
-        <w:t xml:space="preserve">A backend a </w:t>
-      </w:r>
-      <w:proofErr w:type="spellStart"/>
-      <w:r>
-        <w:rPr>
-          <w:bCs/>
-        </w:rPr>
-        <w:t>hátsó</w:t>
-      </w:r>
-      <w:proofErr w:type="spellEnd"/>
-      <w:r>
-        <w:rPr>
-          <w:bCs/>
-        </w:rPr>
-        <w:t xml:space="preserve">, </w:t>
-      </w:r>
-      <w:proofErr w:type="spellStart"/>
-      <w:r>
-        <w:rPr>
-          <w:bCs/>
-        </w:rPr>
-        <w:t>felhasználónak</w:t>
-      </w:r>
-      <w:proofErr w:type="spellEnd"/>
-      <w:r>
-        <w:rPr>
-          <w:bCs/>
-        </w:rPr>
-        <w:t xml:space="preserve"> </w:t>
-      </w:r>
-      <w:proofErr w:type="spellStart"/>
-      <w:r>
-        <w:rPr>
-          <w:bCs/>
-        </w:rPr>
-        <w:t>szempontból</w:t>
-      </w:r>
-      <w:proofErr w:type="spellEnd"/>
-      <w:r>
-        <w:rPr>
-          <w:bCs/>
-        </w:rPr>
-        <w:t xml:space="preserve"> </w:t>
-      </w:r>
-      <w:proofErr w:type="spellStart"/>
-      <w:r>
-        <w:rPr>
-          <w:bCs/>
-        </w:rPr>
-        <w:t>láthatatlan</w:t>
-      </w:r>
-      <w:proofErr w:type="spellEnd"/>
-      <w:r>
-        <w:rPr>
-          <w:bCs/>
-        </w:rPr>
-        <w:t xml:space="preserve">, de a </w:t>
-      </w:r>
-      <w:proofErr w:type="spellStart"/>
-      <w:r>
-        <w:rPr>
-          <w:bCs/>
-        </w:rPr>
-        <w:t>programokban</w:t>
-      </w:r>
-      <w:proofErr w:type="spellEnd"/>
-      <w:r>
-        <w:rPr>
-          <w:bCs/>
-        </w:rPr>
-        <w:t xml:space="preserve"> </w:t>
-      </w:r>
-      <w:proofErr w:type="spellStart"/>
-      <w:r>
-        <w:rPr>
-          <w:bCs/>
-        </w:rPr>
-        <w:t>fontos</w:t>
-      </w:r>
-      <w:proofErr w:type="spellEnd"/>
-      <w:r>
-        <w:rPr>
-          <w:bCs/>
-        </w:rPr>
-        <w:t xml:space="preserve"> </w:t>
-      </w:r>
-      <w:proofErr w:type="spellStart"/>
-      <w:r>
-        <w:rPr>
-          <w:bCs/>
-        </w:rPr>
-        <w:t>és</w:t>
-      </w:r>
-      <w:proofErr w:type="spellEnd"/>
-      <w:r>
-        <w:rPr>
-          <w:bCs/>
-        </w:rPr>
-        <w:t xml:space="preserve"> </w:t>
-      </w:r>
-      <w:proofErr w:type="spellStart"/>
-      <w:r>
-        <w:rPr>
-          <w:bCs/>
-        </w:rPr>
-        <w:t>tényleges</w:t>
-      </w:r>
-      <w:proofErr w:type="spellEnd"/>
-      <w:r>
-        <w:rPr>
-          <w:bCs/>
-        </w:rPr>
-        <w:t xml:space="preserve"> </w:t>
-      </w:r>
-      <w:proofErr w:type="spellStart"/>
-      <w:r>
-        <w:rPr>
-          <w:bCs/>
-        </w:rPr>
-        <w:t>számításokat</w:t>
-      </w:r>
-      <w:proofErr w:type="spellEnd"/>
-      <w:r>
-        <w:rPr>
-          <w:bCs/>
-        </w:rPr>
-        <w:t xml:space="preserve"> </w:t>
-      </w:r>
-      <w:proofErr w:type="spellStart"/>
-      <w:r>
-        <w:rPr>
-          <w:bCs/>
-        </w:rPr>
-        <w:t>végző</w:t>
-      </w:r>
-      <w:proofErr w:type="spellEnd"/>
-      <w:r>
-        <w:rPr>
-          <w:bCs/>
-        </w:rPr>
-        <w:t xml:space="preserve"> </w:t>
-      </w:r>
-      <w:proofErr w:type="spellStart"/>
-      <w:r>
-        <w:rPr>
-          <w:bCs/>
-        </w:rPr>
-        <w:t>része</w:t>
-      </w:r>
-      <w:proofErr w:type="spellEnd"/>
-      <w:r>
-        <w:rPr>
-          <w:bCs/>
-        </w:rPr>
-        <w:t>.</w:t>
-      </w:r>
-    </w:p>
-    <w:p>
-      <w:pPr>
-        <w:spacing w:line="360" w:lineRule="auto"/>
-        <w:rPr>
-          <w:bCs/>
-        </w:rPr>
-      </w:pPr>
-      <w:proofErr w:type="spellStart"/>
-      <w:r>
-        <w:rPr>
-          <w:bCs/>
-        </w:rPr>
-        <w:t>Feladata</w:t>
-      </w:r>
-      <w:proofErr w:type="spellEnd"/>
-      <w:r>
-        <w:rPr>
-          <w:bCs/>
-        </w:rPr>
-        <w:t xml:space="preserve"> a frontend </w:t>
-      </w:r>
-      <w:proofErr w:type="spellStart"/>
-      <w:r>
-        <w:rPr>
-          <w:bCs/>
-        </w:rPr>
-        <w:t>felől</w:t>
-      </w:r>
-      <w:proofErr w:type="spellEnd"/>
-      <w:r>
-        <w:rPr>
-          <w:bCs/>
-        </w:rPr>
-        <w:t xml:space="preserve"> </w:t>
-      </w:r>
-      <w:proofErr w:type="spellStart"/>
-      <w:r>
-        <w:rPr>
-          <w:bCs/>
-        </w:rPr>
-        <w:t>érkező</w:t>
-      </w:r>
-      <w:proofErr w:type="spellEnd"/>
-      <w:r>
-        <w:rPr>
-          <w:bCs/>
-        </w:rPr>
-        <w:t xml:space="preserve"> </w:t>
-      </w:r>
-      <w:proofErr w:type="spellStart"/>
-      <w:r>
-        <w:rPr>
-          <w:bCs/>
-        </w:rPr>
-        <w:t>adatok</w:t>
-      </w:r>
-      <w:proofErr w:type="spellEnd"/>
-      <w:r>
-        <w:rPr>
-          <w:bCs/>
-        </w:rPr>
-        <w:t xml:space="preserve"> </w:t>
-      </w:r>
-      <w:proofErr w:type="spellStart"/>
-      <w:r>
-        <w:rPr>
-          <w:bCs/>
-        </w:rPr>
-        <w:t>gyors</w:t>
-      </w:r>
-      <w:proofErr w:type="spellEnd"/>
-      <w:r>
-        <w:rPr>
-          <w:bCs/>
-        </w:rPr>
-        <w:t xml:space="preserve"> </w:t>
-      </w:r>
-      <w:proofErr w:type="spellStart"/>
-      <w:r>
-        <w:rPr>
-          <w:bCs/>
-        </w:rPr>
-        <w:t>feldolgozása</w:t>
-      </w:r>
-      <w:proofErr w:type="spellEnd"/>
-      <w:r>
-        <w:rPr>
-          <w:bCs/>
-        </w:rPr>
-        <w:t xml:space="preserve">, </w:t>
-      </w:r>
-      <w:proofErr w:type="spellStart"/>
-      <w:r>
-        <w:rPr>
-          <w:bCs/>
-        </w:rPr>
-        <w:t>és</w:t>
-      </w:r>
-      <w:proofErr w:type="spellEnd"/>
-      <w:r>
-        <w:rPr>
-          <w:bCs/>
-        </w:rPr>
-        <w:t xml:space="preserve"> </w:t>
-      </w:r>
-      <w:proofErr w:type="spellStart"/>
-      <w:r>
-        <w:rPr>
-          <w:bCs/>
-        </w:rPr>
-        <w:t>az</w:t>
-      </w:r>
-      <w:proofErr w:type="spellEnd"/>
-      <w:r>
-        <w:rPr>
-          <w:bCs/>
-        </w:rPr>
-        <w:t xml:space="preserve"> </w:t>
-      </w:r>
-      <w:proofErr w:type="spellStart"/>
-      <w:r>
-        <w:rPr>
-          <w:bCs/>
-        </w:rPr>
-        <w:t>eredmények</w:t>
-      </w:r>
-      <w:proofErr w:type="spellEnd"/>
-      <w:r>
-        <w:rPr>
-          <w:bCs/>
-        </w:rPr>
-        <w:t xml:space="preserve"> </w:t>
-      </w:r>
-      <w:proofErr w:type="spellStart"/>
-      <w:r>
-        <w:rPr>
-          <w:bCs/>
-        </w:rPr>
-        <w:t>visszajuttatása</w:t>
-      </w:r>
-      <w:proofErr w:type="spellEnd"/>
-      <w:r>
-        <w:rPr>
-          <w:bCs/>
-        </w:rPr>
-        <w:t xml:space="preserve"> a </w:t>
-      </w:r>
-      <w:proofErr w:type="spellStart"/>
-      <w:r>
-        <w:rPr>
-          <w:bCs/>
-        </w:rPr>
-        <w:t>frontendnek</w:t>
-      </w:r>
-      <w:proofErr w:type="spellEnd"/>
-      <w:r>
-        <w:rPr>
-          <w:bCs/>
-        </w:rPr>
-        <w:t xml:space="preserve">, de </w:t>
-      </w:r>
-      <w:proofErr w:type="spellStart"/>
-      <w:r>
-        <w:rPr>
-          <w:bCs/>
-        </w:rPr>
-        <w:t>szerver</w:t>
-      </w:r>
-      <w:proofErr w:type="spellEnd"/>
-      <w:r>
-        <w:rPr>
-          <w:bCs/>
-        </w:rPr>
-        <w:t xml:space="preserve"> </w:t>
-      </w:r>
-      <w:proofErr w:type="spellStart"/>
-      <w:r>
-        <w:rPr>
-          <w:bCs/>
-        </w:rPr>
-        <w:t>és</w:t>
-      </w:r>
-      <w:proofErr w:type="spellEnd"/>
-      <w:r>
-        <w:rPr>
-          <w:bCs/>
-        </w:rPr>
-        <w:t xml:space="preserve"> </w:t>
-      </w:r>
-      <w:proofErr w:type="spellStart"/>
-      <w:r>
-        <w:rPr>
-          <w:bCs/>
-        </w:rPr>
-        <w:t>kliens</w:t>
-      </w:r>
-      <w:proofErr w:type="spellEnd"/>
-      <w:r>
-        <w:rPr>
-          <w:bCs/>
-        </w:rPr>
-        <w:t xml:space="preserve"> </w:t>
-      </w:r>
-      <w:proofErr w:type="spellStart"/>
-      <w:r>
-        <w:rPr>
-          <w:bCs/>
-        </w:rPr>
-        <w:t>kapcsolatot</w:t>
-      </w:r>
-      <w:proofErr w:type="spellEnd"/>
-      <w:r>
-        <w:rPr>
-          <w:bCs/>
-        </w:rPr>
-        <w:t xml:space="preserve"> is a backend </w:t>
-      </w:r>
-      <w:proofErr w:type="spellStart"/>
-      <w:r>
-        <w:rPr>
-          <w:bCs/>
-        </w:rPr>
-        <w:t>működteti</w:t>
-      </w:r>
-      <w:proofErr w:type="spellEnd"/>
-      <w:r>
-        <w:rPr>
-          <w:bCs/>
-        </w:rPr>
-        <w:t xml:space="preserve">, </w:t>
-      </w:r>
-      <w:proofErr w:type="spellStart"/>
-      <w:r>
-        <w:rPr>
-          <w:bCs/>
-        </w:rPr>
-        <w:t>illetve</w:t>
-      </w:r>
-      <w:proofErr w:type="spellEnd"/>
-      <w:r>
-        <w:rPr>
-          <w:bCs/>
-        </w:rPr>
-        <w:t xml:space="preserve"> </w:t>
-      </w:r>
-      <w:proofErr w:type="spellStart"/>
-      <w:r>
-        <w:rPr>
-          <w:bCs/>
-        </w:rPr>
-        <w:t>az</w:t>
-      </w:r>
-      <w:proofErr w:type="spellEnd"/>
-      <w:r>
-        <w:rPr>
-          <w:bCs/>
-        </w:rPr>
-        <w:t xml:space="preserve"> </w:t>
-      </w:r>
-      <w:proofErr w:type="spellStart"/>
-      <w:r>
-        <w:rPr>
-          <w:bCs/>
-        </w:rPr>
-        <w:t>adatbázis</w:t>
-      </w:r>
-      <w:proofErr w:type="spellEnd"/>
-      <w:r>
-        <w:rPr>
-          <w:bCs/>
-        </w:rPr>
-        <w:t xml:space="preserve"> </w:t>
-      </w:r>
-      <w:proofErr w:type="spellStart"/>
-      <w:r>
-        <w:rPr>
-          <w:bCs/>
-        </w:rPr>
-        <w:t>feldolgozását</w:t>
-      </w:r>
-      <w:proofErr w:type="spellEnd"/>
-      <w:r>
-        <w:rPr>
-          <w:bCs/>
-        </w:rPr>
-        <w:t xml:space="preserve">, </w:t>
-      </w:r>
-      <w:proofErr w:type="spellStart"/>
-      <w:r>
-        <w:rPr>
-          <w:bCs/>
-        </w:rPr>
-        <w:t>és</w:t>
-      </w:r>
-      <w:proofErr w:type="spellEnd"/>
-      <w:r>
-        <w:rPr>
-          <w:bCs/>
-        </w:rPr>
-        <w:t xml:space="preserve"> </w:t>
-      </w:r>
-      <w:proofErr w:type="spellStart"/>
-      <w:r>
-        <w:rPr>
-          <w:bCs/>
-        </w:rPr>
-        <w:t>az</w:t>
-      </w:r>
-      <w:proofErr w:type="spellEnd"/>
-      <w:r>
-        <w:rPr>
-          <w:bCs/>
-        </w:rPr>
-        <w:t xml:space="preserve"> </w:t>
-      </w:r>
-      <w:proofErr w:type="spellStart"/>
-      <w:r>
-        <w:rPr>
-          <w:bCs/>
-        </w:rPr>
-        <w:t>adatok</w:t>
-      </w:r>
-      <w:proofErr w:type="spellEnd"/>
-      <w:r>
-        <w:rPr>
-          <w:bCs/>
-        </w:rPr>
-        <w:t xml:space="preserve"> </w:t>
-      </w:r>
-      <w:proofErr w:type="spellStart"/>
-      <w:r>
-        <w:rPr>
-          <w:bCs/>
-        </w:rPr>
-        <w:t>megfelől</w:t>
-      </w:r>
-      <w:proofErr w:type="spellEnd"/>
-      <w:r>
-        <w:rPr>
-          <w:bCs/>
-        </w:rPr>
-        <w:t xml:space="preserve"> </w:t>
-      </w:r>
-      <w:proofErr w:type="spellStart"/>
-      <w:r>
-        <w:rPr>
-          <w:bCs/>
-        </w:rPr>
-        <w:t>védelmi</w:t>
-      </w:r>
-      <w:proofErr w:type="spellEnd"/>
-      <w:r>
-        <w:rPr>
-          <w:bCs/>
-        </w:rPr>
-        <w:t xml:space="preserve"> </w:t>
-      </w:r>
-      <w:proofErr w:type="spellStart"/>
-      <w:r>
-        <w:rPr>
-          <w:bCs/>
-        </w:rPr>
-        <w:t>tárolásáért</w:t>
-      </w:r>
-      <w:proofErr w:type="spellEnd"/>
-      <w:r>
-        <w:rPr>
-          <w:bCs/>
-        </w:rPr>
-        <w:t xml:space="preserve"> </w:t>
-      </w:r>
-      <w:proofErr w:type="spellStart"/>
-      <w:r>
-        <w:rPr>
-          <w:bCs/>
-        </w:rPr>
-        <w:t>és</w:t>
-      </w:r>
-      <w:proofErr w:type="spellEnd"/>
-      <w:r>
-        <w:rPr>
-          <w:bCs/>
-        </w:rPr>
-        <w:t xml:space="preserve"> </w:t>
-      </w:r>
-      <w:proofErr w:type="spellStart"/>
-      <w:r>
-        <w:rPr>
-          <w:bCs/>
-        </w:rPr>
-        <w:t>módosításaiért</w:t>
-      </w:r>
-      <w:proofErr w:type="spellEnd"/>
-      <w:r>
-        <w:rPr>
-          <w:bCs/>
-        </w:rPr>
-        <w:t xml:space="preserve"> is a backend </w:t>
-      </w:r>
-      <w:proofErr w:type="spellStart"/>
-      <w:r>
-        <w:rPr>
-          <w:bCs/>
-        </w:rPr>
-        <w:t>felelős</w:t>
-      </w:r>
-      <w:proofErr w:type="spellEnd"/>
-      <w:r>
-        <w:rPr>
-          <w:bCs/>
-        </w:rPr>
-        <w:t>.</w:t>
-      </w:r>
-    </w:p>
-    <w:p>
-      <w:pPr>
-        <w:spacing w:line="360" w:lineRule="auto"/>
-      </w:pPr>
-      <w:r>
-        <w:t xml:space="preserve">A backendben végpontokat írunk, ahol az információk cserélődnek, illetve az adatbázisban való módosítást, melyet a frontendtől kap, végzi el, például mentés, törlés, vagy éppen hogyan kerül előhívva az adott információ. Emellett változtatásokat és frissítéseket kell kezelni, illetve törekedni az optimális teljesítményre, hogy minél gyorsabban dolgozza </w:t>
-      </w:r>
-      <w:proofErr w:type="spellStart"/>
-      <w:r>
-        <w:t>fel</w:t>
-      </w:r>
-      <w:proofErr w:type="spellEnd"/>
-      <w:r>
-        <w:t xml:space="preserve"> </w:t>
-      </w:r>
-      <w:proofErr w:type="spellStart"/>
-      <w:r>
-        <w:t>egymás</w:t>
-      </w:r>
-      <w:proofErr w:type="spellEnd"/>
-      <w:r>
-        <w:t xml:space="preserve"> </w:t>
-      </w:r>
-      <w:proofErr w:type="spellStart"/>
-      <w:r>
-        <w:t>között</w:t>
-      </w:r>
-      <w:proofErr w:type="spellEnd"/>
-      <w:r>
-        <w:t xml:space="preserve"> </w:t>
-      </w:r>
-      <w:proofErr w:type="spellStart"/>
-      <w:r>
-        <w:t>az</w:t>
-      </w:r>
-      <w:proofErr w:type="spellEnd"/>
-      <w:r>
-        <w:t xml:space="preserve"> </w:t>
-      </w:r>
-      <w:proofErr w:type="spellStart"/>
-      <w:r>
-        <w:t>információt</w:t>
-      </w:r>
-      <w:proofErr w:type="spellEnd"/>
-      <w:r>
-        <w:t xml:space="preserve"> a </w:t>
-      </w:r>
-      <w:proofErr w:type="spellStart"/>
-      <w:r>
-        <w:t>frontenddel</w:t>
-      </w:r>
-      <w:proofErr w:type="spellEnd"/>
-      <w:r>
-        <w:t>.</w:t>
-      </w:r>
-    </w:p>
-    <w:p>
-      <w:pPr>
-        <w:spacing w:line="360" w:lineRule="auto"/>
-      </w:pPr>
-    </w:p>
-    <w:p>
-      <w:pPr>
-        <w:pStyle w:val="Cmsor1"/>
-      </w:pPr>
-      <w:bookmarkStart w:id="30" w:name="_Toc222816626"/>
-      <w:proofErr w:type="spellStart"/>
-      <w:r>
-        <w:lastRenderedPageBreak/>
-        <w:t>Védelem</w:t>
-      </w:r>
-      <w:bookmarkEnd w:id="30"/>
-      <w:proofErr w:type="spellEnd"/>
-    </w:p>
-    <w:p>
-      <w:pPr>
-        <w:pStyle w:val="Cmsor2"/>
-      </w:pPr>
-      <w:bookmarkStart w:id="31" w:name="_Toc222816627"/>
-      <w:proofErr w:type="spellStart"/>
-      <w:r>
-        <w:t>Jelszavak</w:t>
-      </w:r>
-      <w:proofErr w:type="spellEnd"/>
-      <w:r>
-        <w:t xml:space="preserve"> </w:t>
-      </w:r>
-      <w:proofErr w:type="spellStart"/>
-      <w:r>
-        <w:t>védelme</w:t>
-      </w:r>
-      <w:proofErr w:type="spellEnd"/>
-      <w:r>
-        <w:t xml:space="preserve">:  Salting </w:t>
-      </w:r>
-      <w:proofErr w:type="spellStart"/>
-      <w:r>
-        <w:t>és</w:t>
-      </w:r>
-      <w:proofErr w:type="spellEnd"/>
-      <w:r>
-        <w:t xml:space="preserve"> </w:t>
-      </w:r>
-      <w:proofErr w:type="spellStart"/>
-      <w:r>
-        <w:t>az</w:t>
-      </w:r>
-      <w:proofErr w:type="spellEnd"/>
-      <w:r>
-        <w:t xml:space="preserve"> </w:t>
-      </w:r>
-      <w:proofErr w:type="spellStart"/>
-      <w:r>
-        <w:t>RNGCryptoServiceProvider</w:t>
-      </w:r>
-      <w:bookmarkEnd w:id="31"/>
-      <w:proofErr w:type="spellEnd"/>
-    </w:p>
-    <w:p>
-      <w:pPr>
-        <w:spacing w:line="360" w:lineRule="auto"/>
-      </w:pPr>
-      <w:r>
-        <w:t xml:space="preserve">A </w:t>
-      </w:r>
-      <w:proofErr w:type="spellStart"/>
-      <w:r>
-        <w:t>rendszer</w:t>
-      </w:r>
-      <w:proofErr w:type="spellEnd"/>
-      <w:r>
-        <w:t xml:space="preserve"> a </w:t>
-      </w:r>
-      <w:proofErr w:type="spellStart"/>
-      <w:r>
-        <w:t>felhasználók</w:t>
-      </w:r>
-      <w:proofErr w:type="spellEnd"/>
-      <w:r>
-        <w:t xml:space="preserve"> </w:t>
-      </w:r>
-      <w:proofErr w:type="spellStart"/>
-      <w:r>
-        <w:t>jelszavait</w:t>
-      </w:r>
-      <w:proofErr w:type="spellEnd"/>
-      <w:r>
-        <w:t xml:space="preserve"> </w:t>
-      </w:r>
-      <w:proofErr w:type="spellStart"/>
-      <w:r>
-        <w:t>soha</w:t>
-      </w:r>
-      <w:proofErr w:type="spellEnd"/>
-      <w:r>
-        <w:t xml:space="preserve"> </w:t>
-      </w:r>
-      <w:proofErr w:type="spellStart"/>
-      <w:r>
-        <w:t>nem</w:t>
-      </w:r>
-      <w:proofErr w:type="spellEnd"/>
-      <w:r>
-        <w:t xml:space="preserve"> </w:t>
-      </w:r>
-      <w:proofErr w:type="spellStart"/>
-      <w:r>
-        <w:t>tárolja</w:t>
-      </w:r>
-      <w:proofErr w:type="spellEnd"/>
-      <w:r>
-        <w:t xml:space="preserve"> </w:t>
-      </w:r>
-      <w:proofErr w:type="spellStart"/>
-      <w:r>
-        <w:t>egyszerű</w:t>
-      </w:r>
-      <w:proofErr w:type="spellEnd"/>
-      <w:r>
-        <w:t xml:space="preserve">, </w:t>
-      </w:r>
-      <w:proofErr w:type="spellStart"/>
-      <w:r>
-        <w:t>olvasható</w:t>
-      </w:r>
-      <w:proofErr w:type="spellEnd"/>
-      <w:r>
-        <w:t xml:space="preserve"> </w:t>
-      </w:r>
-      <w:proofErr w:type="spellStart"/>
-      <w:proofErr w:type="gramStart"/>
-      <w:r>
-        <w:t>szövegként</w:t>
-      </w:r>
-      <w:proofErr w:type="spellEnd"/>
-      <w:r>
-        <w:t xml:space="preserve">  </w:t>
-      </w:r>
-      <w:proofErr w:type="spellStart"/>
-      <w:r>
-        <w:t>az</w:t>
-      </w:r>
-      <w:proofErr w:type="spellEnd"/>
-      <w:proofErr w:type="gramEnd"/>
-      <w:r>
-        <w:t xml:space="preserve"> </w:t>
-      </w:r>
-      <w:proofErr w:type="spellStart"/>
-      <w:r>
-        <w:t>adatbázisban</w:t>
-      </w:r>
-      <w:proofErr w:type="spellEnd"/>
-      <w:r>
-        <w:t xml:space="preserve">. </w:t>
-      </w:r>
-      <w:proofErr w:type="spellStart"/>
-      <w:r>
-        <w:t>Ehelyett</w:t>
-      </w:r>
-      <w:proofErr w:type="spellEnd"/>
-      <w:r>
-        <w:t xml:space="preserve"> </w:t>
-      </w:r>
-      <w:proofErr w:type="spellStart"/>
-      <w:r>
-        <w:t>egy</w:t>
-      </w:r>
-      <w:proofErr w:type="spellEnd"/>
-      <w:r>
-        <w:t xml:space="preserve"> </w:t>
-      </w:r>
-      <w:proofErr w:type="spellStart"/>
-      <w:r>
-        <w:t>egyirányú</w:t>
-      </w:r>
-      <w:proofErr w:type="spellEnd"/>
-      <w:r>
-        <w:t xml:space="preserve"> </w:t>
-      </w:r>
-      <w:proofErr w:type="spellStart"/>
-      <w:r>
-        <w:t>titkosítási</w:t>
-      </w:r>
-      <w:proofErr w:type="spellEnd"/>
-      <w:r>
-        <w:t xml:space="preserve"> (hashing) </w:t>
-      </w:r>
-      <w:proofErr w:type="spellStart"/>
-      <w:r>
-        <w:t>eljárást</w:t>
-      </w:r>
-      <w:proofErr w:type="spellEnd"/>
-      <w:r>
-        <w:t xml:space="preserve"> </w:t>
-      </w:r>
-      <w:proofErr w:type="spellStart"/>
-      <w:r>
-        <w:t>alkalmazunk</w:t>
-      </w:r>
-      <w:proofErr w:type="spellEnd"/>
-      <w:r>
-        <w:t xml:space="preserve">, </w:t>
-      </w:r>
-      <w:proofErr w:type="spellStart"/>
-      <w:r>
-        <w:t>amelyet</w:t>
-      </w:r>
-      <w:proofErr w:type="spellEnd"/>
-      <w:r>
-        <w:t xml:space="preserve"> </w:t>
-      </w:r>
-      <w:proofErr w:type="spellStart"/>
-      <w:r>
-        <w:t>egy</w:t>
-      </w:r>
-      <w:proofErr w:type="spellEnd"/>
-      <w:r>
-        <w:t xml:space="preserve"> </w:t>
-      </w:r>
-      <w:proofErr w:type="spellStart"/>
-      <w:proofErr w:type="gramStart"/>
-      <w:r>
-        <w:t>úgynevezett</w:t>
-      </w:r>
-      <w:proofErr w:type="spellEnd"/>
-      <w:r>
-        <w:t xml:space="preserve"> ,,</w:t>
-      </w:r>
-      <w:proofErr w:type="spellStart"/>
-      <w:r>
-        <w:t>sózási</w:t>
-      </w:r>
-      <w:proofErr w:type="spellEnd"/>
-      <w:proofErr w:type="gramEnd"/>
-      <w:r>
-        <w:t xml:space="preserve">'' (salting) </w:t>
-      </w:r>
-      <w:proofErr w:type="spellStart"/>
-      <w:r>
-        <w:t>technika</w:t>
-      </w:r>
-      <w:proofErr w:type="spellEnd"/>
-      <w:r>
-        <w:t xml:space="preserve"> </w:t>
-      </w:r>
-      <w:proofErr w:type="spellStart"/>
-      <w:r>
-        <w:t>tesz</w:t>
-      </w:r>
-      <w:proofErr w:type="spellEnd"/>
-      <w:r>
-        <w:t xml:space="preserve"> </w:t>
-      </w:r>
-      <w:proofErr w:type="spellStart"/>
-      <w:r>
-        <w:t>biztonságossá</w:t>
-      </w:r>
-      <w:proofErr w:type="spellEnd"/>
-      <w:r>
-        <w:t>.</w:t>
-      </w:r>
-    </w:p>
-    <w:p>
-      <w:pPr>
-        <w:spacing w:line="360" w:lineRule="auto"/>
-      </w:pPr>
-      <w:r>
-        <w:t xml:space="preserve">A </w:t>
-      </w:r>
-      <w:proofErr w:type="spellStart"/>
-      <w:r>
-        <w:t>sózás</w:t>
-      </w:r>
-      <w:proofErr w:type="spellEnd"/>
-      <w:r>
-        <w:t xml:space="preserve"> </w:t>
-      </w:r>
-      <w:proofErr w:type="spellStart"/>
-      <w:r>
-        <w:t>lényege</w:t>
-      </w:r>
-      <w:proofErr w:type="spellEnd"/>
-      <w:r>
-        <w:t xml:space="preserve">, </w:t>
-      </w:r>
-      <w:proofErr w:type="spellStart"/>
-      <w:r>
-        <w:t>hogy</w:t>
-      </w:r>
-      <w:proofErr w:type="spellEnd"/>
-      <w:r>
-        <w:t xml:space="preserve"> a felhasználó </w:t>
-      </w:r>
-      <w:proofErr w:type="spellStart"/>
-      <w:r>
-        <w:t>által</w:t>
-      </w:r>
-      <w:proofErr w:type="spellEnd"/>
-      <w:r>
-        <w:t xml:space="preserve"> </w:t>
-      </w:r>
-      <w:proofErr w:type="spellStart"/>
-      <w:r>
-        <w:t>megadott</w:t>
-      </w:r>
-      <w:proofErr w:type="spellEnd"/>
-      <w:r>
-        <w:t xml:space="preserve"> </w:t>
-      </w:r>
-      <w:proofErr w:type="spellStart"/>
-      <w:r>
-        <w:t>jelszóhoz</w:t>
-      </w:r>
-      <w:proofErr w:type="spellEnd"/>
-      <w:r>
-        <w:t xml:space="preserve"> a </w:t>
-      </w:r>
-      <w:proofErr w:type="spellStart"/>
-      <w:r>
-        <w:t>rendszer</w:t>
-      </w:r>
-      <w:proofErr w:type="spellEnd"/>
-      <w:r>
-        <w:t xml:space="preserve"> </w:t>
-      </w:r>
-      <w:proofErr w:type="spellStart"/>
-      <w:r>
-        <w:t>még</w:t>
-      </w:r>
-      <w:proofErr w:type="spellEnd"/>
-      <w:r>
-        <w:t xml:space="preserve"> a </w:t>
-      </w:r>
-      <w:proofErr w:type="spellStart"/>
-      <w:r>
-        <w:t>titkosítás</w:t>
-      </w:r>
-      <w:proofErr w:type="spellEnd"/>
-      <w:r>
-        <w:t xml:space="preserve"> </w:t>
-      </w:r>
-      <w:proofErr w:type="spellStart"/>
-      <w:r>
-        <w:t>előtt</w:t>
-      </w:r>
-      <w:proofErr w:type="spellEnd"/>
-      <w:r>
-        <w:t xml:space="preserve"> </w:t>
-      </w:r>
-      <w:proofErr w:type="spellStart"/>
-      <w:r>
-        <w:t>hozzáilleszt</w:t>
-      </w:r>
-      <w:proofErr w:type="spellEnd"/>
-      <w:r>
-        <w:t xml:space="preserve"> </w:t>
-      </w:r>
-      <w:proofErr w:type="spellStart"/>
-      <w:r>
-        <w:t>egy</w:t>
-      </w:r>
-      <w:proofErr w:type="spellEnd"/>
-      <w:r>
-        <w:t xml:space="preserve"> </w:t>
-      </w:r>
-      <w:proofErr w:type="spellStart"/>
-      <w:r>
-        <w:t>teljesen</w:t>
-      </w:r>
-      <w:proofErr w:type="spellEnd"/>
-      <w:r>
-        <w:t xml:space="preserve"> </w:t>
-      </w:r>
-      <w:proofErr w:type="spellStart"/>
-      <w:r>
-        <w:t>véletlenszerűen</w:t>
-      </w:r>
-      <w:proofErr w:type="spellEnd"/>
-      <w:r>
-        <w:t xml:space="preserve"> </w:t>
-      </w:r>
-      <w:proofErr w:type="spellStart"/>
-      <w:r>
-        <w:t>generált</w:t>
-      </w:r>
-      <w:proofErr w:type="spellEnd"/>
-      <w:r>
-        <w:t xml:space="preserve">, </w:t>
-      </w:r>
-      <w:proofErr w:type="spellStart"/>
-      <w:r>
-        <w:t>egyedi</w:t>
-      </w:r>
-      <w:proofErr w:type="spellEnd"/>
-      <w:r>
-        <w:t xml:space="preserve"> </w:t>
-      </w:r>
-      <w:proofErr w:type="spellStart"/>
-      <w:r>
-        <w:t>karaktersorozatot</w:t>
-      </w:r>
-      <w:proofErr w:type="spellEnd"/>
-      <w:r>
-        <w:t xml:space="preserve"> (</w:t>
-      </w:r>
-      <w:proofErr w:type="spellStart"/>
-      <w:r>
-        <w:t>ez</w:t>
-      </w:r>
-      <w:proofErr w:type="spellEnd"/>
-      <w:r>
-        <w:t xml:space="preserve"> a \</w:t>
-      </w:r>
-      <w:proofErr w:type="spellStart"/>
-      <w:proofErr w:type="gramStart"/>
-      <w:r>
-        <w:t>textit</w:t>
-      </w:r>
-      <w:proofErr w:type="spellEnd"/>
-      <w:r>
-        <w:t>{</w:t>
-      </w:r>
-      <w:proofErr w:type="gramEnd"/>
-      <w:r>
-        <w:t xml:space="preserve">Salt}). </w:t>
-      </w:r>
-      <w:proofErr w:type="spellStart"/>
-      <w:r>
-        <w:t>Ezt</w:t>
-      </w:r>
-      <w:proofErr w:type="spellEnd"/>
-      <w:r>
-        <w:t xml:space="preserve"> a </w:t>
-      </w:r>
-      <w:proofErr w:type="spellStart"/>
-      <w:r>
-        <w:t>véletlenszerű</w:t>
-      </w:r>
-      <w:proofErr w:type="spellEnd"/>
-      <w:r>
-        <w:t xml:space="preserve"> </w:t>
-      </w:r>
-      <w:proofErr w:type="spellStart"/>
-      <w:r>
-        <w:t>értéket</w:t>
-      </w:r>
-      <w:proofErr w:type="spellEnd"/>
-      <w:r>
-        <w:t xml:space="preserve"> a .NET </w:t>
-      </w:r>
-      <w:proofErr w:type="spellStart"/>
-      <w:r>
-        <w:t>beépített</w:t>
-      </w:r>
-      <w:proofErr w:type="spellEnd"/>
-      <w:r>
-        <w:t xml:space="preserve">, </w:t>
-      </w:r>
-      <w:proofErr w:type="spellStart"/>
-      <w:r>
-        <w:t>kriptográfiailag</w:t>
-      </w:r>
-      <w:proofErr w:type="spellEnd"/>
-      <w:r>
-        <w:t xml:space="preserve"> </w:t>
-      </w:r>
-      <w:proofErr w:type="spellStart"/>
-      <w:r>
-        <w:t>biztonságos</w:t>
-      </w:r>
-      <w:proofErr w:type="spellEnd"/>
-      <w:r>
-        <w:t xml:space="preserve"> </w:t>
-      </w:r>
-      <w:proofErr w:type="spellStart"/>
-      <w:r>
-        <w:t>véletlenszám-generátora</w:t>
-      </w:r>
-      <w:proofErr w:type="spellEnd"/>
-      <w:r>
-        <w:t xml:space="preserve">, </w:t>
-      </w:r>
-      <w:proofErr w:type="spellStart"/>
-      <w:r>
-        <w:t>az</w:t>
-      </w:r>
-      <w:proofErr w:type="spellEnd"/>
-      <w:r>
-        <w:t xml:space="preserve"> </w:t>
-      </w:r>
-      <w:proofErr w:type="spellStart"/>
-      <w:r>
-        <w:t>RNGCryptoServiceProvider</w:t>
-      </w:r>
-      <w:proofErr w:type="spellEnd"/>
-      <w:r>
-        <w:t xml:space="preserve"> </w:t>
-      </w:r>
-      <w:proofErr w:type="spellStart"/>
-      <w:r>
-        <w:t>állítja</w:t>
-      </w:r>
-      <w:proofErr w:type="spellEnd"/>
-      <w:r>
-        <w:t xml:space="preserve"> </w:t>
-      </w:r>
-      <w:proofErr w:type="spellStart"/>
-      <w:r>
-        <w:t>elő</w:t>
-      </w:r>
-      <w:proofErr w:type="spellEnd"/>
-      <w:r>
-        <w:t xml:space="preserve"> </w:t>
-      </w:r>
-      <w:proofErr w:type="spellStart"/>
-      <w:r>
-        <w:t>minden</w:t>
-      </w:r>
-      <w:proofErr w:type="spellEnd"/>
-      <w:r>
-        <w:t xml:space="preserve"> </w:t>
-      </w:r>
-      <w:proofErr w:type="spellStart"/>
-      <w:r>
-        <w:t>egyes</w:t>
-      </w:r>
-      <w:proofErr w:type="spellEnd"/>
-      <w:r>
-        <w:t xml:space="preserve"> </w:t>
-      </w:r>
-      <w:proofErr w:type="spellStart"/>
-      <w:r>
-        <w:t>regisztráció</w:t>
-      </w:r>
-      <w:proofErr w:type="spellEnd"/>
-      <w:r>
-        <w:t xml:space="preserve"> </w:t>
-      </w:r>
-      <w:proofErr w:type="spellStart"/>
-      <w:r>
-        <w:t>vagy</w:t>
-      </w:r>
-      <w:proofErr w:type="spellEnd"/>
-      <w:r>
-        <w:t xml:space="preserve"> </w:t>
-      </w:r>
-      <w:proofErr w:type="spellStart"/>
-      <w:r>
-        <w:t>jelszómódosítás</w:t>
-      </w:r>
-      <w:proofErr w:type="spellEnd"/>
-      <w:r>
-        <w:t xml:space="preserve"> </w:t>
-      </w:r>
-      <w:proofErr w:type="spellStart"/>
-      <w:r>
-        <w:t>alkalmával</w:t>
-      </w:r>
-      <w:proofErr w:type="spellEnd"/>
-      <w:r>
-        <w:t>.</w:t>
-      </w:r>
-    </w:p>
-    <w:p>
-      <w:pPr>
-        <w:spacing w:line="360" w:lineRule="auto"/>
-      </w:pPr>
-      <w:proofErr w:type="spellStart"/>
-      <w:r>
-        <w:t>Ennek</w:t>
-      </w:r>
-      <w:proofErr w:type="spellEnd"/>
-      <w:r>
-        <w:t xml:space="preserve"> a </w:t>
-      </w:r>
-      <w:proofErr w:type="spellStart"/>
-      <w:r>
-        <w:t>módszernek</w:t>
-      </w:r>
-      <w:proofErr w:type="spellEnd"/>
-      <w:r>
-        <w:t xml:space="preserve"> a </w:t>
-      </w:r>
-      <w:proofErr w:type="spellStart"/>
-      <w:r>
-        <w:t>használata</w:t>
-      </w:r>
-      <w:proofErr w:type="spellEnd"/>
-      <w:r>
-        <w:t xml:space="preserve"> </w:t>
-      </w:r>
-      <w:proofErr w:type="spellStart"/>
-      <w:r>
-        <w:t>kritikus</w:t>
-      </w:r>
-      <w:proofErr w:type="spellEnd"/>
-      <w:r>
-        <w:t xml:space="preserve"> </w:t>
-      </w:r>
-      <w:proofErr w:type="spellStart"/>
-      <w:r>
-        <w:t>fontosságú</w:t>
-      </w:r>
-      <w:proofErr w:type="spellEnd"/>
-      <w:r>
-        <w:t xml:space="preserve">. Ha </w:t>
-      </w:r>
-      <w:proofErr w:type="spellStart"/>
-      <w:r>
-        <w:t>két</w:t>
-      </w:r>
-      <w:proofErr w:type="spellEnd"/>
-      <w:r>
-        <w:t xml:space="preserve"> felhasználó </w:t>
-      </w:r>
-      <w:proofErr w:type="spellStart"/>
-      <w:r>
-        <w:t>véletlenül</w:t>
-      </w:r>
-      <w:proofErr w:type="spellEnd"/>
-      <w:r>
-        <w:t xml:space="preserve"> </w:t>
-      </w:r>
-      <w:proofErr w:type="spellStart"/>
-      <w:r>
-        <w:t>pontosan</w:t>
-      </w:r>
-      <w:proofErr w:type="spellEnd"/>
-      <w:r>
-        <w:t xml:space="preserve"> </w:t>
-      </w:r>
-      <w:proofErr w:type="spellStart"/>
-      <w:r>
-        <w:t>ugyanazt</w:t>
-      </w:r>
-      <w:proofErr w:type="spellEnd"/>
-      <w:r>
-        <w:t xml:space="preserve"> a </w:t>
-      </w:r>
-      <w:proofErr w:type="spellStart"/>
-      <w:r>
-        <w:t>jelszót</w:t>
-      </w:r>
-      <w:proofErr w:type="spellEnd"/>
-      <w:r>
-        <w:t xml:space="preserve"> (</w:t>
-      </w:r>
-      <w:proofErr w:type="gramStart"/>
-      <w:r>
-        <w:t>pl. ,,pizza</w:t>
-      </w:r>
-      <w:proofErr w:type="gramEnd"/>
-      <w:r>
-        <w:t xml:space="preserve">123'') </w:t>
-      </w:r>
-      <w:proofErr w:type="spellStart"/>
-      <w:r>
-        <w:t>adná</w:t>
-      </w:r>
-      <w:proofErr w:type="spellEnd"/>
-      <w:r>
-        <w:t xml:space="preserve"> meg, </w:t>
-      </w:r>
-      <w:proofErr w:type="spellStart"/>
-      <w:r>
-        <w:t>sózás</w:t>
-      </w:r>
-      <w:proofErr w:type="spellEnd"/>
-      <w:r>
-        <w:t xml:space="preserve"> </w:t>
-      </w:r>
-      <w:proofErr w:type="spellStart"/>
-      <w:r>
-        <w:t>nélkül</w:t>
-      </w:r>
-      <w:proofErr w:type="spellEnd"/>
-      <w:r>
-        <w:t xml:space="preserve"> a </w:t>
-      </w:r>
-      <w:proofErr w:type="spellStart"/>
-      <w:r>
-        <w:t>titkosított</w:t>
-      </w:r>
-      <w:proofErr w:type="spellEnd"/>
-      <w:r>
-        <w:t xml:space="preserve"> </w:t>
-      </w:r>
-      <w:proofErr w:type="spellStart"/>
-      <w:r>
-        <w:t>adatbázis-bejegyzésük</w:t>
-      </w:r>
-      <w:proofErr w:type="spellEnd"/>
-      <w:r>
-        <w:t xml:space="preserve"> is </w:t>
-      </w:r>
-      <w:proofErr w:type="spellStart"/>
-      <w:r>
-        <w:t>hajszálpontosan</w:t>
-      </w:r>
-      <w:proofErr w:type="spellEnd"/>
-      <w:r>
-        <w:t xml:space="preserve"> </w:t>
-      </w:r>
-      <w:proofErr w:type="spellStart"/>
-      <w:r>
-        <w:t>megegyezne</w:t>
-      </w:r>
-      <w:proofErr w:type="spellEnd"/>
-      <w:r>
-        <w:t xml:space="preserve">. Egy </w:t>
-      </w:r>
-      <w:proofErr w:type="spellStart"/>
-      <w:r>
-        <w:t>esetleges</w:t>
-      </w:r>
-      <w:proofErr w:type="spellEnd"/>
-      <w:r>
-        <w:t xml:space="preserve"> </w:t>
-      </w:r>
-      <w:proofErr w:type="spellStart"/>
-      <w:r>
-        <w:t>adatszivárgás</w:t>
-      </w:r>
-      <w:proofErr w:type="spellEnd"/>
-      <w:r>
-        <w:t xml:space="preserve"> </w:t>
-      </w:r>
-      <w:proofErr w:type="spellStart"/>
-      <w:r>
-        <w:t>esetén</w:t>
-      </w:r>
-      <w:proofErr w:type="spellEnd"/>
-      <w:r>
-        <w:t xml:space="preserve"> a </w:t>
-      </w:r>
-      <w:proofErr w:type="spellStart"/>
-      <w:r>
-        <w:t>támadók</w:t>
-      </w:r>
-      <w:proofErr w:type="spellEnd"/>
-      <w:r>
-        <w:t xml:space="preserve"> a </w:t>
-      </w:r>
-      <w:proofErr w:type="spellStart"/>
-      <w:r>
-        <w:t>gyakori</w:t>
-      </w:r>
-      <w:proofErr w:type="spellEnd"/>
-      <w:r>
-        <w:t xml:space="preserve"> </w:t>
-      </w:r>
-      <w:proofErr w:type="spellStart"/>
-      <w:r>
-        <w:t>jelszavakat</w:t>
-      </w:r>
-      <w:proofErr w:type="spellEnd"/>
-      <w:r>
-        <w:t xml:space="preserve"> </w:t>
-      </w:r>
-      <w:proofErr w:type="spellStart"/>
-      <w:proofErr w:type="gramStart"/>
-      <w:r>
-        <w:t>tartalmazó</w:t>
-      </w:r>
-      <w:proofErr w:type="spellEnd"/>
-      <w:r>
-        <w:t xml:space="preserve"> ,,</w:t>
-      </w:r>
-      <w:proofErr w:type="spellStart"/>
-      <w:r>
-        <w:t>szivárványtáblák</w:t>
-      </w:r>
-      <w:proofErr w:type="spellEnd"/>
-      <w:proofErr w:type="gramEnd"/>
-      <w:r>
-        <w:t xml:space="preserve">'' </w:t>
-      </w:r>
-      <w:proofErr w:type="spellStart"/>
-      <w:r>
-        <w:t>segítségével</w:t>
-      </w:r>
-      <w:proofErr w:type="spellEnd"/>
-      <w:r>
-        <w:t xml:space="preserve"> </w:t>
-      </w:r>
-      <w:proofErr w:type="spellStart"/>
-      <w:r>
-        <w:t>azonnal</w:t>
-      </w:r>
-      <w:proofErr w:type="spellEnd"/>
-      <w:r>
-        <w:t xml:space="preserve"> </w:t>
-      </w:r>
-      <w:proofErr w:type="spellStart"/>
-      <w:r>
-        <w:t>visszafejthetnék</w:t>
-      </w:r>
-      <w:proofErr w:type="spellEnd"/>
-      <w:r>
-        <w:t xml:space="preserve"> </w:t>
-      </w:r>
-      <w:proofErr w:type="spellStart"/>
-      <w:r>
-        <w:t>ezeket</w:t>
-      </w:r>
-      <w:proofErr w:type="spellEnd"/>
-      <w:r>
-        <w:t xml:space="preserve">. </w:t>
-      </w:r>
-      <w:proofErr w:type="spellStart"/>
-      <w:r>
-        <w:t>Mivel</w:t>
-      </w:r>
-      <w:proofErr w:type="spellEnd"/>
-      <w:r>
-        <w:t xml:space="preserve"> </w:t>
-      </w:r>
-      <w:proofErr w:type="spellStart"/>
-      <w:r>
-        <w:t>azonban</w:t>
-      </w:r>
-      <w:proofErr w:type="spellEnd"/>
-      <w:r>
-        <w:t xml:space="preserve"> a </w:t>
-      </w:r>
-      <w:proofErr w:type="spellStart"/>
-      <w:r>
-        <w:t>rendszerünk</w:t>
-      </w:r>
-      <w:proofErr w:type="spellEnd"/>
-      <w:r>
-        <w:t xml:space="preserve"> </w:t>
-      </w:r>
-      <w:proofErr w:type="spellStart"/>
-      <w:r>
-        <w:t>minden</w:t>
-      </w:r>
-      <w:proofErr w:type="spellEnd"/>
-      <w:r>
-        <w:t xml:space="preserve"> </w:t>
-      </w:r>
-      <w:proofErr w:type="spellStart"/>
-      <w:r>
-        <w:t>felhasználóhoz</w:t>
-      </w:r>
-      <w:proofErr w:type="spellEnd"/>
-      <w:r>
-        <w:t xml:space="preserve"> </w:t>
-      </w:r>
-      <w:proofErr w:type="spellStart"/>
-      <w:r>
-        <w:t>egyedi</w:t>
-      </w:r>
-      <w:proofErr w:type="spellEnd"/>
-      <w:r>
-        <w:t xml:space="preserve"> Salt </w:t>
-      </w:r>
-      <w:proofErr w:type="spellStart"/>
-      <w:r>
-        <w:t>értéket</w:t>
-      </w:r>
-      <w:proofErr w:type="spellEnd"/>
-      <w:r>
-        <w:t xml:space="preserve"> </w:t>
-      </w:r>
-      <w:proofErr w:type="spellStart"/>
-      <w:r>
-        <w:t>generál</w:t>
-      </w:r>
-      <w:proofErr w:type="spellEnd"/>
-      <w:r>
-        <w:t xml:space="preserve">, </w:t>
-      </w:r>
-      <w:proofErr w:type="spellStart"/>
-      <w:r>
-        <w:t>és</w:t>
-      </w:r>
-      <w:proofErr w:type="spellEnd"/>
-      <w:r>
-        <w:t xml:space="preserve"> </w:t>
-      </w:r>
-      <w:proofErr w:type="spellStart"/>
-      <w:r>
-        <w:t>ezt</w:t>
-      </w:r>
-      <w:proofErr w:type="spellEnd"/>
-      <w:r>
-        <w:t xml:space="preserve"> a </w:t>
-      </w:r>
-      <w:proofErr w:type="spellStart"/>
-      <w:r>
-        <w:t>jelszóval</w:t>
-      </w:r>
-      <w:proofErr w:type="spellEnd"/>
-      <w:r>
-        <w:t xml:space="preserve"> </w:t>
-      </w:r>
-      <w:proofErr w:type="spellStart"/>
-      <w:r>
-        <w:t>együtt</w:t>
-      </w:r>
-      <w:proofErr w:type="spellEnd"/>
-      <w:r>
-        <w:t xml:space="preserve"> </w:t>
-      </w:r>
-      <w:proofErr w:type="spellStart"/>
-      <w:r>
-        <w:t>titkosítja</w:t>
-      </w:r>
-      <w:proofErr w:type="spellEnd"/>
-      <w:r>
-        <w:t xml:space="preserve">, </w:t>
-      </w:r>
-      <w:proofErr w:type="spellStart"/>
-      <w:r>
-        <w:t>ugyanaz</w:t>
-      </w:r>
-      <w:proofErr w:type="spellEnd"/>
-      <w:r>
-        <w:t xml:space="preserve"> a </w:t>
-      </w:r>
-      <w:proofErr w:type="spellStart"/>
-      <w:r>
-        <w:t>jelszó</w:t>
-      </w:r>
-      <w:proofErr w:type="spellEnd"/>
-      <w:r>
-        <w:t xml:space="preserve"> </w:t>
-      </w:r>
-      <w:proofErr w:type="spellStart"/>
-      <w:r>
-        <w:t>két</w:t>
-      </w:r>
-      <w:proofErr w:type="spellEnd"/>
-      <w:r>
-        <w:t xml:space="preserve"> </w:t>
-      </w:r>
-      <w:proofErr w:type="spellStart"/>
-      <w:r>
-        <w:t>különböző</w:t>
-      </w:r>
-      <w:proofErr w:type="spellEnd"/>
-      <w:r>
-        <w:t xml:space="preserve"> </w:t>
-      </w:r>
-      <w:proofErr w:type="spellStart"/>
-      <w:r>
-        <w:t>embernél</w:t>
-      </w:r>
-      <w:proofErr w:type="spellEnd"/>
-      <w:r>
-        <w:t xml:space="preserve"> </w:t>
-      </w:r>
-      <w:proofErr w:type="spellStart"/>
-      <w:r>
-        <w:t>teljesen</w:t>
-      </w:r>
-      <w:proofErr w:type="spellEnd"/>
-      <w:r>
-        <w:t xml:space="preserve"> </w:t>
-      </w:r>
-      <w:proofErr w:type="spellStart"/>
-      <w:r>
-        <w:t>más</w:t>
-      </w:r>
-      <w:proofErr w:type="spellEnd"/>
-      <w:r>
-        <w:t xml:space="preserve"> </w:t>
-      </w:r>
-      <w:proofErr w:type="spellStart"/>
-      <w:r>
-        <w:t>titkosított</w:t>
-      </w:r>
-      <w:proofErr w:type="spellEnd"/>
-      <w:r>
-        <w:t xml:space="preserve"> </w:t>
-      </w:r>
-      <w:proofErr w:type="spellStart"/>
-      <w:r>
-        <w:t>végeredményt</w:t>
-      </w:r>
-      <w:proofErr w:type="spellEnd"/>
-      <w:r>
-        <w:t xml:space="preserve"> fog </w:t>
-      </w:r>
-      <w:proofErr w:type="spellStart"/>
-      <w:r>
-        <w:t>adni</w:t>
-      </w:r>
-      <w:proofErr w:type="spellEnd"/>
-      <w:r>
-        <w:t xml:space="preserve">. Ez a </w:t>
-      </w:r>
-      <w:proofErr w:type="spellStart"/>
-      <w:r>
-        <w:t>megközelítés</w:t>
-      </w:r>
-      <w:proofErr w:type="spellEnd"/>
-      <w:r>
-        <w:t xml:space="preserve"> </w:t>
-      </w:r>
-      <w:proofErr w:type="spellStart"/>
-      <w:r>
-        <w:t>gyakorlatilag</w:t>
-      </w:r>
-      <w:proofErr w:type="spellEnd"/>
-      <w:r>
-        <w:t xml:space="preserve"> </w:t>
-      </w:r>
-      <w:proofErr w:type="spellStart"/>
-      <w:r>
-        <w:t>lehetetlenné</w:t>
-      </w:r>
-      <w:proofErr w:type="spellEnd"/>
-      <w:r>
-        <w:t xml:space="preserve"> </w:t>
-      </w:r>
-      <w:proofErr w:type="spellStart"/>
-      <w:r>
-        <w:t>teszi</w:t>
-      </w:r>
-      <w:proofErr w:type="spellEnd"/>
-      <w:r>
-        <w:t xml:space="preserve"> a </w:t>
-      </w:r>
-      <w:proofErr w:type="spellStart"/>
-      <w:r>
-        <w:t>szótáralapú</w:t>
-      </w:r>
-      <w:proofErr w:type="spellEnd"/>
-      <w:r>
-        <w:t xml:space="preserve"> </w:t>
-      </w:r>
-      <w:proofErr w:type="spellStart"/>
-      <w:r>
-        <w:t>támadásokat</w:t>
-      </w:r>
-      <w:proofErr w:type="spellEnd"/>
-      <w:r>
-        <w:t>.</w:t>
-      </w:r>
-    </w:p>
-    <w:p>
-      <w:pPr>
-        <w:pStyle w:val="Cmsor2"/>
-      </w:pPr>
-      <w:bookmarkStart w:id="32" w:name="_Toc222816628"/>
-      <w:proofErr w:type="spellStart"/>
-      <w:r>
-        <w:t>Titkosító</w:t>
-      </w:r>
-      <w:proofErr w:type="spellEnd"/>
-      <w:r>
-        <w:t xml:space="preserve"> </w:t>
-      </w:r>
-      <w:proofErr w:type="spellStart"/>
-      <w:r>
-        <w:t>algoritmus</w:t>
-      </w:r>
-      <w:proofErr w:type="spellEnd"/>
-      <w:r>
-        <w:t xml:space="preserve"> (SHA-256)</w:t>
-      </w:r>
-      <w:bookmarkEnd w:id="32"/>
-    </w:p>
-    <w:p>
-      <w:r>
-        <w:t xml:space="preserve">A </w:t>
-      </w:r>
-      <w:proofErr w:type="spellStart"/>
-      <w:r>
-        <w:t>sóval</w:t>
-      </w:r>
-      <w:proofErr w:type="spellEnd"/>
-      <w:r>
-        <w:t xml:space="preserve"> </w:t>
-      </w:r>
-      <w:proofErr w:type="spellStart"/>
-      <w:r>
-        <w:t>kiegészített</w:t>
-      </w:r>
-      <w:proofErr w:type="spellEnd"/>
-      <w:r>
-        <w:t xml:space="preserve"> </w:t>
-      </w:r>
-      <w:proofErr w:type="spellStart"/>
-      <w:r>
-        <w:t>jelszó</w:t>
-      </w:r>
-      <w:proofErr w:type="spellEnd"/>
-      <w:r>
-        <w:t xml:space="preserve"> </w:t>
-      </w:r>
-      <w:proofErr w:type="spellStart"/>
-      <w:r>
-        <w:t>lenyomatának</w:t>
-      </w:r>
-      <w:proofErr w:type="spellEnd"/>
-      <w:r>
-        <w:t xml:space="preserve"> (hash) </w:t>
-      </w:r>
-      <w:proofErr w:type="spellStart"/>
-      <w:r>
-        <w:t>elkészítéséhez</w:t>
-      </w:r>
-      <w:proofErr w:type="spellEnd"/>
-      <w:r>
-        <w:t xml:space="preserve"> a </w:t>
-      </w:r>
-      <w:proofErr w:type="spellStart"/>
-      <w:r>
-        <w:t>széles</w:t>
-      </w:r>
-      <w:proofErr w:type="spellEnd"/>
-      <w:r>
-        <w:t xml:space="preserve"> </w:t>
-      </w:r>
-      <w:proofErr w:type="spellStart"/>
-      <w:r>
-        <w:t>körben</w:t>
-      </w:r>
-      <w:proofErr w:type="spellEnd"/>
-      <w:r>
-        <w:t xml:space="preserve"> </w:t>
-      </w:r>
-      <w:proofErr w:type="spellStart"/>
-      <w:r>
-        <w:t>elterjedt</w:t>
-      </w:r>
-      <w:proofErr w:type="spellEnd"/>
-      <w:r>
-        <w:t xml:space="preserve"> SHA-256 (Secure Hash Algorithm 256-bit) </w:t>
-      </w:r>
-      <w:proofErr w:type="spellStart"/>
-      <w:r>
-        <w:t>algoritmust</w:t>
-      </w:r>
-      <w:proofErr w:type="spellEnd"/>
-      <w:r>
-        <w:t xml:space="preserve"> </w:t>
-      </w:r>
-      <w:proofErr w:type="spellStart"/>
-      <w:r>
-        <w:t>használjuk</w:t>
-      </w:r>
-      <w:proofErr w:type="spellEnd"/>
-      <w:r>
-        <w:t xml:space="preserve">. Ez </w:t>
-      </w:r>
-      <w:proofErr w:type="spellStart"/>
-      <w:r>
-        <w:t>az</w:t>
-      </w:r>
-      <w:proofErr w:type="spellEnd"/>
-      <w:r>
-        <w:t xml:space="preserve"> </w:t>
-      </w:r>
-      <w:proofErr w:type="spellStart"/>
-      <w:r>
-        <w:t>eljárás</w:t>
-      </w:r>
-      <w:proofErr w:type="spellEnd"/>
-      <w:r>
-        <w:t xml:space="preserve"> a </w:t>
-      </w:r>
-      <w:proofErr w:type="spellStart"/>
-      <w:r>
-        <w:t>bemeneti</w:t>
-      </w:r>
-      <w:proofErr w:type="spellEnd"/>
-      <w:r>
-        <w:t xml:space="preserve"> (</w:t>
-      </w:r>
-      <w:proofErr w:type="spellStart"/>
-      <w:r>
-        <w:t>sózott</w:t>
-      </w:r>
-      <w:proofErr w:type="spellEnd"/>
-      <w:r>
-        <w:t xml:space="preserve">) </w:t>
-      </w:r>
-      <w:proofErr w:type="spellStart"/>
-      <w:r>
-        <w:t>jelszóból</w:t>
-      </w:r>
-      <w:proofErr w:type="spellEnd"/>
-      <w:r>
-        <w:t xml:space="preserve"> </w:t>
-      </w:r>
-      <w:proofErr w:type="spellStart"/>
-      <w:r>
-        <w:t>egy</w:t>
-      </w:r>
-      <w:proofErr w:type="spellEnd"/>
-      <w:r>
-        <w:t xml:space="preserve"> fix </w:t>
-      </w:r>
-      <w:proofErr w:type="spellStart"/>
-      <w:r>
-        <w:t>hosszúságú</w:t>
-      </w:r>
-      <w:proofErr w:type="spellEnd"/>
-      <w:r>
-        <w:t xml:space="preserve">, 256 bites </w:t>
-      </w:r>
-      <w:proofErr w:type="spellStart"/>
-      <w:r>
-        <w:t>lenyomatot</w:t>
-      </w:r>
-      <w:proofErr w:type="spellEnd"/>
-      <w:r>
-        <w:t xml:space="preserve"> </w:t>
-      </w:r>
-      <w:proofErr w:type="spellStart"/>
-      <w:r>
-        <w:t>képez</w:t>
-      </w:r>
-      <w:proofErr w:type="spellEnd"/>
-      <w:r>
-        <w:t xml:space="preserve">. </w:t>
-      </w:r>
-      <w:proofErr w:type="spellStart"/>
-      <w:r>
-        <w:t>Mivel</w:t>
-      </w:r>
-      <w:proofErr w:type="spellEnd"/>
-      <w:r>
-        <w:t xml:space="preserve"> </w:t>
-      </w:r>
-      <w:proofErr w:type="spellStart"/>
-      <w:r>
-        <w:t>az</w:t>
-      </w:r>
-      <w:proofErr w:type="spellEnd"/>
-      <w:r>
-        <w:t xml:space="preserve"> SHA-256 </w:t>
-      </w:r>
-      <w:proofErr w:type="spellStart"/>
-      <w:r>
-        <w:t>egyirányú</w:t>
-      </w:r>
-      <w:proofErr w:type="spellEnd"/>
-      <w:r>
-        <w:t xml:space="preserve"> </w:t>
-      </w:r>
-      <w:proofErr w:type="spellStart"/>
-      <w:r>
-        <w:t>függvény</w:t>
-      </w:r>
-      <w:proofErr w:type="spellEnd"/>
-      <w:r>
-        <w:t xml:space="preserve">, a </w:t>
-      </w:r>
-      <w:proofErr w:type="spellStart"/>
-      <w:r>
-        <w:t>generált</w:t>
-      </w:r>
-      <w:proofErr w:type="spellEnd"/>
-      <w:r>
-        <w:t xml:space="preserve"> </w:t>
-      </w:r>
-      <w:proofErr w:type="spellStart"/>
-      <w:r>
-        <w:t>lenyomatból</w:t>
-      </w:r>
-      <w:proofErr w:type="spellEnd"/>
-      <w:r>
-        <w:t xml:space="preserve"> </w:t>
-      </w:r>
-      <w:proofErr w:type="spellStart"/>
-      <w:r>
-        <w:t>matematikai</w:t>
-      </w:r>
-      <w:proofErr w:type="spellEnd"/>
-      <w:r>
-        <w:t xml:space="preserve"> </w:t>
-      </w:r>
-      <w:proofErr w:type="spellStart"/>
-      <w:r>
-        <w:t>úton</w:t>
-      </w:r>
-      <w:proofErr w:type="spellEnd"/>
-      <w:r>
-        <w:t xml:space="preserve"> </w:t>
-      </w:r>
-      <w:proofErr w:type="spellStart"/>
-      <w:r>
-        <w:t>lehetetlen</w:t>
-      </w:r>
-      <w:proofErr w:type="spellEnd"/>
-      <w:r>
-        <w:t xml:space="preserve"> </w:t>
-      </w:r>
-      <w:proofErr w:type="spellStart"/>
-      <w:r>
-        <w:t>visszafejteni</w:t>
-      </w:r>
-      <w:proofErr w:type="spellEnd"/>
-      <w:r>
-        <w:t xml:space="preserve"> </w:t>
-      </w:r>
-      <w:proofErr w:type="spellStart"/>
-      <w:r>
-        <w:t>az</w:t>
-      </w:r>
-      <w:proofErr w:type="spellEnd"/>
-      <w:r>
-        <w:t xml:space="preserve"> </w:t>
-      </w:r>
-      <w:proofErr w:type="spellStart"/>
-      <w:r>
-        <w:t>eredeti</w:t>
-      </w:r>
-      <w:proofErr w:type="spellEnd"/>
-      <w:r>
-        <w:t xml:space="preserve"> </w:t>
-      </w:r>
-      <w:proofErr w:type="spellStart"/>
-      <w:r>
-        <w:t>jelszót</w:t>
-      </w:r>
-      <w:proofErr w:type="spellEnd"/>
-      <w:r>
-        <w:t xml:space="preserve">. </w:t>
-      </w:r>
-      <w:proofErr w:type="spellStart"/>
-      <w:r>
-        <w:t>Bejelentkezéskor</w:t>
-      </w:r>
-      <w:proofErr w:type="spellEnd"/>
-      <w:r>
-        <w:t xml:space="preserve"> a </w:t>
-      </w:r>
-      <w:proofErr w:type="spellStart"/>
-      <w:r>
-        <w:t>rendszer</w:t>
-      </w:r>
-      <w:proofErr w:type="spellEnd"/>
-      <w:r>
-        <w:t xml:space="preserve"> a </w:t>
-      </w:r>
-      <w:proofErr w:type="spellStart"/>
-      <w:r>
-        <w:t>megadott</w:t>
-      </w:r>
-      <w:proofErr w:type="spellEnd"/>
-      <w:r>
-        <w:t xml:space="preserve"> </w:t>
-      </w:r>
-      <w:proofErr w:type="spellStart"/>
-      <w:r>
-        <w:t>jelszót</w:t>
-      </w:r>
-      <w:proofErr w:type="spellEnd"/>
-      <w:r>
-        <w:t xml:space="preserve"> </w:t>
-      </w:r>
-      <w:proofErr w:type="spellStart"/>
-      <w:r>
-        <w:t>az</w:t>
-      </w:r>
-      <w:proofErr w:type="spellEnd"/>
-      <w:r>
-        <w:t xml:space="preserve"> </w:t>
-      </w:r>
-      <w:proofErr w:type="spellStart"/>
-      <w:r>
-        <w:t>adatbázisban</w:t>
-      </w:r>
-      <w:proofErr w:type="spellEnd"/>
-      <w:r>
-        <w:t xml:space="preserve"> </w:t>
-      </w:r>
-      <w:proofErr w:type="spellStart"/>
-      <w:r>
-        <w:t>tárolt</w:t>
-      </w:r>
-      <w:proofErr w:type="spellEnd"/>
-      <w:r>
-        <w:t xml:space="preserve"> </w:t>
-      </w:r>
-      <w:proofErr w:type="spellStart"/>
-      <w:r>
-        <w:t>egyedi</w:t>
-      </w:r>
-      <w:proofErr w:type="spellEnd"/>
-      <w:r>
-        <w:t xml:space="preserve"> </w:t>
-      </w:r>
-      <w:proofErr w:type="spellStart"/>
-      <w:r>
-        <w:t>sóval</w:t>
-      </w:r>
-      <w:proofErr w:type="spellEnd"/>
-      <w:r>
-        <w:t xml:space="preserve"> </w:t>
-      </w:r>
-      <w:proofErr w:type="spellStart"/>
-      <w:r>
-        <w:t>újra</w:t>
-      </w:r>
-      <w:proofErr w:type="spellEnd"/>
-      <w:r>
-        <w:t xml:space="preserve"> </w:t>
-      </w:r>
-      <w:proofErr w:type="spellStart"/>
-      <w:r>
-        <w:t>titkosítja</w:t>
-      </w:r>
-      <w:proofErr w:type="spellEnd"/>
-      <w:r>
-        <w:t xml:space="preserve">, </w:t>
-      </w:r>
-      <w:proofErr w:type="spellStart"/>
-      <w:r>
-        <w:t>és</w:t>
-      </w:r>
-      <w:proofErr w:type="spellEnd"/>
-      <w:r>
-        <w:t xml:space="preserve"> ha </w:t>
-      </w:r>
-      <w:proofErr w:type="spellStart"/>
-      <w:r>
-        <w:t>az</w:t>
-      </w:r>
-      <w:proofErr w:type="spellEnd"/>
-      <w:r>
-        <w:t xml:space="preserve"> </w:t>
-      </w:r>
-      <w:proofErr w:type="spellStart"/>
-      <w:r>
-        <w:t>eredmény</w:t>
-      </w:r>
-      <w:proofErr w:type="spellEnd"/>
-      <w:r>
-        <w:t xml:space="preserve"> </w:t>
-      </w:r>
-      <w:proofErr w:type="spellStart"/>
-      <w:r>
-        <w:t>megegyezik</w:t>
-      </w:r>
-      <w:proofErr w:type="spellEnd"/>
-      <w:r>
-        <w:t xml:space="preserve"> a </w:t>
-      </w:r>
-      <w:proofErr w:type="spellStart"/>
-      <w:r>
-        <w:t>tárolt</w:t>
-      </w:r>
-      <w:proofErr w:type="spellEnd"/>
-      <w:r>
-        <w:t xml:space="preserve"> </w:t>
-      </w:r>
-      <w:proofErr w:type="spellStart"/>
-      <w:r>
-        <w:t>lenyomattal</w:t>
-      </w:r>
-      <w:proofErr w:type="spellEnd"/>
-      <w:r>
-        <w:t xml:space="preserve">, a </w:t>
-      </w:r>
-      <w:proofErr w:type="spellStart"/>
-      <w:r>
-        <w:t>hitelesítés</w:t>
-      </w:r>
-      <w:proofErr w:type="spellEnd"/>
-      <w:r>
-        <w:t xml:space="preserve"> </w:t>
-      </w:r>
-      <w:proofErr w:type="spellStart"/>
-      <w:r>
-        <w:t>sikeres</w:t>
-      </w:r>
-      <w:proofErr w:type="spellEnd"/>
-      <w:r>
-        <w:t>.</w:t>
-      </w:r>
-    </w:p>
-    <w:p/>
-    <w:p>
-      <w:pPr>
-        <w:rPr>
-          <w:lang w:val="hu-HU"/>
-        </w:rPr>
-      </w:pPr>
-    </w:p>
-    <w:p>
-      <w:pPr>
-        <w:rPr>
-          <w:lang w:val="hu-HU"/>
-        </w:rPr>
-      </w:pPr>
-    </w:p>
-    <w:p>
-      <w:pPr>
-        <w:pStyle w:val="Cmsor1"/>
-      </w:pPr>
-      <w:bookmarkStart w:id="33" w:name="_Toc222816629"/>
-      <w:r>
-        <w:lastRenderedPageBreak/>
-        <w:t>Project management</w:t>
-      </w:r>
-      <w:bookmarkEnd w:id="33"/>
-    </w:p>
-    <w:p>
-      <w:pPr>
-        <w:pStyle w:val="Cmsor2"/>
-        <w:jc w:val="left"/>
-        <w:rPr>
-          <w:sz w:val="26"/>
-          <w:szCs w:val="26"/>
-          <w:lang w:val="hu-HU"/>
-        </w:rPr>
-      </w:pPr>
-      <w:bookmarkStart w:id="34" w:name="_Toc222816630"/>
-      <w:proofErr w:type="spellStart"/>
-      <w:r>
-        <w:rPr>
-          <w:sz w:val="26"/>
-          <w:szCs w:val="26"/>
-          <w:lang w:val="hu-HU"/>
-        </w:rPr>
-        <w:t>Trello</w:t>
-      </w:r>
-      <w:bookmarkEnd w:id="34"/>
-      <w:proofErr w:type="spellEnd"/>
-    </w:p>
-    <w:p>
-      <w:pPr>
-        <w:spacing w:line="360" w:lineRule="auto"/>
-        <w:rPr>
-          <w:lang w:val="hu-HU"/>
-        </w:rPr>
-      </w:pPr>
-      <w:proofErr w:type="spellStart"/>
-      <w:r>
-        <w:rPr>
-          <w:lang w:val="hu-HU"/>
-        </w:rPr>
-        <w:t>Trell</w:t>
-      </w:r>
-      <w:r>
-        <w:rPr>
-          <w:lang w:val="hu-HU"/>
-        </w:rPr>
-        <w:t>o</w:t>
-      </w:r>
-      <w:r>
-        <w:rPr>
-          <w:lang w:val="hu-HU"/>
-        </w:rPr>
-        <w:t>t</w:t>
-      </w:r>
-      <w:proofErr w:type="spellEnd"/>
-      <w:r>
-        <w:rPr>
-          <w:lang w:val="hu-HU"/>
-        </w:rPr>
-        <w:t xml:space="preserve"> használtuk a projektfejlesztés során. Ennek segítségével könnyen tudtuk kezelni az éppen zajló munkafolyamatokat, láttuk, mit kell még csinálnunk, mit mikorra kell megcsinálni. Mivel a kártyákat mindenki tudja mozgatni, </w:t>
-      </w:r>
-      <w:proofErr w:type="gramStart"/>
-      <w:r>
-        <w:rPr>
-          <w:lang w:val="hu-HU"/>
-        </w:rPr>
-        <w:t>így</w:t>
-      </w:r>
-      <w:proofErr w:type="gramEnd"/>
-      <w:r>
-        <w:rPr>
-          <w:lang w:val="hu-HU"/>
-        </w:rPr>
-        <w:t xml:space="preserve"> ha valami hiányzik a frontendhez, könnyen tudok hozzáadni egy másik kártyát, amit a backendes lát és meg tud csinálni, így a munka gördülékenyen megy, nincs megakadás.</w:t>
-      </w:r>
-      <w:r>
-        <w:rPr>
-          <w:lang w:val="hu-HU"/>
-        </w:rPr>
-        <w:br/>
-      </w:r>
+          <w:lang w:val="hu-HU"/>
+        </w:rPr>
+      </w:pPr>
       <w:r>
         <w:rPr>
           <w:noProof/>
           <w:lang w:val="hu-HU"/>
         </w:rPr>
         <w:drawing>
-          <wp:inline distT="0" distB="0" distL="0" distR="0" wp14:anchorId="3ECEE5D5" wp14:editId="7FA52D09">
-            <wp:extent cx="5760720" cy="2634615"/>
-            <wp:effectExtent l="0" t="0" r="0" b="0"/>
+          <wp:anchor distT="0" distB="0" distL="114300" distR="114300" simplePos="0" relativeHeight="251661312" behindDoc="0" locked="0" layoutInCell="1" allowOverlap="1" wp14:anchorId="3ECEE5D5" wp14:editId="40E070A8">
+            <wp:simplePos x="0" y="0"/>
+            <wp:positionH relativeFrom="column">
+              <wp:posOffset>1138555</wp:posOffset>
+            </wp:positionH>
+            <wp:positionV relativeFrom="paragraph">
+              <wp:posOffset>1146810</wp:posOffset>
+            </wp:positionV>
+            <wp:extent cx="4756150" cy="2367280"/>
+            <wp:effectExtent l="0" t="0" r="6350" b="0"/>
+            <wp:wrapSquare wrapText="bothSides"/>
             <wp:docPr id="1750713977" name="Kép 1" descr="A képen képernyőkép, szöveg, szoftver, Multimédiás szoftver látható&#10;&#10;Előfordulhat, hogy az AI által létrehozott tartalom helytelen."/>
             <wp:cNvGraphicFramePr>
               <a:graphicFrameLocks xmlns:a="http://schemas.openxmlformats.org/drawingml/2006/main" noChangeAspect="1"/>
@@ -10808,7 +11163,13 @@
                     <pic:cNvPicPr/>
                   </pic:nvPicPr>
                   <pic:blipFill>
-                    <a:blip r:embed="rId18"/>
+                    <a:blip r:embed="rId20" cstate="print">
+                      <a:extLst>
+                        <a:ext uri="{28A0092B-C50C-407E-A947-70E740481C1C}">
+                          <a14:useLocalDpi xmlns:a14="http://schemas.microsoft.com/office/drawing/2010/main" val="0"/>
+                        </a:ext>
+                      </a:extLst>
+                    </a:blip>
                     <a:stretch>
                       <a:fillRect/>
                     </a:stretch>
@@ -10816,7 +11177,7 @@
                   <pic:spPr>
                     <a:xfrm>
                       <a:off x="0" y="0"/>
-                      <a:ext cx="5760720" cy="2634615"/>
+                      <a:ext cx="4756150" cy="2367280"/>
                     </a:xfrm>
                     <a:prstGeom prst="rect">
                       <a:avLst/>
@@ -10825,8 +11186,235 @@
                 </pic:pic>
               </a:graphicData>
             </a:graphic>
+            <wp14:sizeRelH relativeFrom="margin">
+              <wp14:pctWidth>0</wp14:pctWidth>
+            </wp14:sizeRelH>
+            <wp14:sizeRelV relativeFrom="margin">
+              <wp14:pctHeight>0</wp14:pctHeight>
+            </wp14:sizeRelV>
+          </wp:anchor>
+        </w:drawing>
+      </w:r>
+      <w:proofErr w:type="spellStart"/>
+      <w:r>
+        <w:rPr>
+          <w:lang w:val="hu-HU"/>
+        </w:rPr>
+        <w:t>Trell</w:t>
+      </w:r>
+      <w:r>
+        <w:rPr>
+          <w:lang w:val="hu-HU"/>
+        </w:rPr>
+        <w:t>o</w:t>
+      </w:r>
+      <w:r>
+        <w:rPr>
+          <w:lang w:val="hu-HU"/>
+        </w:rPr>
+        <w:t>t</w:t>
+      </w:r>
+      <w:proofErr w:type="spellEnd"/>
+      <w:r>
+        <w:rPr>
+          <w:lang w:val="hu-HU"/>
+        </w:rPr>
+        <w:t xml:space="preserve"> használtuk a projektfejlesztés során. Ennek segítségével könnyen tudtuk kezelni az éppen zajló munkafolyamatokat, láttuk, mit kell még csinálnunk, mit mikorra kell megcsinálni. Mivel a kártyákat mindenki tudja mozgatni, </w:t>
+      </w:r>
+      <w:proofErr w:type="gramStart"/>
+      <w:r>
+        <w:rPr>
+          <w:lang w:val="hu-HU"/>
+        </w:rPr>
+        <w:t>így</w:t>
+      </w:r>
+      <w:proofErr w:type="gramEnd"/>
+      <w:r>
+        <w:rPr>
+          <w:lang w:val="hu-HU"/>
+        </w:rPr>
+        <w:t xml:space="preserve"> ha valami hiányzik a frontendhez, könnyen tudok hozzáadni egy másik kártyát, amit a backendes lát és meg tud csinálni, így a munka gördülékenyen megy, nincs megakadás.</w:t>
+      </w:r>
+      <w:r>
+        <w:rPr>
+          <w:lang w:val="hu-HU"/>
+        </w:rPr>
+        <w:br/>
+      </w:r>
+    </w:p>
+    <w:p>
+      <w:pPr>
+        <w:pStyle w:val="Cmsor1"/>
+        <w:jc w:val="left"/>
+        <w:rPr>
+          <w:lang w:val="hu-HU"/>
+        </w:rPr>
+      </w:pPr>
+      <w:r>
+        <w:rPr>
+          <w:lang w:val="hu-HU"/>
+        </w:rPr>
+        <w:br w:type="page"/>
+      </w:r>
+      <w:r>
+        <w:rPr>
+          <w:lang w:val="hu-HU"/>
+        </w:rPr>
+        <w:lastRenderedPageBreak/>
+        <w:t>Verzió Kezelés</w:t>
+      </w:r>
+    </w:p>
+    <w:p>
+      <w:pPr>
+        <w:pStyle w:val="Cmsor2"/>
+        <w:rPr>
+          <w:lang w:val="hu-HU"/>
+        </w:rPr>
+      </w:pPr>
+      <w:proofErr w:type="spellStart"/>
+      <w:r>
+        <w:rPr>
+          <w:lang w:val="hu-HU"/>
+        </w:rPr>
+        <w:t>Github</w:t>
+      </w:r>
+      <w:proofErr w:type="spellEnd"/>
+    </w:p>
+    <w:p>
+      <w:pPr>
+        <w:pStyle w:val="Cmsor2"/>
+        <w:rPr>
+          <w:lang w:val="hu-HU"/>
+        </w:rPr>
+      </w:pPr>
+      <w:r>
+        <w:rPr>
+          <w:lang w:val="hu-HU"/>
+        </w:rPr>
+        <w:t xml:space="preserve">A projektünk fejlesztése során GitHubot használtunk. Ez a verziókezelő szoftver lehetővé tette, hogy egy időben a projekt több ágán egyszerre dolgozzunk konfliktusok kialakulása nélkül. Minden munkafolyamat végén a </w:t>
+      </w:r>
+      <w:proofErr w:type="spellStart"/>
+      <w:r>
+        <w:rPr>
+          <w:lang w:val="hu-HU"/>
+        </w:rPr>
+        <w:t>commit</w:t>
+      </w:r>
+      <w:proofErr w:type="spellEnd"/>
+      <w:r>
+        <w:rPr>
+          <w:lang w:val="hu-HU"/>
+        </w:rPr>
+        <w:t xml:space="preserve"> üzenetben meg tudtuk adni, hogy pontosan mit csináltunk, így segítve a másik fejlesztő munkáját. A </w:t>
+      </w:r>
+      <w:proofErr w:type="spellStart"/>
+      <w:r>
+        <w:rPr>
+          <w:lang w:val="hu-HU"/>
+        </w:rPr>
+        <w:t>Trellóval</w:t>
+      </w:r>
+      <w:proofErr w:type="spellEnd"/>
+      <w:r>
+        <w:rPr>
+          <w:lang w:val="hu-HU"/>
+        </w:rPr>
+        <w:t xml:space="preserve"> egybekötve nagyon erős és hasznos fejlesztést tudtunk folytatni: ha </w:t>
+      </w:r>
+      <w:proofErr w:type="spellStart"/>
+      <w:r>
+        <w:rPr>
+          <w:lang w:val="hu-HU"/>
+        </w:rPr>
+        <w:t>Trellón</w:t>
+      </w:r>
+      <w:proofErr w:type="spellEnd"/>
+      <w:r>
+        <w:rPr>
+          <w:lang w:val="hu-HU"/>
+        </w:rPr>
+        <w:t xml:space="preserve"> megjelent egy probléma és megoldódott, akkor a másik fejlesztő látta a </w:t>
+      </w:r>
+      <w:proofErr w:type="spellStart"/>
+      <w:r>
+        <w:rPr>
+          <w:lang w:val="hu-HU"/>
+        </w:rPr>
+        <w:t>commiton</w:t>
+      </w:r>
+      <w:proofErr w:type="spellEnd"/>
+      <w:r>
+        <w:rPr>
+          <w:lang w:val="hu-HU"/>
+        </w:rPr>
+        <w:t>, hogy megcsináltuk, így tudta a munkáját folytatni.</w:t>
+      </w:r>
+    </w:p>
+    <w:p>
+      <w:pPr>
+        <w:pStyle w:val="Cmsor2"/>
+        <w:rPr>
+          <w:lang w:val="hu-HU"/>
+        </w:rPr>
+      </w:pPr>
+      <w:r>
+        <w:rPr>
+          <w:noProof/>
+        </w:rPr>
+        <w:drawing>
+          <wp:inline distT="0" distB="0" distL="0" distR="0" wp14:anchorId="1AD50DFD" wp14:editId="0141679A">
+            <wp:extent cx="4184650" cy="2353866"/>
+            <wp:effectExtent l="0" t="0" r="0" b="8890"/>
+            <wp:docPr id="1030724754" name="Kép 7" descr="UBC GitHub Instructor Guide | Learning Technology Hub"/>
+            <wp:cNvGraphicFramePr>
+              <a:graphicFrameLocks xmlns:a="http://schemas.openxmlformats.org/drawingml/2006/main" noChangeAspect="1"/>
+            </wp:cNvGraphicFramePr>
+            <a:graphic xmlns:a="http://schemas.openxmlformats.org/drawingml/2006/main">
+              <a:graphicData uri="http://schemas.openxmlformats.org/drawingml/2006/picture">
+                <pic:pic xmlns:pic="http://schemas.openxmlformats.org/drawingml/2006/picture">
+                  <pic:nvPicPr>
+                    <pic:cNvPr id="0" name="Picture 13" descr="UBC GitHub Instructor Guide | Learning Technology Hub"/>
+                    <pic:cNvPicPr>
+                      <a:picLocks noChangeAspect="1" noChangeArrowheads="1"/>
+                    </pic:cNvPicPr>
+                  </pic:nvPicPr>
+                  <pic:blipFill>
+                    <a:blip r:embed="rId21" cstate="print">
+                      <a:extLst>
+                        <a:ext uri="{28A0092B-C50C-407E-A947-70E740481C1C}">
+                          <a14:useLocalDpi xmlns:a14="http://schemas.microsoft.com/office/drawing/2010/main" val="0"/>
+                        </a:ext>
+                      </a:extLst>
+                    </a:blip>
+                    <a:srcRect/>
+                    <a:stretch>
+                      <a:fillRect/>
+                    </a:stretch>
+                  </pic:blipFill>
+                  <pic:spPr bwMode="auto">
+                    <a:xfrm>
+                      <a:off x="0" y="0"/>
+                      <a:ext cx="4190516" cy="2357166"/>
+                    </a:xfrm>
+                    <a:prstGeom prst="rect">
+                      <a:avLst/>
+                    </a:prstGeom>
+                    <a:noFill/>
+                    <a:ln>
+                      <a:noFill/>
+                    </a:ln>
+                  </pic:spPr>
+                </pic:pic>
+              </a:graphicData>
+            </a:graphic>
           </wp:inline>
         </w:drawing>
+      </w:r>
+      <w:r>
+        <w:rPr>
+          <w:lang w:val="hu-HU"/>
+        </w:rPr>
+        <w:br/>
       </w:r>
     </w:p>
     <w:p>
@@ -10902,7 +11490,7 @@
                     <pic:cNvPicPr/>
                   </pic:nvPicPr>
                   <pic:blipFill>
-                    <a:blip r:embed="rId19"/>
+                    <a:blip r:embed="rId22"/>
                     <a:stretch>
                       <a:fillRect/>
                     </a:stretch>
@@ -10970,7 +11558,7 @@
                     </pic:cNvPicPr>
                   </pic:nvPicPr>
                   <pic:blipFill>
-                    <a:blip r:embed="rId20"/>
+                    <a:blip r:embed="rId23"/>
                     <a:stretch>
                       <a:fillRect/>
                     </a:stretch>
@@ -10994,229 +11582,42 @@
         <w:rPr>
           <w:lang w:val="hu-HU"/>
         </w:rPr>
-        <w:br w:type="page"/>
-      </w:r>
-    </w:p>
-    <w:p>
-      <w:pPr>
-        <w:rPr>
-          <w:lang w:val="hu-HU"/>
-        </w:rPr>
-      </w:pPr>
-    </w:p>
-    <w:p>
-      <w:pPr>
-        <w:rPr>
-          <w:rFonts w:asciiTheme="majorHAnsi" w:eastAsiaTheme="majorEastAsia" w:hAnsiTheme="majorHAnsi" w:cstheme="majorBidi"/>
-          <w:color w:val="0F4761" w:themeColor="accent1" w:themeShade="BF"/>
+        <w:br/>
+      </w:r>
+    </w:p>
+    <w:p>
+      <w:pPr>
+        <w:jc w:val="left"/>
+        <w:rPr>
+          <w:lang w:val="hu-HU"/>
+        </w:rPr>
+      </w:pPr>
+    </w:p>
+    <w:p>
+      <w:pPr>
+        <w:pStyle w:val="Cmsor1"/>
+        <w:rPr>
           <w:sz w:val="32"/>
           <w:szCs w:val="32"/>
           <w:lang w:val="hu-HU"/>
         </w:rPr>
       </w:pPr>
-    </w:p>
-    <w:p>
-      <w:pPr>
-        <w:pStyle w:val="Cmsor1"/>
+      <w:bookmarkStart w:id="36" w:name="_Toc222816632"/>
+      <w:r>
         <w:rPr>
           <w:sz w:val="32"/>
           <w:szCs w:val="32"/>
           <w:lang w:val="hu-HU"/>
         </w:rPr>
-      </w:pPr>
-      <w:bookmarkStart w:id="36" w:name="_Toc222816632"/>
-      <w:r>
-        <w:rPr>
-          <w:sz w:val="32"/>
-          <w:szCs w:val="32"/>
-          <w:lang w:val="hu-HU"/>
-        </w:rPr>
         <w:t>Források</w:t>
       </w:r>
       <w:bookmarkEnd w:id="36"/>
     </w:p>
-    <w:p>
-      <w:hyperlink r:id="rId21" w:history="1">
-        <w:r>
-          <w:rPr>
-            <w:rStyle w:val="Hiperhivatkozs"/>
-          </w:rPr>
-          <w:t>https://www.ibm.com/think/topics/rest-apis</w:t>
-        </w:r>
-      </w:hyperlink>
-    </w:p>
-    <w:p>
-      <w:r>
-        <w:t>letöltve: 2026.02.23</w:t>
-      </w:r>
-    </w:p>
-    <w:p>
-      <w:pPr>
-        <w:rPr>
-          <w:lang w:val="hu-HU"/>
-        </w:rPr>
-      </w:pPr>
-      <w:hyperlink r:id="rId22" w:history="1">
-        <w:r>
-          <w:rPr>
-            <w:rStyle w:val="Hiperhivatkozs"/>
-            <w:lang w:val="hu-HU"/>
-          </w:rPr>
-          <w:t>https://developer.mozilla.org/en-US/docs/Web/API/Fetch_API</w:t>
-        </w:r>
-      </w:hyperlink>
-    </w:p>
-    <w:p>
-      <w:pPr>
-        <w:rPr>
-          <w:lang w:val="hu-HU"/>
-        </w:rPr>
-      </w:pPr>
-      <w:r>
-        <w:rPr>
-          <w:lang w:val="hu-HU"/>
-        </w:rPr>
-        <w:t>letöltve: 2026.02.23</w:t>
-      </w:r>
-    </w:p>
-    <w:p>
-      <w:hyperlink r:id="rId23">
-        <w:r>
-          <w:t>https://www.oracle.com/hu/database/what-is-database</w:t>
-        </w:r>
-      </w:hyperlink>
-      <w:r>
-        <w:t>/</w:t>
-      </w:r>
-    </w:p>
-    <w:p>
-      <w:r>
-        <w:t>letöltve :2026.02.23</w:t>
-      </w:r>
-    </w:p>
-    <w:p>
-      <w:hyperlink r:id="rId24">
-        <w:r>
-          <w:rPr>
-            <w:rStyle w:val="Hiperhivatkozs"/>
-          </w:rPr>
-          <w:t>https://learn.microsoft.com/en-us/dotnet/csharp/</w:t>
-        </w:r>
-      </w:hyperlink>
-      <w:r>
-        <w:t xml:space="preserve"> </w:t>
-      </w:r>
-    </w:p>
-    <w:p>
-      <w:r>
-        <w:t xml:space="preserve"> </w:t>
-      </w:r>
-      <w:r>
-        <w:t>letöltve:</w:t>
-      </w:r>
-      <w:r>
-        <w:t xml:space="preserve"> 2026.02.23</w:t>
-      </w:r>
-    </w:p>
-    <w:p>
-      <w:hyperlink r:id="rId25">
-        <w:r>
-          <w:rPr>
-            <w:rStyle w:val="Hiperhivatkozs"/>
-          </w:rPr>
-          <w:t>https://hu.wikipedia.org/wiki/Entity_Framework</w:t>
-        </w:r>
-      </w:hyperlink>
-    </w:p>
-    <w:p>
-      <w:r>
-        <w:t>letöltve:</w:t>
-      </w:r>
-      <w:r>
-        <w:t xml:space="preserve"> 2026.02.23</w:t>
-      </w:r>
-    </w:p>
-    <w:p>
-      <w:hyperlink r:id="rId26" w:history="1">
-        <w:r>
-          <w:rPr>
-            <w:rStyle w:val="Hiperhivatkozs"/>
-          </w:rPr>
-          <w:t>https://learn.microsoft.com/en-us/dotnet/api/system.security.cryptography.rngcryptoserviceprovider?view=net-10.0</w:t>
-        </w:r>
-      </w:hyperlink>
-    </w:p>
-    <w:p>
-      <w:r>
-        <w:t>letöltve: 2026.02.23</w:t>
-      </w:r>
-    </w:p>
-    <w:p>
-      <w:hyperlink r:id="rId27">
-        <w:r>
-          <w:rPr>
-            <w:rStyle w:val="Hiperhivatkozs"/>
-          </w:rPr>
-          <w:t>https://vuejs.org/guide/introduction.html</w:t>
-        </w:r>
-      </w:hyperlink>
-      <w:r>
-        <w:t xml:space="preserve"> </w:t>
-      </w:r>
-    </w:p>
-    <w:p>
-      <w:r>
-        <w:t>l</w:t>
-      </w:r>
-      <w:r>
-        <w:t>etöltve:2026.02.23</w:t>
-      </w:r>
-      <w:r>
-        <w:br/>
-      </w:r>
-      <w:r>
-        <w:br/>
-      </w:r>
-      <w:hyperlink r:id="rId28" w:anchor="what-is-json-web-token">
-        <w:r>
-          <w:rPr>
-            <w:rStyle w:val="Hiperhivatkozs"/>
-          </w:rPr>
-          <w:t>https://www.jwt.io/introduction#what-is-json-web-token</w:t>
-        </w:r>
-      </w:hyperlink>
-      <w:r>
-        <w:t xml:space="preserve"> </w:t>
-      </w:r>
-    </w:p>
-    <w:p>
-      <w:r>
-        <w:t>letöltve:</w:t>
-      </w:r>
-      <w:r>
-        <w:t xml:space="preserve"> 2026.02.23</w:t>
-      </w:r>
-    </w:p>
-    <w:p>
-      <w:hyperlink r:id="rId29">
-        <w:r>
-          <w:rPr>
-            <w:rStyle w:val="Hiperhivatkozs"/>
-          </w:rPr>
-          <w:t>https://tailwindcss.com</w:t>
-        </w:r>
-      </w:hyperlink>
-    </w:p>
-    <w:p>
-      <w:r>
-        <w:t>letöltve:</w:t>
-      </w:r>
-      <w:r>
-        <w:t xml:space="preserve"> 2026.02.23</w:t>
-      </w:r>
-    </w:p>
     <w:sectPr>
-      <w:footerReference w:type="default" r:id="rId30"/>
+      <w:footerReference w:type="default" r:id="rId24"/>
+      <w:endnotePr>
+        <w:numFmt w:val="decimal"/>
+      </w:endnotePr>
       <w:pgSz w:w="11906" w:h="16838"/>
       <w:pgMar w:top="1417" w:right="1417" w:bottom="1417" w:left="1417" w:header="708" w:footer="708" w:gutter="0"/>
       <w:pgNumType w:start="1"/>
@@ -11246,6 +11647,374 @@
       </w:pPr>
       <w:r>
         <w:continuationSeparator/>
+      </w:r>
+    </w:p>
+  </w:endnote>
+  <w:endnote w:id="1">
+    <w:p>
+      <w:pPr>
+        <w:rPr>
+          <w:sz w:val="26"/>
+          <w:szCs w:val="26"/>
+        </w:rPr>
+      </w:pPr>
+      <w:r>
+        <w:rPr>
+          <w:rStyle w:val="Vgjegyzet-hivatkozs"/>
+        </w:rPr>
+        <w:endnoteRef/>
+      </w:r>
+      <w:r>
+        <w:t xml:space="preserve"> </w:t>
+      </w:r>
+      <w:hyperlink r:id="rId1" w:history="1">
+        <w:r>
+          <w:rPr>
+            <w:rStyle w:val="Hiperhivatkozs"/>
+            <w:sz w:val="26"/>
+            <w:szCs w:val="26"/>
+          </w:rPr>
+          <w:t>https://www.ibm.com/think/topics/rest-apis</w:t>
+        </w:r>
+      </w:hyperlink>
+      <w:r>
+        <w:rPr>
+          <w:sz w:val="26"/>
+          <w:szCs w:val="26"/>
+        </w:rPr>
+        <w:t>, letöltve: 2026.02.23</w:t>
+      </w:r>
+    </w:p>
+  </w:endnote>
+  <w:endnote w:id="2">
+    <w:p>
+      <w:pPr>
+        <w:rPr>
+          <w:sz w:val="26"/>
+          <w:szCs w:val="26"/>
+          <w:lang w:val="hu-HU"/>
+        </w:rPr>
+      </w:pPr>
+      <w:r>
+        <w:rPr>
+          <w:rStyle w:val="Vgjegyzet-hivatkozs"/>
+          <w:sz w:val="26"/>
+          <w:szCs w:val="26"/>
+        </w:rPr>
+        <w:endnoteRef/>
+      </w:r>
+      <w:r>
+        <w:rPr>
+          <w:sz w:val="26"/>
+          <w:szCs w:val="26"/>
+        </w:rPr>
+        <w:t xml:space="preserve"> </w:t>
+      </w:r>
+      <w:hyperlink r:id="rId2" w:history="1">
+        <w:r>
+          <w:rPr>
+            <w:rStyle w:val="Hiperhivatkozs"/>
+            <w:sz w:val="26"/>
+            <w:szCs w:val="26"/>
+            <w:lang w:val="hu-HU"/>
+          </w:rPr>
+          <w:t>https://developer.mozilla.org/en-US/docs/Web/API/Fetch_API</w:t>
+        </w:r>
+      </w:hyperlink>
+      <w:r>
+        <w:rPr>
+          <w:sz w:val="26"/>
+          <w:szCs w:val="26"/>
+          <w:lang w:val="hu-HU"/>
+        </w:rPr>
+        <w:t>, letöltve: 2026.02.23</w:t>
+      </w:r>
+    </w:p>
+  </w:endnote>
+  <w:endnote w:id="3">
+    <w:p>
+      <w:pPr>
+        <w:pStyle w:val="Vgjegyzetszvege"/>
+        <w:rPr>
+          <w:sz w:val="26"/>
+          <w:szCs w:val="26"/>
+          <w:lang w:val="hu-HU"/>
+        </w:rPr>
+      </w:pPr>
+      <w:r>
+        <w:rPr>
+          <w:rStyle w:val="Vgjegyzet-hivatkozs"/>
+          <w:sz w:val="26"/>
+          <w:szCs w:val="26"/>
+        </w:rPr>
+        <w:endnoteRef/>
+      </w:r>
+      <w:r>
+        <w:rPr>
+          <w:sz w:val="26"/>
+          <w:szCs w:val="26"/>
+        </w:rPr>
+        <w:t xml:space="preserve"> </w:t>
+      </w:r>
+      <w:hyperlink r:id="rId3">
+        <w:r>
+          <w:rPr>
+            <w:rStyle w:val="Hiperhivatkozs"/>
+            <w:sz w:val="26"/>
+            <w:szCs w:val="26"/>
+          </w:rPr>
+          <w:t>https://vuejs.org/guide/introduction.html</w:t>
+        </w:r>
+      </w:hyperlink>
+      <w:r>
+        <w:rPr>
+          <w:sz w:val="26"/>
+          <w:szCs w:val="26"/>
+        </w:rPr>
+        <w:t>, letöltve:2026.02.23</w:t>
+      </w:r>
+    </w:p>
+  </w:endnote>
+  <w:endnote w:id="4">
+    <w:p>
+      <w:pPr>
+        <w:rPr>
+          <w:sz w:val="26"/>
+          <w:szCs w:val="26"/>
+        </w:rPr>
+      </w:pPr>
+      <w:r>
+        <w:rPr>
+          <w:rStyle w:val="Vgjegyzet-hivatkozs"/>
+          <w:sz w:val="26"/>
+          <w:szCs w:val="26"/>
+        </w:rPr>
+        <w:endnoteRef/>
+      </w:r>
+      <w:r>
+        <w:rPr>
+          <w:sz w:val="26"/>
+          <w:szCs w:val="26"/>
+        </w:rPr>
+        <w:t xml:space="preserve"> </w:t>
+      </w:r>
+      <w:hyperlink r:id="rId4">
+        <w:r>
+          <w:rPr>
+            <w:rStyle w:val="Hiperhivatkozs"/>
+            <w:sz w:val="26"/>
+            <w:szCs w:val="26"/>
+          </w:rPr>
+          <w:t>https://tailwindcss.com</w:t>
+        </w:r>
+      </w:hyperlink>
+      <w:r>
+        <w:rPr>
+          <w:sz w:val="26"/>
+          <w:szCs w:val="26"/>
+        </w:rPr>
+        <w:t xml:space="preserve"> ,letöltve: 2026.02.23</w:t>
+      </w:r>
+    </w:p>
+  </w:endnote>
+  <w:endnote w:id="5">
+    <w:p>
+      <w:pPr>
+        <w:pStyle w:val="Vgjegyzetszvege"/>
+        <w:rPr>
+          <w:sz w:val="26"/>
+          <w:szCs w:val="26"/>
+          <w:lang w:val="hu-HU"/>
+        </w:rPr>
+      </w:pPr>
+      <w:r>
+        <w:rPr>
+          <w:rStyle w:val="Vgjegyzet-hivatkozs"/>
+          <w:sz w:val="26"/>
+          <w:szCs w:val="26"/>
+        </w:rPr>
+        <w:endnoteRef/>
+      </w:r>
+      <w:r>
+        <w:rPr>
+          <w:sz w:val="26"/>
+          <w:szCs w:val="26"/>
+        </w:rPr>
+        <w:t xml:space="preserve"> </w:t>
+      </w:r>
+      <w:hyperlink r:id="rId5" w:anchor="what-is-json-web-token">
+        <w:r>
+          <w:rPr>
+            <w:rStyle w:val="Hiperhivatkozs"/>
+            <w:sz w:val="26"/>
+            <w:szCs w:val="26"/>
+          </w:rPr>
+          <w:t>https://www.jwt.io/introduction#what-is-json-web-token</w:t>
+        </w:r>
+      </w:hyperlink>
+      <w:r>
+        <w:rPr>
+          <w:sz w:val="26"/>
+          <w:szCs w:val="26"/>
+        </w:rPr>
+        <w:t xml:space="preserve">  ,letöltve: 2026.02.23</w:t>
+      </w:r>
+    </w:p>
+  </w:endnote>
+  <w:endnote w:id="6">
+    <w:p>
+      <w:pPr>
+        <w:rPr>
+          <w:sz w:val="26"/>
+          <w:szCs w:val="26"/>
+        </w:rPr>
+      </w:pPr>
+      <w:r>
+        <w:rPr>
+          <w:rStyle w:val="Vgjegyzet-hivatkozs"/>
+          <w:sz w:val="26"/>
+          <w:szCs w:val="26"/>
+        </w:rPr>
+        <w:endnoteRef/>
+      </w:r>
+      <w:r>
+        <w:rPr>
+          <w:sz w:val="26"/>
+          <w:szCs w:val="26"/>
+        </w:rPr>
+        <w:t xml:space="preserve"> </w:t>
+      </w:r>
+      <w:hyperlink r:id="rId6" w:history="1">
+        <w:r>
+          <w:rPr>
+            <w:rStyle w:val="Hiperhivatkozs"/>
+            <w:sz w:val="26"/>
+            <w:szCs w:val="26"/>
+          </w:rPr>
+          <w:t>https://www.oracle.com/hu/database/what-is-database/</w:t>
+        </w:r>
+      </w:hyperlink>
+      <w:r>
+        <w:rPr>
+          <w:sz w:val="26"/>
+          <w:szCs w:val="26"/>
+        </w:rPr>
+        <w:t>, letöltve :2026.02.23</w:t>
+      </w:r>
+    </w:p>
+  </w:endnote>
+  <w:endnote w:id="7">
+    <w:p>
+      <w:pPr>
+        <w:pStyle w:val="Vgjegyzetszvege"/>
+        <w:rPr>
+          <w:sz w:val="26"/>
+          <w:szCs w:val="26"/>
+          <w:lang w:val="hu-HU"/>
+        </w:rPr>
+      </w:pPr>
+      <w:r>
+        <w:rPr>
+          <w:rStyle w:val="Vgjegyzet-hivatkozs"/>
+          <w:sz w:val="26"/>
+          <w:szCs w:val="26"/>
+        </w:rPr>
+        <w:endnoteRef/>
+      </w:r>
+      <w:hyperlink r:id="rId7" w:history="1">
+        <w:r>
+          <w:rPr>
+            <w:rStyle w:val="Hiperhivatkozs"/>
+            <w:sz w:val="26"/>
+            <w:szCs w:val="26"/>
+          </w:rPr>
+          <w:t>https://learn.microsoft.com/en-us/aspnet/core/overview?view=aspnetcore-10.0</w:t>
+        </w:r>
+      </w:hyperlink>
+      <w:r>
+        <w:rPr>
+          <w:sz w:val="26"/>
+          <w:szCs w:val="26"/>
+        </w:rPr>
+        <w:t>, letöltve: 2026.02.23</w:t>
+      </w:r>
+    </w:p>
+  </w:endnote>
+  <w:endnote w:id="8">
+    <w:p>
+      <w:pPr>
+        <w:rPr>
+          <w:sz w:val="26"/>
+          <w:szCs w:val="26"/>
+        </w:rPr>
+      </w:pPr>
+      <w:r>
+        <w:rPr>
+          <w:rStyle w:val="Vgjegyzet-hivatkozs"/>
+          <w:sz w:val="26"/>
+          <w:szCs w:val="26"/>
+        </w:rPr>
+        <w:endnoteRef/>
+      </w:r>
+      <w:r>
+        <w:rPr>
+          <w:sz w:val="26"/>
+          <w:szCs w:val="26"/>
+        </w:rPr>
+        <w:t xml:space="preserve"> </w:t>
+      </w:r>
+      <w:hyperlink r:id="rId8" w:history="1">
+        <w:r>
+          <w:rPr>
+            <w:rStyle w:val="Hiperhivatkozs"/>
+            <w:sz w:val="26"/>
+            <w:szCs w:val="26"/>
+          </w:rPr>
+          <w:t>https://learn.microsoft.com/hu-hu/ef/core/</w:t>
+        </w:r>
+      </w:hyperlink>
+      <w:r>
+        <w:rPr>
+          <w:sz w:val="26"/>
+          <w:szCs w:val="26"/>
+        </w:rPr>
+        <w:t xml:space="preserve">, </w:t>
+      </w:r>
+      <w:r>
+        <w:rPr>
+          <w:sz w:val="26"/>
+          <w:szCs w:val="26"/>
+        </w:rPr>
+        <w:t>letöltve: 2026.02.23</w:t>
+      </w:r>
+    </w:p>
+  </w:endnote>
+  <w:endnote w:id="9">
+    <w:p>
+      <w:r>
+        <w:rPr>
+          <w:rStyle w:val="Vgjegyzet-hivatkozs"/>
+          <w:sz w:val="26"/>
+          <w:szCs w:val="26"/>
+        </w:rPr>
+        <w:endnoteRef/>
+      </w:r>
+      <w:hyperlink r:id="rId9" w:history="1">
+        <w:r>
+          <w:rPr>
+            <w:rStyle w:val="Hiperhivatkozs"/>
+            <w:sz w:val="26"/>
+            <w:szCs w:val="26"/>
+          </w:rPr>
+          <w:t>https://learn.microsoft.com/enus/dotnet/api/system.security.cryptography.rngcryptoserviceprovider?view=net-10.0</w:t>
+        </w:r>
+      </w:hyperlink>
+      <w:r>
+        <w:rPr>
+          <w:sz w:val="26"/>
+          <w:szCs w:val="26"/>
+        </w:rPr>
+        <w:t>, letöltve: 2026.02.23</w:t>
       </w:r>
     </w:p>
   </w:endnote>
@@ -12262,6 +13031,92 @@
     </w:lvl>
   </w:abstractNum>
   <w:abstractNum w:abstractNumId="9" w15:restartNumberingAfterBreak="0">
+    <w:nsid w:val="6DA9318F"/>
+    <w:multiLevelType w:val="hybridMultilevel"/>
+    <w:tmpl w:val="13702584"/>
+    <w:lvl w:ilvl="0" w:tplc="040E000F">
+      <w:start w:val="1"/>
+      <w:numFmt w:val="decimal"/>
+      <w:lvlText w:val="%1."/>
+      <w:lvlJc w:val="left"/>
+      <w:pPr>
+        <w:ind w:left="720" w:hanging="360"/>
+      </w:pPr>
+    </w:lvl>
+    <w:lvl w:ilvl="1" w:tplc="040E0019" w:tentative="1">
+      <w:start w:val="1"/>
+      <w:numFmt w:val="lowerLetter"/>
+      <w:lvlText w:val="%2."/>
+      <w:lvlJc w:val="left"/>
+      <w:pPr>
+        <w:ind w:left="1440" w:hanging="360"/>
+      </w:pPr>
+    </w:lvl>
+    <w:lvl w:ilvl="2" w:tplc="040E001B" w:tentative="1">
+      <w:start w:val="1"/>
+      <w:numFmt w:val="lowerRoman"/>
+      <w:lvlText w:val="%3."/>
+      <w:lvlJc w:val="right"/>
+      <w:pPr>
+        <w:ind w:left="2160" w:hanging="180"/>
+      </w:pPr>
+    </w:lvl>
+    <w:lvl w:ilvl="3" w:tplc="040E000F" w:tentative="1">
+      <w:start w:val="1"/>
+      <w:numFmt w:val="decimal"/>
+      <w:lvlText w:val="%4."/>
+      <w:lvlJc w:val="left"/>
+      <w:pPr>
+        <w:ind w:left="2880" w:hanging="360"/>
+      </w:pPr>
+    </w:lvl>
+    <w:lvl w:ilvl="4" w:tplc="040E0019" w:tentative="1">
+      <w:start w:val="1"/>
+      <w:numFmt w:val="lowerLetter"/>
+      <w:lvlText w:val="%5."/>
+      <w:lvlJc w:val="left"/>
+      <w:pPr>
+        <w:ind w:left="3600" w:hanging="360"/>
+      </w:pPr>
+    </w:lvl>
+    <w:lvl w:ilvl="5" w:tplc="040E001B" w:tentative="1">
+      <w:start w:val="1"/>
+      <w:numFmt w:val="lowerRoman"/>
+      <w:lvlText w:val="%6."/>
+      <w:lvlJc w:val="right"/>
+      <w:pPr>
+        <w:ind w:left="4320" w:hanging="180"/>
+      </w:pPr>
+    </w:lvl>
+    <w:lvl w:ilvl="6" w:tplc="040E000F" w:tentative="1">
+      <w:start w:val="1"/>
+      <w:numFmt w:val="decimal"/>
+      <w:lvlText w:val="%7."/>
+      <w:lvlJc w:val="left"/>
+      <w:pPr>
+        <w:ind w:left="5040" w:hanging="360"/>
+      </w:pPr>
+    </w:lvl>
+    <w:lvl w:ilvl="7" w:tplc="040E0019" w:tentative="1">
+      <w:start w:val="1"/>
+      <w:numFmt w:val="lowerLetter"/>
+      <w:lvlText w:val="%8."/>
+      <w:lvlJc w:val="left"/>
+      <w:pPr>
+        <w:ind w:left="5760" w:hanging="360"/>
+      </w:pPr>
+    </w:lvl>
+    <w:lvl w:ilvl="8" w:tplc="040E001B" w:tentative="1">
+      <w:start w:val="1"/>
+      <w:numFmt w:val="lowerRoman"/>
+      <w:lvlText w:val="%9."/>
+      <w:lvlJc w:val="right"/>
+      <w:pPr>
+        <w:ind w:left="6480" w:hanging="180"/>
+      </w:pPr>
+    </w:lvl>
+  </w:abstractNum>
+  <w:abstractNum w:abstractNumId="10" w15:restartNumberingAfterBreak="0">
     <w:nsid w:val="707EEC0A"/>
     <w:multiLevelType w:val="hybridMultilevel"/>
     <w:tmpl w:val="35E04B0E"/>
@@ -12374,7 +13229,7 @@
       </w:rPr>
     </w:lvl>
   </w:abstractNum>
-  <w:abstractNum w:abstractNumId="10" w15:restartNumberingAfterBreak="0">
+  <w:abstractNum w:abstractNumId="11" w15:restartNumberingAfterBreak="0">
     <w:nsid w:val="788B5A40"/>
     <w:multiLevelType w:val="hybridMultilevel"/>
     <w:tmpl w:val="AF863A48"/>
@@ -12487,7 +13342,7 @@
       </w:rPr>
     </w:lvl>
   </w:abstractNum>
-  <w:abstractNum w:abstractNumId="11" w15:restartNumberingAfterBreak="0">
+  <w:abstractNum w:abstractNumId="12" w15:restartNumberingAfterBreak="0">
     <w:nsid w:val="7BED318B"/>
     <w:multiLevelType w:val="hybridMultilevel"/>
     <w:tmpl w:val="A0348D0A"/>
@@ -12600,7 +13455,7 @@
       </w:rPr>
     </w:lvl>
   </w:abstractNum>
-  <w:abstractNum w:abstractNumId="12" w15:restartNumberingAfterBreak="0">
+  <w:abstractNum w:abstractNumId="13" w15:restartNumberingAfterBreak="0">
     <w:nsid w:val="7BFE0735"/>
     <w:multiLevelType w:val="hybridMultilevel"/>
     <w:tmpl w:val="3436658C"/>
@@ -12690,7 +13545,7 @@
     <w:abstractNumId w:val="4"/>
   </w:num>
   <w:num w:numId="2" w16cid:durableId="833029370">
-    <w:abstractNumId w:val="9"/>
+    <w:abstractNumId w:val="10"/>
   </w:num>
   <w:num w:numId="3" w16cid:durableId="1528835335">
     <w:abstractNumId w:val="0"/>
@@ -12705,13 +13560,13 @@
     <w:abstractNumId w:val="8"/>
   </w:num>
   <w:num w:numId="7" w16cid:durableId="7803164">
-    <w:abstractNumId w:val="10"/>
+    <w:abstractNumId w:val="11"/>
   </w:num>
   <w:num w:numId="8" w16cid:durableId="260652811">
     <w:abstractNumId w:val="6"/>
   </w:num>
   <w:num w:numId="9" w16cid:durableId="52197139">
-    <w:abstractNumId w:val="11"/>
+    <w:abstractNumId w:val="12"/>
   </w:num>
   <w:num w:numId="10" w16cid:durableId="1952668062">
     <w:abstractNumId w:val="1"/>
@@ -12720,10 +13575,13 @@
     <w:abstractNumId w:val="5"/>
   </w:num>
   <w:num w:numId="12" w16cid:durableId="1996445584">
-    <w:abstractNumId w:val="12"/>
+    <w:abstractNumId w:val="13"/>
   </w:num>
   <w:num w:numId="13" w16cid:durableId="380132478">
     <w:abstractNumId w:val="3"/>
+  </w:num>
+  <w:num w:numId="14" w16cid:durableId="289632175">
+    <w:abstractNumId w:val="9"/>
   </w:num>
 </w:numbering>
 </file>

--- a/ZÁRÓDOLGOZAT.docx
+++ b/ZÁRÓDOLGOZAT.docx
@@ -778,7 +778,7 @@
           <w:r>
             <w:fldChar w:fldCharType="separate"/>
           </w:r>
-          <w:hyperlink w:anchor="_Toc222816596" w:history="1">
+          <w:hyperlink w:anchor="_Toc222823587" w:history="1">
             <w:r>
               <w:rPr>
                 <w:rStyle w:val="Hiperhivatkozs"/>
@@ -806,7 +806,7 @@
                 <w:noProof/>
                 <w:webHidden/>
               </w:rPr>
-              <w:instrText xml:space="preserve"> PAGEREF _Toc222816596 \h </w:instrText>
+              <w:instrText xml:space="preserve"> PAGEREF _Toc222823587 \h </w:instrText>
             </w:r>
             <w:r>
               <w:rPr>
@@ -849,7 +849,7 @@
               <w:lang w:val="hu-HU" w:eastAsia="hu-HU"/>
             </w:rPr>
           </w:pPr>
-          <w:hyperlink w:anchor="_Toc222816597" w:history="1">
+          <w:hyperlink w:anchor="_Toc222823588" w:history="1">
             <w:r>
               <w:rPr>
                 <w:rStyle w:val="Hiperhivatkozs"/>
@@ -877,7 +877,7 @@
                 <w:noProof/>
                 <w:webHidden/>
               </w:rPr>
-              <w:instrText xml:space="preserve"> PAGEREF _Toc222816597 \h </w:instrText>
+              <w:instrText xml:space="preserve"> PAGEREF _Toc222823588 \h </w:instrText>
             </w:r>
             <w:r>
               <w:rPr>
@@ -920,7 +920,7 @@
               <w:lang w:val="hu-HU" w:eastAsia="hu-HU"/>
             </w:rPr>
           </w:pPr>
-          <w:hyperlink w:anchor="_Toc222816598" w:history="1">
+          <w:hyperlink w:anchor="_Toc222823589" w:history="1">
             <w:r>
               <w:rPr>
                 <w:rStyle w:val="Hiperhivatkozs"/>
@@ -948,7 +948,7 @@
                 <w:noProof/>
                 <w:webHidden/>
               </w:rPr>
-              <w:instrText xml:space="preserve"> PAGEREF _Toc222816598 \h </w:instrText>
+              <w:instrText xml:space="preserve"> PAGEREF _Toc222823589 \h </w:instrText>
             </w:r>
             <w:r>
               <w:rPr>
@@ -991,7 +991,7 @@
               <w:lang w:val="hu-HU" w:eastAsia="hu-HU"/>
             </w:rPr>
           </w:pPr>
-          <w:hyperlink w:anchor="_Toc222816599" w:history="1">
+          <w:hyperlink w:anchor="_Toc222823590" w:history="1">
             <w:r>
               <w:rPr>
                 <w:rStyle w:val="Hiperhivatkozs"/>
@@ -1019,7 +1019,7 @@
                 <w:noProof/>
                 <w:webHidden/>
               </w:rPr>
-              <w:instrText xml:space="preserve"> PAGEREF _Toc222816599 \h </w:instrText>
+              <w:instrText xml:space="preserve"> PAGEREF _Toc222823590 \h </w:instrText>
             </w:r>
             <w:r>
               <w:rPr>
@@ -1062,7 +1062,7 @@
               <w:lang w:val="hu-HU" w:eastAsia="hu-HU"/>
             </w:rPr>
           </w:pPr>
-          <w:hyperlink w:anchor="_Toc222816600" w:history="1">
+          <w:hyperlink w:anchor="_Toc222823591" w:history="1">
             <w:r>
               <w:rPr>
                 <w:rStyle w:val="Hiperhivatkozs"/>
@@ -1090,7 +1090,7 @@
                 <w:noProof/>
                 <w:webHidden/>
               </w:rPr>
-              <w:instrText xml:space="preserve"> PAGEREF _Toc222816600 \h </w:instrText>
+              <w:instrText xml:space="preserve"> PAGEREF _Toc222823591 \h </w:instrText>
             </w:r>
             <w:r>
               <w:rPr>
@@ -1110,7 +1110,7 @@
                 <w:noProof/>
                 <w:webHidden/>
               </w:rPr>
-              <w:t>2</w:t>
+              <w:t>3</w:t>
             </w:r>
             <w:r>
               <w:rPr>
@@ -1133,7 +1133,7 @@
               <w:lang w:val="hu-HU" w:eastAsia="hu-HU"/>
             </w:rPr>
           </w:pPr>
-          <w:hyperlink w:anchor="_Toc222816601" w:history="1">
+          <w:hyperlink w:anchor="_Toc222823592" w:history="1">
             <w:r>
               <w:rPr>
                 <w:rStyle w:val="Hiperhivatkozs"/>
@@ -1161,7 +1161,7 @@
                 <w:noProof/>
                 <w:webHidden/>
               </w:rPr>
-              <w:instrText xml:space="preserve"> PAGEREF _Toc222816601 \h </w:instrText>
+              <w:instrText xml:space="preserve"> PAGEREF _Toc222823592 \h </w:instrText>
             </w:r>
             <w:r>
               <w:rPr>
@@ -1204,7 +1204,7 @@
               <w:lang w:val="hu-HU" w:eastAsia="hu-HU"/>
             </w:rPr>
           </w:pPr>
-          <w:hyperlink w:anchor="_Toc222816602" w:history="1">
+          <w:hyperlink w:anchor="_Toc222823593" w:history="1">
             <w:r>
               <w:rPr>
                 <w:rStyle w:val="Hiperhivatkozs"/>
@@ -1231,7 +1231,7 @@
                 <w:noProof/>
                 <w:webHidden/>
               </w:rPr>
-              <w:instrText xml:space="preserve"> PAGEREF _Toc222816602 \h </w:instrText>
+              <w:instrText xml:space="preserve"> PAGEREF _Toc222823593 \h </w:instrText>
             </w:r>
             <w:r>
               <w:rPr>
@@ -1274,7 +1274,7 @@
               <w:lang w:val="hu-HU" w:eastAsia="hu-HU"/>
             </w:rPr>
           </w:pPr>
-          <w:hyperlink w:anchor="_Toc222816603" w:history="1">
+          <w:hyperlink w:anchor="_Toc222823594" w:history="1">
             <w:r>
               <w:rPr>
                 <w:rStyle w:val="Hiperhivatkozs"/>
@@ -1302,7 +1302,7 @@
                 <w:noProof/>
                 <w:webHidden/>
               </w:rPr>
-              <w:instrText xml:space="preserve"> PAGEREF _Toc222816603 \h </w:instrText>
+              <w:instrText xml:space="preserve"> PAGEREF _Toc222823594 \h </w:instrText>
             </w:r>
             <w:r>
               <w:rPr>
@@ -1345,7 +1345,7 @@
               <w:lang w:val="hu-HU" w:eastAsia="hu-HU"/>
             </w:rPr>
           </w:pPr>
-          <w:hyperlink w:anchor="_Toc222816604" w:history="1">
+          <w:hyperlink w:anchor="_Toc222823595" w:history="1">
             <w:r>
               <w:rPr>
                 <w:rStyle w:val="Hiperhivatkozs"/>
@@ -1373,7 +1373,7 @@
                 <w:noProof/>
                 <w:webHidden/>
               </w:rPr>
-              <w:instrText xml:space="preserve"> PAGEREF _Toc222816604 \h </w:instrText>
+              <w:instrText xml:space="preserve"> PAGEREF _Toc222823595 \h </w:instrText>
             </w:r>
             <w:r>
               <w:rPr>
@@ -1416,7 +1416,7 @@
               <w:lang w:val="hu-HU" w:eastAsia="hu-HU"/>
             </w:rPr>
           </w:pPr>
-          <w:hyperlink w:anchor="_Toc222816605" w:history="1">
+          <w:hyperlink w:anchor="_Toc222823596" w:history="1">
             <w:r>
               <w:rPr>
                 <w:rStyle w:val="Hiperhivatkozs"/>
@@ -1444,7 +1444,7 @@
                 <w:noProof/>
                 <w:webHidden/>
               </w:rPr>
-              <w:instrText xml:space="preserve"> PAGEREF _Toc222816605 \h </w:instrText>
+              <w:instrText xml:space="preserve"> PAGEREF _Toc222823596 \h </w:instrText>
             </w:r>
             <w:r>
               <w:rPr>
@@ -1464,7 +1464,7 @@
                 <w:noProof/>
                 <w:webHidden/>
               </w:rPr>
-              <w:t>4</w:t>
+              <w:t>5</w:t>
             </w:r>
             <w:r>
               <w:rPr>
@@ -1487,7 +1487,7 @@
               <w:lang w:val="hu-HU" w:eastAsia="hu-HU"/>
             </w:rPr>
           </w:pPr>
-          <w:hyperlink w:anchor="_Toc222816606" w:history="1">
+          <w:hyperlink w:anchor="_Toc222823597" w:history="1">
             <w:r>
               <w:rPr>
                 <w:rStyle w:val="Hiperhivatkozs"/>
@@ -1515,7 +1515,7 @@
                 <w:noProof/>
                 <w:webHidden/>
               </w:rPr>
-              <w:instrText xml:space="preserve"> PAGEREF _Toc222816606 \h </w:instrText>
+              <w:instrText xml:space="preserve"> PAGEREF _Toc222823597 \h </w:instrText>
             </w:r>
             <w:r>
               <w:rPr>
@@ -1535,7 +1535,7 @@
                 <w:noProof/>
                 <w:webHidden/>
               </w:rPr>
-              <w:t>4</w:t>
+              <w:t>5</w:t>
             </w:r>
             <w:r>
               <w:rPr>
@@ -1558,7 +1558,7 @@
               <w:lang w:val="hu-HU" w:eastAsia="hu-HU"/>
             </w:rPr>
           </w:pPr>
-          <w:hyperlink w:anchor="_Toc222816607" w:history="1">
+          <w:hyperlink w:anchor="_Toc222823598" w:history="1">
             <w:r>
               <w:rPr>
                 <w:rStyle w:val="Hiperhivatkozs"/>
@@ -1586,7 +1586,7 @@
                 <w:noProof/>
                 <w:webHidden/>
               </w:rPr>
-              <w:instrText xml:space="preserve"> PAGEREF _Toc222816607 \h </w:instrText>
+              <w:instrText xml:space="preserve"> PAGEREF _Toc222823598 \h </w:instrText>
             </w:r>
             <w:r>
               <w:rPr>
@@ -1606,7 +1606,7 @@
                 <w:noProof/>
                 <w:webHidden/>
               </w:rPr>
-              <w:t>4</w:t>
+              <w:t>5</w:t>
             </w:r>
             <w:r>
               <w:rPr>
@@ -1629,7 +1629,7 @@
               <w:lang w:val="hu-HU" w:eastAsia="hu-HU"/>
             </w:rPr>
           </w:pPr>
-          <w:hyperlink w:anchor="_Toc222816608" w:history="1">
+          <w:hyperlink w:anchor="_Toc222823599" w:history="1">
             <w:r>
               <w:rPr>
                 <w:rStyle w:val="Hiperhivatkozs"/>
@@ -1657,7 +1657,7 @@
                 <w:noProof/>
                 <w:webHidden/>
               </w:rPr>
-              <w:instrText xml:space="preserve"> PAGEREF _Toc222816608 \h </w:instrText>
+              <w:instrText xml:space="preserve"> PAGEREF _Toc222823599 \h </w:instrText>
             </w:r>
             <w:r>
               <w:rPr>
@@ -1677,7 +1677,7 @@
                 <w:noProof/>
                 <w:webHidden/>
               </w:rPr>
-              <w:t>5</w:t>
+              <w:t>6</w:t>
             </w:r>
             <w:r>
               <w:rPr>
@@ -1700,7 +1700,7 @@
               <w:lang w:val="hu-HU" w:eastAsia="hu-HU"/>
             </w:rPr>
           </w:pPr>
-          <w:hyperlink w:anchor="_Toc222816609" w:history="1">
+          <w:hyperlink w:anchor="_Toc222823600" w:history="1">
             <w:r>
               <w:rPr>
                 <w:rStyle w:val="Hiperhivatkozs"/>
@@ -1728,7 +1728,7 @@
                 <w:noProof/>
                 <w:webHidden/>
               </w:rPr>
-              <w:instrText xml:space="preserve"> PAGEREF _Toc222816609 \h </w:instrText>
+              <w:instrText xml:space="preserve"> PAGEREF _Toc222823600 \h </w:instrText>
             </w:r>
             <w:r>
               <w:rPr>
@@ -1748,7 +1748,7 @@
                 <w:noProof/>
                 <w:webHidden/>
               </w:rPr>
-              <w:t>5</w:t>
+              <w:t>6</w:t>
             </w:r>
             <w:r>
               <w:rPr>
@@ -1771,7 +1771,7 @@
               <w:lang w:val="hu-HU" w:eastAsia="hu-HU"/>
             </w:rPr>
           </w:pPr>
-          <w:hyperlink w:anchor="_Toc222816610" w:history="1">
+          <w:hyperlink w:anchor="_Toc222823601" w:history="1">
             <w:r>
               <w:rPr>
                 <w:rStyle w:val="Hiperhivatkozs"/>
@@ -1798,7 +1798,7 @@
                 <w:noProof/>
                 <w:webHidden/>
               </w:rPr>
-              <w:instrText xml:space="preserve"> PAGEREF _Toc222816610 \h </w:instrText>
+              <w:instrText xml:space="preserve"> PAGEREF _Toc222823601 \h </w:instrText>
             </w:r>
             <w:r>
               <w:rPr>
@@ -1818,7 +1818,7 @@
                 <w:noProof/>
                 <w:webHidden/>
               </w:rPr>
-              <w:t>5</w:t>
+              <w:t>6</w:t>
             </w:r>
             <w:r>
               <w:rPr>
@@ -1841,7 +1841,7 @@
               <w:lang w:val="hu-HU" w:eastAsia="hu-HU"/>
             </w:rPr>
           </w:pPr>
-          <w:hyperlink w:anchor="_Toc222816611" w:history="1">
+          <w:hyperlink w:anchor="_Toc222823602" w:history="1">
             <w:r>
               <w:rPr>
                 <w:rStyle w:val="Hiperhivatkozs"/>
@@ -1869,7 +1869,7 @@
                 <w:noProof/>
                 <w:webHidden/>
               </w:rPr>
-              <w:instrText xml:space="preserve"> PAGEREF _Toc222816611 \h </w:instrText>
+              <w:instrText xml:space="preserve"> PAGEREF _Toc222823602 \h </w:instrText>
             </w:r>
             <w:r>
               <w:rPr>
@@ -1889,7 +1889,7 @@
                 <w:noProof/>
                 <w:webHidden/>
               </w:rPr>
-              <w:t>6</w:t>
+              <w:t>7</w:t>
             </w:r>
             <w:r>
               <w:rPr>
@@ -1912,7 +1912,7 @@
               <w:lang w:val="hu-HU" w:eastAsia="hu-HU"/>
             </w:rPr>
           </w:pPr>
-          <w:hyperlink w:anchor="_Toc222816612" w:history="1">
+          <w:hyperlink w:anchor="_Toc222823603" w:history="1">
             <w:r>
               <w:rPr>
                 <w:rStyle w:val="Hiperhivatkozs"/>
@@ -1939,7 +1939,7 @@
                 <w:noProof/>
                 <w:webHidden/>
               </w:rPr>
-              <w:instrText xml:space="preserve"> PAGEREF _Toc222816612 \h </w:instrText>
+              <w:instrText xml:space="preserve"> PAGEREF _Toc222823603 \h </w:instrText>
             </w:r>
             <w:r>
               <w:rPr>
@@ -1959,7 +1959,7 @@
                 <w:noProof/>
                 <w:webHidden/>
               </w:rPr>
-              <w:t>7</w:t>
+              <w:t>8</w:t>
             </w:r>
             <w:r>
               <w:rPr>
@@ -1982,14 +1982,13 @@
               <w:lang w:val="hu-HU" w:eastAsia="hu-HU"/>
             </w:rPr>
           </w:pPr>
-          <w:hyperlink w:anchor="_Toc222816613" w:history="1">
+          <w:hyperlink w:anchor="_Toc222823604" w:history="1">
             <w:r>
               <w:rPr>
                 <w:rStyle w:val="Hiperhivatkozs"/>
                 <w:noProof/>
-                <w:lang w:val="hu-HU"/>
-              </w:rPr>
-              <w:t>JWT (JSON Web Token) Hitelesítés – Fejlesztői Dokumentáció</w:t>
+              </w:rPr>
+              <w:t>Admin Panel</w:t>
             </w:r>
             <w:r>
               <w:rPr>
@@ -2010,7 +2009,7 @@
                 <w:noProof/>
                 <w:webHidden/>
               </w:rPr>
-              <w:instrText xml:space="preserve"> PAGEREF _Toc222816613 \h </w:instrText>
+              <w:instrText xml:space="preserve"> PAGEREF _Toc222823604 \h </w:instrText>
             </w:r>
             <w:r>
               <w:rPr>
@@ -2053,14 +2052,13 @@
               <w:lang w:val="hu-HU" w:eastAsia="hu-HU"/>
             </w:rPr>
           </w:pPr>
-          <w:hyperlink w:anchor="_Toc222816614" w:history="1">
+          <w:hyperlink w:anchor="_Toc222823605" w:history="1">
             <w:r>
               <w:rPr>
                 <w:rStyle w:val="Hiperhivatkozs"/>
                 <w:noProof/>
-                <w:lang w:val="hu-HU"/>
-              </w:rPr>
-              <w:t>1. Hogyan működik együtt a Frontend és a Backend a JWT-vel?</w:t>
+              </w:rPr>
+              <w:t>Admin Panel Szerkesztés/Létrehozás Modal</w:t>
             </w:r>
             <w:r>
               <w:rPr>
@@ -2081,7 +2079,7 @@
                 <w:noProof/>
                 <w:webHidden/>
               </w:rPr>
-              <w:instrText xml:space="preserve"> PAGEREF _Toc222816614 \h </w:instrText>
+              <w:instrText xml:space="preserve"> PAGEREF _Toc222823605 \h </w:instrText>
             </w:r>
             <w:r>
               <w:rPr>
@@ -2124,14 +2122,14 @@
               <w:lang w:val="hu-HU" w:eastAsia="hu-HU"/>
             </w:rPr>
           </w:pPr>
-          <w:hyperlink w:anchor="_Toc222816615" w:history="1">
+          <w:hyperlink w:anchor="_Toc222823606" w:history="1">
             <w:r>
               <w:rPr>
                 <w:rStyle w:val="Hiperhivatkozs"/>
                 <w:noProof/>
                 <w:lang w:val="hu-HU"/>
               </w:rPr>
-              <w:t>A Backend oldal (C# / ASP.NET Core) szerepe</w:t>
+              <w:t>JWT (JSON Web Token) Hitelesítés</w:t>
             </w:r>
             <w:r>
               <w:rPr>
@@ -2152,7 +2150,7 @@
                 <w:noProof/>
                 <w:webHidden/>
               </w:rPr>
-              <w:instrText xml:space="preserve"> PAGEREF _Toc222816615 \h </w:instrText>
+              <w:instrText xml:space="preserve"> PAGEREF _Toc222823606 \h </w:instrText>
             </w:r>
             <w:r>
               <w:rPr>
@@ -2195,14 +2193,14 @@
               <w:lang w:val="hu-HU" w:eastAsia="hu-HU"/>
             </w:rPr>
           </w:pPr>
-          <w:hyperlink w:anchor="_Toc222816616" w:history="1">
+          <w:hyperlink w:anchor="_Toc222823607" w:history="1">
             <w:r>
               <w:rPr>
                 <w:rStyle w:val="Hiperhivatkozs"/>
                 <w:noProof/>
                 <w:lang w:val="hu-HU"/>
               </w:rPr>
-              <w:t>A Frontend oldal (Vue.js / JavaScript) szerepe</w:t>
+              <w:t>1. Hogyan működik együtt a Frontend és a Backend a JWT-vel?</w:t>
             </w:r>
             <w:r>
               <w:rPr>
@@ -2223,7 +2221,7 @@
                 <w:noProof/>
                 <w:webHidden/>
               </w:rPr>
-              <w:instrText xml:space="preserve"> PAGEREF _Toc222816616 \h </w:instrText>
+              <w:instrText xml:space="preserve"> PAGEREF _Toc222823607 \h </w:instrText>
             </w:r>
             <w:r>
               <w:rPr>
@@ -2243,7 +2241,7 @@
                 <w:noProof/>
                 <w:webHidden/>
               </w:rPr>
-              <w:t>11</w:t>
+              <w:t>10</w:t>
             </w:r>
             <w:r>
               <w:rPr>
@@ -2266,14 +2264,14 @@
               <w:lang w:val="hu-HU" w:eastAsia="hu-HU"/>
             </w:rPr>
           </w:pPr>
-          <w:hyperlink w:anchor="_Toc222816617" w:history="1">
+          <w:hyperlink w:anchor="_Toc222823608" w:history="1">
             <w:r>
               <w:rPr>
                 <w:rStyle w:val="Hiperhivatkozs"/>
                 <w:noProof/>
                 <w:lang w:val="hu-HU"/>
               </w:rPr>
-              <w:t>2. Miért jó ez nekünk? (A JWT előnyei)</w:t>
+              <w:t>A Backend oldal (C# / ASP.NET Core) szerepe</w:t>
             </w:r>
             <w:r>
               <w:rPr>
@@ -2294,7 +2292,7 @@
                 <w:noProof/>
                 <w:webHidden/>
               </w:rPr>
-              <w:instrText xml:space="preserve"> PAGEREF _Toc222816617 \h </w:instrText>
+              <w:instrText xml:space="preserve"> PAGEREF _Toc222823608 \h </w:instrText>
             </w:r>
             <w:r>
               <w:rPr>
@@ -2337,13 +2335,155 @@
               <w:lang w:val="hu-HU" w:eastAsia="hu-HU"/>
             </w:rPr>
           </w:pPr>
-          <w:hyperlink w:anchor="_Toc222816618" w:history="1">
+          <w:hyperlink w:anchor="_Toc222823609" w:history="1">
             <w:r>
               <w:rPr>
                 <w:rStyle w:val="Hiperhivatkozs"/>
                 <w:noProof/>
                 <w:lang w:val="hu-HU"/>
               </w:rPr>
+              <w:t>A Frontend oldal (Vue.js / JavaScript) szerepe</w:t>
+            </w:r>
+            <w:r>
+              <w:rPr>
+                <w:noProof/>
+                <w:webHidden/>
+              </w:rPr>
+              <w:tab/>
+            </w:r>
+            <w:r>
+              <w:rPr>
+                <w:noProof/>
+                <w:webHidden/>
+              </w:rPr>
+              <w:fldChar w:fldCharType="begin"/>
+            </w:r>
+            <w:r>
+              <w:rPr>
+                <w:noProof/>
+                <w:webHidden/>
+              </w:rPr>
+              <w:instrText xml:space="preserve"> PAGEREF _Toc222823609 \h </w:instrText>
+            </w:r>
+            <w:r>
+              <w:rPr>
+                <w:noProof/>
+                <w:webHidden/>
+              </w:rPr>
+            </w:r>
+            <w:r>
+              <w:rPr>
+                <w:noProof/>
+                <w:webHidden/>
+              </w:rPr>
+              <w:fldChar w:fldCharType="separate"/>
+            </w:r>
+            <w:r>
+              <w:rPr>
+                <w:noProof/>
+                <w:webHidden/>
+              </w:rPr>
+              <w:t>11</w:t>
+            </w:r>
+            <w:r>
+              <w:rPr>
+                <w:noProof/>
+                <w:webHidden/>
+              </w:rPr>
+              <w:fldChar w:fldCharType="end"/>
+            </w:r>
+          </w:hyperlink>
+        </w:p>
+        <w:p>
+          <w:pPr>
+            <w:pStyle w:val="TJ2"/>
+            <w:tabs>
+              <w:tab w:val="right" w:leader="dot" w:pos="9062"/>
+            </w:tabs>
+            <w:rPr>
+              <w:rFonts w:asciiTheme="minorHAnsi" w:eastAsiaTheme="minorEastAsia" w:hAnsiTheme="minorHAnsi" w:cstheme="minorBidi"/>
+              <w:noProof/>
+              <w:lang w:val="hu-HU" w:eastAsia="hu-HU"/>
+            </w:rPr>
+          </w:pPr>
+          <w:hyperlink w:anchor="_Toc222823610" w:history="1">
+            <w:r>
+              <w:rPr>
+                <w:rStyle w:val="Hiperhivatkozs"/>
+                <w:noProof/>
+                <w:lang w:val="hu-HU"/>
+              </w:rPr>
+              <w:t>2. Miért jó ez nekünk? (A JWT előnyei)</w:t>
+            </w:r>
+            <w:r>
+              <w:rPr>
+                <w:noProof/>
+                <w:webHidden/>
+              </w:rPr>
+              <w:tab/>
+            </w:r>
+            <w:r>
+              <w:rPr>
+                <w:noProof/>
+                <w:webHidden/>
+              </w:rPr>
+              <w:fldChar w:fldCharType="begin"/>
+            </w:r>
+            <w:r>
+              <w:rPr>
+                <w:noProof/>
+                <w:webHidden/>
+              </w:rPr>
+              <w:instrText xml:space="preserve"> PAGEREF _Toc222823610 \h </w:instrText>
+            </w:r>
+            <w:r>
+              <w:rPr>
+                <w:noProof/>
+                <w:webHidden/>
+              </w:rPr>
+            </w:r>
+            <w:r>
+              <w:rPr>
+                <w:noProof/>
+                <w:webHidden/>
+              </w:rPr>
+              <w:fldChar w:fldCharType="separate"/>
+            </w:r>
+            <w:r>
+              <w:rPr>
+                <w:noProof/>
+                <w:webHidden/>
+              </w:rPr>
+              <w:t>12</w:t>
+            </w:r>
+            <w:r>
+              <w:rPr>
+                <w:noProof/>
+                <w:webHidden/>
+              </w:rPr>
+              <w:fldChar w:fldCharType="end"/>
+            </w:r>
+          </w:hyperlink>
+        </w:p>
+        <w:p>
+          <w:pPr>
+            <w:pStyle w:val="TJ2"/>
+            <w:tabs>
+              <w:tab w:val="right" w:leader="dot" w:pos="9062"/>
+            </w:tabs>
+            <w:rPr>
+              <w:rFonts w:asciiTheme="minorHAnsi" w:eastAsiaTheme="minorEastAsia" w:hAnsiTheme="minorHAnsi" w:cstheme="minorBidi"/>
+              <w:noProof/>
+              <w:lang w:val="hu-HU" w:eastAsia="hu-HU"/>
+            </w:rPr>
+          </w:pPr>
+          <w:hyperlink w:anchor="_Toc222823611" w:history="1">
+            <w:r>
+              <w:rPr>
+                <w:rStyle w:val="Hiperhivatkozs"/>
+                <w:noProof/>
+                <w:lang w:val="hu-HU"/>
+              </w:rPr>
               <w:t>3. Miért volt rosszabb az, amit ezelőtt használtunk?</w:t>
             </w:r>
             <w:r>
@@ -2365,7 +2505,7 @@
                 <w:noProof/>
                 <w:webHidden/>
               </w:rPr>
-              <w:instrText xml:space="preserve"> PAGEREF _Toc222816618 \h </w:instrText>
+              <w:instrText xml:space="preserve"> PAGEREF _Toc222823611 \h </w:instrText>
             </w:r>
             <w:r>
               <w:rPr>
@@ -2408,7 +2548,7 @@
               <w:lang w:val="hu-HU" w:eastAsia="hu-HU"/>
             </w:rPr>
           </w:pPr>
-          <w:hyperlink w:anchor="_Toc222816619" w:history="1">
+          <w:hyperlink w:anchor="_Toc222823612" w:history="1">
             <w:r>
               <w:rPr>
                 <w:rStyle w:val="Hiperhivatkozs"/>
@@ -2436,7 +2576,7 @@
                 <w:noProof/>
                 <w:webHidden/>
               </w:rPr>
-              <w:instrText xml:space="preserve"> PAGEREF _Toc222816619 \h </w:instrText>
+              <w:instrText xml:space="preserve"> PAGEREF _Toc222823612 \h </w:instrText>
             </w:r>
             <w:r>
               <w:rPr>
@@ -2479,7 +2619,7 @@
               <w:lang w:val="hu-HU" w:eastAsia="hu-HU"/>
             </w:rPr>
           </w:pPr>
-          <w:hyperlink w:anchor="_Toc222816620" w:history="1">
+          <w:hyperlink w:anchor="_Toc222823613" w:history="1">
             <w:r>
               <w:rPr>
                 <w:rStyle w:val="Hiperhivatkozs"/>
@@ -2507,7 +2647,7 @@
                 <w:noProof/>
                 <w:webHidden/>
               </w:rPr>
-              <w:instrText xml:space="preserve"> PAGEREF _Toc222816620 \h </w:instrText>
+              <w:instrText xml:space="preserve"> PAGEREF _Toc222823613 \h </w:instrText>
             </w:r>
             <w:r>
               <w:rPr>
@@ -2550,7 +2690,7 @@
               <w:lang w:val="hu-HU" w:eastAsia="hu-HU"/>
             </w:rPr>
           </w:pPr>
-          <w:hyperlink w:anchor="_Toc222816621" w:history="1">
+          <w:hyperlink w:anchor="_Toc222823614" w:history="1">
             <w:r>
               <w:rPr>
                 <w:rStyle w:val="Hiperhivatkozs"/>
@@ -2577,7 +2717,7 @@
                 <w:noProof/>
                 <w:webHidden/>
               </w:rPr>
-              <w:instrText xml:space="preserve"> PAGEREF _Toc222816621 \h </w:instrText>
+              <w:instrText xml:space="preserve"> PAGEREF _Toc222823614 \h </w:instrText>
             </w:r>
             <w:r>
               <w:rPr>
@@ -2597,7 +2737,7 @@
                 <w:noProof/>
                 <w:webHidden/>
               </w:rPr>
-              <w:t>14</w:t>
+              <w:t>15</w:t>
             </w:r>
             <w:r>
               <w:rPr>
@@ -2620,7 +2760,7 @@
               <w:lang w:val="hu-HU" w:eastAsia="hu-HU"/>
             </w:rPr>
           </w:pPr>
-          <w:hyperlink w:anchor="_Toc222816622" w:history="1">
+          <w:hyperlink w:anchor="_Toc222823615" w:history="1">
             <w:r>
               <w:rPr>
                 <w:rStyle w:val="Hiperhivatkozs"/>
@@ -2647,7 +2787,7 @@
                 <w:noProof/>
                 <w:webHidden/>
               </w:rPr>
-              <w:instrText xml:space="preserve"> PAGEREF _Toc222816622 \h </w:instrText>
+              <w:instrText xml:space="preserve"> PAGEREF _Toc222823615 \h </w:instrText>
             </w:r>
             <w:r>
               <w:rPr>
@@ -2667,7 +2807,7 @@
                 <w:noProof/>
                 <w:webHidden/>
               </w:rPr>
-              <w:t>16</w:t>
+              <w:t>17</w:t>
             </w:r>
             <w:r>
               <w:rPr>
@@ -2690,7 +2830,7 @@
               <w:lang w:val="hu-HU" w:eastAsia="hu-HU"/>
             </w:rPr>
           </w:pPr>
-          <w:hyperlink w:anchor="_Toc222816623" w:history="1">
+          <w:hyperlink w:anchor="_Toc222823616" w:history="1">
             <w:r>
               <w:rPr>
                 <w:rStyle w:val="Hiperhivatkozs"/>
@@ -2717,7 +2857,7 @@
                 <w:noProof/>
                 <w:webHidden/>
               </w:rPr>
-              <w:instrText xml:space="preserve"> PAGEREF _Toc222816623 \h </w:instrText>
+              <w:instrText xml:space="preserve"> PAGEREF _Toc222823616 \h </w:instrText>
             </w:r>
             <w:r>
               <w:rPr>
@@ -2737,7 +2877,7 @@
                 <w:noProof/>
                 <w:webHidden/>
               </w:rPr>
-              <w:t>16</w:t>
+              <w:t>17</w:t>
             </w:r>
             <w:r>
               <w:rPr>
@@ -2760,7 +2900,7 @@
               <w:lang w:val="hu-HU" w:eastAsia="hu-HU"/>
             </w:rPr>
           </w:pPr>
-          <w:hyperlink w:anchor="_Toc222816624" w:history="1">
+          <w:hyperlink w:anchor="_Toc222823617" w:history="1">
             <w:r>
               <w:rPr>
                 <w:rStyle w:val="Hiperhivatkozs"/>
@@ -2787,7 +2927,7 @@
                 <w:noProof/>
                 <w:webHidden/>
               </w:rPr>
-              <w:instrText xml:space="preserve"> PAGEREF _Toc222816624 \h </w:instrText>
+              <w:instrText xml:space="preserve"> PAGEREF _Toc222823617 \h </w:instrText>
             </w:r>
             <w:r>
               <w:rPr>
@@ -2807,7 +2947,7 @@
                 <w:noProof/>
                 <w:webHidden/>
               </w:rPr>
-              <w:t>16</w:t>
+              <w:t>17</w:t>
             </w:r>
             <w:r>
               <w:rPr>
@@ -2830,7 +2970,7 @@
               <w:lang w:val="hu-HU" w:eastAsia="hu-HU"/>
             </w:rPr>
           </w:pPr>
-          <w:hyperlink w:anchor="_Toc222816625" w:history="1">
+          <w:hyperlink w:anchor="_Toc222823618" w:history="1">
             <w:r>
               <w:rPr>
                 <w:rStyle w:val="Hiperhivatkozs"/>
@@ -2857,7 +2997,7 @@
                 <w:noProof/>
                 <w:webHidden/>
               </w:rPr>
-              <w:instrText xml:space="preserve"> PAGEREF _Toc222816625 \h </w:instrText>
+              <w:instrText xml:space="preserve"> PAGEREF _Toc222823618 \h </w:instrText>
             </w:r>
             <w:r>
               <w:rPr>
@@ -2877,7 +3017,7 @@
                 <w:noProof/>
                 <w:webHidden/>
               </w:rPr>
-              <w:t>16</w:t>
+              <w:t>18</w:t>
             </w:r>
             <w:r>
               <w:rPr>
@@ -2900,7 +3040,7 @@
               <w:lang w:val="hu-HU" w:eastAsia="hu-HU"/>
             </w:rPr>
           </w:pPr>
-          <w:hyperlink w:anchor="_Toc222816626" w:history="1">
+          <w:hyperlink w:anchor="_Toc222823619" w:history="1">
             <w:r>
               <w:rPr>
                 <w:rStyle w:val="Hiperhivatkozs"/>
@@ -2927,7 +3067,7 @@
                 <w:noProof/>
                 <w:webHidden/>
               </w:rPr>
-              <w:instrText xml:space="preserve"> PAGEREF _Toc222816626 \h </w:instrText>
+              <w:instrText xml:space="preserve"> PAGEREF _Toc222823619 \h </w:instrText>
             </w:r>
             <w:r>
               <w:rPr>
@@ -2947,7 +3087,7 @@
                 <w:noProof/>
                 <w:webHidden/>
               </w:rPr>
-              <w:t>17</w:t>
+              <w:t>18</w:t>
             </w:r>
             <w:r>
               <w:rPr>
@@ -2970,7 +3110,7 @@
               <w:lang w:val="hu-HU" w:eastAsia="hu-HU"/>
             </w:rPr>
           </w:pPr>
-          <w:hyperlink w:anchor="_Toc222816627" w:history="1">
+          <w:hyperlink w:anchor="_Toc222823620" w:history="1">
             <w:r>
               <w:rPr>
                 <w:rStyle w:val="Hiperhivatkozs"/>
@@ -2997,7 +3137,7 @@
                 <w:noProof/>
                 <w:webHidden/>
               </w:rPr>
-              <w:instrText xml:space="preserve"> PAGEREF _Toc222816627 \h </w:instrText>
+              <w:instrText xml:space="preserve"> PAGEREF _Toc222823620 \h </w:instrText>
             </w:r>
             <w:r>
               <w:rPr>
@@ -3017,7 +3157,7 @@
                 <w:noProof/>
                 <w:webHidden/>
               </w:rPr>
-              <w:t>17</w:t>
+              <w:t>18</w:t>
             </w:r>
             <w:r>
               <w:rPr>
@@ -3040,7 +3180,7 @@
               <w:lang w:val="hu-HU" w:eastAsia="hu-HU"/>
             </w:rPr>
           </w:pPr>
-          <w:hyperlink w:anchor="_Toc222816628" w:history="1">
+          <w:hyperlink w:anchor="_Toc222823621" w:history="1">
             <w:r>
               <w:rPr>
                 <w:rStyle w:val="Hiperhivatkozs"/>
@@ -3067,7 +3207,7 @@
                 <w:noProof/>
                 <w:webHidden/>
               </w:rPr>
-              <w:instrText xml:space="preserve"> PAGEREF _Toc222816628 \h </w:instrText>
+              <w:instrText xml:space="preserve"> PAGEREF _Toc222823621 \h </w:instrText>
             </w:r>
             <w:r>
               <w:rPr>
@@ -3087,7 +3227,7 @@
                 <w:noProof/>
                 <w:webHidden/>
               </w:rPr>
-              <w:t>17</w:t>
+              <w:t>19</w:t>
             </w:r>
             <w:r>
               <w:rPr>
@@ -3110,7 +3250,7 @@
               <w:lang w:val="hu-HU" w:eastAsia="hu-HU"/>
             </w:rPr>
           </w:pPr>
-          <w:hyperlink w:anchor="_Toc222816629" w:history="1">
+          <w:hyperlink w:anchor="_Toc222823622" w:history="1">
             <w:r>
               <w:rPr>
                 <w:rStyle w:val="Hiperhivatkozs"/>
@@ -3137,7 +3277,7 @@
                 <w:noProof/>
                 <w:webHidden/>
               </w:rPr>
-              <w:instrText xml:space="preserve"> PAGEREF _Toc222816629 \h </w:instrText>
+              <w:instrText xml:space="preserve"> PAGEREF _Toc222823622 \h </w:instrText>
             </w:r>
             <w:r>
               <w:rPr>
@@ -3157,7 +3297,7 @@
                 <w:noProof/>
                 <w:webHidden/>
               </w:rPr>
-              <w:t>18</w:t>
+              <w:t>19</w:t>
             </w:r>
             <w:r>
               <w:rPr>
@@ -3180,7 +3320,7 @@
               <w:lang w:val="hu-HU" w:eastAsia="hu-HU"/>
             </w:rPr>
           </w:pPr>
-          <w:hyperlink w:anchor="_Toc222816630" w:history="1">
+          <w:hyperlink w:anchor="_Toc222823623" w:history="1">
             <w:r>
               <w:rPr>
                 <w:rStyle w:val="Hiperhivatkozs"/>
@@ -3208,7 +3348,7 @@
                 <w:noProof/>
                 <w:webHidden/>
               </w:rPr>
-              <w:instrText xml:space="preserve"> PAGEREF _Toc222816630 \h </w:instrText>
+              <w:instrText xml:space="preserve"> PAGEREF _Toc222823623 \h </w:instrText>
             </w:r>
             <w:r>
               <w:rPr>
@@ -3228,7 +3368,7 @@
                 <w:noProof/>
                 <w:webHidden/>
               </w:rPr>
-              <w:t>18</w:t>
+              <w:t>19</w:t>
             </w:r>
             <w:r>
               <w:rPr>
@@ -3251,14 +3391,14 @@
               <w:lang w:val="hu-HU" w:eastAsia="hu-HU"/>
             </w:rPr>
           </w:pPr>
-          <w:hyperlink w:anchor="_Toc222816631" w:history="1">
+          <w:hyperlink w:anchor="_Toc222823624" w:history="1">
             <w:r>
               <w:rPr>
                 <w:rStyle w:val="Hiperhivatkozs"/>
                 <w:noProof/>
                 <w:lang w:val="hu-HU"/>
               </w:rPr>
-              <w:t>Melléklet</w:t>
+              <w:t>Verzió Kezelés</w:t>
             </w:r>
             <w:r>
               <w:rPr>
@@ -3279,7 +3419,7 @@
                 <w:noProof/>
                 <w:webHidden/>
               </w:rPr>
-              <w:instrText xml:space="preserve"> PAGEREF _Toc222816631 \h </w:instrText>
+              <w:instrText xml:space="preserve"> PAGEREF _Toc222823624 \h </w:instrText>
             </w:r>
             <w:r>
               <w:rPr>
@@ -3299,7 +3439,78 @@
                 <w:noProof/>
                 <w:webHidden/>
               </w:rPr>
-              <w:t>19</w:t>
+              <w:t>20</w:t>
+            </w:r>
+            <w:r>
+              <w:rPr>
+                <w:noProof/>
+                <w:webHidden/>
+              </w:rPr>
+              <w:fldChar w:fldCharType="end"/>
+            </w:r>
+          </w:hyperlink>
+        </w:p>
+        <w:p>
+          <w:pPr>
+            <w:pStyle w:val="TJ2"/>
+            <w:tabs>
+              <w:tab w:val="right" w:leader="dot" w:pos="9062"/>
+            </w:tabs>
+            <w:rPr>
+              <w:rFonts w:asciiTheme="minorHAnsi" w:eastAsiaTheme="minorEastAsia" w:hAnsiTheme="minorHAnsi" w:cstheme="minorBidi"/>
+              <w:noProof/>
+              <w:lang w:val="hu-HU" w:eastAsia="hu-HU"/>
+            </w:rPr>
+          </w:pPr>
+          <w:hyperlink w:anchor="_Toc222823625" w:history="1">
+            <w:r>
+              <w:rPr>
+                <w:rStyle w:val="Hiperhivatkozs"/>
+                <w:noProof/>
+                <w:lang w:val="hu-HU"/>
+              </w:rPr>
+              <w:t>Github</w:t>
+            </w:r>
+            <w:r>
+              <w:rPr>
+                <w:noProof/>
+                <w:webHidden/>
+              </w:rPr>
+              <w:tab/>
+            </w:r>
+            <w:r>
+              <w:rPr>
+                <w:noProof/>
+                <w:webHidden/>
+              </w:rPr>
+              <w:fldChar w:fldCharType="begin"/>
+            </w:r>
+            <w:r>
+              <w:rPr>
+                <w:noProof/>
+                <w:webHidden/>
+              </w:rPr>
+              <w:instrText xml:space="preserve"> PAGEREF _Toc222823625 \h </w:instrText>
+            </w:r>
+            <w:r>
+              <w:rPr>
+                <w:noProof/>
+                <w:webHidden/>
+              </w:rPr>
+            </w:r>
+            <w:r>
+              <w:rPr>
+                <w:noProof/>
+                <w:webHidden/>
+              </w:rPr>
+              <w:fldChar w:fldCharType="separate"/>
+            </w:r>
+            <w:r>
+              <w:rPr>
+                <w:noProof/>
+                <w:webHidden/>
+              </w:rPr>
+              <w:t>20</w:t>
             </w:r>
             <w:r>
               <w:rPr>
@@ -3322,13 +3533,84 @@
               <w:lang w:val="hu-HU" w:eastAsia="hu-HU"/>
             </w:rPr>
           </w:pPr>
-          <w:hyperlink w:anchor="_Toc222816632" w:history="1">
+          <w:hyperlink w:anchor="_Toc222823626" w:history="1">
             <w:r>
               <w:rPr>
                 <w:rStyle w:val="Hiperhivatkozs"/>
                 <w:noProof/>
                 <w:lang w:val="hu-HU"/>
               </w:rPr>
+              <w:t>Melléklet</w:t>
+            </w:r>
+            <w:r>
+              <w:rPr>
+                <w:noProof/>
+                <w:webHidden/>
+              </w:rPr>
+              <w:tab/>
+            </w:r>
+            <w:r>
+              <w:rPr>
+                <w:noProof/>
+                <w:webHidden/>
+              </w:rPr>
+              <w:fldChar w:fldCharType="begin"/>
+            </w:r>
+            <w:r>
+              <w:rPr>
+                <w:noProof/>
+                <w:webHidden/>
+              </w:rPr>
+              <w:instrText xml:space="preserve"> PAGEREF _Toc222823626 \h </w:instrText>
+            </w:r>
+            <w:r>
+              <w:rPr>
+                <w:noProof/>
+                <w:webHidden/>
+              </w:rPr>
+            </w:r>
+            <w:r>
+              <w:rPr>
+                <w:noProof/>
+                <w:webHidden/>
+              </w:rPr>
+              <w:fldChar w:fldCharType="separate"/>
+            </w:r>
+            <w:r>
+              <w:rPr>
+                <w:noProof/>
+                <w:webHidden/>
+              </w:rPr>
+              <w:t>21</w:t>
+            </w:r>
+            <w:r>
+              <w:rPr>
+                <w:noProof/>
+                <w:webHidden/>
+              </w:rPr>
+              <w:fldChar w:fldCharType="end"/>
+            </w:r>
+          </w:hyperlink>
+        </w:p>
+        <w:p>
+          <w:pPr>
+            <w:pStyle w:val="TJ1"/>
+            <w:tabs>
+              <w:tab w:val="right" w:leader="dot" w:pos="9062"/>
+            </w:tabs>
+            <w:rPr>
+              <w:rFonts w:asciiTheme="minorHAnsi" w:eastAsiaTheme="minorEastAsia" w:hAnsiTheme="minorHAnsi" w:cstheme="minorBidi"/>
+              <w:noProof/>
+              <w:lang w:val="hu-HU" w:eastAsia="hu-HU"/>
+            </w:rPr>
+          </w:pPr>
+          <w:hyperlink w:anchor="_Toc222823627" w:history="1">
+            <w:r>
+              <w:rPr>
+                <w:rStyle w:val="Hiperhivatkozs"/>
+                <w:noProof/>
+                <w:lang w:val="hu-HU"/>
+              </w:rPr>
               <w:t>Források</w:t>
             </w:r>
             <w:r>
@@ -3350,7 +3632,7 @@
                 <w:noProof/>
                 <w:webHidden/>
               </w:rPr>
-              <w:instrText xml:space="preserve"> PAGEREF _Toc222816632 \h </w:instrText>
+              <w:instrText xml:space="preserve"> PAGEREF _Toc222823627 \h </w:instrText>
             </w:r>
             <w:r>
               <w:rPr>
@@ -3370,7 +3652,7 @@
                 <w:noProof/>
                 <w:webHidden/>
               </w:rPr>
-              <w:t>20</w:t>
+              <w:t>22</w:t>
             </w:r>
             <w:r>
               <w:rPr>
@@ -3434,7 +3716,7 @@
           <w:lang w:val="hu-HU"/>
         </w:rPr>
       </w:pPr>
-      <w:bookmarkStart w:id="0" w:name="_Toc222816596"/>
+      <w:bookmarkStart w:id="0" w:name="_Toc222823587"/>
       <w:r>
         <w:rPr>
           <w:rFonts w:ascii="Calibri" w:hAnsi="Calibri" w:cs="Calibri"/>
@@ -3530,7 +3812,7 @@
           <w:lang w:val="hu-HU"/>
         </w:rPr>
       </w:pPr>
-      <w:bookmarkStart w:id="1" w:name="_Toc222816597"/>
+      <w:bookmarkStart w:id="1" w:name="_Toc222823588"/>
       <w:r>
         <w:rPr>
           <w:rFonts w:ascii="Calibri" w:hAnsi="Calibri" w:cs="Calibri"/>
@@ -3618,7 +3900,7 @@
           <w:lang w:val="hu-HU"/>
         </w:rPr>
       </w:pPr>
-      <w:bookmarkStart w:id="2" w:name="_Toc222816598"/>
+      <w:bookmarkStart w:id="2" w:name="_Toc222823589"/>
       <w:r>
         <w:rPr>
           <w:lang w:val="hu-HU"/>
@@ -3694,7 +3976,7 @@
           <w:lang w:val="hu-HU"/>
         </w:rPr>
       </w:pPr>
-      <w:bookmarkStart w:id="3" w:name="_Toc222816599"/>
+      <w:bookmarkStart w:id="3" w:name="_Toc222823590"/>
       <w:r>
         <w:rPr>
           <w:lang w:val="hu-HU"/>
@@ -4216,7 +4498,7 @@
           <w:lang w:val="hu-HU"/>
         </w:rPr>
       </w:pPr>
-      <w:bookmarkStart w:id="4" w:name="_Toc222816600"/>
+      <w:bookmarkStart w:id="4" w:name="_Toc222823591"/>
       <w:r>
         <w:rPr>
           <w:rStyle w:val="Cmsor2Char"/>
@@ -4296,7 +4578,7 @@
           <w:lang w:val="hu-HU"/>
         </w:rPr>
       </w:pPr>
-      <w:bookmarkStart w:id="5" w:name="_Toc222816601"/>
+      <w:bookmarkStart w:id="5" w:name="_Toc222823592"/>
       <w:r>
         <w:rPr>
           <w:rStyle w:val="Cmsor2Char"/>
@@ -4374,7 +4656,7 @@
       <w:pPr>
         <w:pStyle w:val="Cmsor1"/>
       </w:pPr>
-      <w:bookmarkStart w:id="6" w:name="_Toc222816602"/>
+      <w:bookmarkStart w:id="6" w:name="_Toc222823593"/>
       <w:r>
         <w:t>Frontend</w:t>
       </w:r>
@@ -4387,7 +4669,7 @@
           <w:lang w:val="hu-HU"/>
         </w:rPr>
       </w:pPr>
-      <w:bookmarkStart w:id="7" w:name="_Toc222816603"/>
+      <w:bookmarkStart w:id="7" w:name="_Toc222823594"/>
       <w:r>
         <w:rPr>
           <w:lang w:val="hu-HU"/>
@@ -4598,7 +4880,7 @@
           <w:lang w:val="hu-HU"/>
         </w:rPr>
       </w:pPr>
-      <w:bookmarkStart w:id="8" w:name="_Toc222816604"/>
+      <w:bookmarkStart w:id="8" w:name="_Toc222823595"/>
       <w:r>
         <w:rPr>
           <w:lang w:val="hu-HU"/>
@@ -5006,7 +5288,7 @@
           <w:lang w:val="hu"/>
         </w:rPr>
       </w:pPr>
-      <w:bookmarkStart w:id="9" w:name="_Toc222816605"/>
+      <w:bookmarkStart w:id="9" w:name="_Toc222823596"/>
       <w:r>
         <w:rPr>
           <w:lang w:val="hu"/>
@@ -5115,7 +5397,7 @@
           <w:lang w:val="hu-HU"/>
         </w:rPr>
       </w:pPr>
-      <w:bookmarkStart w:id="10" w:name="_Toc222816606"/>
+      <w:bookmarkStart w:id="10" w:name="_Toc222823597"/>
       <w:r>
         <w:rPr>
           <w:lang w:val="hu"/>
@@ -5173,7 +5455,7 @@
           <w:lang w:val="hu-HU"/>
         </w:rPr>
       </w:pPr>
-      <w:bookmarkStart w:id="11" w:name="_Toc222816607"/>
+      <w:bookmarkStart w:id="11" w:name="_Toc222823598"/>
       <w:r>
         <w:rPr>
           <w:lang w:val="hu"/>
@@ -5223,7 +5505,7 @@
       <w:pPr>
         <w:pStyle w:val="Cmsor2"/>
       </w:pPr>
-      <w:bookmarkStart w:id="12" w:name="_Toc222816608"/>
+      <w:bookmarkStart w:id="12" w:name="_Toc222823599"/>
       <w:r>
         <w:rPr>
           <w:lang w:val="hu-HU"/>
@@ -5269,7 +5551,7 @@
       <w:pPr>
         <w:pStyle w:val="Cmsor2"/>
       </w:pPr>
-      <w:bookmarkStart w:id="13" w:name="_Toc222816609"/>
+      <w:bookmarkStart w:id="13" w:name="_Toc222823600"/>
       <w:r>
         <w:rPr>
           <w:lang w:val="hu-HU"/>
@@ -5317,7 +5599,7 @@
           <w:lang w:val="hu-HU"/>
         </w:rPr>
       </w:pPr>
-      <w:bookmarkStart w:id="14" w:name="_Toc222816610"/>
+      <w:bookmarkStart w:id="14" w:name="_Toc222823601"/>
       <w:proofErr w:type="spellStart"/>
       <w:r>
         <w:rPr>
@@ -5358,7 +5640,7 @@
           <w:lang w:val="hu-HU"/>
         </w:rPr>
       </w:pPr>
-      <w:bookmarkStart w:id="15" w:name="_Toc222816611"/>
+      <w:bookmarkStart w:id="15" w:name="_Toc222823602"/>
       <w:r>
         <w:rPr>
           <w:lang w:val="hu-HU"/>
@@ -5490,7 +5772,7 @@
       <w:pPr>
         <w:pStyle w:val="Cmsor2"/>
       </w:pPr>
-      <w:bookmarkStart w:id="16" w:name="_Toc222816612"/>
+      <w:bookmarkStart w:id="16" w:name="_Toc222823603"/>
       <w:r>
         <w:t xml:space="preserve">A Kosár (Cart) </w:t>
       </w:r>
@@ -5617,12 +5899,14 @@
           <w:rStyle w:val="Cmsor2Char"/>
         </w:rPr>
       </w:pPr>
+      <w:bookmarkStart w:id="17" w:name="_Toc222823604"/>
       <w:r>
         <w:rPr>
           <w:rStyle w:val="Cmsor2Char"/>
         </w:rPr>
         <w:t>Admin Panel</w:t>
       </w:r>
+      <w:bookmarkEnd w:id="17"/>
     </w:p>
     <w:p>
       <w:r>
@@ -5704,6 +5988,7 @@
     </w:p>
     <w:p/>
     <w:p>
+      <w:bookmarkStart w:id="18" w:name="_Toc222823605"/>
       <w:r>
         <w:rPr>
           <w:rStyle w:val="Cmsor2Char"/>
@@ -5738,6 +6023,7 @@
         </w:rPr>
         <w:t xml:space="preserve"> Modal</w:t>
       </w:r>
+      <w:bookmarkEnd w:id="18"/>
     </w:p>
     <w:p>
       <w:r>
@@ -5799,7 +6085,7 @@
           <w:lang w:val="hu-HU"/>
         </w:rPr>
       </w:pPr>
-      <w:bookmarkStart w:id="17" w:name="_Toc222816613"/>
+      <w:bookmarkStart w:id="19" w:name="_Toc222823606"/>
       <w:r>
         <w:rPr>
           <w:lang w:val="hu-HU"/>
@@ -5820,7 +6106,7 @@
         </w:rPr>
         <w:t>) Hitelesítés</w:t>
       </w:r>
-      <w:bookmarkEnd w:id="17"/>
+      <w:bookmarkEnd w:id="19"/>
     </w:p>
     <w:p>
       <w:pPr>
@@ -5853,14 +6139,14 @@
           <w:lang w:val="hu-HU"/>
         </w:rPr>
       </w:pPr>
-      <w:bookmarkStart w:id="18" w:name="_Toc222816614"/>
+      <w:bookmarkStart w:id="20" w:name="_Toc222823607"/>
       <w:r>
         <w:rPr>
           <w:lang w:val="hu-HU"/>
         </w:rPr>
         <w:t>1. Hogyan működik együtt a Frontend és a Backend a JWT-vel?</w:t>
       </w:r>
-      <w:bookmarkEnd w:id="18"/>
+      <w:bookmarkEnd w:id="20"/>
     </w:p>
     <w:p>
       <w:pPr>
@@ -5909,7 +6195,7 @@
           <w:lang w:val="hu-HU"/>
         </w:rPr>
       </w:pPr>
-      <w:bookmarkStart w:id="19" w:name="_Toc222816615"/>
+      <w:bookmarkStart w:id="21" w:name="_Toc222823608"/>
       <w:r>
         <w:rPr>
           <w:lang w:val="hu-HU"/>
@@ -5917,7 +6203,7 @@
         <w:lastRenderedPageBreak/>
         <w:t>A Backend oldal (C# / ASP.NET Core) szerepe</w:t>
       </w:r>
-      <w:bookmarkEnd w:id="19"/>
+      <w:bookmarkEnd w:id="21"/>
     </w:p>
     <w:p>
       <w:pPr>
@@ -6119,14 +6405,14 @@
           <w:lang w:val="hu-HU"/>
         </w:rPr>
       </w:pPr>
-      <w:bookmarkStart w:id="20" w:name="_Toc222816616"/>
+      <w:bookmarkStart w:id="22" w:name="_Toc222823609"/>
       <w:r>
         <w:rPr>
           <w:lang w:val="hu-HU"/>
         </w:rPr>
         <w:t>A Frontend oldal (Vue.js / JavaScript) szerepe</w:t>
       </w:r>
-      <w:bookmarkEnd w:id="20"/>
+      <w:bookmarkEnd w:id="22"/>
     </w:p>
     <w:p>
       <w:pPr>
@@ -6284,14 +6570,14 @@
           <w:lang w:val="hu-HU"/>
         </w:rPr>
       </w:pPr>
-      <w:bookmarkStart w:id="21" w:name="_Toc222816617"/>
+      <w:bookmarkStart w:id="23" w:name="_Toc222823610"/>
       <w:r>
         <w:rPr>
           <w:lang w:val="hu-HU"/>
         </w:rPr>
         <w:t>2. Miért jó ez nekünk? (A JWT előnyei)</w:t>
       </w:r>
-      <w:bookmarkEnd w:id="21"/>
+      <w:bookmarkEnd w:id="23"/>
     </w:p>
     <w:p>
       <w:pPr>
@@ -6397,14 +6683,14 @@
           <w:lang w:val="hu-HU"/>
         </w:rPr>
       </w:pPr>
-      <w:bookmarkStart w:id="22" w:name="_Toc222816618"/>
+      <w:bookmarkStart w:id="24" w:name="_Toc222823611"/>
       <w:r>
         <w:rPr>
           <w:lang w:val="hu-HU"/>
         </w:rPr>
         <w:t>3. Miért volt rosszabb az, amit ezelőtt használtunk?</w:t>
       </w:r>
-      <w:bookmarkEnd w:id="22"/>
+      <w:bookmarkEnd w:id="24"/>
     </w:p>
     <w:p>
       <w:pPr>
@@ -6645,7 +6931,7 @@
           <w:lang w:val="hu-HU"/>
         </w:rPr>
       </w:pPr>
-      <w:bookmarkStart w:id="23" w:name="_Toc222816619"/>
+      <w:bookmarkStart w:id="25" w:name="_Toc222823612"/>
       <w:r>
         <w:rPr>
           <w:lang w:val="hu-HU"/>
@@ -6664,7 +6950,7 @@
         </w:rPr>
         <w:t>Database)</w:t>
       </w:r>
-      <w:bookmarkEnd w:id="23"/>
+      <w:bookmarkEnd w:id="25"/>
     </w:p>
     <w:p>
       <w:pPr>
@@ -6859,14 +7145,14 @@
           <w:lang w:val="hu-HU"/>
         </w:rPr>
       </w:pPr>
-      <w:bookmarkStart w:id="24" w:name="_Toc222816620"/>
+      <w:bookmarkStart w:id="26" w:name="_Toc222823613"/>
       <w:r>
         <w:rPr>
           <w:lang w:val="hu-HU"/>
         </w:rPr>
         <w:t>Mi az SQL? (Strukturált lekérdező nyelv)</w:t>
       </w:r>
-      <w:bookmarkEnd w:id="24"/>
+      <w:bookmarkEnd w:id="26"/>
     </w:p>
     <w:p>
       <w:pPr>
@@ -6937,7 +7223,7 @@
       <w:pPr>
         <w:pStyle w:val="Cmsor2"/>
       </w:pPr>
-      <w:bookmarkStart w:id="25" w:name="_Toc222816621"/>
+      <w:bookmarkStart w:id="27" w:name="_Toc222823614"/>
       <w:r>
         <w:t xml:space="preserve">PHPMYADMIN </w:t>
       </w:r>
@@ -6949,7 +7235,7 @@
       <w:r>
         <w:t xml:space="preserve"> a XAMPP</w:t>
       </w:r>
-      <w:bookmarkEnd w:id="25"/>
+      <w:bookmarkEnd w:id="27"/>
     </w:p>
     <w:p/>
     <w:p>
@@ -7934,22 +8220,22 @@
       <w:pPr>
         <w:pStyle w:val="Cmsor1"/>
       </w:pPr>
-      <w:bookmarkStart w:id="26" w:name="_Toc222816622"/>
+      <w:bookmarkStart w:id="28" w:name="_Toc222823615"/>
       <w:r>
         <w:lastRenderedPageBreak/>
         <w:t>Backend</w:t>
       </w:r>
-      <w:bookmarkEnd w:id="26"/>
+      <w:bookmarkEnd w:id="28"/>
     </w:p>
     <w:p>
       <w:pPr>
         <w:pStyle w:val="Cmsor2"/>
       </w:pPr>
-      <w:bookmarkStart w:id="27" w:name="_Toc222816623"/>
+      <w:bookmarkStart w:id="29" w:name="_Toc222823616"/>
       <w:r>
         <w:t>Web API, ASP.NET CORE</w:t>
       </w:r>
-      <w:bookmarkEnd w:id="27"/>
+      <w:bookmarkEnd w:id="29"/>
     </w:p>
     <w:p/>
     <w:p>
@@ -8005,11 +8291,11 @@
       <w:pPr>
         <w:pStyle w:val="Cmsor2"/>
       </w:pPr>
-      <w:bookmarkStart w:id="28" w:name="_Toc222816624"/>
+      <w:bookmarkStart w:id="30" w:name="_Toc222823617"/>
       <w:r>
         <w:t>MySQL és Entity Framework Core (Database-First)</w:t>
       </w:r>
-      <w:bookmarkEnd w:id="28"/>
+      <w:bookmarkEnd w:id="30"/>
     </w:p>
     <w:p>
       <w:r>
@@ -8903,7 +9189,7 @@
       <w:pPr>
         <w:pStyle w:val="Cmsor2"/>
       </w:pPr>
-      <w:bookmarkStart w:id="29" w:name="_Toc222816625"/>
+      <w:bookmarkStart w:id="31" w:name="_Toc222823618"/>
       <w:r>
         <w:lastRenderedPageBreak/>
         <w:t xml:space="preserve">A </w:t>
@@ -8918,7 +9204,7 @@
       <w:r>
         <w:t>feladata</w:t>
       </w:r>
-      <w:bookmarkEnd w:id="29"/>
+      <w:bookmarkEnd w:id="31"/>
       <w:proofErr w:type="spellEnd"/>
     </w:p>
     <w:p/>
@@ -9509,7 +9795,31 @@
         <w:spacing w:line="360" w:lineRule="auto"/>
       </w:pPr>
       <w:r>
-        <w:t xml:space="preserve">A backendben végpontokat írunk, ahol az információk cserélődnek, illetve az adatbázisban való módosítást, melyet a frontendtől kap, végzi el, például mentés, törlés, vagy éppen hogyan kerül előhívva az adott információ. Emellett változtatásokat és frissítéseket kell kezelni, illetve törekedni az optimális teljesítményre, hogy </w:t>
+        <w:t xml:space="preserve">A backendben végpontokat írunk, ahol az információk cserélődnek, illetve az adatbázisban való módosítást, melyet a frontendtől kap, végzi el, például mentés, törlés, vagy éppen hogyan kerül előhívva az adott információ. Emellett változtatásokat és frissítéseket kell kezelni, illetve törekedni az </w:t>
+      </w:r>
+      <w:proofErr w:type="spellStart"/>
+      <w:r>
+        <w:t>optimális</w:t>
+      </w:r>
+      <w:proofErr w:type="spellEnd"/>
+      <w:r>
+        <w:t xml:space="preserve"> </w:t>
+      </w:r>
+      <w:proofErr w:type="spellStart"/>
+      <w:r>
+        <w:t>teljesítményre</w:t>
+      </w:r>
+      <w:proofErr w:type="spellEnd"/>
+      <w:r>
+        <w:t xml:space="preserve">, </w:t>
+      </w:r>
+      <w:proofErr w:type="spellStart"/>
+      <w:r>
+        <w:t>hogy</w:t>
+      </w:r>
+      <w:proofErr w:type="spellEnd"/>
+      <w:r>
+        <w:t xml:space="preserve"> </w:t>
       </w:r>
       <w:proofErr w:type="spellStart"/>
       <w:r>
@@ -9593,19 +9903,19 @@
       <w:pPr>
         <w:pStyle w:val="Cmsor1"/>
       </w:pPr>
-      <w:bookmarkStart w:id="30" w:name="_Toc222816626"/>
+      <w:bookmarkStart w:id="32" w:name="_Toc222823619"/>
       <w:proofErr w:type="spellStart"/>
       <w:r>
         <w:t>Védelem</w:t>
       </w:r>
-      <w:bookmarkEnd w:id="30"/>
+      <w:bookmarkEnd w:id="32"/>
       <w:proofErr w:type="spellEnd"/>
     </w:p>
     <w:p>
       <w:pPr>
         <w:pStyle w:val="Cmsor2"/>
       </w:pPr>
-      <w:bookmarkStart w:id="31" w:name="_Toc222816627"/>
+      <w:bookmarkStart w:id="33" w:name="_Toc222823620"/>
       <w:proofErr w:type="spellStart"/>
       <w:r>
         <w:t>Jelszavak</w:t>
@@ -9636,14 +9946,9 @@
       </w:r>
       <w:proofErr w:type="spellEnd"/>
       <w:r>
-        <w:t xml:space="preserve"> </w:t>
-      </w:r>
-      <w:proofErr w:type="spellStart"/>
-      <w:r>
-        <w:t>RNGCryptoServiceProvider</w:t>
-      </w:r>
-      <w:bookmarkEnd w:id="31"/>
-      <w:proofErr w:type="spellEnd"/>
+        <w:t xml:space="preserve"> RNGCryptoServiceProvider</w:t>
+      </w:r>
+      <w:bookmarkEnd w:id="33"/>
     </w:p>
     <w:p>
       <w:r>
@@ -10081,15 +10386,7 @@
       </w:r>
       <w:proofErr w:type="spellEnd"/>
       <w:r>
-        <w:t xml:space="preserve"> </w:t>
-      </w:r>
-      <w:proofErr w:type="spellStart"/>
-      <w:r>
-        <w:t>RNGCryptoServiceProvider</w:t>
-      </w:r>
-      <w:proofErr w:type="spellEnd"/>
-      <w:r>
-        <w:t xml:space="preserve"> </w:t>
+        <w:t xml:space="preserve"> RNGCryptoServiceProvider </w:t>
       </w:r>
       <w:proofErr w:type="spellStart"/>
       <w:r>
@@ -10646,7 +10943,7 @@
       <w:pPr>
         <w:pStyle w:val="Cmsor2"/>
       </w:pPr>
-      <w:bookmarkStart w:id="32" w:name="_Toc222816628"/>
+      <w:bookmarkStart w:id="34" w:name="_Toc222823621"/>
       <w:proofErr w:type="spellStart"/>
       <w:r>
         <w:t>Titkosító</w:t>
@@ -10663,7 +10960,7 @@
       <w:r>
         <w:t xml:space="preserve"> (SHA-256)</w:t>
       </w:r>
-      <w:bookmarkEnd w:id="32"/>
+      <w:bookmarkEnd w:id="34"/>
     </w:p>
     <w:p/>
     <w:p>
@@ -11098,11 +11395,11 @@
       <w:pPr>
         <w:pStyle w:val="Cmsor1"/>
       </w:pPr>
-      <w:bookmarkStart w:id="33" w:name="_Toc222816629"/>
+      <w:bookmarkStart w:id="35" w:name="_Toc222823622"/>
       <w:r>
         <w:t>Project management</w:t>
       </w:r>
-      <w:bookmarkEnd w:id="33"/>
+      <w:bookmarkEnd w:id="35"/>
     </w:p>
     <w:p>
       <w:pPr>
@@ -11114,7 +11411,7 @@
           <w:lang w:val="hu-HU"/>
         </w:rPr>
       </w:pPr>
-      <w:bookmarkStart w:id="34" w:name="_Toc222816630"/>
+      <w:bookmarkStart w:id="36" w:name="_Toc222823623"/>
       <w:proofErr w:type="spellStart"/>
       <w:r>
         <w:rPr>
@@ -11124,7 +11421,7 @@
         </w:rPr>
         <w:t>Trello</w:t>
       </w:r>
-      <w:bookmarkEnd w:id="34"/>
+      <w:bookmarkEnd w:id="36"/>
       <w:proofErr w:type="spellEnd"/>
     </w:p>
     <w:p>
@@ -11256,6 +11553,7 @@
         </w:rPr>
         <w:br w:type="page"/>
       </w:r>
+      <w:bookmarkStart w:id="37" w:name="_Toc222823624"/>
       <w:r>
         <w:rPr>
           <w:lang w:val="hu-HU"/>
@@ -11263,6 +11561,7 @@
         <w:lastRenderedPageBreak/>
         <w:t>Verzió Kezelés</w:t>
       </w:r>
+      <w:bookmarkEnd w:id="37"/>
     </w:p>
     <w:p>
       <w:pPr>
@@ -11271,6 +11570,7 @@
           <w:lang w:val="hu-HU"/>
         </w:rPr>
       </w:pPr>
+      <w:bookmarkStart w:id="38" w:name="_Toc222823625"/>
       <w:proofErr w:type="spellStart"/>
       <w:r>
         <w:rPr>
@@ -11278,11 +11578,11 @@
         </w:rPr>
         <w:t>Github</w:t>
       </w:r>
-      <w:proofErr w:type="spellEnd"/>
-    </w:p>
-    <w:p>
-      <w:pPr>
-        <w:pStyle w:val="Cmsor2"/>
+      <w:bookmarkEnd w:id="38"/>
+      <w:proofErr w:type="spellEnd"/>
+    </w:p>
+    <w:p>
+      <w:pPr>
         <w:rPr>
           <w:lang w:val="hu-HU"/>
         </w:rPr>
@@ -11352,7 +11652,6 @@
     </w:p>
     <w:p>
       <w:pPr>
-        <w:pStyle w:val="Cmsor2"/>
         <w:rPr>
           <w:lang w:val="hu-HU"/>
         </w:rPr>
@@ -11442,7 +11741,7 @@
           <w:lang w:val="hu-HU"/>
         </w:rPr>
       </w:pPr>
-      <w:bookmarkStart w:id="35" w:name="_Toc222816631"/>
+      <w:bookmarkStart w:id="39" w:name="_Toc222823626"/>
       <w:r>
         <w:rPr>
           <w:rFonts w:eastAsia="Calibri"/>
@@ -11453,7 +11752,7 @@
         <w:lastRenderedPageBreak/>
         <w:t>Melléklet</w:t>
       </w:r>
-      <w:bookmarkEnd w:id="35"/>
+      <w:bookmarkEnd w:id="39"/>
     </w:p>
     <w:p>
       <w:pPr>
@@ -11602,7 +11901,7 @@
           <w:lang w:val="hu-HU"/>
         </w:rPr>
       </w:pPr>
-      <w:bookmarkStart w:id="36" w:name="_Toc222816632"/>
+      <w:bookmarkStart w:id="40" w:name="_Toc222823627"/>
       <w:r>
         <w:rPr>
           <w:sz w:val="32"/>
@@ -11611,7 +11910,7 @@
         </w:rPr>
         <w:t>Források</w:t>
       </w:r>
-      <w:bookmarkEnd w:id="36"/>
+      <w:bookmarkEnd w:id="40"/>
     </w:p>
     <w:sectPr>
       <w:footerReference w:type="default" r:id="rId24"/>
@@ -11978,14 +12277,7 @@
           <w:sz w:val="26"/>
           <w:szCs w:val="26"/>
         </w:rPr>
-        <w:t xml:space="preserve">, </w:t>
-      </w:r>
-      <w:r>
-        <w:rPr>
-          <w:sz w:val="26"/>
-          <w:szCs w:val="26"/>
-        </w:rPr>
-        <w:t>letöltve: 2026.02.23</w:t>
+        <w:t>, letöltve: 2026.02.23</w:t>
       </w:r>
     </w:p>
   </w:endnote>
@@ -14196,6 +14488,7 @@
   <w:style w:type="character" w:default="1" w:styleId="Bekezdsalapbettpusa">
     <w:name w:val="Default Paragraph Font"/>
     <w:uiPriority w:val="1"/>
+    <w:semiHidden/>
     <w:unhideWhenUsed/>
   </w:style>
   <w:style w:type="table" w:default="1" w:styleId="Normltblzat">

--- a/ZÁRÓDOLGOZAT.docx
+++ b/ZÁRÓDOLGOZAT.docx
@@ -778,7 +778,7 @@
           <w:r>
             <w:fldChar w:fldCharType="separate"/>
           </w:r>
-          <w:hyperlink w:anchor="_Toc222823587" w:history="1">
+          <w:hyperlink w:anchor="_Toc225408043" w:history="1">
             <w:r>
               <w:rPr>
                 <w:rStyle w:val="Hiperhivatkozs"/>
@@ -806,7 +806,7 @@
                 <w:noProof/>
                 <w:webHidden/>
               </w:rPr>
-              <w:instrText xml:space="preserve"> PAGEREF _Toc222823587 \h </w:instrText>
+              <w:instrText xml:space="preserve"> PAGEREF _Toc225408043 \h </w:instrText>
             </w:r>
             <w:r>
               <w:rPr>
@@ -849,7 +849,7 @@
               <w:lang w:val="hu-HU" w:eastAsia="hu-HU"/>
             </w:rPr>
           </w:pPr>
-          <w:hyperlink w:anchor="_Toc222823588" w:history="1">
+          <w:hyperlink w:anchor="_Toc225408044" w:history="1">
             <w:r>
               <w:rPr>
                 <w:rStyle w:val="Hiperhivatkozs"/>
@@ -877,7 +877,7 @@
                 <w:noProof/>
                 <w:webHidden/>
               </w:rPr>
-              <w:instrText xml:space="preserve"> PAGEREF _Toc222823588 \h </w:instrText>
+              <w:instrText xml:space="preserve"> PAGEREF _Toc225408044 \h </w:instrText>
             </w:r>
             <w:r>
               <w:rPr>
@@ -920,7 +920,7 @@
               <w:lang w:val="hu-HU" w:eastAsia="hu-HU"/>
             </w:rPr>
           </w:pPr>
-          <w:hyperlink w:anchor="_Toc222823589" w:history="1">
+          <w:hyperlink w:anchor="_Toc225408045" w:history="1">
             <w:r>
               <w:rPr>
                 <w:rStyle w:val="Hiperhivatkozs"/>
@@ -948,7 +948,7 @@
                 <w:noProof/>
                 <w:webHidden/>
               </w:rPr>
-              <w:instrText xml:space="preserve"> PAGEREF _Toc222823589 \h </w:instrText>
+              <w:instrText xml:space="preserve"> PAGEREF _Toc225408045 \h </w:instrText>
             </w:r>
             <w:r>
               <w:rPr>
@@ -991,7 +991,7 @@
               <w:lang w:val="hu-HU" w:eastAsia="hu-HU"/>
             </w:rPr>
           </w:pPr>
-          <w:hyperlink w:anchor="_Toc222823590" w:history="1">
+          <w:hyperlink w:anchor="_Toc225408046" w:history="1">
             <w:r>
               <w:rPr>
                 <w:rStyle w:val="Hiperhivatkozs"/>
@@ -1019,7 +1019,7 @@
                 <w:noProof/>
                 <w:webHidden/>
               </w:rPr>
-              <w:instrText xml:space="preserve"> PAGEREF _Toc222823590 \h </w:instrText>
+              <w:instrText xml:space="preserve"> PAGEREF _Toc225408046 \h </w:instrText>
             </w:r>
             <w:r>
               <w:rPr>
@@ -1062,7 +1062,7 @@
               <w:lang w:val="hu-HU" w:eastAsia="hu-HU"/>
             </w:rPr>
           </w:pPr>
-          <w:hyperlink w:anchor="_Toc222823591" w:history="1">
+          <w:hyperlink w:anchor="_Toc225408047" w:history="1">
             <w:r>
               <w:rPr>
                 <w:rStyle w:val="Hiperhivatkozs"/>
@@ -1090,7 +1090,7 @@
                 <w:noProof/>
                 <w:webHidden/>
               </w:rPr>
-              <w:instrText xml:space="preserve"> PAGEREF _Toc222823591 \h </w:instrText>
+              <w:instrText xml:space="preserve"> PAGEREF _Toc225408047 \h </w:instrText>
             </w:r>
             <w:r>
               <w:rPr>
@@ -1133,7 +1133,7 @@
               <w:lang w:val="hu-HU" w:eastAsia="hu-HU"/>
             </w:rPr>
           </w:pPr>
-          <w:hyperlink w:anchor="_Toc222823592" w:history="1">
+          <w:hyperlink w:anchor="_Toc225408048" w:history="1">
             <w:r>
               <w:rPr>
                 <w:rStyle w:val="Hiperhivatkozs"/>
@@ -1161,7 +1161,7 @@
                 <w:noProof/>
                 <w:webHidden/>
               </w:rPr>
-              <w:instrText xml:space="preserve"> PAGEREF _Toc222823592 \h </w:instrText>
+              <w:instrText xml:space="preserve"> PAGEREF _Toc225408048 \h </w:instrText>
             </w:r>
             <w:r>
               <w:rPr>
@@ -1204,7 +1204,7 @@
               <w:lang w:val="hu-HU" w:eastAsia="hu-HU"/>
             </w:rPr>
           </w:pPr>
-          <w:hyperlink w:anchor="_Toc222823593" w:history="1">
+          <w:hyperlink w:anchor="_Toc225408049" w:history="1">
             <w:r>
               <w:rPr>
                 <w:rStyle w:val="Hiperhivatkozs"/>
@@ -1231,7 +1231,7 @@
                 <w:noProof/>
                 <w:webHidden/>
               </w:rPr>
-              <w:instrText xml:space="preserve"> PAGEREF _Toc222823593 \h </w:instrText>
+              <w:instrText xml:space="preserve"> PAGEREF _Toc225408049 \h </w:instrText>
             </w:r>
             <w:r>
               <w:rPr>
@@ -1274,7 +1274,7 @@
               <w:lang w:val="hu-HU" w:eastAsia="hu-HU"/>
             </w:rPr>
           </w:pPr>
-          <w:hyperlink w:anchor="_Toc222823594" w:history="1">
+          <w:hyperlink w:anchor="_Toc225408050" w:history="1">
             <w:r>
               <w:rPr>
                 <w:rStyle w:val="Hiperhivatkozs"/>
@@ -1302,7 +1302,7 @@
                 <w:noProof/>
                 <w:webHidden/>
               </w:rPr>
-              <w:instrText xml:space="preserve"> PAGEREF _Toc222823594 \h </w:instrText>
+              <w:instrText xml:space="preserve"> PAGEREF _Toc225408050 \h </w:instrText>
             </w:r>
             <w:r>
               <w:rPr>
@@ -1345,7 +1345,7 @@
               <w:lang w:val="hu-HU" w:eastAsia="hu-HU"/>
             </w:rPr>
           </w:pPr>
-          <w:hyperlink w:anchor="_Toc222823595" w:history="1">
+          <w:hyperlink w:anchor="_Toc225408051" w:history="1">
             <w:r>
               <w:rPr>
                 <w:rStyle w:val="Hiperhivatkozs"/>
@@ -1373,7 +1373,7 @@
                 <w:noProof/>
                 <w:webHidden/>
               </w:rPr>
-              <w:instrText xml:space="preserve"> PAGEREF _Toc222823595 \h </w:instrText>
+              <w:instrText xml:space="preserve"> PAGEREF _Toc225408051 \h </w:instrText>
             </w:r>
             <w:r>
               <w:rPr>
@@ -1416,7 +1416,7 @@
               <w:lang w:val="hu-HU" w:eastAsia="hu-HU"/>
             </w:rPr>
           </w:pPr>
-          <w:hyperlink w:anchor="_Toc222823596" w:history="1">
+          <w:hyperlink w:anchor="_Toc225408052" w:history="1">
             <w:r>
               <w:rPr>
                 <w:rStyle w:val="Hiperhivatkozs"/>
@@ -1444,7 +1444,7 @@
                 <w:noProof/>
                 <w:webHidden/>
               </w:rPr>
-              <w:instrText xml:space="preserve"> PAGEREF _Toc222823596 \h </w:instrText>
+              <w:instrText xml:space="preserve"> PAGEREF _Toc225408052 \h </w:instrText>
             </w:r>
             <w:r>
               <w:rPr>
@@ -1487,7 +1487,7 @@
               <w:lang w:val="hu-HU" w:eastAsia="hu-HU"/>
             </w:rPr>
           </w:pPr>
-          <w:hyperlink w:anchor="_Toc222823597" w:history="1">
+          <w:hyperlink w:anchor="_Toc225408053" w:history="1">
             <w:r>
               <w:rPr>
                 <w:rStyle w:val="Hiperhivatkozs"/>
@@ -1515,7 +1515,7 @@
                 <w:noProof/>
                 <w:webHidden/>
               </w:rPr>
-              <w:instrText xml:space="preserve"> PAGEREF _Toc222823597 \h </w:instrText>
+              <w:instrText xml:space="preserve"> PAGEREF _Toc225408053 \h </w:instrText>
             </w:r>
             <w:r>
               <w:rPr>
@@ -1558,7 +1558,7 @@
               <w:lang w:val="hu-HU" w:eastAsia="hu-HU"/>
             </w:rPr>
           </w:pPr>
-          <w:hyperlink w:anchor="_Toc222823598" w:history="1">
+          <w:hyperlink w:anchor="_Toc225408054" w:history="1">
             <w:r>
               <w:rPr>
                 <w:rStyle w:val="Hiperhivatkozs"/>
@@ -1586,7 +1586,7 @@
                 <w:noProof/>
                 <w:webHidden/>
               </w:rPr>
-              <w:instrText xml:space="preserve"> PAGEREF _Toc222823598 \h </w:instrText>
+              <w:instrText xml:space="preserve"> PAGEREF _Toc225408054 \h </w:instrText>
             </w:r>
             <w:r>
               <w:rPr>
@@ -1629,7 +1629,7 @@
               <w:lang w:val="hu-HU" w:eastAsia="hu-HU"/>
             </w:rPr>
           </w:pPr>
-          <w:hyperlink w:anchor="_Toc222823599" w:history="1">
+          <w:hyperlink w:anchor="_Toc225408055" w:history="1">
             <w:r>
               <w:rPr>
                 <w:rStyle w:val="Hiperhivatkozs"/>
@@ -1657,7 +1657,7 @@
                 <w:noProof/>
                 <w:webHidden/>
               </w:rPr>
-              <w:instrText xml:space="preserve"> PAGEREF _Toc222823599 \h </w:instrText>
+              <w:instrText xml:space="preserve"> PAGEREF _Toc225408055 \h </w:instrText>
             </w:r>
             <w:r>
               <w:rPr>
@@ -1700,7 +1700,7 @@
               <w:lang w:val="hu-HU" w:eastAsia="hu-HU"/>
             </w:rPr>
           </w:pPr>
-          <w:hyperlink w:anchor="_Toc222823600" w:history="1">
+          <w:hyperlink w:anchor="_Toc225408056" w:history="1">
             <w:r>
               <w:rPr>
                 <w:rStyle w:val="Hiperhivatkozs"/>
@@ -1728,7 +1728,7 @@
                 <w:noProof/>
                 <w:webHidden/>
               </w:rPr>
-              <w:instrText xml:space="preserve"> PAGEREF _Toc222823600 \h </w:instrText>
+              <w:instrText xml:space="preserve"> PAGEREF _Toc225408056 \h </w:instrText>
             </w:r>
             <w:r>
               <w:rPr>
@@ -1771,7 +1771,7 @@
               <w:lang w:val="hu-HU" w:eastAsia="hu-HU"/>
             </w:rPr>
           </w:pPr>
-          <w:hyperlink w:anchor="_Toc222823601" w:history="1">
+          <w:hyperlink w:anchor="_Toc225408057" w:history="1">
             <w:r>
               <w:rPr>
                 <w:rStyle w:val="Hiperhivatkozs"/>
@@ -1798,7 +1798,7 @@
                 <w:noProof/>
                 <w:webHidden/>
               </w:rPr>
-              <w:instrText xml:space="preserve"> PAGEREF _Toc222823601 \h </w:instrText>
+              <w:instrText xml:space="preserve"> PAGEREF _Toc225408057 \h </w:instrText>
             </w:r>
             <w:r>
               <w:rPr>
@@ -1841,7 +1841,7 @@
               <w:lang w:val="hu-HU" w:eastAsia="hu-HU"/>
             </w:rPr>
           </w:pPr>
-          <w:hyperlink w:anchor="_Toc222823602" w:history="1">
+          <w:hyperlink w:anchor="_Toc225408058" w:history="1">
             <w:r>
               <w:rPr>
                 <w:rStyle w:val="Hiperhivatkozs"/>
@@ -1869,7 +1869,7 @@
                 <w:noProof/>
                 <w:webHidden/>
               </w:rPr>
-              <w:instrText xml:space="preserve"> PAGEREF _Toc222823602 \h </w:instrText>
+              <w:instrText xml:space="preserve"> PAGEREF _Toc225408058 \h </w:instrText>
             </w:r>
             <w:r>
               <w:rPr>
@@ -1912,7 +1912,7 @@
               <w:lang w:val="hu-HU" w:eastAsia="hu-HU"/>
             </w:rPr>
           </w:pPr>
-          <w:hyperlink w:anchor="_Toc222823603" w:history="1">
+          <w:hyperlink w:anchor="_Toc225408059" w:history="1">
             <w:r>
               <w:rPr>
                 <w:rStyle w:val="Hiperhivatkozs"/>
@@ -1939,7 +1939,7 @@
                 <w:noProof/>
                 <w:webHidden/>
               </w:rPr>
-              <w:instrText xml:space="preserve"> PAGEREF _Toc222823603 \h </w:instrText>
+              <w:instrText xml:space="preserve"> PAGEREF _Toc225408059 \h </w:instrText>
             </w:r>
             <w:r>
               <w:rPr>
@@ -1982,7 +1982,7 @@
               <w:lang w:val="hu-HU" w:eastAsia="hu-HU"/>
             </w:rPr>
           </w:pPr>
-          <w:hyperlink w:anchor="_Toc222823604" w:history="1">
+          <w:hyperlink w:anchor="_Toc225408060" w:history="1">
             <w:r>
               <w:rPr>
                 <w:rStyle w:val="Hiperhivatkozs"/>
@@ -2009,7 +2009,7 @@
                 <w:noProof/>
                 <w:webHidden/>
               </w:rPr>
-              <w:instrText xml:space="preserve"> PAGEREF _Toc222823604 \h </w:instrText>
+              <w:instrText xml:space="preserve"> PAGEREF _Toc225408060 \h </w:instrText>
             </w:r>
             <w:r>
               <w:rPr>
@@ -2052,7 +2052,7 @@
               <w:lang w:val="hu-HU" w:eastAsia="hu-HU"/>
             </w:rPr>
           </w:pPr>
-          <w:hyperlink w:anchor="_Toc222823605" w:history="1">
+          <w:hyperlink w:anchor="_Toc225408061" w:history="1">
             <w:r>
               <w:rPr>
                 <w:rStyle w:val="Hiperhivatkozs"/>
@@ -2079,7 +2079,7 @@
                 <w:noProof/>
                 <w:webHidden/>
               </w:rPr>
-              <w:instrText xml:space="preserve"> PAGEREF _Toc222823605 \h </w:instrText>
+              <w:instrText xml:space="preserve"> PAGEREF _Toc225408061 \h </w:instrText>
             </w:r>
             <w:r>
               <w:rPr>
@@ -2122,7 +2122,7 @@
               <w:lang w:val="hu-HU" w:eastAsia="hu-HU"/>
             </w:rPr>
           </w:pPr>
-          <w:hyperlink w:anchor="_Toc222823606" w:history="1">
+          <w:hyperlink w:anchor="_Toc225408062" w:history="1">
             <w:r>
               <w:rPr>
                 <w:rStyle w:val="Hiperhivatkozs"/>
@@ -2150,7 +2150,7 @@
                 <w:noProof/>
                 <w:webHidden/>
               </w:rPr>
-              <w:instrText xml:space="preserve"> PAGEREF _Toc222823606 \h </w:instrText>
+              <w:instrText xml:space="preserve"> PAGEREF _Toc225408062 \h </w:instrText>
             </w:r>
             <w:r>
               <w:rPr>
@@ -2193,7 +2193,7 @@
               <w:lang w:val="hu-HU" w:eastAsia="hu-HU"/>
             </w:rPr>
           </w:pPr>
-          <w:hyperlink w:anchor="_Toc222823607" w:history="1">
+          <w:hyperlink w:anchor="_Toc225408063" w:history="1">
             <w:r>
               <w:rPr>
                 <w:rStyle w:val="Hiperhivatkozs"/>
@@ -2221,7 +2221,7 @@
                 <w:noProof/>
                 <w:webHidden/>
               </w:rPr>
-              <w:instrText xml:space="preserve"> PAGEREF _Toc222823607 \h </w:instrText>
+              <w:instrText xml:space="preserve"> PAGEREF _Toc225408063 \h </w:instrText>
             </w:r>
             <w:r>
               <w:rPr>
@@ -2264,7 +2264,7 @@
               <w:lang w:val="hu-HU" w:eastAsia="hu-HU"/>
             </w:rPr>
           </w:pPr>
-          <w:hyperlink w:anchor="_Toc222823608" w:history="1">
+          <w:hyperlink w:anchor="_Toc225408064" w:history="1">
             <w:r>
               <w:rPr>
                 <w:rStyle w:val="Hiperhivatkozs"/>
@@ -2292,7 +2292,7 @@
                 <w:noProof/>
                 <w:webHidden/>
               </w:rPr>
-              <w:instrText xml:space="preserve"> PAGEREF _Toc222823608 \h </w:instrText>
+              <w:instrText xml:space="preserve"> PAGEREF _Toc225408064 \h </w:instrText>
             </w:r>
             <w:r>
               <w:rPr>
@@ -2335,7 +2335,7 @@
               <w:lang w:val="hu-HU" w:eastAsia="hu-HU"/>
             </w:rPr>
           </w:pPr>
-          <w:hyperlink w:anchor="_Toc222823609" w:history="1">
+          <w:hyperlink w:anchor="_Toc225408065" w:history="1">
             <w:r>
               <w:rPr>
                 <w:rStyle w:val="Hiperhivatkozs"/>
@@ -2363,7 +2363,7 @@
                 <w:noProof/>
                 <w:webHidden/>
               </w:rPr>
-              <w:instrText xml:space="preserve"> PAGEREF _Toc222823609 \h </w:instrText>
+              <w:instrText xml:space="preserve"> PAGEREF _Toc225408065 \h </w:instrText>
             </w:r>
             <w:r>
               <w:rPr>
@@ -2406,7 +2406,7 @@
               <w:lang w:val="hu-HU" w:eastAsia="hu-HU"/>
             </w:rPr>
           </w:pPr>
-          <w:hyperlink w:anchor="_Toc222823610" w:history="1">
+          <w:hyperlink w:anchor="_Toc225408066" w:history="1">
             <w:r>
               <w:rPr>
                 <w:rStyle w:val="Hiperhivatkozs"/>
@@ -2434,7 +2434,7 @@
                 <w:noProof/>
                 <w:webHidden/>
               </w:rPr>
-              <w:instrText xml:space="preserve"> PAGEREF _Toc222823610 \h </w:instrText>
+              <w:instrText xml:space="preserve"> PAGEREF _Toc225408066 \h </w:instrText>
             </w:r>
             <w:r>
               <w:rPr>
@@ -2477,7 +2477,7 @@
               <w:lang w:val="hu-HU" w:eastAsia="hu-HU"/>
             </w:rPr>
           </w:pPr>
-          <w:hyperlink w:anchor="_Toc222823611" w:history="1">
+          <w:hyperlink w:anchor="_Toc225408067" w:history="1">
             <w:r>
               <w:rPr>
                 <w:rStyle w:val="Hiperhivatkozs"/>
@@ -2505,7 +2505,7 @@
                 <w:noProof/>
                 <w:webHidden/>
               </w:rPr>
-              <w:instrText xml:space="preserve"> PAGEREF _Toc222823611 \h </w:instrText>
+              <w:instrText xml:space="preserve"> PAGEREF _Toc225408067 \h </w:instrText>
             </w:r>
             <w:r>
               <w:rPr>
@@ -2548,7 +2548,7 @@
               <w:lang w:val="hu-HU" w:eastAsia="hu-HU"/>
             </w:rPr>
           </w:pPr>
-          <w:hyperlink w:anchor="_Toc222823612" w:history="1">
+          <w:hyperlink w:anchor="_Toc225408068" w:history="1">
             <w:r>
               <w:rPr>
                 <w:rStyle w:val="Hiperhivatkozs"/>
@@ -2576,7 +2576,7 @@
                 <w:noProof/>
                 <w:webHidden/>
               </w:rPr>
-              <w:instrText xml:space="preserve"> PAGEREF _Toc222823612 \h </w:instrText>
+              <w:instrText xml:space="preserve"> PAGEREF _Toc225408068 \h </w:instrText>
             </w:r>
             <w:r>
               <w:rPr>
@@ -2619,7 +2619,7 @@
               <w:lang w:val="hu-HU" w:eastAsia="hu-HU"/>
             </w:rPr>
           </w:pPr>
-          <w:hyperlink w:anchor="_Toc222823613" w:history="1">
+          <w:hyperlink w:anchor="_Toc225408069" w:history="1">
             <w:r>
               <w:rPr>
                 <w:rStyle w:val="Hiperhivatkozs"/>
@@ -2647,7 +2647,7 @@
                 <w:noProof/>
                 <w:webHidden/>
               </w:rPr>
-              <w:instrText xml:space="preserve"> PAGEREF _Toc222823613 \h </w:instrText>
+              <w:instrText xml:space="preserve"> PAGEREF _Toc225408069 \h </w:instrText>
             </w:r>
             <w:r>
               <w:rPr>
@@ -2690,7 +2690,7 @@
               <w:lang w:val="hu-HU" w:eastAsia="hu-HU"/>
             </w:rPr>
           </w:pPr>
-          <w:hyperlink w:anchor="_Toc222823614" w:history="1">
+          <w:hyperlink w:anchor="_Toc225408070" w:history="1">
             <w:r>
               <w:rPr>
                 <w:rStyle w:val="Hiperhivatkozs"/>
@@ -2717,7 +2717,7 @@
                 <w:noProof/>
                 <w:webHidden/>
               </w:rPr>
-              <w:instrText xml:space="preserve"> PAGEREF _Toc222823614 \h </w:instrText>
+              <w:instrText xml:space="preserve"> PAGEREF _Toc225408070 \h </w:instrText>
             </w:r>
             <w:r>
               <w:rPr>
@@ -2760,7 +2760,7 @@
               <w:lang w:val="hu-HU" w:eastAsia="hu-HU"/>
             </w:rPr>
           </w:pPr>
-          <w:hyperlink w:anchor="_Toc222823615" w:history="1">
+          <w:hyperlink w:anchor="_Toc225408071" w:history="1">
             <w:r>
               <w:rPr>
                 <w:rStyle w:val="Hiperhivatkozs"/>
@@ -2787,7 +2787,7 @@
                 <w:noProof/>
                 <w:webHidden/>
               </w:rPr>
-              <w:instrText xml:space="preserve"> PAGEREF _Toc222823615 \h </w:instrText>
+              <w:instrText xml:space="preserve"> PAGEREF _Toc225408071 \h </w:instrText>
             </w:r>
             <w:r>
               <w:rPr>
@@ -2830,7 +2830,7 @@
               <w:lang w:val="hu-HU" w:eastAsia="hu-HU"/>
             </w:rPr>
           </w:pPr>
-          <w:hyperlink w:anchor="_Toc222823616" w:history="1">
+          <w:hyperlink w:anchor="_Toc225408072" w:history="1">
             <w:r>
               <w:rPr>
                 <w:rStyle w:val="Hiperhivatkozs"/>
@@ -2857,7 +2857,7 @@
                 <w:noProof/>
                 <w:webHidden/>
               </w:rPr>
-              <w:instrText xml:space="preserve"> PAGEREF _Toc222823616 \h </w:instrText>
+              <w:instrText xml:space="preserve"> PAGEREF _Toc225408072 \h </w:instrText>
             </w:r>
             <w:r>
               <w:rPr>
@@ -2900,7 +2900,7 @@
               <w:lang w:val="hu-HU" w:eastAsia="hu-HU"/>
             </w:rPr>
           </w:pPr>
-          <w:hyperlink w:anchor="_Toc222823617" w:history="1">
+          <w:hyperlink w:anchor="_Toc225408073" w:history="1">
             <w:r>
               <w:rPr>
                 <w:rStyle w:val="Hiperhivatkozs"/>
@@ -2927,7 +2927,7 @@
                 <w:noProof/>
                 <w:webHidden/>
               </w:rPr>
-              <w:instrText xml:space="preserve"> PAGEREF _Toc222823617 \h </w:instrText>
+              <w:instrText xml:space="preserve"> PAGEREF _Toc225408073 \h </w:instrText>
             </w:r>
             <w:r>
               <w:rPr>
@@ -2970,7 +2970,7 @@
               <w:lang w:val="hu-HU" w:eastAsia="hu-HU"/>
             </w:rPr>
           </w:pPr>
-          <w:hyperlink w:anchor="_Toc222823618" w:history="1">
+          <w:hyperlink w:anchor="_Toc225408074" w:history="1">
             <w:r>
               <w:rPr>
                 <w:rStyle w:val="Hiperhivatkozs"/>
@@ -2997,7 +2997,7 @@
                 <w:noProof/>
                 <w:webHidden/>
               </w:rPr>
-              <w:instrText xml:space="preserve"> PAGEREF _Toc222823618 \h </w:instrText>
+              <w:instrText xml:space="preserve"> PAGEREF _Toc225408074 \h </w:instrText>
             </w:r>
             <w:r>
               <w:rPr>
@@ -3040,7 +3040,7 @@
               <w:lang w:val="hu-HU" w:eastAsia="hu-HU"/>
             </w:rPr>
           </w:pPr>
-          <w:hyperlink w:anchor="_Toc222823619" w:history="1">
+          <w:hyperlink w:anchor="_Toc225408075" w:history="1">
             <w:r>
               <w:rPr>
                 <w:rStyle w:val="Hiperhivatkozs"/>
@@ -3067,7 +3067,7 @@
                 <w:noProof/>
                 <w:webHidden/>
               </w:rPr>
-              <w:instrText xml:space="preserve"> PAGEREF _Toc222823619 \h </w:instrText>
+              <w:instrText xml:space="preserve"> PAGEREF _Toc225408075 \h </w:instrText>
             </w:r>
             <w:r>
               <w:rPr>
@@ -3110,7 +3110,7 @@
               <w:lang w:val="hu-HU" w:eastAsia="hu-HU"/>
             </w:rPr>
           </w:pPr>
-          <w:hyperlink w:anchor="_Toc222823620" w:history="1">
+          <w:hyperlink w:anchor="_Toc225408076" w:history="1">
             <w:r>
               <w:rPr>
                 <w:rStyle w:val="Hiperhivatkozs"/>
@@ -3137,7 +3137,7 @@
                 <w:noProof/>
                 <w:webHidden/>
               </w:rPr>
-              <w:instrText xml:space="preserve"> PAGEREF _Toc222823620 \h </w:instrText>
+              <w:instrText xml:space="preserve"> PAGEREF _Toc225408076 \h </w:instrText>
             </w:r>
             <w:r>
               <w:rPr>
@@ -3180,7 +3180,7 @@
               <w:lang w:val="hu-HU" w:eastAsia="hu-HU"/>
             </w:rPr>
           </w:pPr>
-          <w:hyperlink w:anchor="_Toc222823621" w:history="1">
+          <w:hyperlink w:anchor="_Toc225408077" w:history="1">
             <w:r>
               <w:rPr>
                 <w:rStyle w:val="Hiperhivatkozs"/>
@@ -3207,7 +3207,7 @@
                 <w:noProof/>
                 <w:webHidden/>
               </w:rPr>
-              <w:instrText xml:space="preserve"> PAGEREF _Toc222823621 \h </w:instrText>
+              <w:instrText xml:space="preserve"> PAGEREF _Toc225408077 \h </w:instrText>
             </w:r>
             <w:r>
               <w:rPr>
@@ -3250,7 +3250,7 @@
               <w:lang w:val="hu-HU" w:eastAsia="hu-HU"/>
             </w:rPr>
           </w:pPr>
-          <w:hyperlink w:anchor="_Toc222823622" w:history="1">
+          <w:hyperlink w:anchor="_Toc225408078" w:history="1">
             <w:r>
               <w:rPr>
                 <w:rStyle w:val="Hiperhivatkozs"/>
@@ -3277,7 +3277,7 @@
                 <w:noProof/>
                 <w:webHidden/>
               </w:rPr>
-              <w:instrText xml:space="preserve"> PAGEREF _Toc222823622 \h </w:instrText>
+              <w:instrText xml:space="preserve"> PAGEREF _Toc225408078 \h </w:instrText>
             </w:r>
             <w:r>
               <w:rPr>
@@ -3320,7 +3320,7 @@
               <w:lang w:val="hu-HU" w:eastAsia="hu-HU"/>
             </w:rPr>
           </w:pPr>
-          <w:hyperlink w:anchor="_Toc222823623" w:history="1">
+          <w:hyperlink w:anchor="_Toc225408079" w:history="1">
             <w:r>
               <w:rPr>
                 <w:rStyle w:val="Hiperhivatkozs"/>
@@ -3348,7 +3348,7 @@
                 <w:noProof/>
                 <w:webHidden/>
               </w:rPr>
-              <w:instrText xml:space="preserve"> PAGEREF _Toc222823623 \h </w:instrText>
+              <w:instrText xml:space="preserve"> PAGEREF _Toc225408079 \h </w:instrText>
             </w:r>
             <w:r>
               <w:rPr>
@@ -3391,7 +3391,7 @@
               <w:lang w:val="hu-HU" w:eastAsia="hu-HU"/>
             </w:rPr>
           </w:pPr>
-          <w:hyperlink w:anchor="_Toc222823624" w:history="1">
+          <w:hyperlink w:anchor="_Toc225408080" w:history="1">
             <w:r>
               <w:rPr>
                 <w:rStyle w:val="Hiperhivatkozs"/>
@@ -3419,7 +3419,7 @@
                 <w:noProof/>
                 <w:webHidden/>
               </w:rPr>
-              <w:instrText xml:space="preserve"> PAGEREF _Toc222823624 \h </w:instrText>
+              <w:instrText xml:space="preserve"> PAGEREF _Toc225408080 \h </w:instrText>
             </w:r>
             <w:r>
               <w:rPr>
@@ -3462,7 +3462,7 @@
               <w:lang w:val="hu-HU" w:eastAsia="hu-HU"/>
             </w:rPr>
           </w:pPr>
-          <w:hyperlink w:anchor="_Toc222823625" w:history="1">
+          <w:hyperlink w:anchor="_Toc225408081" w:history="1">
             <w:r>
               <w:rPr>
                 <w:rStyle w:val="Hiperhivatkozs"/>
@@ -3490,7 +3490,7 @@
                 <w:noProof/>
                 <w:webHidden/>
               </w:rPr>
-              <w:instrText xml:space="preserve"> PAGEREF _Toc222823625 \h </w:instrText>
+              <w:instrText xml:space="preserve"> PAGEREF _Toc225408081 \h </w:instrText>
             </w:r>
             <w:r>
               <w:rPr>
@@ -3533,7 +3533,7 @@
               <w:lang w:val="hu-HU" w:eastAsia="hu-HU"/>
             </w:rPr>
           </w:pPr>
-          <w:hyperlink w:anchor="_Toc222823626" w:history="1">
+          <w:hyperlink w:anchor="_Toc225408082" w:history="1">
             <w:r>
               <w:rPr>
                 <w:rStyle w:val="Hiperhivatkozs"/>
@@ -3561,7 +3561,7 @@
                 <w:noProof/>
                 <w:webHidden/>
               </w:rPr>
-              <w:instrText xml:space="preserve"> PAGEREF _Toc222823626 \h </w:instrText>
+              <w:instrText xml:space="preserve"> PAGEREF _Toc225408082 \h </w:instrText>
             </w:r>
             <w:r>
               <w:rPr>
@@ -3582,6 +3582,77 @@
                 <w:webHidden/>
               </w:rPr>
               <w:t>21</w:t>
+            </w:r>
+            <w:r>
+              <w:rPr>
+                <w:noProof/>
+                <w:webHidden/>
+              </w:rPr>
+              <w:fldChar w:fldCharType="end"/>
+            </w:r>
+          </w:hyperlink>
+        </w:p>
+        <w:p>
+          <w:pPr>
+            <w:pStyle w:val="TJ2"/>
+            <w:tabs>
+              <w:tab w:val="right" w:leader="dot" w:pos="9062"/>
+            </w:tabs>
+            <w:rPr>
+              <w:rFonts w:asciiTheme="minorHAnsi" w:eastAsiaTheme="minorEastAsia" w:hAnsiTheme="minorHAnsi" w:cstheme="minorBidi"/>
+              <w:noProof/>
+              <w:lang w:val="hu-HU" w:eastAsia="hu-HU"/>
+            </w:rPr>
+          </w:pPr>
+          <w:hyperlink w:anchor="_Toc225408083" w:history="1">
+            <w:r>
+              <w:rPr>
+                <w:rStyle w:val="Hiperhivatkozs"/>
+                <w:noProof/>
+                <w:lang w:val="hu-HU"/>
+              </w:rPr>
+              <w:t>Alkalmazott egyéb technológiák:</w:t>
+            </w:r>
+            <w:r>
+              <w:rPr>
+                <w:noProof/>
+                <w:webHidden/>
+              </w:rPr>
+              <w:tab/>
+            </w:r>
+            <w:r>
+              <w:rPr>
+                <w:noProof/>
+                <w:webHidden/>
+              </w:rPr>
+              <w:fldChar w:fldCharType="begin"/>
+            </w:r>
+            <w:r>
+              <w:rPr>
+                <w:noProof/>
+                <w:webHidden/>
+              </w:rPr>
+              <w:instrText xml:space="preserve"> PAGEREF _Toc225408083 \h </w:instrText>
+            </w:r>
+            <w:r>
+              <w:rPr>
+                <w:noProof/>
+                <w:webHidden/>
+              </w:rPr>
+            </w:r>
+            <w:r>
+              <w:rPr>
+                <w:noProof/>
+                <w:webHidden/>
+              </w:rPr>
+              <w:fldChar w:fldCharType="separate"/>
+            </w:r>
+            <w:r>
+              <w:rPr>
+                <w:noProof/>
+                <w:webHidden/>
+              </w:rPr>
+              <w:t>22</w:t>
             </w:r>
             <w:r>
               <w:rPr>
@@ -3604,7 +3675,7 @@
               <w:lang w:val="hu-HU" w:eastAsia="hu-HU"/>
             </w:rPr>
           </w:pPr>
-          <w:hyperlink w:anchor="_Toc222823627" w:history="1">
+          <w:hyperlink w:anchor="_Toc225408084" w:history="1">
             <w:r>
               <w:rPr>
                 <w:rStyle w:val="Hiperhivatkozs"/>
@@ -3632,7 +3703,7 @@
                 <w:noProof/>
                 <w:webHidden/>
               </w:rPr>
-              <w:instrText xml:space="preserve"> PAGEREF _Toc222823627 \h </w:instrText>
+              <w:instrText xml:space="preserve"> PAGEREF _Toc225408084 \h </w:instrText>
             </w:r>
             <w:r>
               <w:rPr>
@@ -3716,7 +3787,7 @@
           <w:lang w:val="hu-HU"/>
         </w:rPr>
       </w:pPr>
-      <w:bookmarkStart w:id="0" w:name="_Toc222823587"/>
+      <w:bookmarkStart w:id="0" w:name="_Toc225408043"/>
       <w:r>
         <w:rPr>
           <w:rFonts w:ascii="Calibri" w:hAnsi="Calibri" w:cs="Calibri"/>
@@ -3812,7 +3883,7 @@
           <w:lang w:val="hu-HU"/>
         </w:rPr>
       </w:pPr>
-      <w:bookmarkStart w:id="1" w:name="_Toc222823588"/>
+      <w:bookmarkStart w:id="1" w:name="_Toc225408044"/>
       <w:r>
         <w:rPr>
           <w:rFonts w:ascii="Calibri" w:hAnsi="Calibri" w:cs="Calibri"/>
@@ -3900,7 +3971,7 @@
           <w:lang w:val="hu-HU"/>
         </w:rPr>
       </w:pPr>
-      <w:bookmarkStart w:id="2" w:name="_Toc222823589"/>
+      <w:bookmarkStart w:id="2" w:name="_Toc225408045"/>
       <w:r>
         <w:rPr>
           <w:lang w:val="hu-HU"/>
@@ -3976,7 +4047,7 @@
           <w:lang w:val="hu-HU"/>
         </w:rPr>
       </w:pPr>
-      <w:bookmarkStart w:id="3" w:name="_Toc222823590"/>
+      <w:bookmarkStart w:id="3" w:name="_Toc225408046"/>
       <w:r>
         <w:rPr>
           <w:lang w:val="hu-HU"/>
@@ -4498,7 +4569,7 @@
           <w:lang w:val="hu-HU"/>
         </w:rPr>
       </w:pPr>
-      <w:bookmarkStart w:id="4" w:name="_Toc222823591"/>
+      <w:bookmarkStart w:id="4" w:name="_Toc225408047"/>
       <w:r>
         <w:rPr>
           <w:rStyle w:val="Cmsor2Char"/>
@@ -4578,7 +4649,7 @@
           <w:lang w:val="hu-HU"/>
         </w:rPr>
       </w:pPr>
-      <w:bookmarkStart w:id="5" w:name="_Toc222823592"/>
+      <w:bookmarkStart w:id="5" w:name="_Toc225408048"/>
       <w:r>
         <w:rPr>
           <w:rStyle w:val="Cmsor2Char"/>
@@ -4656,7 +4727,7 @@
       <w:pPr>
         <w:pStyle w:val="Cmsor1"/>
       </w:pPr>
-      <w:bookmarkStart w:id="6" w:name="_Toc222823593"/>
+      <w:bookmarkStart w:id="6" w:name="_Toc225408049"/>
       <w:r>
         <w:t>Frontend</w:t>
       </w:r>
@@ -4669,7 +4740,7 @@
           <w:lang w:val="hu-HU"/>
         </w:rPr>
       </w:pPr>
-      <w:bookmarkStart w:id="7" w:name="_Toc222823594"/>
+      <w:bookmarkStart w:id="7" w:name="_Toc225408050"/>
       <w:r>
         <w:rPr>
           <w:lang w:val="hu-HU"/>
@@ -4880,7 +4951,7 @@
           <w:lang w:val="hu-HU"/>
         </w:rPr>
       </w:pPr>
-      <w:bookmarkStart w:id="8" w:name="_Toc222823595"/>
+      <w:bookmarkStart w:id="8" w:name="_Toc225408051"/>
       <w:r>
         <w:rPr>
           <w:lang w:val="hu-HU"/>
@@ -5288,7 +5359,7 @@
           <w:lang w:val="hu"/>
         </w:rPr>
       </w:pPr>
-      <w:bookmarkStart w:id="9" w:name="_Toc222823596"/>
+      <w:bookmarkStart w:id="9" w:name="_Toc225408052"/>
       <w:r>
         <w:rPr>
           <w:lang w:val="hu"/>
@@ -5397,7 +5468,7 @@
           <w:lang w:val="hu-HU"/>
         </w:rPr>
       </w:pPr>
-      <w:bookmarkStart w:id="10" w:name="_Toc222823597"/>
+      <w:bookmarkStart w:id="10" w:name="_Toc225408053"/>
       <w:r>
         <w:rPr>
           <w:lang w:val="hu"/>
@@ -5455,7 +5526,7 @@
           <w:lang w:val="hu-HU"/>
         </w:rPr>
       </w:pPr>
-      <w:bookmarkStart w:id="11" w:name="_Toc222823598"/>
+      <w:bookmarkStart w:id="11" w:name="_Toc225408054"/>
       <w:r>
         <w:rPr>
           <w:lang w:val="hu"/>
@@ -5505,7 +5576,7 @@
       <w:pPr>
         <w:pStyle w:val="Cmsor2"/>
       </w:pPr>
-      <w:bookmarkStart w:id="12" w:name="_Toc222823599"/>
+      <w:bookmarkStart w:id="12" w:name="_Toc225408055"/>
       <w:r>
         <w:rPr>
           <w:lang w:val="hu-HU"/>
@@ -5551,7 +5622,7 @@
       <w:pPr>
         <w:pStyle w:val="Cmsor2"/>
       </w:pPr>
-      <w:bookmarkStart w:id="13" w:name="_Toc222823600"/>
+      <w:bookmarkStart w:id="13" w:name="_Toc225408056"/>
       <w:r>
         <w:rPr>
           <w:lang w:val="hu-HU"/>
@@ -5599,7 +5670,7 @@
           <w:lang w:val="hu-HU"/>
         </w:rPr>
       </w:pPr>
-      <w:bookmarkStart w:id="14" w:name="_Toc222823601"/>
+      <w:bookmarkStart w:id="14" w:name="_Toc225408057"/>
       <w:proofErr w:type="spellStart"/>
       <w:r>
         <w:rPr>
@@ -5640,7 +5711,7 @@
           <w:lang w:val="hu-HU"/>
         </w:rPr>
       </w:pPr>
-      <w:bookmarkStart w:id="15" w:name="_Toc222823602"/>
+      <w:bookmarkStart w:id="15" w:name="_Toc225408058"/>
       <w:r>
         <w:rPr>
           <w:lang w:val="hu-HU"/>
@@ -5772,7 +5843,7 @@
       <w:pPr>
         <w:pStyle w:val="Cmsor2"/>
       </w:pPr>
-      <w:bookmarkStart w:id="16" w:name="_Toc222823603"/>
+      <w:bookmarkStart w:id="16" w:name="_Toc225408059"/>
       <w:r>
         <w:t xml:space="preserve">A Kosár (Cart) </w:t>
       </w:r>
@@ -5899,7 +5970,7 @@
           <w:rStyle w:val="Cmsor2Char"/>
         </w:rPr>
       </w:pPr>
-      <w:bookmarkStart w:id="17" w:name="_Toc222823604"/>
+      <w:bookmarkStart w:id="17" w:name="_Toc225408060"/>
       <w:r>
         <w:rPr>
           <w:rStyle w:val="Cmsor2Char"/>
@@ -5988,7 +6059,7 @@
     </w:p>
     <w:p/>
     <w:p>
-      <w:bookmarkStart w:id="18" w:name="_Toc222823605"/>
+      <w:bookmarkStart w:id="18" w:name="_Toc225408061"/>
       <w:r>
         <w:rPr>
           <w:rStyle w:val="Cmsor2Char"/>
@@ -6085,7 +6156,7 @@
           <w:lang w:val="hu-HU"/>
         </w:rPr>
       </w:pPr>
-      <w:bookmarkStart w:id="19" w:name="_Toc222823606"/>
+      <w:bookmarkStart w:id="19" w:name="_Toc225408062"/>
       <w:r>
         <w:rPr>
           <w:lang w:val="hu-HU"/>
@@ -6139,7 +6210,7 @@
           <w:lang w:val="hu-HU"/>
         </w:rPr>
       </w:pPr>
-      <w:bookmarkStart w:id="20" w:name="_Toc222823607"/>
+      <w:bookmarkStart w:id="20" w:name="_Toc225408063"/>
       <w:r>
         <w:rPr>
           <w:lang w:val="hu-HU"/>
@@ -6195,7 +6266,7 @@
           <w:lang w:val="hu-HU"/>
         </w:rPr>
       </w:pPr>
-      <w:bookmarkStart w:id="21" w:name="_Toc222823608"/>
+      <w:bookmarkStart w:id="21" w:name="_Toc225408064"/>
       <w:r>
         <w:rPr>
           <w:lang w:val="hu-HU"/>
@@ -6405,7 +6476,7 @@
           <w:lang w:val="hu-HU"/>
         </w:rPr>
       </w:pPr>
-      <w:bookmarkStart w:id="22" w:name="_Toc222823609"/>
+      <w:bookmarkStart w:id="22" w:name="_Toc225408065"/>
       <w:r>
         <w:rPr>
           <w:lang w:val="hu-HU"/>
@@ -6570,7 +6641,7 @@
           <w:lang w:val="hu-HU"/>
         </w:rPr>
       </w:pPr>
-      <w:bookmarkStart w:id="23" w:name="_Toc222823610"/>
+      <w:bookmarkStart w:id="23" w:name="_Toc225408066"/>
       <w:r>
         <w:rPr>
           <w:lang w:val="hu-HU"/>
@@ -6683,7 +6754,7 @@
           <w:lang w:val="hu-HU"/>
         </w:rPr>
       </w:pPr>
-      <w:bookmarkStart w:id="24" w:name="_Toc222823611"/>
+      <w:bookmarkStart w:id="24" w:name="_Toc225408067"/>
       <w:r>
         <w:rPr>
           <w:lang w:val="hu-HU"/>
@@ -6931,7 +7002,7 @@
           <w:lang w:val="hu-HU"/>
         </w:rPr>
       </w:pPr>
-      <w:bookmarkStart w:id="25" w:name="_Toc222823612"/>
+      <w:bookmarkStart w:id="25" w:name="_Toc225408068"/>
       <w:r>
         <w:rPr>
           <w:lang w:val="hu-HU"/>
@@ -7145,7 +7216,7 @@
           <w:lang w:val="hu-HU"/>
         </w:rPr>
       </w:pPr>
-      <w:bookmarkStart w:id="26" w:name="_Toc222823613"/>
+      <w:bookmarkStart w:id="26" w:name="_Toc225408069"/>
       <w:r>
         <w:rPr>
           <w:lang w:val="hu-HU"/>
@@ -7223,7 +7294,7 @@
       <w:pPr>
         <w:pStyle w:val="Cmsor2"/>
       </w:pPr>
-      <w:bookmarkStart w:id="27" w:name="_Toc222823614"/>
+      <w:bookmarkStart w:id="27" w:name="_Toc225408070"/>
       <w:r>
         <w:t xml:space="preserve">PHPMYADMIN </w:t>
       </w:r>
@@ -8220,7 +8291,7 @@
       <w:pPr>
         <w:pStyle w:val="Cmsor1"/>
       </w:pPr>
-      <w:bookmarkStart w:id="28" w:name="_Toc222823615"/>
+      <w:bookmarkStart w:id="28" w:name="_Toc225408071"/>
       <w:r>
         <w:lastRenderedPageBreak/>
         <w:t>Backend</w:t>
@@ -8231,7 +8302,7 @@
       <w:pPr>
         <w:pStyle w:val="Cmsor2"/>
       </w:pPr>
-      <w:bookmarkStart w:id="29" w:name="_Toc222823616"/>
+      <w:bookmarkStart w:id="29" w:name="_Toc225408072"/>
       <w:r>
         <w:t>Web API, ASP.NET CORE</w:t>
       </w:r>
@@ -8291,7 +8362,7 @@
       <w:pPr>
         <w:pStyle w:val="Cmsor2"/>
       </w:pPr>
-      <w:bookmarkStart w:id="30" w:name="_Toc222823617"/>
+      <w:bookmarkStart w:id="30" w:name="_Toc225408073"/>
       <w:r>
         <w:t>MySQL és Entity Framework Core (Database-First)</w:t>
       </w:r>
@@ -9189,7 +9260,7 @@
       <w:pPr>
         <w:pStyle w:val="Cmsor2"/>
       </w:pPr>
-      <w:bookmarkStart w:id="31" w:name="_Toc222823618"/>
+      <w:bookmarkStart w:id="31" w:name="_Toc225408074"/>
       <w:r>
         <w:lastRenderedPageBreak/>
         <w:t xml:space="preserve">A </w:t>
@@ -9795,7 +9866,31 @@
         <w:spacing w:line="360" w:lineRule="auto"/>
       </w:pPr>
       <w:r>
-        <w:t xml:space="preserve">A backendben végpontokat írunk, ahol az információk cserélődnek, illetve az adatbázisban való módosítást, melyet a frontendtől kap, végzi el, például mentés, törlés, vagy éppen hogyan kerül előhívva az adott információ. Emellett változtatásokat és frissítéseket kell kezelni, illetve törekedni az </w:t>
+        <w:t xml:space="preserve">A backendben végpontokat írunk, ahol az információk cserélődnek, illetve az adatbázisban való módosítást, melyet a frontendtől kap, végzi el, például mentés, törlés, vagy éppen hogyan kerül előhívva az adott információ. Emellett változtatásokat és frissítéseket kell kezelni, </w:t>
+      </w:r>
+      <w:proofErr w:type="spellStart"/>
+      <w:r>
+        <w:t>illetve</w:t>
+      </w:r>
+      <w:proofErr w:type="spellEnd"/>
+      <w:r>
+        <w:t xml:space="preserve"> </w:t>
+      </w:r>
+      <w:proofErr w:type="spellStart"/>
+      <w:r>
+        <w:t>törekedni</w:t>
+      </w:r>
+      <w:proofErr w:type="spellEnd"/>
+      <w:r>
+        <w:t xml:space="preserve"> </w:t>
+      </w:r>
+      <w:proofErr w:type="spellStart"/>
+      <w:r>
+        <w:t>az</w:t>
+      </w:r>
+      <w:proofErr w:type="spellEnd"/>
+      <w:r>
+        <w:t xml:space="preserve"> </w:t>
       </w:r>
       <w:proofErr w:type="spellStart"/>
       <w:r>
@@ -9903,7 +9998,7 @@
       <w:pPr>
         <w:pStyle w:val="Cmsor1"/>
       </w:pPr>
-      <w:bookmarkStart w:id="32" w:name="_Toc222823619"/>
+      <w:bookmarkStart w:id="32" w:name="_Toc225408075"/>
       <w:proofErr w:type="spellStart"/>
       <w:r>
         <w:t>Védelem</w:t>
@@ -9915,7 +10010,7 @@
       <w:pPr>
         <w:pStyle w:val="Cmsor2"/>
       </w:pPr>
-      <w:bookmarkStart w:id="33" w:name="_Toc222823620"/>
+      <w:bookmarkStart w:id="33" w:name="_Toc225408076"/>
       <w:proofErr w:type="spellStart"/>
       <w:r>
         <w:t>Jelszavak</w:t>
@@ -10943,7 +11038,7 @@
       <w:pPr>
         <w:pStyle w:val="Cmsor2"/>
       </w:pPr>
-      <w:bookmarkStart w:id="34" w:name="_Toc222823621"/>
+      <w:bookmarkStart w:id="34" w:name="_Toc225408077"/>
       <w:proofErr w:type="spellStart"/>
       <w:r>
         <w:t>Titkosító</w:t>
@@ -11395,7 +11490,7 @@
       <w:pPr>
         <w:pStyle w:val="Cmsor1"/>
       </w:pPr>
-      <w:bookmarkStart w:id="35" w:name="_Toc222823622"/>
+      <w:bookmarkStart w:id="35" w:name="_Toc225408078"/>
       <w:r>
         <w:t>Project management</w:t>
       </w:r>
@@ -11411,7 +11506,7 @@
           <w:lang w:val="hu-HU"/>
         </w:rPr>
       </w:pPr>
-      <w:bookmarkStart w:id="36" w:name="_Toc222823623"/>
+      <w:bookmarkStart w:id="36" w:name="_Toc225408079"/>
       <w:proofErr w:type="spellStart"/>
       <w:r>
         <w:rPr>
@@ -11553,7 +11648,7 @@
         </w:rPr>
         <w:br w:type="page"/>
       </w:r>
-      <w:bookmarkStart w:id="37" w:name="_Toc222823624"/>
+      <w:bookmarkStart w:id="37" w:name="_Toc225408080"/>
       <w:r>
         <w:rPr>
           <w:lang w:val="hu-HU"/>
@@ -11570,7 +11665,7 @@
           <w:lang w:val="hu-HU"/>
         </w:rPr>
       </w:pPr>
-      <w:bookmarkStart w:id="38" w:name="_Toc222823625"/>
+      <w:bookmarkStart w:id="38" w:name="_Toc225408081"/>
       <w:proofErr w:type="spellStart"/>
       <w:r>
         <w:rPr>
@@ -11741,7 +11836,7 @@
           <w:lang w:val="hu-HU"/>
         </w:rPr>
       </w:pPr>
-      <w:bookmarkStart w:id="39" w:name="_Toc222823626"/>
+      <w:bookmarkStart w:id="39" w:name="_Toc225408082"/>
       <w:r>
         <w:rPr>
           <w:rFonts w:eastAsia="Calibri"/>
@@ -11877,6 +11972,377 @@
           </wp:inline>
         </w:drawing>
       </w:r>
+    </w:p>
+    <w:p>
+      <w:pPr>
+        <w:jc w:val="left"/>
+        <w:rPr>
+          <w:lang w:val="hu-HU"/>
+        </w:rPr>
+      </w:pPr>
+      <w:r>
+        <w:rPr>
+          <w:lang w:val="hu-HU"/>
+        </w:rPr>
+        <w:br w:type="page"/>
+      </w:r>
+    </w:p>
+    <w:p>
+      <w:pPr>
+        <w:pStyle w:val="Cmsor2"/>
+        <w:rPr>
+          <w:lang w:val="hu-HU"/>
+        </w:rPr>
+      </w:pPr>
+      <w:bookmarkStart w:id="40" w:name="_Toc225408083"/>
+      <w:r>
+        <w:rPr>
+          <w:lang w:val="hu-HU"/>
+        </w:rPr>
+        <w:lastRenderedPageBreak/>
+        <w:t>Alkalmazott egyéb technológiák:</w:t>
+      </w:r>
+      <w:bookmarkEnd w:id="40"/>
+    </w:p>
+    <w:p>
+      <w:pPr>
+        <w:jc w:val="left"/>
+        <w:rPr>
+          <w:lang w:val="hu-HU"/>
+        </w:rPr>
+      </w:pPr>
+      <w:r>
+        <w:rPr>
+          <w:lang w:val="hu-HU"/>
+        </w:rPr>
+        <w:br/>
+      </w:r>
+      <w:r>
+        <w:rPr>
+          <w:lang w:val="hu-HU"/>
+        </w:rPr>
+        <w:t>A fejlesztés során az alkalmazás bárhonnan történő eléréséhez, valamint a biztonságos forgalomirányítás érdekében az alábbi hálózati megoldásokat alkalmaztuk:</w:t>
+      </w:r>
+    </w:p>
+    <w:p>
+      <w:pPr>
+        <w:jc w:val="left"/>
+        <w:rPr>
+          <w:lang w:val="hu-HU"/>
+        </w:rPr>
+      </w:pPr>
+      <w:r>
+        <w:rPr>
+          <w:lang w:val="hu-HU"/>
+        </w:rPr>
+        <w:t>1. Alagútkezelés (</w:t>
+      </w:r>
+      <w:proofErr w:type="spellStart"/>
+      <w:r>
+        <w:rPr>
+          <w:lang w:val="hu-HU"/>
+        </w:rPr>
+        <w:t>Tunneling</w:t>
+      </w:r>
+      <w:proofErr w:type="spellEnd"/>
+      <w:r>
+        <w:rPr>
+          <w:lang w:val="hu-HU"/>
+        </w:rPr>
+        <w:t xml:space="preserve">): </w:t>
+      </w:r>
+      <w:proofErr w:type="spellStart"/>
+      <w:r>
+        <w:rPr>
+          <w:lang w:val="hu-HU"/>
+        </w:rPr>
+        <w:t>ngrok</w:t>
+      </w:r>
+      <w:proofErr w:type="spellEnd"/>
+    </w:p>
+    <w:p>
+      <w:pPr>
+        <w:jc w:val="left"/>
+        <w:rPr>
+          <w:lang w:val="hu-HU"/>
+        </w:rPr>
+      </w:pPr>
+      <w:r>
+        <w:rPr>
+          <w:lang w:val="hu-HU"/>
+        </w:rPr>
+        <w:t xml:space="preserve">Az </w:t>
+      </w:r>
+      <w:proofErr w:type="spellStart"/>
+      <w:r>
+        <w:rPr>
+          <w:lang w:val="hu-HU"/>
+        </w:rPr>
+        <w:t>ngrok</w:t>
+      </w:r>
+      <w:proofErr w:type="spellEnd"/>
+      <w:r>
+        <w:rPr>
+          <w:lang w:val="hu-HU"/>
+        </w:rPr>
+        <w:t xml:space="preserve"> technológiát a helyi hálózaton (</w:t>
+      </w:r>
+      <w:proofErr w:type="spellStart"/>
+      <w:r>
+        <w:rPr>
+          <w:lang w:val="hu-HU"/>
+        </w:rPr>
+        <w:t>localhost</w:t>
+      </w:r>
+      <w:proofErr w:type="spellEnd"/>
+      <w:r>
+        <w:rPr>
+          <w:lang w:val="hu-HU"/>
+        </w:rPr>
+        <w:t>) futó szolgáltatásunk publikus internetre való kivezetésére használtuk.</w:t>
+      </w:r>
+    </w:p>
+    <w:p>
+      <w:pPr>
+        <w:numPr>
+          <w:ilvl w:val="0"/>
+          <w:numId w:val="17"/>
+        </w:numPr>
+        <w:jc w:val="left"/>
+        <w:rPr>
+          <w:lang w:val="hu-HU"/>
+        </w:rPr>
+      </w:pPr>
+      <w:r>
+        <w:rPr>
+          <w:lang w:val="hu-HU"/>
+        </w:rPr>
+        <w:t xml:space="preserve">Működése: Segítségével egy biztonságos, titkosított csatornát (alagutat) hoztunk létre a helyi fejlesztői környezetünk és az </w:t>
+      </w:r>
+      <w:proofErr w:type="spellStart"/>
+      <w:r>
+        <w:rPr>
+          <w:lang w:val="hu-HU"/>
+        </w:rPr>
+        <w:t>ngrok</w:t>
+      </w:r>
+      <w:proofErr w:type="spellEnd"/>
+      <w:r>
+        <w:rPr>
+          <w:lang w:val="hu-HU"/>
+        </w:rPr>
+        <w:t xml:space="preserve"> felhőalapú szerverei között.</w:t>
+      </w:r>
+    </w:p>
+    <w:p>
+      <w:pPr>
+        <w:numPr>
+          <w:ilvl w:val="0"/>
+          <w:numId w:val="17"/>
+        </w:numPr>
+        <w:jc w:val="left"/>
+        <w:rPr>
+          <w:lang w:val="hu-HU"/>
+        </w:rPr>
+      </w:pPr>
+      <w:r>
+        <w:rPr>
+          <w:lang w:val="hu-HU"/>
+        </w:rPr>
+        <w:t xml:space="preserve">Szerepe: Ez tette lehetővé, hogy az alkalmazást távolról is elérhessük és tesztelhessük anélkül, hogy statikus publikus IP-címet vagy bonyolult tűzfal-átirányításokat (port </w:t>
+      </w:r>
+      <w:proofErr w:type="spellStart"/>
+      <w:r>
+        <w:rPr>
+          <w:lang w:val="hu-HU"/>
+        </w:rPr>
+        <w:t>forwarding</w:t>
+      </w:r>
+      <w:proofErr w:type="spellEnd"/>
+      <w:r>
+        <w:rPr>
+          <w:lang w:val="hu-HU"/>
+        </w:rPr>
+        <w:t>) kellett volna beállítanunk.</w:t>
+      </w:r>
+    </w:p>
+    <w:p>
+      <w:pPr>
+        <w:jc w:val="left"/>
+        <w:rPr>
+          <w:lang w:val="hu-HU"/>
+        </w:rPr>
+      </w:pPr>
+      <w:r>
+        <w:rPr>
+          <w:lang w:val="hu-HU"/>
+        </w:rPr>
+        <w:t>2. Fordított proxy (</w:t>
+      </w:r>
+      <w:proofErr w:type="spellStart"/>
+      <w:r>
+        <w:rPr>
+          <w:lang w:val="hu-HU"/>
+        </w:rPr>
+        <w:t>Reverse</w:t>
+      </w:r>
+      <w:proofErr w:type="spellEnd"/>
+      <w:r>
+        <w:rPr>
+          <w:lang w:val="hu-HU"/>
+        </w:rPr>
+        <w:t xml:space="preserve"> Proxy): </w:t>
+      </w:r>
+      <w:proofErr w:type="spellStart"/>
+      <w:r>
+        <w:rPr>
+          <w:lang w:val="hu-HU"/>
+        </w:rPr>
+        <w:t>Nginx</w:t>
+      </w:r>
+      <w:proofErr w:type="spellEnd"/>
+    </w:p>
+    <w:p>
+      <w:pPr>
+        <w:jc w:val="left"/>
+        <w:rPr>
+          <w:lang w:val="hu-HU"/>
+        </w:rPr>
+      </w:pPr>
+      <w:r>
+        <w:rPr>
+          <w:lang w:val="hu-HU"/>
+        </w:rPr>
+        <w:t xml:space="preserve">A rendszerben az </w:t>
+      </w:r>
+      <w:proofErr w:type="spellStart"/>
+      <w:r>
+        <w:rPr>
+          <w:lang w:val="hu-HU"/>
+        </w:rPr>
+        <w:t>Nginx</w:t>
+      </w:r>
+      <w:proofErr w:type="spellEnd"/>
+      <w:r>
+        <w:rPr>
+          <w:lang w:val="hu-HU"/>
+        </w:rPr>
+        <w:t xml:space="preserve"> webszervert fordított proxy-ként (</w:t>
+      </w:r>
+      <w:proofErr w:type="spellStart"/>
+      <w:r>
+        <w:rPr>
+          <w:lang w:val="hu-HU"/>
+        </w:rPr>
+        <w:t>Reverse</w:t>
+      </w:r>
+      <w:proofErr w:type="spellEnd"/>
+      <w:r>
+        <w:rPr>
+          <w:lang w:val="hu-HU"/>
+        </w:rPr>
+        <w:t xml:space="preserve"> Proxy) állítottuk be.</w:t>
+      </w:r>
+    </w:p>
+    <w:p>
+      <w:pPr>
+        <w:numPr>
+          <w:ilvl w:val="0"/>
+          <w:numId w:val="18"/>
+        </w:numPr>
+        <w:jc w:val="left"/>
+        <w:rPr>
+          <w:lang w:val="hu-HU"/>
+        </w:rPr>
+      </w:pPr>
+      <w:r>
+        <w:rPr>
+          <w:lang w:val="hu-HU"/>
+        </w:rPr>
+        <w:t xml:space="preserve">Működése: Az </w:t>
+      </w:r>
+      <w:proofErr w:type="spellStart"/>
+      <w:r>
+        <w:rPr>
+          <w:lang w:val="hu-HU"/>
+        </w:rPr>
+        <w:t>Nginx</w:t>
+      </w:r>
+      <w:proofErr w:type="spellEnd"/>
+      <w:r>
+        <w:rPr>
+          <w:lang w:val="hu-HU"/>
+        </w:rPr>
+        <w:t xml:space="preserve"> fogadja az </w:t>
+      </w:r>
+      <w:proofErr w:type="spellStart"/>
+      <w:r>
+        <w:rPr>
+          <w:lang w:val="hu-HU"/>
+        </w:rPr>
+        <w:t>ngrok</w:t>
+      </w:r>
+      <w:proofErr w:type="spellEnd"/>
+      <w:r>
+        <w:rPr>
+          <w:lang w:val="hu-HU"/>
+        </w:rPr>
+        <w:t xml:space="preserve"> alagúton keresztül beérkező HTTP/HTTPS kéréseket, majd azokat belsőleg továbbítja a ténylegesen futó alkalmazásszerverünknek.</w:t>
+      </w:r>
+    </w:p>
+    <w:p>
+      <w:pPr>
+        <w:numPr>
+          <w:ilvl w:val="0"/>
+          <w:numId w:val="18"/>
+        </w:numPr>
+        <w:jc w:val="left"/>
+        <w:rPr>
+          <w:lang w:val="hu-HU"/>
+        </w:rPr>
+      </w:pPr>
+      <w:r>
+        <w:rPr>
+          <w:lang w:val="hu-HU"/>
+        </w:rPr>
+        <w:t xml:space="preserve">Szerepe: Használatával növeltük a rendszer védelmét, mivel elfedtük az alkalmazás közvetlen </w:t>
+      </w:r>
+      <w:proofErr w:type="spellStart"/>
+      <w:r>
+        <w:rPr>
+          <w:lang w:val="hu-HU"/>
+        </w:rPr>
+        <w:t>portját</w:t>
+      </w:r>
+      <w:proofErr w:type="spellEnd"/>
+      <w:r>
+        <w:rPr>
+          <w:lang w:val="hu-HU"/>
+        </w:rPr>
+        <w:t>, továbbá biztosítottuk a forgalom szabályozott kezelését és a későbbi skálázhatóság alapjait.</w:t>
+      </w:r>
+    </w:p>
+    <w:p>
+      <w:pPr>
+        <w:jc w:val="left"/>
+        <w:rPr>
+          <w:lang w:val="hu-HU"/>
+        </w:rPr>
+      </w:pPr>
+      <w:r>
+        <w:rPr>
+          <w:lang w:val="hu-HU"/>
+        </w:rPr>
+        <w:br/>
+      </w:r>
+    </w:p>
+    <w:p>
+      <w:pPr>
+        <w:jc w:val="left"/>
+        <w:rPr>
+          <w:lang w:val="hu-HU"/>
+        </w:rPr>
+      </w:pPr>
       <w:r>
         <w:rPr>
           <w:lang w:val="hu-HU"/>
@@ -11901,7 +12367,7 @@
           <w:lang w:val="hu-HU"/>
         </w:rPr>
       </w:pPr>
-      <w:bookmarkStart w:id="40" w:name="_Toc222823627"/>
+      <w:bookmarkStart w:id="41" w:name="_Toc225408084"/>
       <w:r>
         <w:rPr>
           <w:sz w:val="32"/>
@@ -11910,7 +12376,7 @@
         </w:rPr>
         <w:t>Források</w:t>
       </w:r>
-      <w:bookmarkEnd w:id="40"/>
+      <w:bookmarkEnd w:id="41"/>
     </w:p>
     <w:sectPr>
       <w:footerReference w:type="default" r:id="rId24"/>
@@ -12402,267 +12868,9 @@
 <file path=word/numbering.xml><?xml version="1.0" encoding="utf-8"?>
 <w:numbering xmlns:wpc="http://schemas.microsoft.com/office/word/2010/wordprocessingCanvas" xmlns:cx="http://schemas.microsoft.com/office/drawing/2014/chartex" xmlns:cx1="http://schemas.microsoft.com/office/drawing/2015/9/8/chartex" xmlns:cx2="http://schemas.microsoft.com/office/drawing/2015/10/21/chartex" xmlns:cx3="http://schemas.microsoft.com/office/drawing/2016/5/9/chartex" xmlns:cx4="http://schemas.microsoft.com/office/drawing/2016/5/10/chartex" xmlns:cx5="http://schemas.microsoft.com/office/drawing/2016/5/11/chartex" xmlns:cx6="http://schemas.microsoft.com/office/drawing/2016/5/12/chartex" xmlns:cx7="http://schemas.microsoft.com/office/drawing/2016/5/13/chartex" xmlns:cx8="http://schemas.microsoft.com/office/drawing/2016/5/14/chartex" xmlns:mc="http://schemas.openxmlformats.org/markup-compatibility/2006" xmlns:aink="http://schemas.microsoft.com/office/drawing/2016/ink" xmlns:am3d="http://schemas.microsoft.com/office/drawing/2017/model3d" xmlns:o="urn:schemas-microsoft-com:office:office" xmlns:oel="http://schemas.microsoft.com/office/2019/extlst" xmlns:r="http://schemas.openxmlformats.org/officeDocument/2006/relationships" xmlns:m="http://schemas.openxmlformats.org/officeDocument/2006/math" xmlns:v="urn:schemas-microsoft-com:vml" xmlns:wp14="http://schemas.microsoft.com/office/word/2010/wordprocessingDrawing" xmlns:wp="http://schemas.openxmlformats.org/drawingml/2006/wordprocessingDrawing" xmlns:w10="urn:schemas-microsoft-com:office:word" xmlns:w="http://schemas.openxmlformats.org/wordprocessingml/2006/main" xmlns:w14="http://schemas.microsoft.com/office/word/2010/wordml" xmlns:w15="http://schemas.microsoft.com/office/word/2012/wordml" xmlns:w16cex="http://schemas.microsoft.com/office/word/2018/wordml/cex" xmlns:w16cid="http://schemas.microsoft.com/office/word/2016/wordml/cid" xmlns:w16="http://schemas.microsoft.com/office/word/2018/wordml" xmlns:w16du="http://schemas.microsoft.com/office/word/2023/wordml/word16du" xmlns:w16sdtdh="http://schemas.microsoft.com/office/word/2020/wordml/sdtdatahash" xmlns:w16sdtfl="http://schemas.microsoft.com/office/word/2024/wordml/sdtformatlock" xmlns:w16se="http://schemas.microsoft.com/office/word/2015/wordml/symex" xmlns:wpg="http://schemas.microsoft.com/office/word/2010/wordprocessingGroup" xmlns:wpi="http://schemas.microsoft.com/office/word/2010/wordprocessingInk" xmlns:wne="http://schemas.microsoft.com/office/word/2006/wordml" xmlns:wps="http://schemas.microsoft.com/office/word/2010/wordprocessingShape" mc:Ignorable="w14 w15 w16se w16cid w16 w16cex w16sdtdh w16sdtfl w16du wp14">
   <w:abstractNum w:abstractNumId="0" w15:restartNumberingAfterBreak="0">
-    <w:nsid w:val="452B030C"/>
-    <w:multiLevelType w:val="hybridMultilevel"/>
-    <w:tmpl w:val="BA18B91C"/>
-    <w:lvl w:ilvl="0" w:tplc="DA9E8952">
-      <w:start w:val="1"/>
-      <w:numFmt w:val="decimal"/>
-      <w:lvlText w:val="%1."/>
-      <w:lvlJc w:val="left"/>
-      <w:pPr>
-        <w:ind w:left="720" w:hanging="360"/>
-      </w:pPr>
-    </w:lvl>
-    <w:lvl w:ilvl="1" w:tplc="876A5C14">
-      <w:start w:val="1"/>
-      <w:numFmt w:val="lowerLetter"/>
-      <w:lvlText w:val="%2."/>
-      <w:lvlJc w:val="left"/>
-      <w:pPr>
-        <w:ind w:left="1440" w:hanging="360"/>
-      </w:pPr>
-    </w:lvl>
-    <w:lvl w:ilvl="2" w:tplc="C7242AC2">
-      <w:start w:val="1"/>
-      <w:numFmt w:val="lowerRoman"/>
-      <w:lvlText w:val="%3."/>
-      <w:lvlJc w:val="right"/>
-      <w:pPr>
-        <w:ind w:left="2160" w:hanging="180"/>
-      </w:pPr>
-    </w:lvl>
-    <w:lvl w:ilvl="3" w:tplc="BB1EF912">
-      <w:start w:val="1"/>
-      <w:numFmt w:val="decimal"/>
-      <w:lvlText w:val="%4."/>
-      <w:lvlJc w:val="left"/>
-      <w:pPr>
-        <w:ind w:left="2880" w:hanging="360"/>
-      </w:pPr>
-    </w:lvl>
-    <w:lvl w:ilvl="4" w:tplc="D7A0C852">
-      <w:start w:val="1"/>
-      <w:numFmt w:val="lowerLetter"/>
-      <w:lvlText w:val="%5."/>
-      <w:lvlJc w:val="left"/>
-      <w:pPr>
-        <w:ind w:left="3600" w:hanging="360"/>
-      </w:pPr>
-    </w:lvl>
-    <w:lvl w:ilvl="5" w:tplc="9014EF68">
-      <w:start w:val="1"/>
-      <w:numFmt w:val="lowerRoman"/>
-      <w:lvlText w:val="%6."/>
-      <w:lvlJc w:val="right"/>
-      <w:pPr>
-        <w:ind w:left="4320" w:hanging="180"/>
-      </w:pPr>
-    </w:lvl>
-    <w:lvl w:ilvl="6" w:tplc="19ECE518">
-      <w:start w:val="1"/>
-      <w:numFmt w:val="decimal"/>
-      <w:lvlText w:val="%7."/>
-      <w:lvlJc w:val="left"/>
-      <w:pPr>
-        <w:ind w:left="5040" w:hanging="360"/>
-      </w:pPr>
-    </w:lvl>
-    <w:lvl w:ilvl="7" w:tplc="774AC726">
-      <w:start w:val="1"/>
-      <w:numFmt w:val="lowerLetter"/>
-      <w:lvlText w:val="%8."/>
-      <w:lvlJc w:val="left"/>
-      <w:pPr>
-        <w:ind w:left="5760" w:hanging="360"/>
-      </w:pPr>
-    </w:lvl>
-    <w:lvl w:ilvl="8" w:tplc="9E1410BA">
-      <w:start w:val="1"/>
-      <w:numFmt w:val="lowerRoman"/>
-      <w:lvlText w:val="%9."/>
-      <w:lvlJc w:val="right"/>
-      <w:pPr>
-        <w:ind w:left="6480" w:hanging="180"/>
-      </w:pPr>
-    </w:lvl>
-  </w:abstractNum>
-  <w:abstractNum w:abstractNumId="1" w15:restartNumberingAfterBreak="0">
-    <w:nsid w:val="470759D9"/>
-    <w:multiLevelType w:val="hybridMultilevel"/>
-    <w:tmpl w:val="EE82A86E"/>
-    <w:lvl w:ilvl="0" w:tplc="36C2289C">
-      <w:start w:val="1"/>
-      <w:numFmt w:val="decimal"/>
-      <w:lvlText w:val="%1."/>
-      <w:lvlJc w:val="left"/>
-      <w:pPr>
-        <w:ind w:left="720" w:hanging="360"/>
-      </w:pPr>
-    </w:lvl>
-    <w:lvl w:ilvl="1" w:tplc="465E18F8">
-      <w:start w:val="1"/>
-      <w:numFmt w:val="lowerLetter"/>
-      <w:lvlText w:val="%2."/>
-      <w:lvlJc w:val="left"/>
-      <w:pPr>
-        <w:ind w:left="1440" w:hanging="360"/>
-      </w:pPr>
-    </w:lvl>
-    <w:lvl w:ilvl="2" w:tplc="5C4E77E8">
-      <w:start w:val="1"/>
-      <w:numFmt w:val="lowerRoman"/>
-      <w:lvlText w:val="%3."/>
-      <w:lvlJc w:val="right"/>
-      <w:pPr>
-        <w:ind w:left="2160" w:hanging="180"/>
-      </w:pPr>
-    </w:lvl>
-    <w:lvl w:ilvl="3" w:tplc="85603BAA">
-      <w:start w:val="1"/>
-      <w:numFmt w:val="decimal"/>
-      <w:lvlText w:val="%4."/>
-      <w:lvlJc w:val="left"/>
-      <w:pPr>
-        <w:ind w:left="2880" w:hanging="360"/>
-      </w:pPr>
-    </w:lvl>
-    <w:lvl w:ilvl="4" w:tplc="49C2F524">
-      <w:start w:val="1"/>
-      <w:numFmt w:val="lowerLetter"/>
-      <w:lvlText w:val="%5."/>
-      <w:lvlJc w:val="left"/>
-      <w:pPr>
-        <w:ind w:left="3600" w:hanging="360"/>
-      </w:pPr>
-    </w:lvl>
-    <w:lvl w:ilvl="5" w:tplc="FE9089F4">
-      <w:start w:val="1"/>
-      <w:numFmt w:val="lowerRoman"/>
-      <w:lvlText w:val="%6."/>
-      <w:lvlJc w:val="right"/>
-      <w:pPr>
-        <w:ind w:left="4320" w:hanging="180"/>
-      </w:pPr>
-    </w:lvl>
-    <w:lvl w:ilvl="6" w:tplc="E57EBEA0">
-      <w:start w:val="1"/>
-      <w:numFmt w:val="decimal"/>
-      <w:lvlText w:val="%7."/>
-      <w:lvlJc w:val="left"/>
-      <w:pPr>
-        <w:ind w:left="5040" w:hanging="360"/>
-      </w:pPr>
-    </w:lvl>
-    <w:lvl w:ilvl="7" w:tplc="A7BEB8B2">
-      <w:start w:val="1"/>
-      <w:numFmt w:val="lowerLetter"/>
-      <w:lvlText w:val="%8."/>
-      <w:lvlJc w:val="left"/>
-      <w:pPr>
-        <w:ind w:left="5760" w:hanging="360"/>
-      </w:pPr>
-    </w:lvl>
-    <w:lvl w:ilvl="8" w:tplc="1C762D1C">
-      <w:start w:val="1"/>
-      <w:numFmt w:val="lowerRoman"/>
-      <w:lvlText w:val="%9."/>
-      <w:lvlJc w:val="right"/>
-      <w:pPr>
-        <w:ind w:left="6480" w:hanging="180"/>
-      </w:pPr>
-    </w:lvl>
-  </w:abstractNum>
-  <w:abstractNum w:abstractNumId="2" w15:restartNumberingAfterBreak="0">
-    <w:nsid w:val="484DE9C5"/>
-    <w:multiLevelType w:val="hybridMultilevel"/>
-    <w:tmpl w:val="5674FCF4"/>
-    <w:lvl w:ilvl="0" w:tplc="CDCC90D4">
-      <w:start w:val="1"/>
-      <w:numFmt w:val="decimal"/>
-      <w:lvlText w:val="%1."/>
-      <w:lvlJc w:val="left"/>
-      <w:pPr>
-        <w:ind w:left="720" w:hanging="360"/>
-      </w:pPr>
-    </w:lvl>
-    <w:lvl w:ilvl="1" w:tplc="881E4CBE">
-      <w:start w:val="1"/>
-      <w:numFmt w:val="lowerLetter"/>
-      <w:lvlText w:val="%2."/>
-      <w:lvlJc w:val="left"/>
-      <w:pPr>
-        <w:ind w:left="1440" w:hanging="360"/>
-      </w:pPr>
-    </w:lvl>
-    <w:lvl w:ilvl="2" w:tplc="7892EB36">
-      <w:start w:val="1"/>
-      <w:numFmt w:val="lowerRoman"/>
-      <w:lvlText w:val="%3."/>
-      <w:lvlJc w:val="right"/>
-      <w:pPr>
-        <w:ind w:left="2160" w:hanging="180"/>
-      </w:pPr>
-    </w:lvl>
-    <w:lvl w:ilvl="3" w:tplc="2176F9A4">
-      <w:start w:val="1"/>
-      <w:numFmt w:val="decimal"/>
-      <w:lvlText w:val="%4."/>
-      <w:lvlJc w:val="left"/>
-      <w:pPr>
-        <w:ind w:left="2880" w:hanging="360"/>
-      </w:pPr>
-    </w:lvl>
-    <w:lvl w:ilvl="4" w:tplc="BDDC22AA">
-      <w:start w:val="1"/>
-      <w:numFmt w:val="lowerLetter"/>
-      <w:lvlText w:val="%5."/>
-      <w:lvlJc w:val="left"/>
-      <w:pPr>
-        <w:ind w:left="3600" w:hanging="360"/>
-      </w:pPr>
-    </w:lvl>
-    <w:lvl w:ilvl="5" w:tplc="5B1A867E">
-      <w:start w:val="1"/>
-      <w:numFmt w:val="lowerRoman"/>
-      <w:lvlText w:val="%6."/>
-      <w:lvlJc w:val="right"/>
-      <w:pPr>
-        <w:ind w:left="4320" w:hanging="180"/>
-      </w:pPr>
-    </w:lvl>
-    <w:lvl w:ilvl="6" w:tplc="15FA8CFA">
-      <w:start w:val="1"/>
-      <w:numFmt w:val="decimal"/>
-      <w:lvlText w:val="%7."/>
-      <w:lvlJc w:val="left"/>
-      <w:pPr>
-        <w:ind w:left="5040" w:hanging="360"/>
-      </w:pPr>
-    </w:lvl>
-    <w:lvl w:ilvl="7" w:tplc="F75650AE">
-      <w:start w:val="1"/>
-      <w:numFmt w:val="lowerLetter"/>
-      <w:lvlText w:val="%8."/>
-      <w:lvlJc w:val="left"/>
-      <w:pPr>
-        <w:ind w:left="5760" w:hanging="360"/>
-      </w:pPr>
-    </w:lvl>
-    <w:lvl w:ilvl="8" w:tplc="A21CB61C">
-      <w:start w:val="1"/>
-      <w:numFmt w:val="lowerRoman"/>
-      <w:lvlText w:val="%9."/>
-      <w:lvlJc w:val="right"/>
-      <w:pPr>
-        <w:ind w:left="6480" w:hanging="180"/>
-      </w:pPr>
-    </w:lvl>
-  </w:abstractNum>
-  <w:abstractNum w:abstractNumId="3" w15:restartNumberingAfterBreak="0">
-    <w:nsid w:val="54586F4C"/>
+    <w:nsid w:val="08AA0D46"/>
     <w:multiLevelType w:val="multilevel"/>
-    <w:tmpl w:val="1E0AEE6C"/>
+    <w:tmpl w:val="CE588DE4"/>
     <w:lvl w:ilvl="0">
       <w:start w:val="1"/>
       <w:numFmt w:val="bullet"/>
@@ -12808,7 +13016,414 @@
       </w:rPr>
     </w:lvl>
   </w:abstractNum>
+  <w:abstractNum w:abstractNumId="1" w15:restartNumberingAfterBreak="0">
+    <w:nsid w:val="452B030C"/>
+    <w:multiLevelType w:val="hybridMultilevel"/>
+    <w:tmpl w:val="BA18B91C"/>
+    <w:lvl w:ilvl="0" w:tplc="DA9E8952">
+      <w:start w:val="1"/>
+      <w:numFmt w:val="decimal"/>
+      <w:lvlText w:val="%1."/>
+      <w:lvlJc w:val="left"/>
+      <w:pPr>
+        <w:ind w:left="720" w:hanging="360"/>
+      </w:pPr>
+    </w:lvl>
+    <w:lvl w:ilvl="1" w:tplc="876A5C14">
+      <w:start w:val="1"/>
+      <w:numFmt w:val="lowerLetter"/>
+      <w:lvlText w:val="%2."/>
+      <w:lvlJc w:val="left"/>
+      <w:pPr>
+        <w:ind w:left="1440" w:hanging="360"/>
+      </w:pPr>
+    </w:lvl>
+    <w:lvl w:ilvl="2" w:tplc="C7242AC2">
+      <w:start w:val="1"/>
+      <w:numFmt w:val="lowerRoman"/>
+      <w:lvlText w:val="%3."/>
+      <w:lvlJc w:val="right"/>
+      <w:pPr>
+        <w:ind w:left="2160" w:hanging="180"/>
+      </w:pPr>
+    </w:lvl>
+    <w:lvl w:ilvl="3" w:tplc="BB1EF912">
+      <w:start w:val="1"/>
+      <w:numFmt w:val="decimal"/>
+      <w:lvlText w:val="%4."/>
+      <w:lvlJc w:val="left"/>
+      <w:pPr>
+        <w:ind w:left="2880" w:hanging="360"/>
+      </w:pPr>
+    </w:lvl>
+    <w:lvl w:ilvl="4" w:tplc="D7A0C852">
+      <w:start w:val="1"/>
+      <w:numFmt w:val="lowerLetter"/>
+      <w:lvlText w:val="%5."/>
+      <w:lvlJc w:val="left"/>
+      <w:pPr>
+        <w:ind w:left="3600" w:hanging="360"/>
+      </w:pPr>
+    </w:lvl>
+    <w:lvl w:ilvl="5" w:tplc="9014EF68">
+      <w:start w:val="1"/>
+      <w:numFmt w:val="lowerRoman"/>
+      <w:lvlText w:val="%6."/>
+      <w:lvlJc w:val="right"/>
+      <w:pPr>
+        <w:ind w:left="4320" w:hanging="180"/>
+      </w:pPr>
+    </w:lvl>
+    <w:lvl w:ilvl="6" w:tplc="19ECE518">
+      <w:start w:val="1"/>
+      <w:numFmt w:val="decimal"/>
+      <w:lvlText w:val="%7."/>
+      <w:lvlJc w:val="left"/>
+      <w:pPr>
+        <w:ind w:left="5040" w:hanging="360"/>
+      </w:pPr>
+    </w:lvl>
+    <w:lvl w:ilvl="7" w:tplc="774AC726">
+      <w:start w:val="1"/>
+      <w:numFmt w:val="lowerLetter"/>
+      <w:lvlText w:val="%8."/>
+      <w:lvlJc w:val="left"/>
+      <w:pPr>
+        <w:ind w:left="5760" w:hanging="360"/>
+      </w:pPr>
+    </w:lvl>
+    <w:lvl w:ilvl="8" w:tplc="9E1410BA">
+      <w:start w:val="1"/>
+      <w:numFmt w:val="lowerRoman"/>
+      <w:lvlText w:val="%9."/>
+      <w:lvlJc w:val="right"/>
+      <w:pPr>
+        <w:ind w:left="6480" w:hanging="180"/>
+      </w:pPr>
+    </w:lvl>
+  </w:abstractNum>
+  <w:abstractNum w:abstractNumId="2" w15:restartNumberingAfterBreak="0">
+    <w:nsid w:val="470759D9"/>
+    <w:multiLevelType w:val="hybridMultilevel"/>
+    <w:tmpl w:val="EE82A86E"/>
+    <w:lvl w:ilvl="0" w:tplc="36C2289C">
+      <w:start w:val="1"/>
+      <w:numFmt w:val="decimal"/>
+      <w:lvlText w:val="%1."/>
+      <w:lvlJc w:val="left"/>
+      <w:pPr>
+        <w:ind w:left="720" w:hanging="360"/>
+      </w:pPr>
+    </w:lvl>
+    <w:lvl w:ilvl="1" w:tplc="465E18F8">
+      <w:start w:val="1"/>
+      <w:numFmt w:val="lowerLetter"/>
+      <w:lvlText w:val="%2."/>
+      <w:lvlJc w:val="left"/>
+      <w:pPr>
+        <w:ind w:left="1440" w:hanging="360"/>
+      </w:pPr>
+    </w:lvl>
+    <w:lvl w:ilvl="2" w:tplc="5C4E77E8">
+      <w:start w:val="1"/>
+      <w:numFmt w:val="lowerRoman"/>
+      <w:lvlText w:val="%3."/>
+      <w:lvlJc w:val="right"/>
+      <w:pPr>
+        <w:ind w:left="2160" w:hanging="180"/>
+      </w:pPr>
+    </w:lvl>
+    <w:lvl w:ilvl="3" w:tplc="85603BAA">
+      <w:start w:val="1"/>
+      <w:numFmt w:val="decimal"/>
+      <w:lvlText w:val="%4."/>
+      <w:lvlJc w:val="left"/>
+      <w:pPr>
+        <w:ind w:left="2880" w:hanging="360"/>
+      </w:pPr>
+    </w:lvl>
+    <w:lvl w:ilvl="4" w:tplc="49C2F524">
+      <w:start w:val="1"/>
+      <w:numFmt w:val="lowerLetter"/>
+      <w:lvlText w:val="%5."/>
+      <w:lvlJc w:val="left"/>
+      <w:pPr>
+        <w:ind w:left="3600" w:hanging="360"/>
+      </w:pPr>
+    </w:lvl>
+    <w:lvl w:ilvl="5" w:tplc="FE9089F4">
+      <w:start w:val="1"/>
+      <w:numFmt w:val="lowerRoman"/>
+      <w:lvlText w:val="%6."/>
+      <w:lvlJc w:val="right"/>
+      <w:pPr>
+        <w:ind w:left="4320" w:hanging="180"/>
+      </w:pPr>
+    </w:lvl>
+    <w:lvl w:ilvl="6" w:tplc="E57EBEA0">
+      <w:start w:val="1"/>
+      <w:numFmt w:val="decimal"/>
+      <w:lvlText w:val="%7."/>
+      <w:lvlJc w:val="left"/>
+      <w:pPr>
+        <w:ind w:left="5040" w:hanging="360"/>
+      </w:pPr>
+    </w:lvl>
+    <w:lvl w:ilvl="7" w:tplc="A7BEB8B2">
+      <w:start w:val="1"/>
+      <w:numFmt w:val="lowerLetter"/>
+      <w:lvlText w:val="%8."/>
+      <w:lvlJc w:val="left"/>
+      <w:pPr>
+        <w:ind w:left="5760" w:hanging="360"/>
+      </w:pPr>
+    </w:lvl>
+    <w:lvl w:ilvl="8" w:tplc="1C762D1C">
+      <w:start w:val="1"/>
+      <w:numFmt w:val="lowerRoman"/>
+      <w:lvlText w:val="%9."/>
+      <w:lvlJc w:val="right"/>
+      <w:pPr>
+        <w:ind w:left="6480" w:hanging="180"/>
+      </w:pPr>
+    </w:lvl>
+  </w:abstractNum>
+  <w:abstractNum w:abstractNumId="3" w15:restartNumberingAfterBreak="0">
+    <w:nsid w:val="484DE9C5"/>
+    <w:multiLevelType w:val="hybridMultilevel"/>
+    <w:tmpl w:val="5674FCF4"/>
+    <w:lvl w:ilvl="0" w:tplc="CDCC90D4">
+      <w:start w:val="1"/>
+      <w:numFmt w:val="decimal"/>
+      <w:lvlText w:val="%1."/>
+      <w:lvlJc w:val="left"/>
+      <w:pPr>
+        <w:ind w:left="720" w:hanging="360"/>
+      </w:pPr>
+    </w:lvl>
+    <w:lvl w:ilvl="1" w:tplc="881E4CBE">
+      <w:start w:val="1"/>
+      <w:numFmt w:val="lowerLetter"/>
+      <w:lvlText w:val="%2."/>
+      <w:lvlJc w:val="left"/>
+      <w:pPr>
+        <w:ind w:left="1440" w:hanging="360"/>
+      </w:pPr>
+    </w:lvl>
+    <w:lvl w:ilvl="2" w:tplc="7892EB36">
+      <w:start w:val="1"/>
+      <w:numFmt w:val="lowerRoman"/>
+      <w:lvlText w:val="%3."/>
+      <w:lvlJc w:val="right"/>
+      <w:pPr>
+        <w:ind w:left="2160" w:hanging="180"/>
+      </w:pPr>
+    </w:lvl>
+    <w:lvl w:ilvl="3" w:tplc="2176F9A4">
+      <w:start w:val="1"/>
+      <w:numFmt w:val="decimal"/>
+      <w:lvlText w:val="%4."/>
+      <w:lvlJc w:val="left"/>
+      <w:pPr>
+        <w:ind w:left="2880" w:hanging="360"/>
+      </w:pPr>
+    </w:lvl>
+    <w:lvl w:ilvl="4" w:tplc="BDDC22AA">
+      <w:start w:val="1"/>
+      <w:numFmt w:val="lowerLetter"/>
+      <w:lvlText w:val="%5."/>
+      <w:lvlJc w:val="left"/>
+      <w:pPr>
+        <w:ind w:left="3600" w:hanging="360"/>
+      </w:pPr>
+    </w:lvl>
+    <w:lvl w:ilvl="5" w:tplc="5B1A867E">
+      <w:start w:val="1"/>
+      <w:numFmt w:val="lowerRoman"/>
+      <w:lvlText w:val="%6."/>
+      <w:lvlJc w:val="right"/>
+      <w:pPr>
+        <w:ind w:left="4320" w:hanging="180"/>
+      </w:pPr>
+    </w:lvl>
+    <w:lvl w:ilvl="6" w:tplc="15FA8CFA">
+      <w:start w:val="1"/>
+      <w:numFmt w:val="decimal"/>
+      <w:lvlText w:val="%7."/>
+      <w:lvlJc w:val="left"/>
+      <w:pPr>
+        <w:ind w:left="5040" w:hanging="360"/>
+      </w:pPr>
+    </w:lvl>
+    <w:lvl w:ilvl="7" w:tplc="F75650AE">
+      <w:start w:val="1"/>
+      <w:numFmt w:val="lowerLetter"/>
+      <w:lvlText w:val="%8."/>
+      <w:lvlJc w:val="left"/>
+      <w:pPr>
+        <w:ind w:left="5760" w:hanging="360"/>
+      </w:pPr>
+    </w:lvl>
+    <w:lvl w:ilvl="8" w:tplc="A21CB61C">
+      <w:start w:val="1"/>
+      <w:numFmt w:val="lowerRoman"/>
+      <w:lvlText w:val="%9."/>
+      <w:lvlJc w:val="right"/>
+      <w:pPr>
+        <w:ind w:left="6480" w:hanging="180"/>
+      </w:pPr>
+    </w:lvl>
+  </w:abstractNum>
   <w:abstractNum w:abstractNumId="4" w15:restartNumberingAfterBreak="0">
+    <w:nsid w:val="54586F4C"/>
+    <w:multiLevelType w:val="multilevel"/>
+    <w:tmpl w:val="1E0AEE6C"/>
+    <w:lvl w:ilvl="0">
+      <w:start w:val="1"/>
+      <w:numFmt w:val="bullet"/>
+      <w:lvlText w:val=""/>
+      <w:lvlJc w:val="left"/>
+      <w:pPr>
+        <w:tabs>
+          <w:tab w:val="num" w:pos="720"/>
+        </w:tabs>
+        <w:ind w:left="720" w:hanging="360"/>
+      </w:pPr>
+      <w:rPr>
+        <w:rFonts w:ascii="Symbol" w:hAnsi="Symbol" w:hint="default"/>
+        <w:sz w:val="20"/>
+      </w:rPr>
+    </w:lvl>
+    <w:lvl w:ilvl="1" w:tentative="1">
+      <w:start w:val="1"/>
+      <w:numFmt w:val="bullet"/>
+      <w:lvlText w:val="o"/>
+      <w:lvlJc w:val="left"/>
+      <w:pPr>
+        <w:tabs>
+          <w:tab w:val="num" w:pos="1440"/>
+        </w:tabs>
+        <w:ind w:left="1440" w:hanging="360"/>
+      </w:pPr>
+      <w:rPr>
+        <w:rFonts w:ascii="Courier New" w:hAnsi="Courier New" w:hint="default"/>
+        <w:sz w:val="20"/>
+      </w:rPr>
+    </w:lvl>
+    <w:lvl w:ilvl="2" w:tentative="1">
+      <w:start w:val="1"/>
+      <w:numFmt w:val="bullet"/>
+      <w:lvlText w:val=""/>
+      <w:lvlJc w:val="left"/>
+      <w:pPr>
+        <w:tabs>
+          <w:tab w:val="num" w:pos="2160"/>
+        </w:tabs>
+        <w:ind w:left="2160" w:hanging="360"/>
+      </w:pPr>
+      <w:rPr>
+        <w:rFonts w:ascii="Wingdings" w:hAnsi="Wingdings" w:hint="default"/>
+        <w:sz w:val="20"/>
+      </w:rPr>
+    </w:lvl>
+    <w:lvl w:ilvl="3" w:tentative="1">
+      <w:start w:val="1"/>
+      <w:numFmt w:val="bullet"/>
+      <w:lvlText w:val=""/>
+      <w:lvlJc w:val="left"/>
+      <w:pPr>
+        <w:tabs>
+          <w:tab w:val="num" w:pos="2880"/>
+        </w:tabs>
+        <w:ind w:left="2880" w:hanging="360"/>
+      </w:pPr>
+      <w:rPr>
+        <w:rFonts w:ascii="Wingdings" w:hAnsi="Wingdings" w:hint="default"/>
+        <w:sz w:val="20"/>
+      </w:rPr>
+    </w:lvl>
+    <w:lvl w:ilvl="4" w:tentative="1">
+      <w:start w:val="1"/>
+      <w:numFmt w:val="bullet"/>
+      <w:lvlText w:val=""/>
+      <w:lvlJc w:val="left"/>
+      <w:pPr>
+        <w:tabs>
+          <w:tab w:val="num" w:pos="3600"/>
+        </w:tabs>
+        <w:ind w:left="3600" w:hanging="360"/>
+      </w:pPr>
+      <w:rPr>
+        <w:rFonts w:ascii="Wingdings" w:hAnsi="Wingdings" w:hint="default"/>
+        <w:sz w:val="20"/>
+      </w:rPr>
+    </w:lvl>
+    <w:lvl w:ilvl="5" w:tentative="1">
+      <w:start w:val="1"/>
+      <w:numFmt w:val="bullet"/>
+      <w:lvlText w:val=""/>
+      <w:lvlJc w:val="left"/>
+      <w:pPr>
+        <w:tabs>
+          <w:tab w:val="num" w:pos="4320"/>
+        </w:tabs>
+        <w:ind w:left="4320" w:hanging="360"/>
+      </w:pPr>
+      <w:rPr>
+        <w:rFonts w:ascii="Wingdings" w:hAnsi="Wingdings" w:hint="default"/>
+        <w:sz w:val="20"/>
+      </w:rPr>
+    </w:lvl>
+    <w:lvl w:ilvl="6" w:tentative="1">
+      <w:start w:val="1"/>
+      <w:numFmt w:val="bullet"/>
+      <w:lvlText w:val=""/>
+      <w:lvlJc w:val="left"/>
+      <w:pPr>
+        <w:tabs>
+          <w:tab w:val="num" w:pos="5040"/>
+        </w:tabs>
+        <w:ind w:left="5040" w:hanging="360"/>
+      </w:pPr>
+      <w:rPr>
+        <w:rFonts w:ascii="Wingdings" w:hAnsi="Wingdings" w:hint="default"/>
+        <w:sz w:val="20"/>
+      </w:rPr>
+    </w:lvl>
+    <w:lvl w:ilvl="7" w:tentative="1">
+      <w:start w:val="1"/>
+      <w:numFmt w:val="bullet"/>
+      <w:lvlText w:val=""/>
+      <w:lvlJc w:val="left"/>
+      <w:pPr>
+        <w:tabs>
+          <w:tab w:val="num" w:pos="5760"/>
+        </w:tabs>
+        <w:ind w:left="5760" w:hanging="360"/>
+      </w:pPr>
+      <w:rPr>
+        <w:rFonts w:ascii="Wingdings" w:hAnsi="Wingdings" w:hint="default"/>
+        <w:sz w:val="20"/>
+      </w:rPr>
+    </w:lvl>
+    <w:lvl w:ilvl="8" w:tentative="1">
+      <w:start w:val="1"/>
+      <w:numFmt w:val="bullet"/>
+      <w:lvlText w:val=""/>
+      <w:lvlJc w:val="left"/>
+      <w:pPr>
+        <w:tabs>
+          <w:tab w:val="num" w:pos="6480"/>
+        </w:tabs>
+        <w:ind w:left="6480" w:hanging="360"/>
+      </w:pPr>
+      <w:rPr>
+        <w:rFonts w:ascii="Wingdings" w:hAnsi="Wingdings" w:hint="default"/>
+        <w:sz w:val="20"/>
+      </w:rPr>
+    </w:lvl>
+  </w:abstractNum>
+  <w:abstractNum w:abstractNumId="5" w15:restartNumberingAfterBreak="0">
     <w:nsid w:val="55D5BD14"/>
     <w:multiLevelType w:val="hybridMultilevel"/>
     <w:tmpl w:val="019AB6FA"/>
@@ -12921,7 +13536,7 @@
       </w:rPr>
     </w:lvl>
   </w:abstractNum>
-  <w:abstractNum w:abstractNumId="5" w15:restartNumberingAfterBreak="0">
+  <w:abstractNum w:abstractNumId="6" w15:restartNumberingAfterBreak="0">
     <w:nsid w:val="58E0452B"/>
     <w:multiLevelType w:val="hybridMultilevel"/>
     <w:tmpl w:val="917E0C2C"/>
@@ -13010,7 +13625,156 @@
       </w:pPr>
     </w:lvl>
   </w:abstractNum>
-  <w:abstractNum w:abstractNumId="6" w15:restartNumberingAfterBreak="0">
+  <w:abstractNum w:abstractNumId="7" w15:restartNumberingAfterBreak="0">
+    <w:nsid w:val="5CEC2567"/>
+    <w:multiLevelType w:val="multilevel"/>
+    <w:tmpl w:val="3CB40EF8"/>
+    <w:lvl w:ilvl="0">
+      <w:start w:val="1"/>
+      <w:numFmt w:val="bullet"/>
+      <w:lvlText w:val=""/>
+      <w:lvlJc w:val="left"/>
+      <w:pPr>
+        <w:tabs>
+          <w:tab w:val="num" w:pos="720"/>
+        </w:tabs>
+        <w:ind w:left="720" w:hanging="360"/>
+      </w:pPr>
+      <w:rPr>
+        <w:rFonts w:ascii="Symbol" w:hAnsi="Symbol" w:hint="default"/>
+        <w:sz w:val="20"/>
+      </w:rPr>
+    </w:lvl>
+    <w:lvl w:ilvl="1" w:tentative="1">
+      <w:start w:val="1"/>
+      <w:numFmt w:val="bullet"/>
+      <w:lvlText w:val="o"/>
+      <w:lvlJc w:val="left"/>
+      <w:pPr>
+        <w:tabs>
+          <w:tab w:val="num" w:pos="1440"/>
+        </w:tabs>
+        <w:ind w:left="1440" w:hanging="360"/>
+      </w:pPr>
+      <w:rPr>
+        <w:rFonts w:ascii="Courier New" w:hAnsi="Courier New" w:hint="default"/>
+        <w:sz w:val="20"/>
+      </w:rPr>
+    </w:lvl>
+    <w:lvl w:ilvl="2" w:tentative="1">
+      <w:start w:val="1"/>
+      <w:numFmt w:val="bullet"/>
+      <w:lvlText w:val=""/>
+      <w:lvlJc w:val="left"/>
+      <w:pPr>
+        <w:tabs>
+          <w:tab w:val="num" w:pos="2160"/>
+        </w:tabs>
+        <w:ind w:left="2160" w:hanging="360"/>
+      </w:pPr>
+      <w:rPr>
+        <w:rFonts w:ascii="Wingdings" w:hAnsi="Wingdings" w:hint="default"/>
+        <w:sz w:val="20"/>
+      </w:rPr>
+    </w:lvl>
+    <w:lvl w:ilvl="3" w:tentative="1">
+      <w:start w:val="1"/>
+      <w:numFmt w:val="bullet"/>
+      <w:lvlText w:val=""/>
+      <w:lvlJc w:val="left"/>
+      <w:pPr>
+        <w:tabs>
+          <w:tab w:val="num" w:pos="2880"/>
+        </w:tabs>
+        <w:ind w:left="2880" w:hanging="360"/>
+      </w:pPr>
+      <w:rPr>
+        <w:rFonts w:ascii="Wingdings" w:hAnsi="Wingdings" w:hint="default"/>
+        <w:sz w:val="20"/>
+      </w:rPr>
+    </w:lvl>
+    <w:lvl w:ilvl="4" w:tentative="1">
+      <w:start w:val="1"/>
+      <w:numFmt w:val="bullet"/>
+      <w:lvlText w:val=""/>
+      <w:lvlJc w:val="left"/>
+      <w:pPr>
+        <w:tabs>
+          <w:tab w:val="num" w:pos="3600"/>
+        </w:tabs>
+        <w:ind w:left="3600" w:hanging="360"/>
+      </w:pPr>
+      <w:rPr>
+        <w:rFonts w:ascii="Wingdings" w:hAnsi="Wingdings" w:hint="default"/>
+        <w:sz w:val="20"/>
+      </w:rPr>
+    </w:lvl>
+    <w:lvl w:ilvl="5" w:tentative="1">
+      <w:start w:val="1"/>
+      <w:numFmt w:val="bullet"/>
+      <w:lvlText w:val=""/>
+      <w:lvlJc w:val="left"/>
+      <w:pPr>
+        <w:tabs>
+          <w:tab w:val="num" w:pos="4320"/>
+        </w:tabs>
+        <w:ind w:left="4320" w:hanging="360"/>
+      </w:pPr>
+      <w:rPr>
+        <w:rFonts w:ascii="Wingdings" w:hAnsi="Wingdings" w:hint="default"/>
+        <w:sz w:val="20"/>
+      </w:rPr>
+    </w:lvl>
+    <w:lvl w:ilvl="6" w:tentative="1">
+      <w:start w:val="1"/>
+      <w:numFmt w:val="bullet"/>
+      <w:lvlText w:val=""/>
+      <w:lvlJc w:val="left"/>
+      <w:pPr>
+        <w:tabs>
+          <w:tab w:val="num" w:pos="5040"/>
+        </w:tabs>
+        <w:ind w:left="5040" w:hanging="360"/>
+      </w:pPr>
+      <w:rPr>
+        <w:rFonts w:ascii="Wingdings" w:hAnsi="Wingdings" w:hint="default"/>
+        <w:sz w:val="20"/>
+      </w:rPr>
+    </w:lvl>
+    <w:lvl w:ilvl="7" w:tentative="1">
+      <w:start w:val="1"/>
+      <w:numFmt w:val="bullet"/>
+      <w:lvlText w:val=""/>
+      <w:lvlJc w:val="left"/>
+      <w:pPr>
+        <w:tabs>
+          <w:tab w:val="num" w:pos="5760"/>
+        </w:tabs>
+        <w:ind w:left="5760" w:hanging="360"/>
+      </w:pPr>
+      <w:rPr>
+        <w:rFonts w:ascii="Wingdings" w:hAnsi="Wingdings" w:hint="default"/>
+        <w:sz w:val="20"/>
+      </w:rPr>
+    </w:lvl>
+    <w:lvl w:ilvl="8" w:tentative="1">
+      <w:start w:val="1"/>
+      <w:numFmt w:val="bullet"/>
+      <w:lvlText w:val=""/>
+      <w:lvlJc w:val="left"/>
+      <w:pPr>
+        <w:tabs>
+          <w:tab w:val="num" w:pos="6480"/>
+        </w:tabs>
+        <w:ind w:left="6480" w:hanging="360"/>
+      </w:pPr>
+      <w:rPr>
+        <w:rFonts w:ascii="Wingdings" w:hAnsi="Wingdings" w:hint="default"/>
+        <w:sz w:val="20"/>
+      </w:rPr>
+    </w:lvl>
+  </w:abstractNum>
+  <w:abstractNum w:abstractNumId="8" w15:restartNumberingAfterBreak="0">
     <w:nsid w:val="5D257FC5"/>
     <w:multiLevelType w:val="hybridMultilevel"/>
     <w:tmpl w:val="9E48C460"/>
@@ -13123,7 +13887,7 @@
       </w:rPr>
     </w:lvl>
   </w:abstractNum>
-  <w:abstractNum w:abstractNumId="7" w15:restartNumberingAfterBreak="0">
+  <w:abstractNum w:abstractNumId="9" w15:restartNumberingAfterBreak="0">
     <w:nsid w:val="6514C630"/>
     <w:multiLevelType w:val="hybridMultilevel"/>
     <w:tmpl w:val="EB2EFB0E"/>
@@ -13236,7 +14000,7 @@
       </w:rPr>
     </w:lvl>
   </w:abstractNum>
-  <w:abstractNum w:abstractNumId="8" w15:restartNumberingAfterBreak="0">
+  <w:abstractNum w:abstractNumId="10" w15:restartNumberingAfterBreak="0">
     <w:nsid w:val="698CCF1B"/>
     <w:multiLevelType w:val="hybridMultilevel"/>
     <w:tmpl w:val="52223DB6"/>
@@ -13322,7 +14086,7 @@
       </w:pPr>
     </w:lvl>
   </w:abstractNum>
-  <w:abstractNum w:abstractNumId="9" w15:restartNumberingAfterBreak="0">
+  <w:abstractNum w:abstractNumId="11" w15:restartNumberingAfterBreak="0">
     <w:nsid w:val="6DA9318F"/>
     <w:multiLevelType w:val="hybridMultilevel"/>
     <w:tmpl w:val="13702584"/>
@@ -13408,7 +14172,156 @@
       </w:pPr>
     </w:lvl>
   </w:abstractNum>
-  <w:abstractNum w:abstractNumId="10" w15:restartNumberingAfterBreak="0">
+  <w:abstractNum w:abstractNumId="12" w15:restartNumberingAfterBreak="0">
+    <w:nsid w:val="6EDC40DF"/>
+    <w:multiLevelType w:val="multilevel"/>
+    <w:tmpl w:val="DF94E2F2"/>
+    <w:lvl w:ilvl="0">
+      <w:start w:val="1"/>
+      <w:numFmt w:val="bullet"/>
+      <w:lvlText w:val=""/>
+      <w:lvlJc w:val="left"/>
+      <w:pPr>
+        <w:tabs>
+          <w:tab w:val="num" w:pos="720"/>
+        </w:tabs>
+        <w:ind w:left="720" w:hanging="360"/>
+      </w:pPr>
+      <w:rPr>
+        <w:rFonts w:ascii="Symbol" w:hAnsi="Symbol" w:hint="default"/>
+        <w:sz w:val="20"/>
+      </w:rPr>
+    </w:lvl>
+    <w:lvl w:ilvl="1" w:tentative="1">
+      <w:start w:val="1"/>
+      <w:numFmt w:val="bullet"/>
+      <w:lvlText w:val="o"/>
+      <w:lvlJc w:val="left"/>
+      <w:pPr>
+        <w:tabs>
+          <w:tab w:val="num" w:pos="1440"/>
+        </w:tabs>
+        <w:ind w:left="1440" w:hanging="360"/>
+      </w:pPr>
+      <w:rPr>
+        <w:rFonts w:ascii="Courier New" w:hAnsi="Courier New" w:hint="default"/>
+        <w:sz w:val="20"/>
+      </w:rPr>
+    </w:lvl>
+    <w:lvl w:ilvl="2" w:tentative="1">
+      <w:start w:val="1"/>
+      <w:numFmt w:val="bullet"/>
+      <w:lvlText w:val=""/>
+      <w:lvlJc w:val="left"/>
+      <w:pPr>
+        <w:tabs>
+          <w:tab w:val="num" w:pos="2160"/>
+        </w:tabs>
+        <w:ind w:left="2160" w:hanging="360"/>
+      </w:pPr>
+      <w:rPr>
+        <w:rFonts w:ascii="Wingdings" w:hAnsi="Wingdings" w:hint="default"/>
+        <w:sz w:val="20"/>
+      </w:rPr>
+    </w:lvl>
+    <w:lvl w:ilvl="3" w:tentative="1">
+      <w:start w:val="1"/>
+      <w:numFmt w:val="bullet"/>
+      <w:lvlText w:val=""/>
+      <w:lvlJc w:val="left"/>
+      <w:pPr>
+        <w:tabs>
+          <w:tab w:val="num" w:pos="2880"/>
+        </w:tabs>
+        <w:ind w:left="2880" w:hanging="360"/>
+      </w:pPr>
+      <w:rPr>
+        <w:rFonts w:ascii="Wingdings" w:hAnsi="Wingdings" w:hint="default"/>
+        <w:sz w:val="20"/>
+      </w:rPr>
+    </w:lvl>
+    <w:lvl w:ilvl="4" w:tentative="1">
+      <w:start w:val="1"/>
+      <w:numFmt w:val="bullet"/>
+      <w:lvlText w:val=""/>
+      <w:lvlJc w:val="left"/>
+      <w:pPr>
+        <w:tabs>
+          <w:tab w:val="num" w:pos="3600"/>
+        </w:tabs>
+        <w:ind w:left="3600" w:hanging="360"/>
+      </w:pPr>
+      <w:rPr>
+        <w:rFonts w:ascii="Wingdings" w:hAnsi="Wingdings" w:hint="default"/>
+        <w:sz w:val="20"/>
+      </w:rPr>
+    </w:lvl>
+    <w:lvl w:ilvl="5" w:tentative="1">
+      <w:start w:val="1"/>
+      <w:numFmt w:val="bullet"/>
+      <w:lvlText w:val=""/>
+      <w:lvlJc w:val="left"/>
+      <w:pPr>
+        <w:tabs>
+          <w:tab w:val="num" w:pos="4320"/>
+        </w:tabs>
+        <w:ind w:left="4320" w:hanging="360"/>
+      </w:pPr>
+      <w:rPr>
+        <w:rFonts w:ascii="Wingdings" w:hAnsi="Wingdings" w:hint="default"/>
+        <w:sz w:val="20"/>
+      </w:rPr>
+    </w:lvl>
+    <w:lvl w:ilvl="6" w:tentative="1">
+      <w:start w:val="1"/>
+      <w:numFmt w:val="bullet"/>
+      <w:lvlText w:val=""/>
+      <w:lvlJc w:val="left"/>
+      <w:pPr>
+        <w:tabs>
+          <w:tab w:val="num" w:pos="5040"/>
+        </w:tabs>
+        <w:ind w:left="5040" w:hanging="360"/>
+      </w:pPr>
+      <w:rPr>
+        <w:rFonts w:ascii="Wingdings" w:hAnsi="Wingdings" w:hint="default"/>
+        <w:sz w:val="20"/>
+      </w:rPr>
+    </w:lvl>
+    <w:lvl w:ilvl="7" w:tentative="1">
+      <w:start w:val="1"/>
+      <w:numFmt w:val="bullet"/>
+      <w:lvlText w:val=""/>
+      <w:lvlJc w:val="left"/>
+      <w:pPr>
+        <w:tabs>
+          <w:tab w:val="num" w:pos="5760"/>
+        </w:tabs>
+        <w:ind w:left="5760" w:hanging="360"/>
+      </w:pPr>
+      <w:rPr>
+        <w:rFonts w:ascii="Wingdings" w:hAnsi="Wingdings" w:hint="default"/>
+        <w:sz w:val="20"/>
+      </w:rPr>
+    </w:lvl>
+    <w:lvl w:ilvl="8" w:tentative="1">
+      <w:start w:val="1"/>
+      <w:numFmt w:val="bullet"/>
+      <w:lvlText w:val=""/>
+      <w:lvlJc w:val="left"/>
+      <w:pPr>
+        <w:tabs>
+          <w:tab w:val="num" w:pos="6480"/>
+        </w:tabs>
+        <w:ind w:left="6480" w:hanging="360"/>
+      </w:pPr>
+      <w:rPr>
+        <w:rFonts w:ascii="Wingdings" w:hAnsi="Wingdings" w:hint="default"/>
+        <w:sz w:val="20"/>
+      </w:rPr>
+    </w:lvl>
+  </w:abstractNum>
+  <w:abstractNum w:abstractNumId="13" w15:restartNumberingAfterBreak="0">
     <w:nsid w:val="707EEC0A"/>
     <w:multiLevelType w:val="hybridMultilevel"/>
     <w:tmpl w:val="35E04B0E"/>
@@ -13521,7 +14434,156 @@
       </w:rPr>
     </w:lvl>
   </w:abstractNum>
-  <w:abstractNum w:abstractNumId="11" w15:restartNumberingAfterBreak="0">
+  <w:abstractNum w:abstractNumId="14" w15:restartNumberingAfterBreak="0">
+    <w:nsid w:val="740953B8"/>
+    <w:multiLevelType w:val="multilevel"/>
+    <w:tmpl w:val="0AC0C026"/>
+    <w:lvl w:ilvl="0">
+      <w:start w:val="1"/>
+      <w:numFmt w:val="bullet"/>
+      <w:lvlText w:val=""/>
+      <w:lvlJc w:val="left"/>
+      <w:pPr>
+        <w:tabs>
+          <w:tab w:val="num" w:pos="720"/>
+        </w:tabs>
+        <w:ind w:left="720" w:hanging="360"/>
+      </w:pPr>
+      <w:rPr>
+        <w:rFonts w:ascii="Symbol" w:hAnsi="Symbol" w:hint="default"/>
+        <w:sz w:val="20"/>
+      </w:rPr>
+    </w:lvl>
+    <w:lvl w:ilvl="1" w:tentative="1">
+      <w:start w:val="1"/>
+      <w:numFmt w:val="bullet"/>
+      <w:lvlText w:val="o"/>
+      <w:lvlJc w:val="left"/>
+      <w:pPr>
+        <w:tabs>
+          <w:tab w:val="num" w:pos="1440"/>
+        </w:tabs>
+        <w:ind w:left="1440" w:hanging="360"/>
+      </w:pPr>
+      <w:rPr>
+        <w:rFonts w:ascii="Courier New" w:hAnsi="Courier New" w:hint="default"/>
+        <w:sz w:val="20"/>
+      </w:rPr>
+    </w:lvl>
+    <w:lvl w:ilvl="2" w:tentative="1">
+      <w:start w:val="1"/>
+      <w:numFmt w:val="bullet"/>
+      <w:lvlText w:val=""/>
+      <w:lvlJc w:val="left"/>
+      <w:pPr>
+        <w:tabs>
+          <w:tab w:val="num" w:pos="2160"/>
+        </w:tabs>
+        <w:ind w:left="2160" w:hanging="360"/>
+      </w:pPr>
+      <w:rPr>
+        <w:rFonts w:ascii="Wingdings" w:hAnsi="Wingdings" w:hint="default"/>
+        <w:sz w:val="20"/>
+      </w:rPr>
+    </w:lvl>
+    <w:lvl w:ilvl="3" w:tentative="1">
+      <w:start w:val="1"/>
+      <w:numFmt w:val="bullet"/>
+      <w:lvlText w:val=""/>
+      <w:lvlJc w:val="left"/>
+      <w:pPr>
+        <w:tabs>
+          <w:tab w:val="num" w:pos="2880"/>
+        </w:tabs>
+        <w:ind w:left="2880" w:hanging="360"/>
+      </w:pPr>
+      <w:rPr>
+        <w:rFonts w:ascii="Wingdings" w:hAnsi="Wingdings" w:hint="default"/>
+        <w:sz w:val="20"/>
+      </w:rPr>
+    </w:lvl>
+    <w:lvl w:ilvl="4" w:tentative="1">
+      <w:start w:val="1"/>
+      <w:numFmt w:val="bullet"/>
+      <w:lvlText w:val=""/>
+      <w:lvlJc w:val="left"/>
+      <w:pPr>
+        <w:tabs>
+          <w:tab w:val="num" w:pos="3600"/>
+        </w:tabs>
+        <w:ind w:left="3600" w:hanging="360"/>
+      </w:pPr>
+      <w:rPr>
+        <w:rFonts w:ascii="Wingdings" w:hAnsi="Wingdings" w:hint="default"/>
+        <w:sz w:val="20"/>
+      </w:rPr>
+    </w:lvl>
+    <w:lvl w:ilvl="5" w:tentative="1">
+      <w:start w:val="1"/>
+      <w:numFmt w:val="bullet"/>
+      <w:lvlText w:val=""/>
+      <w:lvlJc w:val="left"/>
+      <w:pPr>
+        <w:tabs>
+          <w:tab w:val="num" w:pos="4320"/>
+        </w:tabs>
+        <w:ind w:left="4320" w:hanging="360"/>
+      </w:pPr>
+      <w:rPr>
+        <w:rFonts w:ascii="Wingdings" w:hAnsi="Wingdings" w:hint="default"/>
+        <w:sz w:val="20"/>
+      </w:rPr>
+    </w:lvl>
+    <w:lvl w:ilvl="6" w:tentative="1">
+      <w:start w:val="1"/>
+      <w:numFmt w:val="bullet"/>
+      <w:lvlText w:val=""/>
+      <w:lvlJc w:val="left"/>
+      <w:pPr>
+        <w:tabs>
+          <w:tab w:val="num" w:pos="5040"/>
+        </w:tabs>
+        <w:ind w:left="5040" w:hanging="360"/>
+      </w:pPr>
+      <w:rPr>
+        <w:rFonts w:ascii="Wingdings" w:hAnsi="Wingdings" w:hint="default"/>
+        <w:sz w:val="20"/>
+      </w:rPr>
+    </w:lvl>
+    <w:lvl w:ilvl="7" w:tentative="1">
+      <w:start w:val="1"/>
+      <w:numFmt w:val="bullet"/>
+      <w:lvlText w:val=""/>
+      <w:lvlJc w:val="left"/>
+      <w:pPr>
+        <w:tabs>
+          <w:tab w:val="num" w:pos="5760"/>
+        </w:tabs>
+        <w:ind w:left="5760" w:hanging="360"/>
+      </w:pPr>
+      <w:rPr>
+        <w:rFonts w:ascii="Wingdings" w:hAnsi="Wingdings" w:hint="default"/>
+        <w:sz w:val="20"/>
+      </w:rPr>
+    </w:lvl>
+    <w:lvl w:ilvl="8" w:tentative="1">
+      <w:start w:val="1"/>
+      <w:numFmt w:val="bullet"/>
+      <w:lvlText w:val=""/>
+      <w:lvlJc w:val="left"/>
+      <w:pPr>
+        <w:tabs>
+          <w:tab w:val="num" w:pos="6480"/>
+        </w:tabs>
+        <w:ind w:left="6480" w:hanging="360"/>
+      </w:pPr>
+      <w:rPr>
+        <w:rFonts w:ascii="Wingdings" w:hAnsi="Wingdings" w:hint="default"/>
+        <w:sz w:val="20"/>
+      </w:rPr>
+    </w:lvl>
+  </w:abstractNum>
+  <w:abstractNum w:abstractNumId="15" w15:restartNumberingAfterBreak="0">
     <w:nsid w:val="788B5A40"/>
     <w:multiLevelType w:val="hybridMultilevel"/>
     <w:tmpl w:val="AF863A48"/>
@@ -13634,7 +14696,7 @@
       </w:rPr>
     </w:lvl>
   </w:abstractNum>
-  <w:abstractNum w:abstractNumId="12" w15:restartNumberingAfterBreak="0">
+  <w:abstractNum w:abstractNumId="16" w15:restartNumberingAfterBreak="0">
     <w:nsid w:val="7BED318B"/>
     <w:multiLevelType w:val="hybridMultilevel"/>
     <w:tmpl w:val="A0348D0A"/>
@@ -13747,7 +14809,7 @@
       </w:rPr>
     </w:lvl>
   </w:abstractNum>
-  <w:abstractNum w:abstractNumId="13" w15:restartNumberingAfterBreak="0">
+  <w:abstractNum w:abstractNumId="17" w15:restartNumberingAfterBreak="0">
     <w:nsid w:val="7BFE0735"/>
     <w:multiLevelType w:val="hybridMultilevel"/>
     <w:tmpl w:val="3436658C"/>
@@ -13834,46 +14896,58 @@
     </w:lvl>
   </w:abstractNum>
   <w:num w:numId="1" w16cid:durableId="961498103">
+    <w:abstractNumId w:val="5"/>
+  </w:num>
+  <w:num w:numId="2" w16cid:durableId="833029370">
+    <w:abstractNumId w:val="13"/>
+  </w:num>
+  <w:num w:numId="3" w16cid:durableId="1528835335">
+    <w:abstractNumId w:val="1"/>
+  </w:num>
+  <w:num w:numId="4" w16cid:durableId="26608636">
+    <w:abstractNumId w:val="9"/>
+  </w:num>
+  <w:num w:numId="5" w16cid:durableId="1895846073">
+    <w:abstractNumId w:val="3"/>
+  </w:num>
+  <w:num w:numId="6" w16cid:durableId="1105349569">
+    <w:abstractNumId w:val="10"/>
+  </w:num>
+  <w:num w:numId="7" w16cid:durableId="7803164">
+    <w:abstractNumId w:val="15"/>
+  </w:num>
+  <w:num w:numId="8" w16cid:durableId="260652811">
+    <w:abstractNumId w:val="8"/>
+  </w:num>
+  <w:num w:numId="9" w16cid:durableId="52197139">
+    <w:abstractNumId w:val="16"/>
+  </w:num>
+  <w:num w:numId="10" w16cid:durableId="1952668062">
+    <w:abstractNumId w:val="2"/>
+  </w:num>
+  <w:num w:numId="11" w16cid:durableId="143862161">
+    <w:abstractNumId w:val="6"/>
+  </w:num>
+  <w:num w:numId="12" w16cid:durableId="1996445584">
+    <w:abstractNumId w:val="17"/>
+  </w:num>
+  <w:num w:numId="13" w16cid:durableId="380132478">
     <w:abstractNumId w:val="4"/>
   </w:num>
-  <w:num w:numId="2" w16cid:durableId="833029370">
-    <w:abstractNumId w:val="10"/>
+  <w:num w:numId="14" w16cid:durableId="289632175">
+    <w:abstractNumId w:val="11"/>
   </w:num>
-  <w:num w:numId="3" w16cid:durableId="1528835335">
+  <w:num w:numId="15" w16cid:durableId="73826105">
     <w:abstractNumId w:val="0"/>
   </w:num>
-  <w:num w:numId="4" w16cid:durableId="26608636">
+  <w:num w:numId="16" w16cid:durableId="234973912">
+    <w:abstractNumId w:val="14"/>
+  </w:num>
+  <w:num w:numId="17" w16cid:durableId="1497644168">
     <w:abstractNumId w:val="7"/>
   </w:num>
-  <w:num w:numId="5" w16cid:durableId="1895846073">
-    <w:abstractNumId w:val="2"/>
-  </w:num>
-  <w:num w:numId="6" w16cid:durableId="1105349569">
-    <w:abstractNumId w:val="8"/>
-  </w:num>
-  <w:num w:numId="7" w16cid:durableId="7803164">
-    <w:abstractNumId w:val="11"/>
-  </w:num>
-  <w:num w:numId="8" w16cid:durableId="260652811">
-    <w:abstractNumId w:val="6"/>
-  </w:num>
-  <w:num w:numId="9" w16cid:durableId="52197139">
+  <w:num w:numId="18" w16cid:durableId="213666019">
     <w:abstractNumId w:val="12"/>
-  </w:num>
-  <w:num w:numId="10" w16cid:durableId="1952668062">
-    <w:abstractNumId w:val="1"/>
-  </w:num>
-  <w:num w:numId="11" w16cid:durableId="143862161">
-    <w:abstractNumId w:val="5"/>
-  </w:num>
-  <w:num w:numId="12" w16cid:durableId="1996445584">
-    <w:abstractNumId w:val="13"/>
-  </w:num>
-  <w:num w:numId="13" w16cid:durableId="380132478">
-    <w:abstractNumId w:val="3"/>
-  </w:num>
-  <w:num w:numId="14" w16cid:durableId="289632175">
-    <w:abstractNumId w:val="9"/>
   </w:num>
 </w:numbering>
 </file>
@@ -14488,7 +15562,6 @@
   <w:style w:type="character" w:default="1" w:styleId="Bekezdsalapbettpusa">
     <w:name w:val="Default Paragraph Font"/>
     <w:uiPriority w:val="1"/>
-    <w:semiHidden/>
     <w:unhideWhenUsed/>
   </w:style>
   <w:style w:type="table" w:default="1" w:styleId="Normltblzat">
